--- a/lab1/report.docx
+++ b/lab1/report.docx
@@ -2894,25 +2894,2295 @@
         <w:pStyle w:val="af5"/>
       </w:pPr>
       <w:r>
-        <w:t>Реализация содержит 2</w:t>
-      </w:r>
-      <w:r>
-        <w:t>2</w:t>
-      </w:r>
-      <w:r>
-        <w:t xml:space="preserve"> унарны</w:t>
-      </w:r>
-      <w:r>
-        <w:t>х</w:t>
-      </w:r>
-      <w:r>
-        <w:t xml:space="preserve"> факт</w:t>
-      </w:r>
-      <w:r>
-        <w:t>а</w:t>
-      </w:r>
-      <w:r>
-        <w:t>, 18 бинарных фактов и 7 правил.</w:t>
+        <w:t>Реализация содержит 21 унарный факт, 20 бинарных фактов и 7 правил.</w:t>
+      </w:r>
+    </w:p>
+    <w:p>
+      <w:pPr>
+        <w:pStyle w:val="HTML"/>
+        <w:shd w:val="clear" w:color="auto" w:fill="282C34"/>
+        <w:rPr>
+          <w:color w:val="BBBBBB"/>
+          <w:lang w:val="en-US"/>
+        </w:rPr>
+      </w:pPr>
+      <w:r>
+        <w:rPr>
+          <w:color w:val="5C6370"/>
+          <w:lang w:val="en-US"/>
+        </w:rPr>
+        <w:t>% =========================</w:t>
+      </w:r>
+      <w:r>
+        <w:rPr>
+          <w:color w:val="5C6370"/>
+          <w:lang w:val="en-US"/>
+        </w:rPr>
+        <w:br/>
+        <w:t>% Mob properties</w:t>
+      </w:r>
+      <w:r>
+        <w:rPr>
+          <w:color w:val="5C6370"/>
+          <w:lang w:val="en-US"/>
+        </w:rPr>
+        <w:br/>
+        <w:t>% =========================</w:t>
+      </w:r>
+      <w:r>
+        <w:rPr>
+          <w:color w:val="5C6370"/>
+          <w:lang w:val="en-US"/>
+        </w:rPr>
+        <w:br/>
+      </w:r>
+      <w:r>
+        <w:rPr>
+          <w:color w:val="5C6370"/>
+          <w:lang w:val="en-US"/>
+        </w:rPr>
+        <w:br/>
+      </w:r>
+      <w:r>
+        <w:rPr>
+          <w:color w:val="BBBBBB"/>
+          <w:lang w:val="en-US"/>
+        </w:rPr>
+        <w:t>passive(sheep).</w:t>
+      </w:r>
+      <w:r>
+        <w:rPr>
+          <w:color w:val="BBBBBB"/>
+          <w:lang w:val="en-US"/>
+        </w:rPr>
+        <w:br/>
+        <w:t>passive(pig).</w:t>
+      </w:r>
+      <w:r>
+        <w:rPr>
+          <w:color w:val="BBBBBB"/>
+          <w:lang w:val="en-US"/>
+        </w:rPr>
+        <w:br/>
+        <w:t>passive(chicken).</w:t>
+      </w:r>
+      <w:r>
+        <w:rPr>
+          <w:color w:val="BBBBBB"/>
+          <w:lang w:val="en-US"/>
+        </w:rPr>
+        <w:br/>
+        <w:t>passive(villager).</w:t>
+      </w:r>
+      <w:r>
+        <w:rPr>
+          <w:color w:val="BBBBBB"/>
+          <w:lang w:val="en-US"/>
+        </w:rPr>
+        <w:br/>
+      </w:r>
+      <w:r>
+        <w:rPr>
+          <w:color w:val="BBBBBB"/>
+          <w:lang w:val="en-US"/>
+        </w:rPr>
+        <w:br/>
+        <w:t>aggressive(zombie).</w:t>
+      </w:r>
+      <w:r>
+        <w:rPr>
+          <w:color w:val="BBBBBB"/>
+          <w:lang w:val="en-US"/>
+        </w:rPr>
+        <w:br/>
+        <w:t>aggressive(skeleton).</w:t>
+      </w:r>
+      <w:r>
+        <w:rPr>
+          <w:color w:val="BBBBBB"/>
+          <w:lang w:val="en-US"/>
+        </w:rPr>
+        <w:br/>
+      </w:r>
+      <w:r>
+        <w:rPr>
+          <w:color w:val="BBBBBB"/>
+          <w:lang w:val="en-US"/>
+        </w:rPr>
+        <w:br/>
+        <w:t>neutral(</w:t>
+      </w:r>
+      <w:proofErr w:type="spellStart"/>
+      <w:r>
+        <w:rPr>
+          <w:color w:val="BBBBBB"/>
+          <w:lang w:val="en-US"/>
+        </w:rPr>
+        <w:t>zombie_piglin</w:t>
+      </w:r>
+      <w:proofErr w:type="spellEnd"/>
+      <w:r>
+        <w:rPr>
+          <w:color w:val="BBBBBB"/>
+          <w:lang w:val="en-US"/>
+        </w:rPr>
+        <w:t>).</w:t>
+      </w:r>
+      <w:r>
+        <w:rPr>
+          <w:color w:val="BBBBBB"/>
+          <w:lang w:val="en-US"/>
+        </w:rPr>
+        <w:br/>
+      </w:r>
+      <w:r>
+        <w:rPr>
+          <w:color w:val="BBBBBB"/>
+          <w:lang w:val="en-US"/>
+        </w:rPr>
+        <w:br/>
+      </w:r>
+      <w:r>
+        <w:rPr>
+          <w:color w:val="BBBBBB"/>
+          <w:lang w:val="en-US"/>
+        </w:rPr>
+        <w:br/>
+      </w:r>
+      <w:r>
+        <w:rPr>
+          <w:color w:val="5C6370"/>
+          <w:lang w:val="en-US"/>
+        </w:rPr>
+        <w:t>% =========================</w:t>
+      </w:r>
+      <w:r>
+        <w:rPr>
+          <w:color w:val="5C6370"/>
+          <w:lang w:val="en-US"/>
+        </w:rPr>
+        <w:br/>
+        <w:t>% Item properties</w:t>
+      </w:r>
+      <w:r>
+        <w:rPr>
+          <w:color w:val="5C6370"/>
+          <w:lang w:val="en-US"/>
+        </w:rPr>
+        <w:br/>
+        <w:t>% =========================</w:t>
+      </w:r>
+      <w:r>
+        <w:rPr>
+          <w:color w:val="5C6370"/>
+          <w:lang w:val="en-US"/>
+        </w:rPr>
+        <w:br/>
+      </w:r>
+      <w:r>
+        <w:rPr>
+          <w:color w:val="5C6370"/>
+          <w:lang w:val="en-US"/>
+        </w:rPr>
+        <w:br/>
+      </w:r>
+      <w:r>
+        <w:rPr>
+          <w:color w:val="BBBBBB"/>
+          <w:lang w:val="en-US"/>
+        </w:rPr>
+        <w:t>crafted(</w:t>
+      </w:r>
+      <w:proofErr w:type="spellStart"/>
+      <w:r>
+        <w:rPr>
+          <w:color w:val="BBBBBB"/>
+          <w:lang w:val="en-US"/>
+        </w:rPr>
+        <w:t>iron_sword</w:t>
+      </w:r>
+      <w:proofErr w:type="spellEnd"/>
+      <w:r>
+        <w:rPr>
+          <w:color w:val="BBBBBB"/>
+          <w:lang w:val="en-US"/>
+        </w:rPr>
+        <w:t>).</w:t>
+      </w:r>
+      <w:r>
+        <w:rPr>
+          <w:color w:val="BBBBBB"/>
+          <w:lang w:val="en-US"/>
+        </w:rPr>
+        <w:br/>
+        <w:t>crafted(</w:t>
+      </w:r>
+      <w:proofErr w:type="spellStart"/>
+      <w:r>
+        <w:rPr>
+          <w:color w:val="BBBBBB"/>
+          <w:lang w:val="en-US"/>
+        </w:rPr>
+        <w:t>golden_helmet</w:t>
+      </w:r>
+      <w:proofErr w:type="spellEnd"/>
+      <w:r>
+        <w:rPr>
+          <w:color w:val="BBBBBB"/>
+          <w:lang w:val="en-US"/>
+        </w:rPr>
+        <w:t>).</w:t>
+      </w:r>
+      <w:r>
+        <w:rPr>
+          <w:color w:val="BBBBBB"/>
+          <w:lang w:val="en-US"/>
+        </w:rPr>
+        <w:br/>
+        <w:t>crafted(stick).</w:t>
+      </w:r>
+      <w:r>
+        <w:rPr>
+          <w:color w:val="BBBBBB"/>
+          <w:lang w:val="en-US"/>
+        </w:rPr>
+        <w:br/>
+      </w:r>
+      <w:r>
+        <w:rPr>
+          <w:color w:val="BBBBBB"/>
+          <w:lang w:val="en-US"/>
+        </w:rPr>
+        <w:br/>
+        <w:t>dropped(carrot).</w:t>
+      </w:r>
+      <w:r>
+        <w:rPr>
+          <w:color w:val="BBBBBB"/>
+          <w:lang w:val="en-US"/>
+        </w:rPr>
+        <w:br/>
+        <w:t>dropped(</w:t>
+      </w:r>
+      <w:proofErr w:type="spellStart"/>
+      <w:r>
+        <w:rPr>
+          <w:color w:val="BBBBBB"/>
+          <w:lang w:val="en-US"/>
+        </w:rPr>
+        <w:t>rotten_flesh</w:t>
+      </w:r>
+      <w:proofErr w:type="spellEnd"/>
+      <w:r>
+        <w:rPr>
+          <w:color w:val="BBBBBB"/>
+          <w:lang w:val="en-US"/>
+        </w:rPr>
+        <w:t>).</w:t>
+      </w:r>
+      <w:r>
+        <w:rPr>
+          <w:color w:val="BBBBBB"/>
+          <w:lang w:val="en-US"/>
+        </w:rPr>
+        <w:br/>
+        <w:t>dropped(</w:t>
+      </w:r>
+      <w:proofErr w:type="spellStart"/>
+      <w:r>
+        <w:rPr>
+          <w:color w:val="BBBBBB"/>
+          <w:lang w:val="en-US"/>
+        </w:rPr>
+        <w:t>golden_helmet</w:t>
+      </w:r>
+      <w:proofErr w:type="spellEnd"/>
+      <w:r>
+        <w:rPr>
+          <w:color w:val="BBBBBB"/>
+          <w:lang w:val="en-US"/>
+        </w:rPr>
+        <w:t>).</w:t>
+      </w:r>
+      <w:r>
+        <w:rPr>
+          <w:color w:val="BBBBBB"/>
+          <w:lang w:val="en-US"/>
+        </w:rPr>
+        <w:br/>
+        <w:t>dropped(</w:t>
+      </w:r>
+      <w:proofErr w:type="spellStart"/>
+      <w:r>
+        <w:rPr>
+          <w:color w:val="BBBBBB"/>
+          <w:lang w:val="en-US"/>
+        </w:rPr>
+        <w:t>raw_chicken</w:t>
+      </w:r>
+      <w:proofErr w:type="spellEnd"/>
+      <w:r>
+        <w:rPr>
+          <w:color w:val="BBBBBB"/>
+          <w:lang w:val="en-US"/>
+        </w:rPr>
+        <w:t>).</w:t>
+      </w:r>
+      <w:r>
+        <w:rPr>
+          <w:color w:val="BBBBBB"/>
+          <w:lang w:val="en-US"/>
+        </w:rPr>
+        <w:br/>
+        <w:t>dropped(</w:t>
+      </w:r>
+      <w:proofErr w:type="spellStart"/>
+      <w:r>
+        <w:rPr>
+          <w:color w:val="BBBBBB"/>
+          <w:lang w:val="en-US"/>
+        </w:rPr>
+        <w:t>raw_porkchop</w:t>
+      </w:r>
+      <w:proofErr w:type="spellEnd"/>
+      <w:r>
+        <w:rPr>
+          <w:color w:val="BBBBBB"/>
+          <w:lang w:val="en-US"/>
+        </w:rPr>
+        <w:t>).</w:t>
+      </w:r>
+      <w:r>
+        <w:rPr>
+          <w:color w:val="BBBBBB"/>
+          <w:lang w:val="en-US"/>
+        </w:rPr>
+        <w:br/>
+      </w:r>
+      <w:r>
+        <w:rPr>
+          <w:color w:val="BBBBBB"/>
+          <w:lang w:val="en-US"/>
+        </w:rPr>
+        <w:lastRenderedPageBreak/>
+        <w:t>dropped(</w:t>
+      </w:r>
+      <w:proofErr w:type="spellStart"/>
+      <w:r>
+        <w:rPr>
+          <w:color w:val="BBBBBB"/>
+          <w:lang w:val="en-US"/>
+        </w:rPr>
+        <w:t>raw_mutton</w:t>
+      </w:r>
+      <w:proofErr w:type="spellEnd"/>
+      <w:r>
+        <w:rPr>
+          <w:color w:val="BBBBBB"/>
+          <w:lang w:val="en-US"/>
+        </w:rPr>
+        <w:t>).</w:t>
+      </w:r>
+      <w:r>
+        <w:rPr>
+          <w:color w:val="BBBBBB"/>
+          <w:lang w:val="en-US"/>
+        </w:rPr>
+        <w:br/>
+        <w:t>dropped(</w:t>
+      </w:r>
+      <w:proofErr w:type="spellStart"/>
+      <w:r>
+        <w:rPr>
+          <w:color w:val="BBBBBB"/>
+          <w:lang w:val="en-US"/>
+        </w:rPr>
+        <w:t>white_wool</w:t>
+      </w:r>
+      <w:proofErr w:type="spellEnd"/>
+      <w:r>
+        <w:rPr>
+          <w:color w:val="BBBBBB"/>
+          <w:lang w:val="en-US"/>
+        </w:rPr>
+        <w:t>).</w:t>
+      </w:r>
+      <w:r>
+        <w:rPr>
+          <w:color w:val="BBBBBB"/>
+          <w:lang w:val="en-US"/>
+        </w:rPr>
+        <w:br/>
+      </w:r>
+      <w:r>
+        <w:rPr>
+          <w:color w:val="BBBBBB"/>
+          <w:lang w:val="en-US"/>
+        </w:rPr>
+        <w:br/>
+      </w:r>
+      <w:proofErr w:type="spellStart"/>
+      <w:r>
+        <w:rPr>
+          <w:color w:val="BBBBBB"/>
+          <w:lang w:val="en-US"/>
+        </w:rPr>
+        <w:t>is_block</w:t>
+      </w:r>
+      <w:proofErr w:type="spellEnd"/>
+      <w:r>
+        <w:rPr>
+          <w:color w:val="BBBBBB"/>
+          <w:lang w:val="en-US"/>
+        </w:rPr>
+        <w:t>(</w:t>
+      </w:r>
+      <w:proofErr w:type="spellStart"/>
+      <w:r>
+        <w:rPr>
+          <w:color w:val="BBBBBB"/>
+          <w:lang w:val="en-US"/>
+        </w:rPr>
+        <w:t>white_wool</w:t>
+      </w:r>
+      <w:proofErr w:type="spellEnd"/>
+      <w:r>
+        <w:rPr>
+          <w:color w:val="BBBBBB"/>
+          <w:lang w:val="en-US"/>
+        </w:rPr>
+        <w:t>).</w:t>
+      </w:r>
+      <w:r>
+        <w:rPr>
+          <w:color w:val="BBBBBB"/>
+          <w:lang w:val="en-US"/>
+        </w:rPr>
+        <w:br/>
+      </w:r>
+      <w:proofErr w:type="spellStart"/>
+      <w:r>
+        <w:rPr>
+          <w:color w:val="BBBBBB"/>
+          <w:lang w:val="en-US"/>
+        </w:rPr>
+        <w:t>is_weapon</w:t>
+      </w:r>
+      <w:proofErr w:type="spellEnd"/>
+      <w:r>
+        <w:rPr>
+          <w:color w:val="BBBBBB"/>
+          <w:lang w:val="en-US"/>
+        </w:rPr>
+        <w:t>(</w:t>
+      </w:r>
+      <w:proofErr w:type="spellStart"/>
+      <w:r>
+        <w:rPr>
+          <w:color w:val="BBBBBB"/>
+          <w:lang w:val="en-US"/>
+        </w:rPr>
+        <w:t>iron_sword</w:t>
+      </w:r>
+      <w:proofErr w:type="spellEnd"/>
+      <w:r>
+        <w:rPr>
+          <w:color w:val="BBBBBB"/>
+          <w:lang w:val="en-US"/>
+        </w:rPr>
+        <w:t>).</w:t>
+      </w:r>
+      <w:r>
+        <w:rPr>
+          <w:color w:val="BBBBBB"/>
+          <w:lang w:val="en-US"/>
+        </w:rPr>
+        <w:br/>
+      </w:r>
+      <w:proofErr w:type="spellStart"/>
+      <w:r>
+        <w:rPr>
+          <w:color w:val="BBBBBB"/>
+          <w:lang w:val="en-US"/>
+        </w:rPr>
+        <w:t>is_armor</w:t>
+      </w:r>
+      <w:proofErr w:type="spellEnd"/>
+      <w:r>
+        <w:rPr>
+          <w:color w:val="BBBBBB"/>
+          <w:lang w:val="en-US"/>
+        </w:rPr>
+        <w:t>(</w:t>
+      </w:r>
+      <w:proofErr w:type="spellStart"/>
+      <w:r>
+        <w:rPr>
+          <w:color w:val="BBBBBB"/>
+          <w:lang w:val="en-US"/>
+        </w:rPr>
+        <w:t>golden_helmet</w:t>
+      </w:r>
+      <w:proofErr w:type="spellEnd"/>
+      <w:r>
+        <w:rPr>
+          <w:color w:val="BBBBBB"/>
+          <w:lang w:val="en-US"/>
+        </w:rPr>
+        <w:t>).</w:t>
+      </w:r>
+      <w:r>
+        <w:rPr>
+          <w:color w:val="BBBBBB"/>
+          <w:lang w:val="en-US"/>
+        </w:rPr>
+        <w:br/>
+      </w:r>
+      <w:proofErr w:type="spellStart"/>
+      <w:r>
+        <w:rPr>
+          <w:color w:val="BBBBBB"/>
+          <w:lang w:val="en-US"/>
+        </w:rPr>
+        <w:t>is_material</w:t>
+      </w:r>
+      <w:proofErr w:type="spellEnd"/>
+      <w:r>
+        <w:rPr>
+          <w:color w:val="BBBBBB"/>
+          <w:lang w:val="en-US"/>
+        </w:rPr>
+        <w:t>(stick).</w:t>
+      </w:r>
+      <w:r>
+        <w:rPr>
+          <w:color w:val="BBBBBB"/>
+          <w:lang w:val="en-US"/>
+        </w:rPr>
+        <w:br/>
+      </w:r>
+      <w:r>
+        <w:rPr>
+          <w:color w:val="BBBBBB"/>
+          <w:lang w:val="en-US"/>
+        </w:rPr>
+        <w:br/>
+      </w:r>
+      <w:r>
+        <w:rPr>
+          <w:color w:val="5C6370"/>
+          <w:lang w:val="en-US"/>
+        </w:rPr>
+        <w:t>% Item stack size</w:t>
+      </w:r>
+      <w:r>
+        <w:rPr>
+          <w:color w:val="5C6370"/>
+          <w:lang w:val="en-US"/>
+        </w:rPr>
+        <w:br/>
+      </w:r>
+      <w:proofErr w:type="spellStart"/>
+      <w:r>
+        <w:rPr>
+          <w:color w:val="BBBBBB"/>
+          <w:lang w:val="en-US"/>
+        </w:rPr>
+        <w:t>stack_size</w:t>
+      </w:r>
+      <w:proofErr w:type="spellEnd"/>
+      <w:r>
+        <w:rPr>
+          <w:color w:val="BBBBBB"/>
+          <w:lang w:val="en-US"/>
+        </w:rPr>
+        <w:t>(</w:t>
+      </w:r>
+      <w:proofErr w:type="spellStart"/>
+      <w:r>
+        <w:rPr>
+          <w:color w:val="BBBBBB"/>
+          <w:lang w:val="en-US"/>
+        </w:rPr>
+        <w:t>iron_sword</w:t>
+      </w:r>
+      <w:proofErr w:type="spellEnd"/>
+      <w:r>
+        <w:rPr>
+          <w:color w:val="BBBBBB"/>
+          <w:lang w:val="en-US"/>
+        </w:rPr>
+        <w:t xml:space="preserve">, </w:t>
+      </w:r>
+      <w:r>
+        <w:rPr>
+          <w:color w:val="D19A66"/>
+          <w:lang w:val="en-US"/>
+        </w:rPr>
+        <w:t>1</w:t>
+      </w:r>
+      <w:r>
+        <w:rPr>
+          <w:color w:val="BBBBBB"/>
+          <w:lang w:val="en-US"/>
+        </w:rPr>
+        <w:t>).</w:t>
+      </w:r>
+      <w:r>
+        <w:rPr>
+          <w:color w:val="BBBBBB"/>
+          <w:lang w:val="en-US"/>
+        </w:rPr>
+        <w:br/>
+      </w:r>
+      <w:proofErr w:type="spellStart"/>
+      <w:r>
+        <w:rPr>
+          <w:color w:val="BBBBBB"/>
+          <w:lang w:val="en-US"/>
+        </w:rPr>
+        <w:t>stack_size</w:t>
+      </w:r>
+      <w:proofErr w:type="spellEnd"/>
+      <w:r>
+        <w:rPr>
+          <w:color w:val="BBBBBB"/>
+          <w:lang w:val="en-US"/>
+        </w:rPr>
+        <w:t xml:space="preserve">(carrot, </w:t>
+      </w:r>
+      <w:r>
+        <w:rPr>
+          <w:color w:val="D19A66"/>
+          <w:lang w:val="en-US"/>
+        </w:rPr>
+        <w:t>64</w:t>
+      </w:r>
+      <w:r>
+        <w:rPr>
+          <w:color w:val="BBBBBB"/>
+          <w:lang w:val="en-US"/>
+        </w:rPr>
+        <w:t>).</w:t>
+      </w:r>
+      <w:r>
+        <w:rPr>
+          <w:color w:val="BBBBBB"/>
+          <w:lang w:val="en-US"/>
+        </w:rPr>
+        <w:br/>
+      </w:r>
+      <w:proofErr w:type="spellStart"/>
+      <w:r>
+        <w:rPr>
+          <w:color w:val="BBBBBB"/>
+          <w:lang w:val="en-US"/>
+        </w:rPr>
+        <w:t>stack_size</w:t>
+      </w:r>
+      <w:proofErr w:type="spellEnd"/>
+      <w:r>
+        <w:rPr>
+          <w:color w:val="BBBBBB"/>
+          <w:lang w:val="en-US"/>
+        </w:rPr>
+        <w:t>(</w:t>
+      </w:r>
+      <w:proofErr w:type="spellStart"/>
+      <w:r>
+        <w:rPr>
+          <w:color w:val="BBBBBB"/>
+          <w:lang w:val="en-US"/>
+        </w:rPr>
+        <w:t>white_wool</w:t>
+      </w:r>
+      <w:proofErr w:type="spellEnd"/>
+      <w:r>
+        <w:rPr>
+          <w:color w:val="BBBBBB"/>
+          <w:lang w:val="en-US"/>
+        </w:rPr>
+        <w:t xml:space="preserve">, </w:t>
+      </w:r>
+      <w:r>
+        <w:rPr>
+          <w:color w:val="D19A66"/>
+          <w:lang w:val="en-US"/>
+        </w:rPr>
+        <w:t>64</w:t>
+      </w:r>
+      <w:r>
+        <w:rPr>
+          <w:color w:val="BBBBBB"/>
+          <w:lang w:val="en-US"/>
+        </w:rPr>
+        <w:t>).</w:t>
+      </w:r>
+      <w:r>
+        <w:rPr>
+          <w:color w:val="BBBBBB"/>
+          <w:lang w:val="en-US"/>
+        </w:rPr>
+        <w:br/>
+      </w:r>
+      <w:r>
+        <w:rPr>
+          <w:color w:val="BBBBBB"/>
+          <w:lang w:val="en-US"/>
+        </w:rPr>
+        <w:br/>
+      </w:r>
+      <w:r>
+        <w:rPr>
+          <w:color w:val="BBBBBB"/>
+          <w:lang w:val="en-US"/>
+        </w:rPr>
+        <w:br/>
+      </w:r>
+      <w:r>
+        <w:rPr>
+          <w:color w:val="5C6370"/>
+          <w:lang w:val="en-US"/>
+        </w:rPr>
+        <w:t>% =========================</w:t>
+      </w:r>
+      <w:r>
+        <w:rPr>
+          <w:color w:val="5C6370"/>
+          <w:lang w:val="en-US"/>
+        </w:rPr>
+        <w:br/>
+        <w:t>% Relations</w:t>
+      </w:r>
+      <w:r>
+        <w:rPr>
+          <w:color w:val="5C6370"/>
+          <w:lang w:val="en-US"/>
+        </w:rPr>
+        <w:br/>
+        <w:t>% =========================</w:t>
+      </w:r>
+      <w:r>
+        <w:rPr>
+          <w:color w:val="5C6370"/>
+          <w:lang w:val="en-US"/>
+        </w:rPr>
+        <w:br/>
+      </w:r>
+      <w:r>
+        <w:rPr>
+          <w:color w:val="5C6370"/>
+          <w:lang w:val="en-US"/>
+        </w:rPr>
+        <w:br/>
+        <w:t>% Mob drops item</w:t>
+      </w:r>
+      <w:r>
+        <w:rPr>
+          <w:color w:val="5C6370"/>
+          <w:lang w:val="en-US"/>
+        </w:rPr>
+        <w:br/>
+      </w:r>
+      <w:r>
+        <w:rPr>
+          <w:color w:val="BBBBBB"/>
+          <w:lang w:val="en-US"/>
+        </w:rPr>
+        <w:t xml:space="preserve">drops(sheep, </w:t>
+      </w:r>
+      <w:proofErr w:type="spellStart"/>
+      <w:r>
+        <w:rPr>
+          <w:color w:val="BBBBBB"/>
+          <w:lang w:val="en-US"/>
+        </w:rPr>
+        <w:t>raw_mutton</w:t>
+      </w:r>
+      <w:proofErr w:type="spellEnd"/>
+      <w:r>
+        <w:rPr>
+          <w:color w:val="BBBBBB"/>
+          <w:lang w:val="en-US"/>
+        </w:rPr>
+        <w:t>).</w:t>
+      </w:r>
+      <w:r>
+        <w:rPr>
+          <w:color w:val="BBBBBB"/>
+          <w:lang w:val="en-US"/>
+        </w:rPr>
+        <w:br/>
+        <w:t xml:space="preserve">drops(sheep, </w:t>
+      </w:r>
+      <w:proofErr w:type="spellStart"/>
+      <w:r>
+        <w:rPr>
+          <w:color w:val="BBBBBB"/>
+          <w:lang w:val="en-US"/>
+        </w:rPr>
+        <w:t>white_wool</w:t>
+      </w:r>
+      <w:proofErr w:type="spellEnd"/>
+      <w:r>
+        <w:rPr>
+          <w:color w:val="BBBBBB"/>
+          <w:lang w:val="en-US"/>
+        </w:rPr>
+        <w:t>).</w:t>
+      </w:r>
+      <w:r>
+        <w:rPr>
+          <w:color w:val="BBBBBB"/>
+          <w:lang w:val="en-US"/>
+        </w:rPr>
+        <w:br/>
+        <w:t xml:space="preserve">drops(chicken, </w:t>
+      </w:r>
+      <w:proofErr w:type="spellStart"/>
+      <w:r>
+        <w:rPr>
+          <w:color w:val="BBBBBB"/>
+          <w:lang w:val="en-US"/>
+        </w:rPr>
+        <w:t>raw_chicken</w:t>
+      </w:r>
+      <w:proofErr w:type="spellEnd"/>
+      <w:r>
+        <w:rPr>
+          <w:color w:val="BBBBBB"/>
+          <w:lang w:val="en-US"/>
+        </w:rPr>
+        <w:t>).</w:t>
+      </w:r>
+      <w:r>
+        <w:rPr>
+          <w:color w:val="BBBBBB"/>
+          <w:lang w:val="en-US"/>
+        </w:rPr>
+        <w:br/>
+      </w:r>
+      <w:r>
+        <w:rPr>
+          <w:color w:val="BBBBBB"/>
+          <w:lang w:val="en-US"/>
+        </w:rPr>
+        <w:br/>
+      </w:r>
+      <w:r>
+        <w:rPr>
+          <w:color w:val="5C6370"/>
+          <w:lang w:val="en-US"/>
+        </w:rPr>
+        <w:t>% Mob spawns in biome</w:t>
+      </w:r>
+      <w:r>
+        <w:rPr>
+          <w:color w:val="5C6370"/>
+          <w:lang w:val="en-US"/>
+        </w:rPr>
+        <w:br/>
+      </w:r>
+      <w:r>
+        <w:rPr>
+          <w:color w:val="BBBBBB"/>
+          <w:lang w:val="en-US"/>
+        </w:rPr>
+        <w:t>spawns(sheep, plains).</w:t>
+      </w:r>
+      <w:r>
+        <w:rPr>
+          <w:color w:val="BBBBBB"/>
+          <w:lang w:val="en-US"/>
+        </w:rPr>
+        <w:br/>
+        <w:t>spawns(pig, plains).</w:t>
+      </w:r>
+      <w:r>
+        <w:rPr>
+          <w:color w:val="BBBBBB"/>
+          <w:lang w:val="en-US"/>
+        </w:rPr>
+        <w:br/>
+        <w:t>spawns(chicken, plains).</w:t>
+      </w:r>
+      <w:r>
+        <w:rPr>
+          <w:color w:val="BBBBBB"/>
+          <w:lang w:val="en-US"/>
+        </w:rPr>
+        <w:br/>
+      </w:r>
+      <w:r>
+        <w:rPr>
+          <w:color w:val="BBBBBB"/>
+          <w:lang w:val="en-US"/>
+        </w:rPr>
+        <w:br/>
+      </w:r>
+      <w:r>
+        <w:rPr>
+          <w:color w:val="5C6370"/>
+          <w:lang w:val="en-US"/>
+        </w:rPr>
+        <w:t>% Biome is located in dimension</w:t>
+      </w:r>
+      <w:r>
+        <w:rPr>
+          <w:color w:val="5C6370"/>
+          <w:lang w:val="en-US"/>
+        </w:rPr>
+        <w:br/>
+      </w:r>
+      <w:r>
+        <w:rPr>
+          <w:color w:val="BBBBBB"/>
+          <w:lang w:val="en-US"/>
+        </w:rPr>
+        <w:t>locates(plains, overworld).</w:t>
+      </w:r>
+      <w:r>
+        <w:rPr>
+          <w:color w:val="BBBBBB"/>
+          <w:lang w:val="en-US"/>
+        </w:rPr>
+        <w:br/>
+        <w:t>locates(</w:t>
+      </w:r>
+      <w:proofErr w:type="spellStart"/>
+      <w:r>
+        <w:rPr>
+          <w:color w:val="BBBBBB"/>
+          <w:lang w:val="en-US"/>
+        </w:rPr>
+        <w:t>dark_forest</w:t>
+      </w:r>
+      <w:proofErr w:type="spellEnd"/>
+      <w:r>
+        <w:rPr>
+          <w:color w:val="BBBBBB"/>
+          <w:lang w:val="en-US"/>
+        </w:rPr>
+        <w:t>, overworld).</w:t>
+      </w:r>
+      <w:r>
+        <w:rPr>
+          <w:color w:val="BBBBBB"/>
+          <w:lang w:val="en-US"/>
+        </w:rPr>
+        <w:br/>
+        <w:t>locates(</w:t>
+      </w:r>
+      <w:proofErr w:type="spellStart"/>
+      <w:r>
+        <w:rPr>
+          <w:color w:val="BBBBBB"/>
+          <w:lang w:val="en-US"/>
+        </w:rPr>
+        <w:t>basalt_deltas</w:t>
+      </w:r>
+      <w:proofErr w:type="spellEnd"/>
+      <w:r>
+        <w:rPr>
+          <w:color w:val="BBBBBB"/>
+          <w:lang w:val="en-US"/>
+        </w:rPr>
+        <w:t>, nether).</w:t>
+      </w:r>
+      <w:r>
+        <w:rPr>
+          <w:color w:val="BBBBBB"/>
+          <w:lang w:val="en-US"/>
+        </w:rPr>
+        <w:br/>
+        <w:t>locates(</w:t>
+      </w:r>
+      <w:proofErr w:type="spellStart"/>
+      <w:r>
+        <w:rPr>
+          <w:color w:val="BBBBBB"/>
+          <w:lang w:val="en-US"/>
+        </w:rPr>
+        <w:t>soul_sand_valley</w:t>
+      </w:r>
+      <w:proofErr w:type="spellEnd"/>
+      <w:r>
+        <w:rPr>
+          <w:color w:val="BBBBBB"/>
+          <w:lang w:val="en-US"/>
+        </w:rPr>
+        <w:t>, nether).</w:t>
+      </w:r>
+      <w:r>
+        <w:rPr>
+          <w:color w:val="BBBBBB"/>
+          <w:lang w:val="en-US"/>
+        </w:rPr>
+        <w:br/>
+        <w:t>locates(</w:t>
+      </w:r>
+      <w:proofErr w:type="spellStart"/>
+      <w:r>
+        <w:rPr>
+          <w:color w:val="BBBBBB"/>
+          <w:lang w:val="en-US"/>
+        </w:rPr>
+        <w:t>end_highlands</w:t>
+      </w:r>
+      <w:proofErr w:type="spellEnd"/>
+      <w:r>
+        <w:rPr>
+          <w:color w:val="BBBBBB"/>
+          <w:lang w:val="en-US"/>
+        </w:rPr>
+        <w:t>, end).</w:t>
+      </w:r>
+      <w:r>
+        <w:rPr>
+          <w:color w:val="BBBBBB"/>
+          <w:lang w:val="en-US"/>
+        </w:rPr>
+        <w:br/>
+      </w:r>
+      <w:r>
+        <w:rPr>
+          <w:color w:val="BBBBBB"/>
+          <w:lang w:val="en-US"/>
+        </w:rPr>
+        <w:br/>
+      </w:r>
+      <w:r>
+        <w:rPr>
+          <w:color w:val="5C6370"/>
+          <w:lang w:val="en-US"/>
+        </w:rPr>
+        <w:t>% Structure generates in biome</w:t>
+      </w:r>
+      <w:r>
+        <w:rPr>
+          <w:color w:val="5C6370"/>
+          <w:lang w:val="en-US"/>
+        </w:rPr>
+        <w:br/>
+      </w:r>
+      <w:r>
+        <w:rPr>
+          <w:color w:val="BBBBBB"/>
+          <w:lang w:val="en-US"/>
+        </w:rPr>
+        <w:t>generates(village, plains).</w:t>
+      </w:r>
+      <w:r>
+        <w:rPr>
+          <w:color w:val="BBBBBB"/>
+          <w:lang w:val="en-US"/>
+        </w:rPr>
+        <w:br/>
+        <w:t xml:space="preserve">generates(mansion, </w:t>
+      </w:r>
+      <w:proofErr w:type="spellStart"/>
+      <w:r>
+        <w:rPr>
+          <w:color w:val="BBBBBB"/>
+          <w:lang w:val="en-US"/>
+        </w:rPr>
+        <w:t>dark_forest</w:t>
+      </w:r>
+      <w:proofErr w:type="spellEnd"/>
+      <w:r>
+        <w:rPr>
+          <w:color w:val="BBBBBB"/>
+          <w:lang w:val="en-US"/>
+        </w:rPr>
+        <w:t>).</w:t>
+      </w:r>
+      <w:r>
+        <w:rPr>
+          <w:color w:val="BBBBBB"/>
+          <w:lang w:val="en-US"/>
+        </w:rPr>
+        <w:br/>
+        <w:t>generates(</w:t>
+      </w:r>
+      <w:proofErr w:type="spellStart"/>
+      <w:r>
+        <w:rPr>
+          <w:color w:val="BBBBBB"/>
+          <w:lang w:val="en-US"/>
+        </w:rPr>
+        <w:t>end_city</w:t>
+      </w:r>
+      <w:proofErr w:type="spellEnd"/>
+      <w:r>
+        <w:rPr>
+          <w:color w:val="BBBBBB"/>
+          <w:lang w:val="en-US"/>
+        </w:rPr>
+        <w:t xml:space="preserve">, </w:t>
+      </w:r>
+      <w:proofErr w:type="spellStart"/>
+      <w:r>
+        <w:rPr>
+          <w:color w:val="BBBBBB"/>
+          <w:lang w:val="en-US"/>
+        </w:rPr>
+        <w:t>end_highlands</w:t>
+      </w:r>
+      <w:proofErr w:type="spellEnd"/>
+      <w:r>
+        <w:rPr>
+          <w:color w:val="BBBBBB"/>
+          <w:lang w:val="en-US"/>
+        </w:rPr>
+        <w:t>).</w:t>
+      </w:r>
+      <w:r>
+        <w:rPr>
+          <w:color w:val="BBBBBB"/>
+          <w:lang w:val="en-US"/>
+        </w:rPr>
+        <w:br/>
+      </w:r>
+      <w:r>
+        <w:rPr>
+          <w:color w:val="BBBBBB"/>
+          <w:lang w:val="en-US"/>
+        </w:rPr>
+        <w:br/>
+      </w:r>
+      <w:r>
+        <w:rPr>
+          <w:color w:val="5C6370"/>
+          <w:lang w:val="en-US"/>
+        </w:rPr>
+        <w:t>% Structure contains item</w:t>
+      </w:r>
+      <w:r>
+        <w:rPr>
+          <w:color w:val="5C6370"/>
+          <w:lang w:val="en-US"/>
+        </w:rPr>
+        <w:br/>
+      </w:r>
+      <w:r>
+        <w:rPr>
+          <w:color w:val="BBBBBB"/>
+          <w:lang w:val="en-US"/>
+        </w:rPr>
+        <w:t>contains(village, carrot).</w:t>
+      </w:r>
+      <w:r>
+        <w:rPr>
+          <w:color w:val="BBBBBB"/>
+          <w:lang w:val="en-US"/>
+        </w:rPr>
+        <w:br/>
+        <w:t xml:space="preserve">contains(mansion, </w:t>
+      </w:r>
+      <w:proofErr w:type="spellStart"/>
+      <w:r>
+        <w:rPr>
+          <w:color w:val="BBBBBB"/>
+          <w:lang w:val="en-US"/>
+        </w:rPr>
+        <w:t>golden_helmet</w:t>
+      </w:r>
+      <w:proofErr w:type="spellEnd"/>
+      <w:r>
+        <w:rPr>
+          <w:color w:val="BBBBBB"/>
+          <w:lang w:val="en-US"/>
+        </w:rPr>
+        <w:t>).</w:t>
+      </w:r>
+      <w:r>
+        <w:rPr>
+          <w:color w:val="BBBBBB"/>
+          <w:lang w:val="en-US"/>
+        </w:rPr>
+        <w:br/>
+        <w:t>contains(</w:t>
+      </w:r>
+      <w:proofErr w:type="spellStart"/>
+      <w:r>
+        <w:rPr>
+          <w:color w:val="BBBBBB"/>
+          <w:lang w:val="en-US"/>
+        </w:rPr>
+        <w:t>end_city</w:t>
+      </w:r>
+      <w:proofErr w:type="spellEnd"/>
+      <w:r>
+        <w:rPr>
+          <w:color w:val="BBBBBB"/>
+          <w:lang w:val="en-US"/>
+        </w:rPr>
+        <w:t xml:space="preserve">, </w:t>
+      </w:r>
+      <w:proofErr w:type="spellStart"/>
+      <w:r>
+        <w:rPr>
+          <w:color w:val="BBBBBB"/>
+          <w:lang w:val="en-US"/>
+        </w:rPr>
+        <w:t>shulker_shell</w:t>
+      </w:r>
+      <w:proofErr w:type="spellEnd"/>
+      <w:r>
+        <w:rPr>
+          <w:color w:val="BBBBBB"/>
+          <w:lang w:val="en-US"/>
+        </w:rPr>
+        <w:t>).</w:t>
+      </w:r>
+      <w:r>
+        <w:rPr>
+          <w:color w:val="BBBBBB"/>
+          <w:lang w:val="en-US"/>
+        </w:rPr>
+        <w:br/>
+      </w:r>
+      <w:r>
+        <w:rPr>
+          <w:color w:val="BBBBBB"/>
+          <w:lang w:val="en-US"/>
+        </w:rPr>
+        <w:br/>
+      </w:r>
+      <w:r>
+        <w:rPr>
+          <w:color w:val="BBBBBB"/>
+          <w:lang w:val="en-US"/>
+        </w:rPr>
+        <w:br/>
+      </w:r>
+      <w:r>
+        <w:rPr>
+          <w:color w:val="5C6370"/>
+          <w:lang w:val="en-US"/>
+        </w:rPr>
+        <w:t>% =========================</w:t>
+      </w:r>
+      <w:r>
+        <w:rPr>
+          <w:color w:val="5C6370"/>
+          <w:lang w:val="en-US"/>
+        </w:rPr>
+        <w:br/>
+        <w:t>% Inference rules</w:t>
+      </w:r>
+      <w:r>
+        <w:rPr>
+          <w:color w:val="5C6370"/>
+          <w:lang w:val="en-US"/>
+        </w:rPr>
+        <w:br/>
+        <w:t>% =========================</w:t>
+      </w:r>
+      <w:r>
+        <w:rPr>
+          <w:color w:val="5C6370"/>
+          <w:lang w:val="en-US"/>
+        </w:rPr>
+        <w:br/>
+      </w:r>
+      <w:r>
+        <w:rPr>
+          <w:color w:val="5C6370"/>
+          <w:lang w:val="en-US"/>
+        </w:rPr>
+        <w:br/>
+        <w:t>% A mob can be encountered in the dimension containing its spawn biome.</w:t>
+      </w:r>
+      <w:r>
+        <w:rPr>
+          <w:color w:val="5C6370"/>
+          <w:lang w:val="en-US"/>
+        </w:rPr>
+        <w:br/>
+      </w:r>
+      <w:proofErr w:type="spellStart"/>
+      <w:r>
+        <w:rPr>
+          <w:color w:val="BBBBBB"/>
+          <w:lang w:val="en-US"/>
+        </w:rPr>
+        <w:t>mob_dimension</w:t>
+      </w:r>
+      <w:proofErr w:type="spellEnd"/>
+      <w:r>
+        <w:rPr>
+          <w:color w:val="BBBBBB"/>
+          <w:lang w:val="en-US"/>
+        </w:rPr>
+        <w:t>(</w:t>
+      </w:r>
+      <w:r>
+        <w:rPr>
+          <w:color w:val="D55FDE"/>
+          <w:lang w:val="en-US"/>
+        </w:rPr>
+        <w:t>Mob</w:t>
+      </w:r>
+      <w:r>
+        <w:rPr>
+          <w:color w:val="BBBBBB"/>
+          <w:lang w:val="en-US"/>
+        </w:rPr>
+        <w:t xml:space="preserve">, </w:t>
+      </w:r>
+      <w:r>
+        <w:rPr>
+          <w:color w:val="D55FDE"/>
+          <w:lang w:val="en-US"/>
+        </w:rPr>
+        <w:t>Dimension</w:t>
+      </w:r>
+      <w:r>
+        <w:rPr>
+          <w:color w:val="BBBBBB"/>
+          <w:lang w:val="en-US"/>
+        </w:rPr>
+        <w:t>) :-</w:t>
+      </w:r>
+      <w:r>
+        <w:rPr>
+          <w:color w:val="BBBBBB"/>
+          <w:lang w:val="en-US"/>
+        </w:rPr>
+        <w:br/>
+        <w:t xml:space="preserve">    spawns(</w:t>
+      </w:r>
+      <w:r>
+        <w:rPr>
+          <w:color w:val="D55FDE"/>
+          <w:lang w:val="en-US"/>
+        </w:rPr>
+        <w:t>Mob</w:t>
+      </w:r>
+      <w:r>
+        <w:rPr>
+          <w:color w:val="BBBBBB"/>
+          <w:lang w:val="en-US"/>
+        </w:rPr>
+        <w:t xml:space="preserve">, </w:t>
+      </w:r>
+      <w:r>
+        <w:rPr>
+          <w:color w:val="D55FDE"/>
+          <w:lang w:val="en-US"/>
+        </w:rPr>
+        <w:t>Biome</w:t>
+      </w:r>
+      <w:r>
+        <w:rPr>
+          <w:color w:val="BBBBBB"/>
+          <w:lang w:val="en-US"/>
+        </w:rPr>
+        <w:t>),</w:t>
+      </w:r>
+      <w:r>
+        <w:rPr>
+          <w:color w:val="BBBBBB"/>
+          <w:lang w:val="en-US"/>
+        </w:rPr>
+        <w:br/>
+        <w:t xml:space="preserve">    locates(</w:t>
+      </w:r>
+      <w:r>
+        <w:rPr>
+          <w:color w:val="D55FDE"/>
+          <w:lang w:val="en-US"/>
+        </w:rPr>
+        <w:t>Biome</w:t>
+      </w:r>
+      <w:r>
+        <w:rPr>
+          <w:color w:val="BBBBBB"/>
+          <w:lang w:val="en-US"/>
+        </w:rPr>
+        <w:t xml:space="preserve">, </w:t>
+      </w:r>
+      <w:r>
+        <w:rPr>
+          <w:color w:val="D55FDE"/>
+          <w:lang w:val="en-US"/>
+        </w:rPr>
+        <w:t>Dimension</w:t>
+      </w:r>
+      <w:r>
+        <w:rPr>
+          <w:color w:val="BBBBBB"/>
+          <w:lang w:val="en-US"/>
+        </w:rPr>
+        <w:t>).</w:t>
+      </w:r>
+      <w:r>
+        <w:rPr>
+          <w:color w:val="BBBBBB"/>
+          <w:lang w:val="en-US"/>
+        </w:rPr>
+        <w:br/>
+      </w:r>
+      <w:r>
+        <w:rPr>
+          <w:color w:val="BBBBBB"/>
+          <w:lang w:val="en-US"/>
+        </w:rPr>
+        <w:br/>
+      </w:r>
+      <w:r>
+        <w:rPr>
+          <w:color w:val="5C6370"/>
+          <w:lang w:val="en-US"/>
+        </w:rPr>
+        <w:t>% A structure can be encountered in the dimension containing its generation biome.</w:t>
+      </w:r>
+      <w:r>
+        <w:rPr>
+          <w:color w:val="5C6370"/>
+          <w:lang w:val="en-US"/>
+        </w:rPr>
+        <w:br/>
+      </w:r>
+      <w:proofErr w:type="spellStart"/>
+      <w:r>
+        <w:rPr>
+          <w:color w:val="BBBBBB"/>
+          <w:lang w:val="en-US"/>
+        </w:rPr>
+        <w:t>structure_dimension</w:t>
+      </w:r>
+      <w:proofErr w:type="spellEnd"/>
+      <w:r>
+        <w:rPr>
+          <w:color w:val="BBBBBB"/>
+          <w:lang w:val="en-US"/>
+        </w:rPr>
+        <w:t>(</w:t>
+      </w:r>
+      <w:r>
+        <w:rPr>
+          <w:color w:val="D55FDE"/>
+          <w:lang w:val="en-US"/>
+        </w:rPr>
+        <w:t>Structure</w:t>
+      </w:r>
+      <w:r>
+        <w:rPr>
+          <w:color w:val="BBBBBB"/>
+          <w:lang w:val="en-US"/>
+        </w:rPr>
+        <w:t xml:space="preserve">, </w:t>
+      </w:r>
+      <w:r>
+        <w:rPr>
+          <w:color w:val="D55FDE"/>
+          <w:lang w:val="en-US"/>
+        </w:rPr>
+        <w:t>Dimension</w:t>
+      </w:r>
+      <w:r>
+        <w:rPr>
+          <w:color w:val="BBBBBB"/>
+          <w:lang w:val="en-US"/>
+        </w:rPr>
+        <w:t>) :-</w:t>
+      </w:r>
+      <w:r>
+        <w:rPr>
+          <w:color w:val="BBBBBB"/>
+          <w:lang w:val="en-US"/>
+        </w:rPr>
+        <w:br/>
+        <w:t xml:space="preserve">    generates(</w:t>
+      </w:r>
+      <w:r>
+        <w:rPr>
+          <w:color w:val="D55FDE"/>
+          <w:lang w:val="en-US"/>
+        </w:rPr>
+        <w:t>Structure</w:t>
+      </w:r>
+      <w:r>
+        <w:rPr>
+          <w:color w:val="BBBBBB"/>
+          <w:lang w:val="en-US"/>
+        </w:rPr>
+        <w:t xml:space="preserve">, </w:t>
+      </w:r>
+      <w:r>
+        <w:rPr>
+          <w:color w:val="D55FDE"/>
+          <w:lang w:val="en-US"/>
+        </w:rPr>
+        <w:t>Biome</w:t>
+      </w:r>
+      <w:r>
+        <w:rPr>
+          <w:color w:val="BBBBBB"/>
+          <w:lang w:val="en-US"/>
+        </w:rPr>
+        <w:t>),</w:t>
+      </w:r>
+      <w:r>
+        <w:rPr>
+          <w:color w:val="BBBBBB"/>
+          <w:lang w:val="en-US"/>
+        </w:rPr>
+        <w:br/>
+        <w:t xml:space="preserve">    locates(</w:t>
+      </w:r>
+      <w:r>
+        <w:rPr>
+          <w:color w:val="D55FDE"/>
+          <w:lang w:val="en-US"/>
+        </w:rPr>
+        <w:t>Biome</w:t>
+      </w:r>
+      <w:r>
+        <w:rPr>
+          <w:color w:val="BBBBBB"/>
+          <w:lang w:val="en-US"/>
+        </w:rPr>
+        <w:t xml:space="preserve">, </w:t>
+      </w:r>
+      <w:r>
+        <w:rPr>
+          <w:color w:val="D55FDE"/>
+          <w:lang w:val="en-US"/>
+        </w:rPr>
+        <w:t>Dimension</w:t>
+      </w:r>
+      <w:r>
+        <w:rPr>
+          <w:color w:val="BBBBBB"/>
+          <w:lang w:val="en-US"/>
+        </w:rPr>
+        <w:t>).</w:t>
+      </w:r>
+      <w:r>
+        <w:rPr>
+          <w:color w:val="BBBBBB"/>
+          <w:lang w:val="en-US"/>
+        </w:rPr>
+        <w:br/>
+      </w:r>
+      <w:r>
+        <w:rPr>
+          <w:color w:val="BBBBBB"/>
+          <w:lang w:val="en-US"/>
+        </w:rPr>
+        <w:br/>
+      </w:r>
+      <w:r>
+        <w:rPr>
+          <w:color w:val="5C6370"/>
+          <w:lang w:val="en-US"/>
+        </w:rPr>
+        <w:t>% An item can be found in the dimension of a structure that contains it.</w:t>
+      </w:r>
+      <w:r>
+        <w:rPr>
+          <w:color w:val="5C6370"/>
+          <w:lang w:val="en-US"/>
+        </w:rPr>
+        <w:br/>
+      </w:r>
+      <w:proofErr w:type="spellStart"/>
+      <w:r>
+        <w:rPr>
+          <w:color w:val="BBBBBB"/>
+          <w:lang w:val="en-US"/>
+        </w:rPr>
+        <w:t>item_dimension_from_structure</w:t>
+      </w:r>
+      <w:proofErr w:type="spellEnd"/>
+      <w:r>
+        <w:rPr>
+          <w:color w:val="BBBBBB"/>
+          <w:lang w:val="en-US"/>
+        </w:rPr>
+        <w:t>(</w:t>
+      </w:r>
+      <w:r>
+        <w:rPr>
+          <w:color w:val="D55FDE"/>
+          <w:lang w:val="en-US"/>
+        </w:rPr>
+        <w:t>Item</w:t>
+      </w:r>
+      <w:r>
+        <w:rPr>
+          <w:color w:val="BBBBBB"/>
+          <w:lang w:val="en-US"/>
+        </w:rPr>
+        <w:t xml:space="preserve">, </w:t>
+      </w:r>
+      <w:r>
+        <w:rPr>
+          <w:color w:val="D55FDE"/>
+          <w:lang w:val="en-US"/>
+        </w:rPr>
+        <w:t>Dimension</w:t>
+      </w:r>
+      <w:r>
+        <w:rPr>
+          <w:color w:val="BBBBBB"/>
+          <w:lang w:val="en-US"/>
+        </w:rPr>
+        <w:t>) :-</w:t>
+      </w:r>
+      <w:r>
+        <w:rPr>
+          <w:color w:val="BBBBBB"/>
+          <w:lang w:val="en-US"/>
+        </w:rPr>
+        <w:br/>
+        <w:t xml:space="preserve">    contains(</w:t>
+      </w:r>
+      <w:r>
+        <w:rPr>
+          <w:color w:val="D55FDE"/>
+          <w:lang w:val="en-US"/>
+        </w:rPr>
+        <w:t>Structure</w:t>
+      </w:r>
+      <w:r>
+        <w:rPr>
+          <w:color w:val="BBBBBB"/>
+          <w:lang w:val="en-US"/>
+        </w:rPr>
+        <w:t xml:space="preserve">, </w:t>
+      </w:r>
+      <w:r>
+        <w:rPr>
+          <w:color w:val="D55FDE"/>
+          <w:lang w:val="en-US"/>
+        </w:rPr>
+        <w:t>Item</w:t>
+      </w:r>
+      <w:r>
+        <w:rPr>
+          <w:color w:val="BBBBBB"/>
+          <w:lang w:val="en-US"/>
+        </w:rPr>
+        <w:t>),</w:t>
+      </w:r>
+      <w:r>
+        <w:rPr>
+          <w:color w:val="BBBBBB"/>
+          <w:lang w:val="en-US"/>
+        </w:rPr>
+        <w:br/>
+      </w:r>
+      <w:r>
+        <w:rPr>
+          <w:color w:val="BBBBBB"/>
+          <w:lang w:val="en-US"/>
+        </w:rPr>
+        <w:lastRenderedPageBreak/>
+        <w:t xml:space="preserve">    </w:t>
+      </w:r>
+      <w:proofErr w:type="spellStart"/>
+      <w:r>
+        <w:rPr>
+          <w:color w:val="BBBBBB"/>
+          <w:lang w:val="en-US"/>
+        </w:rPr>
+        <w:t>structure_dimension</w:t>
+      </w:r>
+      <w:proofErr w:type="spellEnd"/>
+      <w:r>
+        <w:rPr>
+          <w:color w:val="BBBBBB"/>
+          <w:lang w:val="en-US"/>
+        </w:rPr>
+        <w:t>(</w:t>
+      </w:r>
+      <w:r>
+        <w:rPr>
+          <w:color w:val="D55FDE"/>
+          <w:lang w:val="en-US"/>
+        </w:rPr>
+        <w:t>Structure</w:t>
+      </w:r>
+      <w:r>
+        <w:rPr>
+          <w:color w:val="BBBBBB"/>
+          <w:lang w:val="en-US"/>
+        </w:rPr>
+        <w:t xml:space="preserve">, </w:t>
+      </w:r>
+      <w:r>
+        <w:rPr>
+          <w:color w:val="D55FDE"/>
+          <w:lang w:val="en-US"/>
+        </w:rPr>
+        <w:t>Dimension</w:t>
+      </w:r>
+      <w:r>
+        <w:rPr>
+          <w:color w:val="BBBBBB"/>
+          <w:lang w:val="en-US"/>
+        </w:rPr>
+        <w:t>).</w:t>
+      </w:r>
+      <w:r>
+        <w:rPr>
+          <w:color w:val="BBBBBB"/>
+          <w:lang w:val="en-US"/>
+        </w:rPr>
+        <w:br/>
+      </w:r>
+      <w:r>
+        <w:rPr>
+          <w:color w:val="BBBBBB"/>
+          <w:lang w:val="en-US"/>
+        </w:rPr>
+        <w:br/>
+      </w:r>
+      <w:r>
+        <w:rPr>
+          <w:color w:val="5C6370"/>
+          <w:lang w:val="en-US"/>
+        </w:rPr>
+        <w:t>% An item can be obtained in the dimension where its source mob spawns.</w:t>
+      </w:r>
+      <w:r>
+        <w:rPr>
+          <w:color w:val="5C6370"/>
+          <w:lang w:val="en-US"/>
+        </w:rPr>
+        <w:br/>
+      </w:r>
+      <w:proofErr w:type="spellStart"/>
+      <w:r>
+        <w:rPr>
+          <w:color w:val="BBBBBB"/>
+          <w:lang w:val="en-US"/>
+        </w:rPr>
+        <w:t>item_dimension_from_mob</w:t>
+      </w:r>
+      <w:proofErr w:type="spellEnd"/>
+      <w:r>
+        <w:rPr>
+          <w:color w:val="BBBBBB"/>
+          <w:lang w:val="en-US"/>
+        </w:rPr>
+        <w:t>(</w:t>
+      </w:r>
+      <w:r>
+        <w:rPr>
+          <w:color w:val="D55FDE"/>
+          <w:lang w:val="en-US"/>
+        </w:rPr>
+        <w:t>Item</w:t>
+      </w:r>
+      <w:r>
+        <w:rPr>
+          <w:color w:val="BBBBBB"/>
+          <w:lang w:val="en-US"/>
+        </w:rPr>
+        <w:t xml:space="preserve">, </w:t>
+      </w:r>
+      <w:r>
+        <w:rPr>
+          <w:color w:val="D55FDE"/>
+          <w:lang w:val="en-US"/>
+        </w:rPr>
+        <w:t>Dimension</w:t>
+      </w:r>
+      <w:r>
+        <w:rPr>
+          <w:color w:val="BBBBBB"/>
+          <w:lang w:val="en-US"/>
+        </w:rPr>
+        <w:t>) :-</w:t>
+      </w:r>
+      <w:r>
+        <w:rPr>
+          <w:color w:val="BBBBBB"/>
+          <w:lang w:val="en-US"/>
+        </w:rPr>
+        <w:br/>
+        <w:t xml:space="preserve">    drops(</w:t>
+      </w:r>
+      <w:r>
+        <w:rPr>
+          <w:color w:val="D55FDE"/>
+          <w:lang w:val="en-US"/>
+        </w:rPr>
+        <w:t>Mob</w:t>
+      </w:r>
+      <w:r>
+        <w:rPr>
+          <w:color w:val="BBBBBB"/>
+          <w:lang w:val="en-US"/>
+        </w:rPr>
+        <w:t xml:space="preserve">, </w:t>
+      </w:r>
+      <w:r>
+        <w:rPr>
+          <w:color w:val="D55FDE"/>
+          <w:lang w:val="en-US"/>
+        </w:rPr>
+        <w:t>Item</w:t>
+      </w:r>
+      <w:r>
+        <w:rPr>
+          <w:color w:val="BBBBBB"/>
+          <w:lang w:val="en-US"/>
+        </w:rPr>
+        <w:t>),</w:t>
+      </w:r>
+      <w:r>
+        <w:rPr>
+          <w:color w:val="BBBBBB"/>
+          <w:lang w:val="en-US"/>
+        </w:rPr>
+        <w:br/>
+        <w:t xml:space="preserve">    </w:t>
+      </w:r>
+      <w:proofErr w:type="spellStart"/>
+      <w:r>
+        <w:rPr>
+          <w:color w:val="BBBBBB"/>
+          <w:lang w:val="en-US"/>
+        </w:rPr>
+        <w:t>mob_dimension</w:t>
+      </w:r>
+      <w:proofErr w:type="spellEnd"/>
+      <w:r>
+        <w:rPr>
+          <w:color w:val="BBBBBB"/>
+          <w:lang w:val="en-US"/>
+        </w:rPr>
+        <w:t>(</w:t>
+      </w:r>
+      <w:r>
+        <w:rPr>
+          <w:color w:val="D55FDE"/>
+          <w:lang w:val="en-US"/>
+        </w:rPr>
+        <w:t>Mob</w:t>
+      </w:r>
+      <w:r>
+        <w:rPr>
+          <w:color w:val="BBBBBB"/>
+          <w:lang w:val="en-US"/>
+        </w:rPr>
+        <w:t xml:space="preserve">, </w:t>
+      </w:r>
+      <w:r>
+        <w:rPr>
+          <w:color w:val="D55FDE"/>
+          <w:lang w:val="en-US"/>
+        </w:rPr>
+        <w:t>Dimension</w:t>
+      </w:r>
+      <w:r>
+        <w:rPr>
+          <w:color w:val="BBBBBB"/>
+          <w:lang w:val="en-US"/>
+        </w:rPr>
+        <w:t>).</w:t>
+      </w:r>
+      <w:r>
+        <w:rPr>
+          <w:color w:val="BBBBBB"/>
+          <w:lang w:val="en-US"/>
+        </w:rPr>
+        <w:br/>
+      </w:r>
+      <w:r>
+        <w:rPr>
+          <w:color w:val="BBBBBB"/>
+          <w:lang w:val="en-US"/>
+        </w:rPr>
+        <w:br/>
+      </w:r>
+      <w:r>
+        <w:rPr>
+          <w:color w:val="5C6370"/>
+          <w:lang w:val="en-US"/>
+        </w:rPr>
+        <w:t>% An item is available in a dimension either from a mob or from a structure.</w:t>
+      </w:r>
+      <w:r>
+        <w:rPr>
+          <w:color w:val="5C6370"/>
+          <w:lang w:val="en-US"/>
+        </w:rPr>
+        <w:br/>
+      </w:r>
+      <w:proofErr w:type="spellStart"/>
+      <w:r>
+        <w:rPr>
+          <w:color w:val="BBBBBB"/>
+          <w:lang w:val="en-US"/>
+        </w:rPr>
+        <w:t>available_item_in_dimension</w:t>
+      </w:r>
+      <w:proofErr w:type="spellEnd"/>
+      <w:r>
+        <w:rPr>
+          <w:color w:val="BBBBBB"/>
+          <w:lang w:val="en-US"/>
+        </w:rPr>
+        <w:t>(</w:t>
+      </w:r>
+      <w:r>
+        <w:rPr>
+          <w:color w:val="D55FDE"/>
+          <w:lang w:val="en-US"/>
+        </w:rPr>
+        <w:t>Item</w:t>
+      </w:r>
+      <w:r>
+        <w:rPr>
+          <w:color w:val="BBBBBB"/>
+          <w:lang w:val="en-US"/>
+        </w:rPr>
+        <w:t xml:space="preserve">, </w:t>
+      </w:r>
+      <w:r>
+        <w:rPr>
+          <w:color w:val="D55FDE"/>
+          <w:lang w:val="en-US"/>
+        </w:rPr>
+        <w:t>Dimension</w:t>
+      </w:r>
+      <w:r>
+        <w:rPr>
+          <w:color w:val="BBBBBB"/>
+          <w:lang w:val="en-US"/>
+        </w:rPr>
+        <w:t>) :-</w:t>
+      </w:r>
+      <w:r>
+        <w:rPr>
+          <w:color w:val="BBBBBB"/>
+          <w:lang w:val="en-US"/>
+        </w:rPr>
+        <w:br/>
+        <w:t xml:space="preserve">    </w:t>
+      </w:r>
+      <w:proofErr w:type="spellStart"/>
+      <w:r>
+        <w:rPr>
+          <w:color w:val="BBBBBB"/>
+          <w:lang w:val="en-US"/>
+        </w:rPr>
+        <w:t>item_dimension_from_mob</w:t>
+      </w:r>
+      <w:proofErr w:type="spellEnd"/>
+      <w:r>
+        <w:rPr>
+          <w:color w:val="BBBBBB"/>
+          <w:lang w:val="en-US"/>
+        </w:rPr>
+        <w:t>(</w:t>
+      </w:r>
+      <w:r>
+        <w:rPr>
+          <w:color w:val="D55FDE"/>
+          <w:lang w:val="en-US"/>
+        </w:rPr>
+        <w:t>Item</w:t>
+      </w:r>
+      <w:r>
+        <w:rPr>
+          <w:color w:val="BBBBBB"/>
+          <w:lang w:val="en-US"/>
+        </w:rPr>
+        <w:t xml:space="preserve">, </w:t>
+      </w:r>
+      <w:r>
+        <w:rPr>
+          <w:color w:val="D55FDE"/>
+          <w:lang w:val="en-US"/>
+        </w:rPr>
+        <w:t>Dimension</w:t>
+      </w:r>
+      <w:r>
+        <w:rPr>
+          <w:color w:val="BBBBBB"/>
+          <w:lang w:val="en-US"/>
+        </w:rPr>
+        <w:t>);</w:t>
+      </w:r>
+      <w:r>
+        <w:rPr>
+          <w:color w:val="BBBBBB"/>
+          <w:lang w:val="en-US"/>
+        </w:rPr>
+        <w:br/>
+        <w:t xml:space="preserve">    </w:t>
+      </w:r>
+      <w:proofErr w:type="spellStart"/>
+      <w:r>
+        <w:rPr>
+          <w:color w:val="BBBBBB"/>
+          <w:lang w:val="en-US"/>
+        </w:rPr>
+        <w:t>item_dimension_from_structure</w:t>
+      </w:r>
+      <w:proofErr w:type="spellEnd"/>
+      <w:r>
+        <w:rPr>
+          <w:color w:val="BBBBBB"/>
+          <w:lang w:val="en-US"/>
+        </w:rPr>
+        <w:t>(</w:t>
+      </w:r>
+      <w:r>
+        <w:rPr>
+          <w:color w:val="D55FDE"/>
+          <w:lang w:val="en-US"/>
+        </w:rPr>
+        <w:t>Item</w:t>
+      </w:r>
+      <w:r>
+        <w:rPr>
+          <w:color w:val="BBBBBB"/>
+          <w:lang w:val="en-US"/>
+        </w:rPr>
+        <w:t xml:space="preserve">, </w:t>
+      </w:r>
+      <w:r>
+        <w:rPr>
+          <w:color w:val="D55FDE"/>
+          <w:lang w:val="en-US"/>
+        </w:rPr>
+        <w:t>Dimension</w:t>
+      </w:r>
+      <w:r>
+        <w:rPr>
+          <w:color w:val="BBBBBB"/>
+          <w:lang w:val="en-US"/>
+        </w:rPr>
+        <w:t>).</w:t>
+      </w:r>
+      <w:r>
+        <w:rPr>
+          <w:color w:val="BBBBBB"/>
+          <w:lang w:val="en-US"/>
+        </w:rPr>
+        <w:br/>
+      </w:r>
+      <w:r>
+        <w:rPr>
+          <w:color w:val="BBBBBB"/>
+          <w:lang w:val="en-US"/>
+        </w:rPr>
+        <w:br/>
+      </w:r>
+      <w:r>
+        <w:rPr>
+          <w:color w:val="5C6370"/>
+          <w:lang w:val="en-US"/>
+        </w:rPr>
+        <w:t>% Aggressive and neutral mobs are potentially hostile.</w:t>
+      </w:r>
+      <w:r>
+        <w:rPr>
+          <w:color w:val="5C6370"/>
+          <w:lang w:val="en-US"/>
+        </w:rPr>
+        <w:br/>
+      </w:r>
+      <w:proofErr w:type="spellStart"/>
+      <w:r>
+        <w:rPr>
+          <w:color w:val="BBBBBB"/>
+          <w:lang w:val="en-US"/>
+        </w:rPr>
+        <w:t>hostile_mob</w:t>
+      </w:r>
+      <w:proofErr w:type="spellEnd"/>
+      <w:r>
+        <w:rPr>
+          <w:color w:val="BBBBBB"/>
+          <w:lang w:val="en-US"/>
+        </w:rPr>
+        <w:t>(</w:t>
+      </w:r>
+      <w:r>
+        <w:rPr>
+          <w:color w:val="D55FDE"/>
+          <w:lang w:val="en-US"/>
+        </w:rPr>
+        <w:t>Mob</w:t>
+      </w:r>
+      <w:r>
+        <w:rPr>
+          <w:color w:val="BBBBBB"/>
+          <w:lang w:val="en-US"/>
+        </w:rPr>
+        <w:t>) :-</w:t>
+      </w:r>
+      <w:r>
+        <w:rPr>
+          <w:color w:val="BBBBBB"/>
+          <w:lang w:val="en-US"/>
+        </w:rPr>
+        <w:br/>
+        <w:t xml:space="preserve">    aggressive(</w:t>
+      </w:r>
+      <w:r>
+        <w:rPr>
+          <w:color w:val="D55FDE"/>
+          <w:lang w:val="en-US"/>
+        </w:rPr>
+        <w:t>Mob</w:t>
+      </w:r>
+      <w:r>
+        <w:rPr>
+          <w:color w:val="BBBBBB"/>
+          <w:lang w:val="en-US"/>
+        </w:rPr>
+        <w:t>);</w:t>
+      </w:r>
+      <w:r>
+        <w:rPr>
+          <w:color w:val="BBBBBB"/>
+          <w:lang w:val="en-US"/>
+        </w:rPr>
+        <w:br/>
+        <w:t xml:space="preserve">    neutral(</w:t>
+      </w:r>
+      <w:r>
+        <w:rPr>
+          <w:color w:val="D55FDE"/>
+          <w:lang w:val="en-US"/>
+        </w:rPr>
+        <w:t>Mob</w:t>
+      </w:r>
+      <w:r>
+        <w:rPr>
+          <w:color w:val="BBBBBB"/>
+          <w:lang w:val="en-US"/>
+        </w:rPr>
+        <w:t>).</w:t>
+      </w:r>
+      <w:r>
+        <w:rPr>
+          <w:color w:val="BBBBBB"/>
+          <w:lang w:val="en-US"/>
+        </w:rPr>
+        <w:br/>
+      </w:r>
+      <w:r>
+        <w:rPr>
+          <w:color w:val="BBBBBB"/>
+          <w:lang w:val="en-US"/>
+        </w:rPr>
+        <w:br/>
+      </w:r>
+      <w:r>
+        <w:rPr>
+          <w:color w:val="5C6370"/>
+          <w:lang w:val="en-US"/>
+        </w:rPr>
+        <w:t>% A passive mob that is not hostile is non-hostile.</w:t>
+      </w:r>
+      <w:r>
+        <w:rPr>
+          <w:color w:val="5C6370"/>
+          <w:lang w:val="en-US"/>
+        </w:rPr>
+        <w:br/>
+      </w:r>
+      <w:proofErr w:type="spellStart"/>
+      <w:r>
+        <w:rPr>
+          <w:color w:val="BBBBBB"/>
+          <w:lang w:val="en-US"/>
+        </w:rPr>
+        <w:t>non_hostile_mob</w:t>
+      </w:r>
+      <w:proofErr w:type="spellEnd"/>
+      <w:r>
+        <w:rPr>
+          <w:color w:val="BBBBBB"/>
+          <w:lang w:val="en-US"/>
+        </w:rPr>
+        <w:t>(</w:t>
+      </w:r>
+      <w:r>
+        <w:rPr>
+          <w:color w:val="D55FDE"/>
+          <w:lang w:val="en-US"/>
+        </w:rPr>
+        <w:t>Mob</w:t>
+      </w:r>
+      <w:r>
+        <w:rPr>
+          <w:color w:val="BBBBBB"/>
+          <w:lang w:val="en-US"/>
+        </w:rPr>
+        <w:t>) :-</w:t>
+      </w:r>
+      <w:r>
+        <w:rPr>
+          <w:color w:val="BBBBBB"/>
+          <w:lang w:val="en-US"/>
+        </w:rPr>
+        <w:br/>
+        <w:t xml:space="preserve">    passive(</w:t>
+      </w:r>
+      <w:r>
+        <w:rPr>
+          <w:color w:val="D55FDE"/>
+          <w:lang w:val="en-US"/>
+        </w:rPr>
+        <w:t>Mob</w:t>
+      </w:r>
+      <w:r>
+        <w:rPr>
+          <w:color w:val="BBBBBB"/>
+          <w:lang w:val="en-US"/>
+        </w:rPr>
+        <w:t>),</w:t>
+      </w:r>
+      <w:r>
+        <w:rPr>
+          <w:color w:val="BBBBBB"/>
+          <w:lang w:val="en-US"/>
+        </w:rPr>
+        <w:br/>
+        <w:t xml:space="preserve">    \+ </w:t>
+      </w:r>
+      <w:proofErr w:type="spellStart"/>
+      <w:r>
+        <w:rPr>
+          <w:color w:val="BBBBBB"/>
+          <w:lang w:val="en-US"/>
+        </w:rPr>
+        <w:t>hostile_mob</w:t>
+      </w:r>
+      <w:proofErr w:type="spellEnd"/>
+      <w:r>
+        <w:rPr>
+          <w:color w:val="BBBBBB"/>
+          <w:lang w:val="en-US"/>
+        </w:rPr>
+        <w:t>(</w:t>
+      </w:r>
+      <w:r>
+        <w:rPr>
+          <w:color w:val="D55FDE"/>
+          <w:lang w:val="en-US"/>
+        </w:rPr>
+        <w:t>Mob</w:t>
+      </w:r>
+      <w:r>
+        <w:rPr>
+          <w:color w:val="BBBBBB"/>
+          <w:lang w:val="en-US"/>
+        </w:rPr>
+        <w:t>).</w:t>
       </w:r>
     </w:p>
     <w:p>
@@ -2946,5377 +5216,6 @@
           <w14:ligatures w14:val="none"/>
         </w:rPr>
       </w:pPr>
-      <w:r>
-        <w:rPr>
-          <w:rFonts w:ascii="Courier New" w:eastAsia="Times New Roman" w:hAnsi="Courier New" w:cs="Courier New"/>
-          <w:color w:val="5C6370"/>
-          <w:kern w:val="0"/>
-          <w:sz w:val="20"/>
-          <w:szCs w:val="20"/>
-          <w:lang w:val="en-US" w:eastAsia="ru-RU"/>
-          <w14:ligatures w14:val="none"/>
-        </w:rPr>
-        <w:t>% =========================</w:t>
-      </w:r>
-      <w:r>
-        <w:rPr>
-          <w:rFonts w:ascii="Courier New" w:eastAsia="Times New Roman" w:hAnsi="Courier New" w:cs="Courier New"/>
-          <w:color w:val="5C6370"/>
-          <w:kern w:val="0"/>
-          <w:sz w:val="20"/>
-          <w:szCs w:val="20"/>
-          <w:lang w:val="en-US" w:eastAsia="ru-RU"/>
-          <w14:ligatures w14:val="none"/>
-        </w:rPr>
-        <w:br/>
-        <w:t xml:space="preserve">% </w:t>
-      </w:r>
-      <w:r>
-        <w:rPr>
-          <w:rFonts w:ascii="Courier New" w:eastAsia="Times New Roman" w:hAnsi="Courier New" w:cs="Courier New"/>
-          <w:color w:val="5C6370"/>
-          <w:kern w:val="0"/>
-          <w:sz w:val="20"/>
-          <w:szCs w:val="20"/>
-          <w:lang w:eastAsia="ru-RU"/>
-          <w14:ligatures w14:val="none"/>
-        </w:rPr>
-        <w:t>Факты</w:t>
-      </w:r>
-      <w:r>
-        <w:rPr>
-          <w:rFonts w:ascii="Courier New" w:eastAsia="Times New Roman" w:hAnsi="Courier New" w:cs="Courier New"/>
-          <w:color w:val="5C6370"/>
-          <w:kern w:val="0"/>
-          <w:sz w:val="20"/>
-          <w:szCs w:val="20"/>
-          <w:lang w:val="en-US" w:eastAsia="ru-RU"/>
-          <w14:ligatures w14:val="none"/>
-        </w:rPr>
-        <w:t xml:space="preserve"> </w:t>
-      </w:r>
-      <w:r>
-        <w:rPr>
-          <w:rFonts w:ascii="Courier New" w:eastAsia="Times New Roman" w:hAnsi="Courier New" w:cs="Courier New"/>
-          <w:color w:val="5C6370"/>
-          <w:kern w:val="0"/>
-          <w:sz w:val="20"/>
-          <w:szCs w:val="20"/>
-          <w:lang w:eastAsia="ru-RU"/>
-          <w14:ligatures w14:val="none"/>
-        </w:rPr>
-        <w:t>о</w:t>
-      </w:r>
-      <w:r>
-        <w:rPr>
-          <w:rFonts w:ascii="Courier New" w:eastAsia="Times New Roman" w:hAnsi="Courier New" w:cs="Courier New"/>
-          <w:color w:val="5C6370"/>
-          <w:kern w:val="0"/>
-          <w:sz w:val="20"/>
-          <w:szCs w:val="20"/>
-          <w:lang w:val="en-US" w:eastAsia="ru-RU"/>
-          <w14:ligatures w14:val="none"/>
-        </w:rPr>
-        <w:t xml:space="preserve"> </w:t>
-      </w:r>
-      <w:r>
-        <w:rPr>
-          <w:rFonts w:ascii="Courier New" w:eastAsia="Times New Roman" w:hAnsi="Courier New" w:cs="Courier New"/>
-          <w:color w:val="5C6370"/>
-          <w:kern w:val="0"/>
-          <w:sz w:val="20"/>
-          <w:szCs w:val="20"/>
-          <w:lang w:eastAsia="ru-RU"/>
-          <w14:ligatures w14:val="none"/>
-        </w:rPr>
-        <w:t>мобах</w:t>
-      </w:r>
-      <w:r>
-        <w:rPr>
-          <w:rFonts w:ascii="Courier New" w:eastAsia="Times New Roman" w:hAnsi="Courier New" w:cs="Courier New"/>
-          <w:color w:val="5C6370"/>
-          <w:kern w:val="0"/>
-          <w:sz w:val="20"/>
-          <w:szCs w:val="20"/>
-          <w:lang w:val="en-US" w:eastAsia="ru-RU"/>
-          <w14:ligatures w14:val="none"/>
-        </w:rPr>
-        <w:br/>
-        <w:t>% =========================</w:t>
-      </w:r>
-      <w:r>
-        <w:rPr>
-          <w:rFonts w:ascii="Courier New" w:eastAsia="Times New Roman" w:hAnsi="Courier New" w:cs="Courier New"/>
-          <w:color w:val="5C6370"/>
-          <w:kern w:val="0"/>
-          <w:sz w:val="20"/>
-          <w:szCs w:val="20"/>
-          <w:lang w:val="en-US" w:eastAsia="ru-RU"/>
-          <w14:ligatures w14:val="none"/>
-        </w:rPr>
-        <w:br/>
-      </w:r>
-      <w:r>
-        <w:rPr>
-          <w:rFonts w:ascii="Courier New" w:eastAsia="Times New Roman" w:hAnsi="Courier New" w:cs="Courier New"/>
-          <w:color w:val="5C6370"/>
-          <w:kern w:val="0"/>
-          <w:sz w:val="20"/>
-          <w:szCs w:val="20"/>
-          <w:lang w:val="en-US" w:eastAsia="ru-RU"/>
-          <w14:ligatures w14:val="none"/>
-        </w:rPr>
-        <w:br/>
-      </w:r>
-      <w:r>
-        <w:rPr>
-          <w:rFonts w:ascii="Courier New" w:eastAsia="Times New Roman" w:hAnsi="Courier New" w:cs="Courier New"/>
-          <w:color w:val="ABB2BF"/>
-          <w:kern w:val="0"/>
-          <w:sz w:val="20"/>
-          <w:szCs w:val="20"/>
-          <w:lang w:val="en-US" w:eastAsia="ru-RU"/>
-          <w14:ligatures w14:val="none"/>
-        </w:rPr>
-        <w:t>passive(sheep).</w:t>
-      </w:r>
-      <w:r>
-        <w:rPr>
-          <w:rFonts w:ascii="Courier New" w:eastAsia="Times New Roman" w:hAnsi="Courier New" w:cs="Courier New"/>
-          <w:color w:val="ABB2BF"/>
-          <w:kern w:val="0"/>
-          <w:sz w:val="20"/>
-          <w:szCs w:val="20"/>
-          <w:lang w:val="en-US" w:eastAsia="ru-RU"/>
-          <w14:ligatures w14:val="none"/>
-        </w:rPr>
-        <w:br/>
-        <w:t>passive(pig).</w:t>
-      </w:r>
-      <w:r>
-        <w:rPr>
-          <w:rFonts w:ascii="Courier New" w:eastAsia="Times New Roman" w:hAnsi="Courier New" w:cs="Courier New"/>
-          <w:color w:val="ABB2BF"/>
-          <w:kern w:val="0"/>
-          <w:sz w:val="20"/>
-          <w:szCs w:val="20"/>
-          <w:lang w:val="en-US" w:eastAsia="ru-RU"/>
-          <w14:ligatures w14:val="none"/>
-        </w:rPr>
-        <w:br/>
-        <w:t>passive(chicken).</w:t>
-      </w:r>
-      <w:r>
-        <w:rPr>
-          <w:rFonts w:ascii="Courier New" w:eastAsia="Times New Roman" w:hAnsi="Courier New" w:cs="Courier New"/>
-          <w:color w:val="ABB2BF"/>
-          <w:kern w:val="0"/>
-          <w:sz w:val="20"/>
-          <w:szCs w:val="20"/>
-          <w:lang w:val="en-US" w:eastAsia="ru-RU"/>
-          <w14:ligatures w14:val="none"/>
-        </w:rPr>
-        <w:br/>
-        <w:t>passive(villager).</w:t>
-      </w:r>
-      <w:r>
-        <w:rPr>
-          <w:rFonts w:ascii="Courier New" w:eastAsia="Times New Roman" w:hAnsi="Courier New" w:cs="Courier New"/>
-          <w:color w:val="ABB2BF"/>
-          <w:kern w:val="0"/>
-          <w:sz w:val="20"/>
-          <w:szCs w:val="20"/>
-          <w:lang w:val="en-US" w:eastAsia="ru-RU"/>
-          <w14:ligatures w14:val="none"/>
-        </w:rPr>
-        <w:br/>
-      </w:r>
-      <w:r>
-        <w:rPr>
-          <w:rFonts w:ascii="Courier New" w:eastAsia="Times New Roman" w:hAnsi="Courier New" w:cs="Courier New"/>
-          <w:color w:val="ABB2BF"/>
-          <w:kern w:val="0"/>
-          <w:sz w:val="20"/>
-          <w:szCs w:val="20"/>
-          <w:lang w:val="en-US" w:eastAsia="ru-RU"/>
-          <w14:ligatures w14:val="none"/>
-        </w:rPr>
-        <w:br/>
-        <w:t>aggressive(zombie).</w:t>
-      </w:r>
-      <w:r>
-        <w:rPr>
-          <w:rFonts w:ascii="Courier New" w:eastAsia="Times New Roman" w:hAnsi="Courier New" w:cs="Courier New"/>
-          <w:color w:val="ABB2BF"/>
-          <w:kern w:val="0"/>
-          <w:sz w:val="20"/>
-          <w:szCs w:val="20"/>
-          <w:lang w:val="en-US" w:eastAsia="ru-RU"/>
-          <w14:ligatures w14:val="none"/>
-        </w:rPr>
-        <w:br/>
-        <w:t>aggressive(skeleton).</w:t>
-      </w:r>
-      <w:r>
-        <w:rPr>
-          <w:rFonts w:ascii="Courier New" w:eastAsia="Times New Roman" w:hAnsi="Courier New" w:cs="Courier New"/>
-          <w:color w:val="ABB2BF"/>
-          <w:kern w:val="0"/>
-          <w:sz w:val="20"/>
-          <w:szCs w:val="20"/>
-          <w:lang w:val="en-US" w:eastAsia="ru-RU"/>
-          <w14:ligatures w14:val="none"/>
-        </w:rPr>
-        <w:br/>
-      </w:r>
-      <w:r>
-        <w:rPr>
-          <w:rFonts w:ascii="Courier New" w:eastAsia="Times New Roman" w:hAnsi="Courier New" w:cs="Courier New"/>
-          <w:color w:val="ABB2BF"/>
-          <w:kern w:val="0"/>
-          <w:sz w:val="20"/>
-          <w:szCs w:val="20"/>
-          <w:lang w:val="en-US" w:eastAsia="ru-RU"/>
-          <w14:ligatures w14:val="none"/>
-        </w:rPr>
-        <w:br/>
-        <w:t>neutral(</w:t>
-      </w:r>
-      <w:proofErr w:type="spellStart"/>
-      <w:r>
-        <w:rPr>
-          <w:rFonts w:ascii="Courier New" w:eastAsia="Times New Roman" w:hAnsi="Courier New" w:cs="Courier New"/>
-          <w:color w:val="ABB2BF"/>
-          <w:kern w:val="0"/>
-          <w:sz w:val="20"/>
-          <w:szCs w:val="20"/>
-          <w:lang w:val="en-US" w:eastAsia="ru-RU"/>
-          <w14:ligatures w14:val="none"/>
-        </w:rPr>
-        <w:t>zombie_piglin</w:t>
-      </w:r>
-      <w:proofErr w:type="spellEnd"/>
-      <w:r>
-        <w:rPr>
-          <w:rFonts w:ascii="Courier New" w:eastAsia="Times New Roman" w:hAnsi="Courier New" w:cs="Courier New"/>
-          <w:color w:val="ABB2BF"/>
-          <w:kern w:val="0"/>
-          <w:sz w:val="20"/>
-          <w:szCs w:val="20"/>
-          <w:lang w:val="en-US" w:eastAsia="ru-RU"/>
-          <w14:ligatures w14:val="none"/>
-        </w:rPr>
-        <w:t>).</w:t>
-      </w:r>
-      <w:r>
-        <w:rPr>
-          <w:rFonts w:ascii="Courier New" w:eastAsia="Times New Roman" w:hAnsi="Courier New" w:cs="Courier New"/>
-          <w:color w:val="ABB2BF"/>
-          <w:kern w:val="0"/>
-          <w:sz w:val="20"/>
-          <w:szCs w:val="20"/>
-          <w:lang w:val="en-US" w:eastAsia="ru-RU"/>
-          <w14:ligatures w14:val="none"/>
-        </w:rPr>
-        <w:br/>
-      </w:r>
-      <w:r>
-        <w:rPr>
-          <w:rFonts w:ascii="Courier New" w:eastAsia="Times New Roman" w:hAnsi="Courier New" w:cs="Courier New"/>
-          <w:color w:val="ABB2BF"/>
-          <w:kern w:val="0"/>
-          <w:sz w:val="20"/>
-          <w:szCs w:val="20"/>
-          <w:lang w:val="en-US" w:eastAsia="ru-RU"/>
-          <w14:ligatures w14:val="none"/>
-        </w:rPr>
-        <w:br/>
-      </w:r>
-      <w:r>
-        <w:rPr>
-          <w:rFonts w:ascii="Courier New" w:eastAsia="Times New Roman" w:hAnsi="Courier New" w:cs="Courier New"/>
-          <w:color w:val="ABB2BF"/>
-          <w:kern w:val="0"/>
-          <w:sz w:val="20"/>
-          <w:szCs w:val="20"/>
-          <w:lang w:val="en-US" w:eastAsia="ru-RU"/>
-          <w14:ligatures w14:val="none"/>
-        </w:rPr>
-        <w:br/>
-      </w:r>
-      <w:r>
-        <w:rPr>
-          <w:rFonts w:ascii="Courier New" w:eastAsia="Times New Roman" w:hAnsi="Courier New" w:cs="Courier New"/>
-          <w:color w:val="5C6370"/>
-          <w:kern w:val="0"/>
-          <w:sz w:val="20"/>
-          <w:szCs w:val="20"/>
-          <w:lang w:val="en-US" w:eastAsia="ru-RU"/>
-          <w14:ligatures w14:val="none"/>
-        </w:rPr>
-        <w:t>% =========================</w:t>
-      </w:r>
-      <w:r>
-        <w:rPr>
-          <w:rFonts w:ascii="Courier New" w:eastAsia="Times New Roman" w:hAnsi="Courier New" w:cs="Courier New"/>
-          <w:color w:val="5C6370"/>
-          <w:kern w:val="0"/>
-          <w:sz w:val="20"/>
-          <w:szCs w:val="20"/>
-          <w:lang w:val="en-US" w:eastAsia="ru-RU"/>
-          <w14:ligatures w14:val="none"/>
-        </w:rPr>
-        <w:br/>
-        <w:t xml:space="preserve">% </w:t>
-      </w:r>
-      <w:r>
-        <w:rPr>
-          <w:rFonts w:ascii="Courier New" w:eastAsia="Times New Roman" w:hAnsi="Courier New" w:cs="Courier New"/>
-          <w:color w:val="5C6370"/>
-          <w:kern w:val="0"/>
-          <w:sz w:val="20"/>
-          <w:szCs w:val="20"/>
-          <w:lang w:eastAsia="ru-RU"/>
-          <w14:ligatures w14:val="none"/>
-        </w:rPr>
-        <w:t>Факты</w:t>
-      </w:r>
-      <w:r>
-        <w:rPr>
-          <w:rFonts w:ascii="Courier New" w:eastAsia="Times New Roman" w:hAnsi="Courier New" w:cs="Courier New"/>
-          <w:color w:val="5C6370"/>
-          <w:kern w:val="0"/>
-          <w:sz w:val="20"/>
-          <w:szCs w:val="20"/>
-          <w:lang w:val="en-US" w:eastAsia="ru-RU"/>
-          <w14:ligatures w14:val="none"/>
-        </w:rPr>
-        <w:t xml:space="preserve"> </w:t>
-      </w:r>
-      <w:r>
-        <w:rPr>
-          <w:rFonts w:ascii="Courier New" w:eastAsia="Times New Roman" w:hAnsi="Courier New" w:cs="Courier New"/>
-          <w:color w:val="5C6370"/>
-          <w:kern w:val="0"/>
-          <w:sz w:val="20"/>
-          <w:szCs w:val="20"/>
-          <w:lang w:eastAsia="ru-RU"/>
-          <w14:ligatures w14:val="none"/>
-        </w:rPr>
-        <w:t>о</w:t>
-      </w:r>
-      <w:r>
-        <w:rPr>
-          <w:rFonts w:ascii="Courier New" w:eastAsia="Times New Roman" w:hAnsi="Courier New" w:cs="Courier New"/>
-          <w:color w:val="5C6370"/>
-          <w:kern w:val="0"/>
-          <w:sz w:val="20"/>
-          <w:szCs w:val="20"/>
-          <w:lang w:val="en-US" w:eastAsia="ru-RU"/>
-          <w14:ligatures w14:val="none"/>
-        </w:rPr>
-        <w:t xml:space="preserve"> </w:t>
-      </w:r>
-      <w:r>
-        <w:rPr>
-          <w:rFonts w:ascii="Courier New" w:eastAsia="Times New Roman" w:hAnsi="Courier New" w:cs="Courier New"/>
-          <w:color w:val="5C6370"/>
-          <w:kern w:val="0"/>
-          <w:sz w:val="20"/>
-          <w:szCs w:val="20"/>
-          <w:lang w:eastAsia="ru-RU"/>
-          <w14:ligatures w14:val="none"/>
-        </w:rPr>
-        <w:t>предметах</w:t>
-      </w:r>
-      <w:r>
-        <w:rPr>
-          <w:rFonts w:ascii="Courier New" w:eastAsia="Times New Roman" w:hAnsi="Courier New" w:cs="Courier New"/>
-          <w:color w:val="5C6370"/>
-          <w:kern w:val="0"/>
-          <w:sz w:val="20"/>
-          <w:szCs w:val="20"/>
-          <w:lang w:val="en-US" w:eastAsia="ru-RU"/>
-          <w14:ligatures w14:val="none"/>
-        </w:rPr>
-        <w:br/>
-        <w:t>% =========================</w:t>
-      </w:r>
-      <w:r>
-        <w:rPr>
-          <w:rFonts w:ascii="Courier New" w:eastAsia="Times New Roman" w:hAnsi="Courier New" w:cs="Courier New"/>
-          <w:color w:val="5C6370"/>
-          <w:kern w:val="0"/>
-          <w:sz w:val="20"/>
-          <w:szCs w:val="20"/>
-          <w:lang w:val="en-US" w:eastAsia="ru-RU"/>
-          <w14:ligatures w14:val="none"/>
-        </w:rPr>
-        <w:br/>
-      </w:r>
-      <w:r>
-        <w:rPr>
-          <w:rFonts w:ascii="Courier New" w:eastAsia="Times New Roman" w:hAnsi="Courier New" w:cs="Courier New"/>
-          <w:color w:val="5C6370"/>
-          <w:kern w:val="0"/>
-          <w:sz w:val="20"/>
-          <w:szCs w:val="20"/>
-          <w:lang w:val="en-US" w:eastAsia="ru-RU"/>
-          <w14:ligatures w14:val="none"/>
-        </w:rPr>
-        <w:br/>
-      </w:r>
-      <w:r>
-        <w:rPr>
-          <w:rFonts w:ascii="Courier New" w:eastAsia="Times New Roman" w:hAnsi="Courier New" w:cs="Courier New"/>
-          <w:color w:val="ABB2BF"/>
-          <w:kern w:val="0"/>
-          <w:sz w:val="20"/>
-          <w:szCs w:val="20"/>
-          <w:lang w:val="en-US" w:eastAsia="ru-RU"/>
-          <w14:ligatures w14:val="none"/>
-        </w:rPr>
-        <w:t>crafted(</w:t>
-      </w:r>
-      <w:proofErr w:type="spellStart"/>
-      <w:r>
-        <w:rPr>
-          <w:rFonts w:ascii="Courier New" w:eastAsia="Times New Roman" w:hAnsi="Courier New" w:cs="Courier New"/>
-          <w:color w:val="ABB2BF"/>
-          <w:kern w:val="0"/>
-          <w:sz w:val="20"/>
-          <w:szCs w:val="20"/>
-          <w:lang w:val="en-US" w:eastAsia="ru-RU"/>
-          <w14:ligatures w14:val="none"/>
-        </w:rPr>
-        <w:t>iron_sword</w:t>
-      </w:r>
-      <w:proofErr w:type="spellEnd"/>
-      <w:r>
-        <w:rPr>
-          <w:rFonts w:ascii="Courier New" w:eastAsia="Times New Roman" w:hAnsi="Courier New" w:cs="Courier New"/>
-          <w:color w:val="ABB2BF"/>
-          <w:kern w:val="0"/>
-          <w:sz w:val="20"/>
-          <w:szCs w:val="20"/>
-          <w:lang w:val="en-US" w:eastAsia="ru-RU"/>
-          <w14:ligatures w14:val="none"/>
-        </w:rPr>
-        <w:t>).</w:t>
-      </w:r>
-      <w:r>
-        <w:rPr>
-          <w:rFonts w:ascii="Courier New" w:eastAsia="Times New Roman" w:hAnsi="Courier New" w:cs="Courier New"/>
-          <w:color w:val="ABB2BF"/>
-          <w:kern w:val="0"/>
-          <w:sz w:val="20"/>
-          <w:szCs w:val="20"/>
-          <w:lang w:val="en-US" w:eastAsia="ru-RU"/>
-          <w14:ligatures w14:val="none"/>
-        </w:rPr>
-        <w:br/>
-        <w:t>crafted(</w:t>
-      </w:r>
-      <w:proofErr w:type="spellStart"/>
-      <w:r>
-        <w:rPr>
-          <w:rFonts w:ascii="Courier New" w:eastAsia="Times New Roman" w:hAnsi="Courier New" w:cs="Courier New"/>
-          <w:color w:val="ABB2BF"/>
-          <w:kern w:val="0"/>
-          <w:sz w:val="20"/>
-          <w:szCs w:val="20"/>
-          <w:lang w:val="en-US" w:eastAsia="ru-RU"/>
-          <w14:ligatures w14:val="none"/>
-        </w:rPr>
-        <w:t>golden_helmet</w:t>
-      </w:r>
-      <w:proofErr w:type="spellEnd"/>
-      <w:r>
-        <w:rPr>
-          <w:rFonts w:ascii="Courier New" w:eastAsia="Times New Roman" w:hAnsi="Courier New" w:cs="Courier New"/>
-          <w:color w:val="ABB2BF"/>
-          <w:kern w:val="0"/>
-          <w:sz w:val="20"/>
-          <w:szCs w:val="20"/>
-          <w:lang w:val="en-US" w:eastAsia="ru-RU"/>
-          <w14:ligatures w14:val="none"/>
-        </w:rPr>
-        <w:t>).</w:t>
-      </w:r>
-      <w:r>
-        <w:rPr>
-          <w:rFonts w:ascii="Courier New" w:eastAsia="Times New Roman" w:hAnsi="Courier New" w:cs="Courier New"/>
-          <w:color w:val="ABB2BF"/>
-          <w:kern w:val="0"/>
-          <w:sz w:val="20"/>
-          <w:szCs w:val="20"/>
-          <w:lang w:val="en-US" w:eastAsia="ru-RU"/>
-          <w14:ligatures w14:val="none"/>
-        </w:rPr>
-        <w:br/>
-        <w:t>crafted(stick).</w:t>
-      </w:r>
-      <w:r>
-        <w:rPr>
-          <w:rFonts w:ascii="Courier New" w:eastAsia="Times New Roman" w:hAnsi="Courier New" w:cs="Courier New"/>
-          <w:color w:val="ABB2BF"/>
-          <w:kern w:val="0"/>
-          <w:sz w:val="20"/>
-          <w:szCs w:val="20"/>
-          <w:lang w:val="en-US" w:eastAsia="ru-RU"/>
-          <w14:ligatures w14:val="none"/>
-        </w:rPr>
-        <w:br/>
-      </w:r>
-      <w:r>
-        <w:rPr>
-          <w:rFonts w:ascii="Courier New" w:eastAsia="Times New Roman" w:hAnsi="Courier New" w:cs="Courier New"/>
-          <w:color w:val="ABB2BF"/>
-          <w:kern w:val="0"/>
-          <w:sz w:val="20"/>
-          <w:szCs w:val="20"/>
-          <w:lang w:val="en-US" w:eastAsia="ru-RU"/>
-          <w14:ligatures w14:val="none"/>
-        </w:rPr>
-        <w:br/>
-        <w:t>dropped(carrot).</w:t>
-      </w:r>
-      <w:r>
-        <w:rPr>
-          <w:rFonts w:ascii="Courier New" w:eastAsia="Times New Roman" w:hAnsi="Courier New" w:cs="Courier New"/>
-          <w:color w:val="ABB2BF"/>
-          <w:kern w:val="0"/>
-          <w:sz w:val="20"/>
-          <w:szCs w:val="20"/>
-          <w:lang w:val="en-US" w:eastAsia="ru-RU"/>
-          <w14:ligatures w14:val="none"/>
-        </w:rPr>
-        <w:br/>
-        <w:t>dropped(</w:t>
-      </w:r>
-      <w:proofErr w:type="spellStart"/>
-      <w:r>
-        <w:rPr>
-          <w:rFonts w:ascii="Courier New" w:eastAsia="Times New Roman" w:hAnsi="Courier New" w:cs="Courier New"/>
-          <w:color w:val="ABB2BF"/>
-          <w:kern w:val="0"/>
-          <w:sz w:val="20"/>
-          <w:szCs w:val="20"/>
-          <w:lang w:val="en-US" w:eastAsia="ru-RU"/>
-          <w14:ligatures w14:val="none"/>
-        </w:rPr>
-        <w:t>rotten_flesh</w:t>
-      </w:r>
-      <w:proofErr w:type="spellEnd"/>
-      <w:r>
-        <w:rPr>
-          <w:rFonts w:ascii="Courier New" w:eastAsia="Times New Roman" w:hAnsi="Courier New" w:cs="Courier New"/>
-          <w:color w:val="ABB2BF"/>
-          <w:kern w:val="0"/>
-          <w:sz w:val="20"/>
-          <w:szCs w:val="20"/>
-          <w:lang w:val="en-US" w:eastAsia="ru-RU"/>
-          <w14:ligatures w14:val="none"/>
-        </w:rPr>
-        <w:t>).</w:t>
-      </w:r>
-      <w:r>
-        <w:rPr>
-          <w:rFonts w:ascii="Courier New" w:eastAsia="Times New Roman" w:hAnsi="Courier New" w:cs="Courier New"/>
-          <w:color w:val="ABB2BF"/>
-          <w:kern w:val="0"/>
-          <w:sz w:val="20"/>
-          <w:szCs w:val="20"/>
-          <w:lang w:val="en-US" w:eastAsia="ru-RU"/>
-          <w14:ligatures w14:val="none"/>
-        </w:rPr>
-        <w:br/>
-        <w:t>dropped(</w:t>
-      </w:r>
-      <w:proofErr w:type="spellStart"/>
-      <w:r>
-        <w:rPr>
-          <w:rFonts w:ascii="Courier New" w:eastAsia="Times New Roman" w:hAnsi="Courier New" w:cs="Courier New"/>
-          <w:color w:val="ABB2BF"/>
-          <w:kern w:val="0"/>
-          <w:sz w:val="20"/>
-          <w:szCs w:val="20"/>
-          <w:lang w:val="en-US" w:eastAsia="ru-RU"/>
-          <w14:ligatures w14:val="none"/>
-        </w:rPr>
-        <w:t>golden_helmet</w:t>
-      </w:r>
-      <w:proofErr w:type="spellEnd"/>
-      <w:r>
-        <w:rPr>
-          <w:rFonts w:ascii="Courier New" w:eastAsia="Times New Roman" w:hAnsi="Courier New" w:cs="Courier New"/>
-          <w:color w:val="ABB2BF"/>
-          <w:kern w:val="0"/>
-          <w:sz w:val="20"/>
-          <w:szCs w:val="20"/>
-          <w:lang w:val="en-US" w:eastAsia="ru-RU"/>
-          <w14:ligatures w14:val="none"/>
-        </w:rPr>
-        <w:t>).</w:t>
-      </w:r>
-      <w:r>
-        <w:rPr>
-          <w:rFonts w:ascii="Courier New" w:eastAsia="Times New Roman" w:hAnsi="Courier New" w:cs="Courier New"/>
-          <w:color w:val="ABB2BF"/>
-          <w:kern w:val="0"/>
-          <w:sz w:val="20"/>
-          <w:szCs w:val="20"/>
-          <w:lang w:val="en-US" w:eastAsia="ru-RU"/>
-          <w14:ligatures w14:val="none"/>
-        </w:rPr>
-        <w:br/>
-        <w:t>dropped(</w:t>
-      </w:r>
-      <w:proofErr w:type="spellStart"/>
-      <w:r>
-        <w:rPr>
-          <w:rFonts w:ascii="Courier New" w:eastAsia="Times New Roman" w:hAnsi="Courier New" w:cs="Courier New"/>
-          <w:color w:val="ABB2BF"/>
-          <w:kern w:val="0"/>
-          <w:sz w:val="20"/>
-          <w:szCs w:val="20"/>
-          <w:lang w:val="en-US" w:eastAsia="ru-RU"/>
-          <w14:ligatures w14:val="none"/>
-        </w:rPr>
-        <w:t>raw_chicken</w:t>
-      </w:r>
-      <w:proofErr w:type="spellEnd"/>
-      <w:r>
-        <w:rPr>
-          <w:rFonts w:ascii="Courier New" w:eastAsia="Times New Roman" w:hAnsi="Courier New" w:cs="Courier New"/>
-          <w:color w:val="ABB2BF"/>
-          <w:kern w:val="0"/>
-          <w:sz w:val="20"/>
-          <w:szCs w:val="20"/>
-          <w:lang w:val="en-US" w:eastAsia="ru-RU"/>
-          <w14:ligatures w14:val="none"/>
-        </w:rPr>
-        <w:t>).</w:t>
-      </w:r>
-      <w:r>
-        <w:rPr>
-          <w:rFonts w:ascii="Courier New" w:eastAsia="Times New Roman" w:hAnsi="Courier New" w:cs="Courier New"/>
-          <w:color w:val="ABB2BF"/>
-          <w:kern w:val="0"/>
-          <w:sz w:val="20"/>
-          <w:szCs w:val="20"/>
-          <w:lang w:val="en-US" w:eastAsia="ru-RU"/>
-          <w14:ligatures w14:val="none"/>
-        </w:rPr>
-        <w:br/>
-        <w:t>dropped(</w:t>
-      </w:r>
-      <w:proofErr w:type="spellStart"/>
-      <w:r>
-        <w:rPr>
-          <w:rFonts w:ascii="Courier New" w:eastAsia="Times New Roman" w:hAnsi="Courier New" w:cs="Courier New"/>
-          <w:color w:val="ABB2BF"/>
-          <w:kern w:val="0"/>
-          <w:sz w:val="20"/>
-          <w:szCs w:val="20"/>
-          <w:lang w:val="en-US" w:eastAsia="ru-RU"/>
-          <w14:ligatures w14:val="none"/>
-        </w:rPr>
-        <w:t>raw_porkchop</w:t>
-      </w:r>
-      <w:proofErr w:type="spellEnd"/>
-      <w:r>
-        <w:rPr>
-          <w:rFonts w:ascii="Courier New" w:eastAsia="Times New Roman" w:hAnsi="Courier New" w:cs="Courier New"/>
-          <w:color w:val="ABB2BF"/>
-          <w:kern w:val="0"/>
-          <w:sz w:val="20"/>
-          <w:szCs w:val="20"/>
-          <w:lang w:val="en-US" w:eastAsia="ru-RU"/>
-          <w14:ligatures w14:val="none"/>
-        </w:rPr>
-        <w:t>).</w:t>
-      </w:r>
-      <w:r>
-        <w:rPr>
-          <w:rFonts w:ascii="Courier New" w:eastAsia="Times New Roman" w:hAnsi="Courier New" w:cs="Courier New"/>
-          <w:color w:val="ABB2BF"/>
-          <w:kern w:val="0"/>
-          <w:sz w:val="20"/>
-          <w:szCs w:val="20"/>
-          <w:lang w:val="en-US" w:eastAsia="ru-RU"/>
-          <w14:ligatures w14:val="none"/>
-        </w:rPr>
-        <w:br/>
-      </w:r>
-      <w:r>
-        <w:rPr>
-          <w:rFonts w:ascii="Courier New" w:eastAsia="Times New Roman" w:hAnsi="Courier New" w:cs="Courier New"/>
-          <w:color w:val="ABB2BF"/>
-          <w:kern w:val="0"/>
-          <w:sz w:val="20"/>
-          <w:szCs w:val="20"/>
-          <w:lang w:val="en-US" w:eastAsia="ru-RU"/>
-          <w14:ligatures w14:val="none"/>
-        </w:rPr>
-        <w:lastRenderedPageBreak/>
-        <w:t>dropped(</w:t>
-      </w:r>
-      <w:proofErr w:type="spellStart"/>
-      <w:r>
-        <w:rPr>
-          <w:rFonts w:ascii="Courier New" w:eastAsia="Times New Roman" w:hAnsi="Courier New" w:cs="Courier New"/>
-          <w:color w:val="ABB2BF"/>
-          <w:kern w:val="0"/>
-          <w:sz w:val="20"/>
-          <w:szCs w:val="20"/>
-          <w:lang w:val="en-US" w:eastAsia="ru-RU"/>
-          <w14:ligatures w14:val="none"/>
-        </w:rPr>
-        <w:t>raw_mutton</w:t>
-      </w:r>
-      <w:proofErr w:type="spellEnd"/>
-      <w:r>
-        <w:rPr>
-          <w:rFonts w:ascii="Courier New" w:eastAsia="Times New Roman" w:hAnsi="Courier New" w:cs="Courier New"/>
-          <w:color w:val="ABB2BF"/>
-          <w:kern w:val="0"/>
-          <w:sz w:val="20"/>
-          <w:szCs w:val="20"/>
-          <w:lang w:val="en-US" w:eastAsia="ru-RU"/>
-          <w14:ligatures w14:val="none"/>
-        </w:rPr>
-        <w:t>).</w:t>
-      </w:r>
-      <w:r>
-        <w:rPr>
-          <w:rFonts w:ascii="Courier New" w:eastAsia="Times New Roman" w:hAnsi="Courier New" w:cs="Courier New"/>
-          <w:color w:val="ABB2BF"/>
-          <w:kern w:val="0"/>
-          <w:sz w:val="20"/>
-          <w:szCs w:val="20"/>
-          <w:lang w:val="en-US" w:eastAsia="ru-RU"/>
-          <w14:ligatures w14:val="none"/>
-        </w:rPr>
-        <w:br/>
-        <w:t>dropped(</w:t>
-      </w:r>
-      <w:proofErr w:type="spellStart"/>
-      <w:r>
-        <w:rPr>
-          <w:rFonts w:ascii="Courier New" w:eastAsia="Times New Roman" w:hAnsi="Courier New" w:cs="Courier New"/>
-          <w:color w:val="ABB2BF"/>
-          <w:kern w:val="0"/>
-          <w:sz w:val="20"/>
-          <w:szCs w:val="20"/>
-          <w:lang w:val="en-US" w:eastAsia="ru-RU"/>
-          <w14:ligatures w14:val="none"/>
-        </w:rPr>
-        <w:t>white_wool</w:t>
-      </w:r>
-      <w:proofErr w:type="spellEnd"/>
-      <w:r>
-        <w:rPr>
-          <w:rFonts w:ascii="Courier New" w:eastAsia="Times New Roman" w:hAnsi="Courier New" w:cs="Courier New"/>
-          <w:color w:val="ABB2BF"/>
-          <w:kern w:val="0"/>
-          <w:sz w:val="20"/>
-          <w:szCs w:val="20"/>
-          <w:lang w:val="en-US" w:eastAsia="ru-RU"/>
-          <w14:ligatures w14:val="none"/>
-        </w:rPr>
-        <w:t>).</w:t>
-      </w:r>
-      <w:r>
-        <w:rPr>
-          <w:rFonts w:ascii="Courier New" w:eastAsia="Times New Roman" w:hAnsi="Courier New" w:cs="Courier New"/>
-          <w:color w:val="ABB2BF"/>
-          <w:kern w:val="0"/>
-          <w:sz w:val="20"/>
-          <w:szCs w:val="20"/>
-          <w:lang w:val="en-US" w:eastAsia="ru-RU"/>
-          <w14:ligatures w14:val="none"/>
-        </w:rPr>
-        <w:br/>
-      </w:r>
-      <w:r>
-        <w:rPr>
-          <w:rFonts w:ascii="Courier New" w:eastAsia="Times New Roman" w:hAnsi="Courier New" w:cs="Courier New"/>
-          <w:color w:val="ABB2BF"/>
-          <w:kern w:val="0"/>
-          <w:sz w:val="20"/>
-          <w:szCs w:val="20"/>
-          <w:lang w:val="en-US" w:eastAsia="ru-RU"/>
-          <w14:ligatures w14:val="none"/>
-        </w:rPr>
-        <w:br/>
-      </w:r>
-      <w:proofErr w:type="spellStart"/>
-      <w:r>
-        <w:rPr>
-          <w:rFonts w:ascii="Courier New" w:eastAsia="Times New Roman" w:hAnsi="Courier New" w:cs="Courier New"/>
-          <w:color w:val="ABB2BF"/>
-          <w:kern w:val="0"/>
-          <w:sz w:val="20"/>
-          <w:szCs w:val="20"/>
-          <w:lang w:val="en-US" w:eastAsia="ru-RU"/>
-          <w14:ligatures w14:val="none"/>
-        </w:rPr>
-        <w:t>is_block</w:t>
-      </w:r>
-      <w:proofErr w:type="spellEnd"/>
-      <w:r>
-        <w:rPr>
-          <w:rFonts w:ascii="Courier New" w:eastAsia="Times New Roman" w:hAnsi="Courier New" w:cs="Courier New"/>
-          <w:color w:val="ABB2BF"/>
-          <w:kern w:val="0"/>
-          <w:sz w:val="20"/>
-          <w:szCs w:val="20"/>
-          <w:lang w:val="en-US" w:eastAsia="ru-RU"/>
-          <w14:ligatures w14:val="none"/>
-        </w:rPr>
-        <w:t>(</w:t>
-      </w:r>
-      <w:proofErr w:type="spellStart"/>
-      <w:r>
-        <w:rPr>
-          <w:rFonts w:ascii="Courier New" w:eastAsia="Times New Roman" w:hAnsi="Courier New" w:cs="Courier New"/>
-          <w:color w:val="ABB2BF"/>
-          <w:kern w:val="0"/>
-          <w:sz w:val="20"/>
-          <w:szCs w:val="20"/>
-          <w:lang w:val="en-US" w:eastAsia="ru-RU"/>
-          <w14:ligatures w14:val="none"/>
-        </w:rPr>
-        <w:t>white_wool</w:t>
-      </w:r>
-      <w:proofErr w:type="spellEnd"/>
-      <w:r>
-        <w:rPr>
-          <w:rFonts w:ascii="Courier New" w:eastAsia="Times New Roman" w:hAnsi="Courier New" w:cs="Courier New"/>
-          <w:color w:val="ABB2BF"/>
-          <w:kern w:val="0"/>
-          <w:sz w:val="20"/>
-          <w:szCs w:val="20"/>
-          <w:lang w:val="en-US" w:eastAsia="ru-RU"/>
-          <w14:ligatures w14:val="none"/>
-        </w:rPr>
-        <w:t>).</w:t>
-      </w:r>
-      <w:r>
-        <w:rPr>
-          <w:rFonts w:ascii="Courier New" w:eastAsia="Times New Roman" w:hAnsi="Courier New" w:cs="Courier New"/>
-          <w:color w:val="ABB2BF"/>
-          <w:kern w:val="0"/>
-          <w:sz w:val="20"/>
-          <w:szCs w:val="20"/>
-          <w:lang w:val="en-US" w:eastAsia="ru-RU"/>
-          <w14:ligatures w14:val="none"/>
-        </w:rPr>
-        <w:br/>
-      </w:r>
-      <w:proofErr w:type="spellStart"/>
-      <w:r>
-        <w:rPr>
-          <w:rFonts w:ascii="Courier New" w:eastAsia="Times New Roman" w:hAnsi="Courier New" w:cs="Courier New"/>
-          <w:color w:val="ABB2BF"/>
-          <w:kern w:val="0"/>
-          <w:sz w:val="20"/>
-          <w:szCs w:val="20"/>
-          <w:lang w:val="en-US" w:eastAsia="ru-RU"/>
-          <w14:ligatures w14:val="none"/>
-        </w:rPr>
-        <w:t>is_weapon</w:t>
-      </w:r>
-      <w:proofErr w:type="spellEnd"/>
-      <w:r>
-        <w:rPr>
-          <w:rFonts w:ascii="Courier New" w:eastAsia="Times New Roman" w:hAnsi="Courier New" w:cs="Courier New"/>
-          <w:color w:val="ABB2BF"/>
-          <w:kern w:val="0"/>
-          <w:sz w:val="20"/>
-          <w:szCs w:val="20"/>
-          <w:lang w:val="en-US" w:eastAsia="ru-RU"/>
-          <w14:ligatures w14:val="none"/>
-        </w:rPr>
-        <w:t>(</w:t>
-      </w:r>
-      <w:proofErr w:type="spellStart"/>
-      <w:r>
-        <w:rPr>
-          <w:rFonts w:ascii="Courier New" w:eastAsia="Times New Roman" w:hAnsi="Courier New" w:cs="Courier New"/>
-          <w:color w:val="ABB2BF"/>
-          <w:kern w:val="0"/>
-          <w:sz w:val="20"/>
-          <w:szCs w:val="20"/>
-          <w:lang w:val="en-US" w:eastAsia="ru-RU"/>
-          <w14:ligatures w14:val="none"/>
-        </w:rPr>
-        <w:t>iron_sword</w:t>
-      </w:r>
-      <w:proofErr w:type="spellEnd"/>
-      <w:r>
-        <w:rPr>
-          <w:rFonts w:ascii="Courier New" w:eastAsia="Times New Roman" w:hAnsi="Courier New" w:cs="Courier New"/>
-          <w:color w:val="ABB2BF"/>
-          <w:kern w:val="0"/>
-          <w:sz w:val="20"/>
-          <w:szCs w:val="20"/>
-          <w:lang w:val="en-US" w:eastAsia="ru-RU"/>
-          <w14:ligatures w14:val="none"/>
-        </w:rPr>
-        <w:t>).</w:t>
-      </w:r>
-      <w:r>
-        <w:rPr>
-          <w:rFonts w:ascii="Courier New" w:eastAsia="Times New Roman" w:hAnsi="Courier New" w:cs="Courier New"/>
-          <w:color w:val="ABB2BF"/>
-          <w:kern w:val="0"/>
-          <w:sz w:val="20"/>
-          <w:szCs w:val="20"/>
-          <w:lang w:val="en-US" w:eastAsia="ru-RU"/>
-          <w14:ligatures w14:val="none"/>
-        </w:rPr>
-        <w:br/>
-      </w:r>
-      <w:proofErr w:type="spellStart"/>
-      <w:r>
-        <w:rPr>
-          <w:rFonts w:ascii="Courier New" w:eastAsia="Times New Roman" w:hAnsi="Courier New" w:cs="Courier New"/>
-          <w:color w:val="ABB2BF"/>
-          <w:kern w:val="0"/>
-          <w:sz w:val="20"/>
-          <w:szCs w:val="20"/>
-          <w:lang w:val="en-US" w:eastAsia="ru-RU"/>
-          <w14:ligatures w14:val="none"/>
-        </w:rPr>
-        <w:t>is_armor</w:t>
-      </w:r>
-      <w:proofErr w:type="spellEnd"/>
-      <w:r>
-        <w:rPr>
-          <w:rFonts w:ascii="Courier New" w:eastAsia="Times New Roman" w:hAnsi="Courier New" w:cs="Courier New"/>
-          <w:color w:val="ABB2BF"/>
-          <w:kern w:val="0"/>
-          <w:sz w:val="20"/>
-          <w:szCs w:val="20"/>
-          <w:lang w:val="en-US" w:eastAsia="ru-RU"/>
-          <w14:ligatures w14:val="none"/>
-        </w:rPr>
-        <w:t>(</w:t>
-      </w:r>
-      <w:proofErr w:type="spellStart"/>
-      <w:r>
-        <w:rPr>
-          <w:rFonts w:ascii="Courier New" w:eastAsia="Times New Roman" w:hAnsi="Courier New" w:cs="Courier New"/>
-          <w:color w:val="ABB2BF"/>
-          <w:kern w:val="0"/>
-          <w:sz w:val="20"/>
-          <w:szCs w:val="20"/>
-          <w:lang w:val="en-US" w:eastAsia="ru-RU"/>
-          <w14:ligatures w14:val="none"/>
-        </w:rPr>
-        <w:t>golden_helmet</w:t>
-      </w:r>
-      <w:proofErr w:type="spellEnd"/>
-      <w:r>
-        <w:rPr>
-          <w:rFonts w:ascii="Courier New" w:eastAsia="Times New Roman" w:hAnsi="Courier New" w:cs="Courier New"/>
-          <w:color w:val="ABB2BF"/>
-          <w:kern w:val="0"/>
-          <w:sz w:val="20"/>
-          <w:szCs w:val="20"/>
-          <w:lang w:val="en-US" w:eastAsia="ru-RU"/>
-          <w14:ligatures w14:val="none"/>
-        </w:rPr>
-        <w:t>).</w:t>
-      </w:r>
-      <w:r>
-        <w:rPr>
-          <w:rFonts w:ascii="Courier New" w:eastAsia="Times New Roman" w:hAnsi="Courier New" w:cs="Courier New"/>
-          <w:color w:val="ABB2BF"/>
-          <w:kern w:val="0"/>
-          <w:sz w:val="20"/>
-          <w:szCs w:val="20"/>
-          <w:lang w:val="en-US" w:eastAsia="ru-RU"/>
-          <w14:ligatures w14:val="none"/>
-        </w:rPr>
-        <w:br/>
-      </w:r>
-      <w:proofErr w:type="spellStart"/>
-      <w:r>
-        <w:rPr>
-          <w:rFonts w:ascii="Courier New" w:eastAsia="Times New Roman" w:hAnsi="Courier New" w:cs="Courier New"/>
-          <w:color w:val="ABB2BF"/>
-          <w:kern w:val="0"/>
-          <w:sz w:val="20"/>
-          <w:szCs w:val="20"/>
-          <w:lang w:val="en-US" w:eastAsia="ru-RU"/>
-          <w14:ligatures w14:val="none"/>
-        </w:rPr>
-        <w:t>is_material</w:t>
-      </w:r>
-      <w:proofErr w:type="spellEnd"/>
-      <w:r>
-        <w:rPr>
-          <w:rFonts w:ascii="Courier New" w:eastAsia="Times New Roman" w:hAnsi="Courier New" w:cs="Courier New"/>
-          <w:color w:val="ABB2BF"/>
-          <w:kern w:val="0"/>
-          <w:sz w:val="20"/>
-          <w:szCs w:val="20"/>
-          <w:lang w:val="en-US" w:eastAsia="ru-RU"/>
-          <w14:ligatures w14:val="none"/>
-        </w:rPr>
-        <w:t>(stick).</w:t>
-      </w:r>
-      <w:r>
-        <w:rPr>
-          <w:rFonts w:ascii="Courier New" w:eastAsia="Times New Roman" w:hAnsi="Courier New" w:cs="Courier New"/>
-          <w:color w:val="ABB2BF"/>
-          <w:kern w:val="0"/>
-          <w:sz w:val="20"/>
-          <w:szCs w:val="20"/>
-          <w:lang w:val="en-US" w:eastAsia="ru-RU"/>
-          <w14:ligatures w14:val="none"/>
-        </w:rPr>
-        <w:br/>
-      </w:r>
-      <w:r>
-        <w:rPr>
-          <w:rFonts w:ascii="Courier New" w:eastAsia="Times New Roman" w:hAnsi="Courier New" w:cs="Courier New"/>
-          <w:color w:val="ABB2BF"/>
-          <w:kern w:val="0"/>
-          <w:sz w:val="20"/>
-          <w:szCs w:val="20"/>
-          <w:lang w:val="en-US" w:eastAsia="ru-RU"/>
-          <w14:ligatures w14:val="none"/>
-        </w:rPr>
-        <w:br/>
-      </w:r>
-      <w:r>
-        <w:rPr>
-          <w:rFonts w:ascii="Courier New" w:eastAsia="Times New Roman" w:hAnsi="Courier New" w:cs="Courier New"/>
-          <w:color w:val="ABB2BF"/>
-          <w:kern w:val="0"/>
-          <w:sz w:val="20"/>
-          <w:szCs w:val="20"/>
-          <w:lang w:val="en-US" w:eastAsia="ru-RU"/>
-          <w14:ligatures w14:val="none"/>
-        </w:rPr>
-        <w:br/>
-      </w:r>
-      <w:r>
-        <w:rPr>
-          <w:rFonts w:ascii="Courier New" w:eastAsia="Times New Roman" w:hAnsi="Courier New" w:cs="Courier New"/>
-          <w:color w:val="5C6370"/>
-          <w:kern w:val="0"/>
-          <w:sz w:val="20"/>
-          <w:szCs w:val="20"/>
-          <w:lang w:val="en-US" w:eastAsia="ru-RU"/>
-          <w14:ligatures w14:val="none"/>
-        </w:rPr>
-        <w:t>% =========================</w:t>
-      </w:r>
-      <w:r>
-        <w:rPr>
-          <w:rFonts w:ascii="Courier New" w:eastAsia="Times New Roman" w:hAnsi="Courier New" w:cs="Courier New"/>
-          <w:color w:val="5C6370"/>
-          <w:kern w:val="0"/>
-          <w:sz w:val="20"/>
-          <w:szCs w:val="20"/>
-          <w:lang w:val="en-US" w:eastAsia="ru-RU"/>
-          <w14:ligatures w14:val="none"/>
-        </w:rPr>
-        <w:br/>
-        <w:t xml:space="preserve">% </w:t>
-      </w:r>
-      <w:r>
-        <w:rPr>
-          <w:rFonts w:ascii="Courier New" w:eastAsia="Times New Roman" w:hAnsi="Courier New" w:cs="Courier New"/>
-          <w:color w:val="5C6370"/>
-          <w:kern w:val="0"/>
-          <w:sz w:val="20"/>
-          <w:szCs w:val="20"/>
-          <w:lang w:eastAsia="ru-RU"/>
-          <w14:ligatures w14:val="none"/>
-        </w:rPr>
-        <w:t>Факты</w:t>
-      </w:r>
-      <w:r>
-        <w:rPr>
-          <w:rFonts w:ascii="Courier New" w:eastAsia="Times New Roman" w:hAnsi="Courier New" w:cs="Courier New"/>
-          <w:color w:val="5C6370"/>
-          <w:kern w:val="0"/>
-          <w:sz w:val="20"/>
-          <w:szCs w:val="20"/>
-          <w:lang w:val="en-US" w:eastAsia="ru-RU"/>
-          <w14:ligatures w14:val="none"/>
-        </w:rPr>
-        <w:t xml:space="preserve"> </w:t>
-      </w:r>
-      <w:r>
-        <w:rPr>
-          <w:rFonts w:ascii="Courier New" w:eastAsia="Times New Roman" w:hAnsi="Courier New" w:cs="Courier New"/>
-          <w:color w:val="5C6370"/>
-          <w:kern w:val="0"/>
-          <w:sz w:val="20"/>
-          <w:szCs w:val="20"/>
-          <w:lang w:eastAsia="ru-RU"/>
-          <w14:ligatures w14:val="none"/>
-        </w:rPr>
-        <w:t>с</w:t>
-      </w:r>
-      <w:r>
-        <w:rPr>
-          <w:rFonts w:ascii="Courier New" w:eastAsia="Times New Roman" w:hAnsi="Courier New" w:cs="Courier New"/>
-          <w:color w:val="5C6370"/>
-          <w:kern w:val="0"/>
-          <w:sz w:val="20"/>
-          <w:szCs w:val="20"/>
-          <w:lang w:val="en-US" w:eastAsia="ru-RU"/>
-          <w14:ligatures w14:val="none"/>
-        </w:rPr>
-        <w:t xml:space="preserve"> </w:t>
-      </w:r>
-      <w:r>
-        <w:rPr>
-          <w:rFonts w:ascii="Courier New" w:eastAsia="Times New Roman" w:hAnsi="Courier New" w:cs="Courier New"/>
-          <w:color w:val="5C6370"/>
-          <w:kern w:val="0"/>
-          <w:sz w:val="20"/>
-          <w:szCs w:val="20"/>
-          <w:lang w:eastAsia="ru-RU"/>
-          <w14:ligatures w14:val="none"/>
-        </w:rPr>
-        <w:t>двумя</w:t>
-      </w:r>
-      <w:r>
-        <w:rPr>
-          <w:rFonts w:ascii="Courier New" w:eastAsia="Times New Roman" w:hAnsi="Courier New" w:cs="Courier New"/>
-          <w:color w:val="5C6370"/>
-          <w:kern w:val="0"/>
-          <w:sz w:val="20"/>
-          <w:szCs w:val="20"/>
-          <w:lang w:val="en-US" w:eastAsia="ru-RU"/>
-          <w14:ligatures w14:val="none"/>
-        </w:rPr>
-        <w:t xml:space="preserve"> </w:t>
-      </w:r>
-      <w:r>
-        <w:rPr>
-          <w:rFonts w:ascii="Courier New" w:eastAsia="Times New Roman" w:hAnsi="Courier New" w:cs="Courier New"/>
-          <w:color w:val="5C6370"/>
-          <w:kern w:val="0"/>
-          <w:sz w:val="20"/>
-          <w:szCs w:val="20"/>
-          <w:lang w:eastAsia="ru-RU"/>
-          <w14:ligatures w14:val="none"/>
-        </w:rPr>
-        <w:t>аргументами</w:t>
-      </w:r>
-      <w:r>
-        <w:rPr>
-          <w:rFonts w:ascii="Courier New" w:eastAsia="Times New Roman" w:hAnsi="Courier New" w:cs="Courier New"/>
-          <w:color w:val="5C6370"/>
-          <w:kern w:val="0"/>
-          <w:sz w:val="20"/>
-          <w:szCs w:val="20"/>
-          <w:lang w:val="en-US" w:eastAsia="ru-RU"/>
-          <w14:ligatures w14:val="none"/>
-        </w:rPr>
-        <w:br/>
-        <w:t>% =========================</w:t>
-      </w:r>
-      <w:r>
-        <w:rPr>
-          <w:rFonts w:ascii="Courier New" w:eastAsia="Times New Roman" w:hAnsi="Courier New" w:cs="Courier New"/>
-          <w:color w:val="5C6370"/>
-          <w:kern w:val="0"/>
-          <w:sz w:val="20"/>
-          <w:szCs w:val="20"/>
-          <w:lang w:val="en-US" w:eastAsia="ru-RU"/>
-          <w14:ligatures w14:val="none"/>
-        </w:rPr>
-        <w:br/>
-      </w:r>
-      <w:r>
-        <w:rPr>
-          <w:rFonts w:ascii="Courier New" w:eastAsia="Times New Roman" w:hAnsi="Courier New" w:cs="Courier New"/>
-          <w:color w:val="5C6370"/>
-          <w:kern w:val="0"/>
-          <w:sz w:val="20"/>
-          <w:szCs w:val="20"/>
-          <w:lang w:val="en-US" w:eastAsia="ru-RU"/>
-          <w14:ligatures w14:val="none"/>
-        </w:rPr>
-        <w:br/>
-      </w:r>
-      <w:r>
-        <w:rPr>
-          <w:rFonts w:ascii="Courier New" w:eastAsia="Times New Roman" w:hAnsi="Courier New" w:cs="Courier New"/>
-          <w:color w:val="ABB2BF"/>
-          <w:kern w:val="0"/>
-          <w:sz w:val="20"/>
-          <w:szCs w:val="20"/>
-          <w:lang w:val="en-US" w:eastAsia="ru-RU"/>
-          <w14:ligatures w14:val="none"/>
-        </w:rPr>
-        <w:t xml:space="preserve">drops(sheep, </w:t>
-      </w:r>
-      <w:proofErr w:type="spellStart"/>
-      <w:r>
-        <w:rPr>
-          <w:rFonts w:ascii="Courier New" w:eastAsia="Times New Roman" w:hAnsi="Courier New" w:cs="Courier New"/>
-          <w:color w:val="ABB2BF"/>
-          <w:kern w:val="0"/>
-          <w:sz w:val="20"/>
-          <w:szCs w:val="20"/>
-          <w:lang w:val="en-US" w:eastAsia="ru-RU"/>
-          <w14:ligatures w14:val="none"/>
-        </w:rPr>
-        <w:t>raw_mutton</w:t>
-      </w:r>
-      <w:proofErr w:type="spellEnd"/>
-      <w:r>
-        <w:rPr>
-          <w:rFonts w:ascii="Courier New" w:eastAsia="Times New Roman" w:hAnsi="Courier New" w:cs="Courier New"/>
-          <w:color w:val="ABB2BF"/>
-          <w:kern w:val="0"/>
-          <w:sz w:val="20"/>
-          <w:szCs w:val="20"/>
-          <w:lang w:val="en-US" w:eastAsia="ru-RU"/>
-          <w14:ligatures w14:val="none"/>
-        </w:rPr>
-        <w:t>).</w:t>
-      </w:r>
-      <w:r>
-        <w:rPr>
-          <w:rFonts w:ascii="Courier New" w:eastAsia="Times New Roman" w:hAnsi="Courier New" w:cs="Courier New"/>
-          <w:color w:val="ABB2BF"/>
-          <w:kern w:val="0"/>
-          <w:sz w:val="20"/>
-          <w:szCs w:val="20"/>
-          <w:lang w:val="en-US" w:eastAsia="ru-RU"/>
-          <w14:ligatures w14:val="none"/>
-        </w:rPr>
-        <w:br/>
-        <w:t xml:space="preserve">drops(sheep, </w:t>
-      </w:r>
-      <w:proofErr w:type="spellStart"/>
-      <w:r>
-        <w:rPr>
-          <w:rFonts w:ascii="Courier New" w:eastAsia="Times New Roman" w:hAnsi="Courier New" w:cs="Courier New"/>
-          <w:color w:val="ABB2BF"/>
-          <w:kern w:val="0"/>
-          <w:sz w:val="20"/>
-          <w:szCs w:val="20"/>
-          <w:lang w:val="en-US" w:eastAsia="ru-RU"/>
-          <w14:ligatures w14:val="none"/>
-        </w:rPr>
-        <w:t>white_wool</w:t>
-      </w:r>
-      <w:proofErr w:type="spellEnd"/>
-      <w:r>
-        <w:rPr>
-          <w:rFonts w:ascii="Courier New" w:eastAsia="Times New Roman" w:hAnsi="Courier New" w:cs="Courier New"/>
-          <w:color w:val="ABB2BF"/>
-          <w:kern w:val="0"/>
-          <w:sz w:val="20"/>
-          <w:szCs w:val="20"/>
-          <w:lang w:val="en-US" w:eastAsia="ru-RU"/>
-          <w14:ligatures w14:val="none"/>
-        </w:rPr>
-        <w:t>).</w:t>
-      </w:r>
-      <w:r>
-        <w:rPr>
-          <w:rFonts w:ascii="Courier New" w:eastAsia="Times New Roman" w:hAnsi="Courier New" w:cs="Courier New"/>
-          <w:color w:val="ABB2BF"/>
-          <w:kern w:val="0"/>
-          <w:sz w:val="20"/>
-          <w:szCs w:val="20"/>
-          <w:lang w:val="en-US" w:eastAsia="ru-RU"/>
-          <w14:ligatures w14:val="none"/>
-        </w:rPr>
-        <w:br/>
-        <w:t xml:space="preserve">drops(chicken, </w:t>
-      </w:r>
-      <w:proofErr w:type="spellStart"/>
-      <w:r>
-        <w:rPr>
-          <w:rFonts w:ascii="Courier New" w:eastAsia="Times New Roman" w:hAnsi="Courier New" w:cs="Courier New"/>
-          <w:color w:val="ABB2BF"/>
-          <w:kern w:val="0"/>
-          <w:sz w:val="20"/>
-          <w:szCs w:val="20"/>
-          <w:lang w:val="en-US" w:eastAsia="ru-RU"/>
-          <w14:ligatures w14:val="none"/>
-        </w:rPr>
-        <w:t>raw_chicken</w:t>
-      </w:r>
-      <w:proofErr w:type="spellEnd"/>
-      <w:r>
-        <w:rPr>
-          <w:rFonts w:ascii="Courier New" w:eastAsia="Times New Roman" w:hAnsi="Courier New" w:cs="Courier New"/>
-          <w:color w:val="ABB2BF"/>
-          <w:kern w:val="0"/>
-          <w:sz w:val="20"/>
-          <w:szCs w:val="20"/>
-          <w:lang w:val="en-US" w:eastAsia="ru-RU"/>
-          <w14:ligatures w14:val="none"/>
-        </w:rPr>
-        <w:t>).</w:t>
-      </w:r>
-      <w:r>
-        <w:rPr>
-          <w:rFonts w:ascii="Courier New" w:eastAsia="Times New Roman" w:hAnsi="Courier New" w:cs="Courier New"/>
-          <w:color w:val="ABB2BF"/>
-          <w:kern w:val="0"/>
-          <w:sz w:val="20"/>
-          <w:szCs w:val="20"/>
-          <w:lang w:val="en-US" w:eastAsia="ru-RU"/>
-          <w14:ligatures w14:val="none"/>
-        </w:rPr>
-        <w:br/>
-        <w:t xml:space="preserve">drops(zombie, </w:t>
-      </w:r>
-      <w:proofErr w:type="spellStart"/>
-      <w:r>
-        <w:rPr>
-          <w:rFonts w:ascii="Courier New" w:eastAsia="Times New Roman" w:hAnsi="Courier New" w:cs="Courier New"/>
-          <w:color w:val="ABB2BF"/>
-          <w:kern w:val="0"/>
-          <w:sz w:val="20"/>
-          <w:szCs w:val="20"/>
-          <w:lang w:val="en-US" w:eastAsia="ru-RU"/>
-          <w14:ligatures w14:val="none"/>
-        </w:rPr>
-        <w:t>rotten_flesh</w:t>
-      </w:r>
-      <w:proofErr w:type="spellEnd"/>
-      <w:r>
-        <w:rPr>
-          <w:rFonts w:ascii="Courier New" w:eastAsia="Times New Roman" w:hAnsi="Courier New" w:cs="Courier New"/>
-          <w:color w:val="ABB2BF"/>
-          <w:kern w:val="0"/>
-          <w:sz w:val="20"/>
-          <w:szCs w:val="20"/>
-          <w:lang w:val="en-US" w:eastAsia="ru-RU"/>
-          <w14:ligatures w14:val="none"/>
-        </w:rPr>
-        <w:t>).</w:t>
-      </w:r>
-      <w:r>
-        <w:rPr>
-          <w:rFonts w:ascii="Courier New" w:eastAsia="Times New Roman" w:hAnsi="Courier New" w:cs="Courier New"/>
-          <w:color w:val="ABB2BF"/>
-          <w:kern w:val="0"/>
-          <w:sz w:val="20"/>
-          <w:szCs w:val="20"/>
-          <w:lang w:val="en-US" w:eastAsia="ru-RU"/>
-          <w14:ligatures w14:val="none"/>
-        </w:rPr>
-        <w:br/>
-      </w:r>
-      <w:r>
-        <w:rPr>
-          <w:rFonts w:ascii="Courier New" w:eastAsia="Times New Roman" w:hAnsi="Courier New" w:cs="Courier New"/>
-          <w:color w:val="5C6370"/>
-          <w:kern w:val="0"/>
-          <w:sz w:val="20"/>
-          <w:szCs w:val="20"/>
-          <w:lang w:val="en-US" w:eastAsia="ru-RU"/>
-          <w14:ligatures w14:val="none"/>
-        </w:rPr>
-        <w:br/>
-      </w:r>
-      <w:r>
-        <w:rPr>
-          <w:rFonts w:ascii="Courier New" w:eastAsia="Times New Roman" w:hAnsi="Courier New" w:cs="Courier New"/>
-          <w:color w:val="ABB2BF"/>
-          <w:kern w:val="0"/>
-          <w:sz w:val="20"/>
-          <w:szCs w:val="20"/>
-          <w:lang w:val="en-US" w:eastAsia="ru-RU"/>
-          <w14:ligatures w14:val="none"/>
-        </w:rPr>
-        <w:t>spawns(sheep, plains).</w:t>
-      </w:r>
-      <w:r>
-        <w:rPr>
-          <w:rFonts w:ascii="Courier New" w:eastAsia="Times New Roman" w:hAnsi="Courier New" w:cs="Courier New"/>
-          <w:color w:val="ABB2BF"/>
-          <w:kern w:val="0"/>
-          <w:sz w:val="20"/>
-          <w:szCs w:val="20"/>
-          <w:lang w:val="en-US" w:eastAsia="ru-RU"/>
-          <w14:ligatures w14:val="none"/>
-        </w:rPr>
-        <w:br/>
-        <w:t>spawns(pig, plains).</w:t>
-      </w:r>
-      <w:r>
-        <w:rPr>
-          <w:rFonts w:ascii="Courier New" w:eastAsia="Times New Roman" w:hAnsi="Courier New" w:cs="Courier New"/>
-          <w:color w:val="ABB2BF"/>
-          <w:kern w:val="0"/>
-          <w:sz w:val="20"/>
-          <w:szCs w:val="20"/>
-          <w:lang w:val="en-US" w:eastAsia="ru-RU"/>
-          <w14:ligatures w14:val="none"/>
-        </w:rPr>
-        <w:br/>
-        <w:t>spawns(chicken, plains).</w:t>
-      </w:r>
-      <w:r>
-        <w:rPr>
-          <w:rFonts w:ascii="Courier New" w:eastAsia="Times New Roman" w:hAnsi="Courier New" w:cs="Courier New"/>
-          <w:color w:val="ABB2BF"/>
-          <w:kern w:val="0"/>
-          <w:sz w:val="20"/>
-          <w:szCs w:val="20"/>
-          <w:lang w:val="en-US" w:eastAsia="ru-RU"/>
-          <w14:ligatures w14:val="none"/>
-        </w:rPr>
-        <w:br/>
-      </w:r>
-      <w:r>
-        <w:rPr>
-          <w:rFonts w:ascii="Courier New" w:eastAsia="Times New Roman" w:hAnsi="Courier New" w:cs="Courier New"/>
-          <w:color w:val="5C6370"/>
-          <w:kern w:val="0"/>
-          <w:sz w:val="20"/>
-          <w:szCs w:val="20"/>
-          <w:lang w:val="en-US" w:eastAsia="ru-RU"/>
-          <w14:ligatures w14:val="none"/>
-        </w:rPr>
-        <w:br/>
-      </w:r>
-      <w:r>
-        <w:rPr>
-          <w:rFonts w:ascii="Courier New" w:eastAsia="Times New Roman" w:hAnsi="Courier New" w:cs="Courier New"/>
-          <w:color w:val="ABB2BF"/>
-          <w:kern w:val="0"/>
-          <w:sz w:val="20"/>
-          <w:szCs w:val="20"/>
-          <w:lang w:val="en-US" w:eastAsia="ru-RU"/>
-          <w14:ligatures w14:val="none"/>
-        </w:rPr>
-        <w:t>locates(plains, overworld).</w:t>
-      </w:r>
-      <w:r>
-        <w:rPr>
-          <w:rFonts w:ascii="Courier New" w:eastAsia="Times New Roman" w:hAnsi="Courier New" w:cs="Courier New"/>
-          <w:color w:val="ABB2BF"/>
-          <w:kern w:val="0"/>
-          <w:sz w:val="20"/>
-          <w:szCs w:val="20"/>
-          <w:lang w:val="en-US" w:eastAsia="ru-RU"/>
-          <w14:ligatures w14:val="none"/>
-        </w:rPr>
-        <w:br/>
-        <w:t>locates(</w:t>
-      </w:r>
-      <w:proofErr w:type="spellStart"/>
-      <w:r>
-        <w:rPr>
-          <w:rFonts w:ascii="Courier New" w:eastAsia="Times New Roman" w:hAnsi="Courier New" w:cs="Courier New"/>
-          <w:color w:val="ABB2BF"/>
-          <w:kern w:val="0"/>
-          <w:sz w:val="20"/>
-          <w:szCs w:val="20"/>
-          <w:lang w:val="en-US" w:eastAsia="ru-RU"/>
-          <w14:ligatures w14:val="none"/>
-        </w:rPr>
-        <w:t>dark_forest</w:t>
-      </w:r>
-      <w:proofErr w:type="spellEnd"/>
-      <w:r>
-        <w:rPr>
-          <w:rFonts w:ascii="Courier New" w:eastAsia="Times New Roman" w:hAnsi="Courier New" w:cs="Courier New"/>
-          <w:color w:val="ABB2BF"/>
-          <w:kern w:val="0"/>
-          <w:sz w:val="20"/>
-          <w:szCs w:val="20"/>
-          <w:lang w:val="en-US" w:eastAsia="ru-RU"/>
-          <w14:ligatures w14:val="none"/>
-        </w:rPr>
-        <w:t>, overworld).</w:t>
-      </w:r>
-      <w:r>
-        <w:rPr>
-          <w:rFonts w:ascii="Courier New" w:eastAsia="Times New Roman" w:hAnsi="Courier New" w:cs="Courier New"/>
-          <w:color w:val="ABB2BF"/>
-          <w:kern w:val="0"/>
-          <w:sz w:val="20"/>
-          <w:szCs w:val="20"/>
-          <w:lang w:val="en-US" w:eastAsia="ru-RU"/>
-          <w14:ligatures w14:val="none"/>
-        </w:rPr>
-        <w:br/>
-        <w:t>locates(</w:t>
-      </w:r>
-      <w:proofErr w:type="spellStart"/>
-      <w:r>
-        <w:rPr>
-          <w:rFonts w:ascii="Courier New" w:eastAsia="Times New Roman" w:hAnsi="Courier New" w:cs="Courier New"/>
-          <w:color w:val="ABB2BF"/>
-          <w:kern w:val="0"/>
-          <w:sz w:val="20"/>
-          <w:szCs w:val="20"/>
-          <w:lang w:val="en-US" w:eastAsia="ru-RU"/>
-          <w14:ligatures w14:val="none"/>
-        </w:rPr>
-        <w:t>basalt_deltas</w:t>
-      </w:r>
-      <w:proofErr w:type="spellEnd"/>
-      <w:r>
-        <w:rPr>
-          <w:rFonts w:ascii="Courier New" w:eastAsia="Times New Roman" w:hAnsi="Courier New" w:cs="Courier New"/>
-          <w:color w:val="ABB2BF"/>
-          <w:kern w:val="0"/>
-          <w:sz w:val="20"/>
-          <w:szCs w:val="20"/>
-          <w:lang w:val="en-US" w:eastAsia="ru-RU"/>
-          <w14:ligatures w14:val="none"/>
-        </w:rPr>
-        <w:t>, nether).</w:t>
-      </w:r>
-      <w:r>
-        <w:rPr>
-          <w:rFonts w:ascii="Courier New" w:eastAsia="Times New Roman" w:hAnsi="Courier New" w:cs="Courier New"/>
-          <w:color w:val="ABB2BF"/>
-          <w:kern w:val="0"/>
-          <w:sz w:val="20"/>
-          <w:szCs w:val="20"/>
-          <w:lang w:val="en-US" w:eastAsia="ru-RU"/>
-          <w14:ligatures w14:val="none"/>
-        </w:rPr>
-        <w:br/>
-        <w:t>locates(</w:t>
-      </w:r>
-      <w:proofErr w:type="spellStart"/>
-      <w:r>
-        <w:rPr>
-          <w:rFonts w:ascii="Courier New" w:eastAsia="Times New Roman" w:hAnsi="Courier New" w:cs="Courier New"/>
-          <w:color w:val="ABB2BF"/>
-          <w:kern w:val="0"/>
-          <w:sz w:val="20"/>
-          <w:szCs w:val="20"/>
-          <w:lang w:val="en-US" w:eastAsia="ru-RU"/>
-          <w14:ligatures w14:val="none"/>
-        </w:rPr>
-        <w:t>soul_sand_valley</w:t>
-      </w:r>
-      <w:proofErr w:type="spellEnd"/>
-      <w:r>
-        <w:rPr>
-          <w:rFonts w:ascii="Courier New" w:eastAsia="Times New Roman" w:hAnsi="Courier New" w:cs="Courier New"/>
-          <w:color w:val="ABB2BF"/>
-          <w:kern w:val="0"/>
-          <w:sz w:val="20"/>
-          <w:szCs w:val="20"/>
-          <w:lang w:val="en-US" w:eastAsia="ru-RU"/>
-          <w14:ligatures w14:val="none"/>
-        </w:rPr>
-        <w:t>, nether).</w:t>
-      </w:r>
-      <w:r>
-        <w:rPr>
-          <w:rFonts w:ascii="Courier New" w:eastAsia="Times New Roman" w:hAnsi="Courier New" w:cs="Courier New"/>
-          <w:color w:val="ABB2BF"/>
-          <w:kern w:val="0"/>
-          <w:sz w:val="20"/>
-          <w:szCs w:val="20"/>
-          <w:lang w:val="en-US" w:eastAsia="ru-RU"/>
-          <w14:ligatures w14:val="none"/>
-        </w:rPr>
-        <w:br/>
-        <w:t>locates(</w:t>
-      </w:r>
-      <w:proofErr w:type="spellStart"/>
-      <w:r>
-        <w:rPr>
-          <w:rFonts w:ascii="Courier New" w:eastAsia="Times New Roman" w:hAnsi="Courier New" w:cs="Courier New"/>
-          <w:color w:val="ABB2BF"/>
-          <w:kern w:val="0"/>
-          <w:sz w:val="20"/>
-          <w:szCs w:val="20"/>
-          <w:lang w:val="en-US" w:eastAsia="ru-RU"/>
-          <w14:ligatures w14:val="none"/>
-        </w:rPr>
-        <w:t>end_highlands</w:t>
-      </w:r>
-      <w:proofErr w:type="spellEnd"/>
-      <w:r>
-        <w:rPr>
-          <w:rFonts w:ascii="Courier New" w:eastAsia="Times New Roman" w:hAnsi="Courier New" w:cs="Courier New"/>
-          <w:color w:val="ABB2BF"/>
-          <w:kern w:val="0"/>
-          <w:sz w:val="20"/>
-          <w:szCs w:val="20"/>
-          <w:lang w:val="en-US" w:eastAsia="ru-RU"/>
-          <w14:ligatures w14:val="none"/>
-        </w:rPr>
-        <w:t>, end).</w:t>
-      </w:r>
-      <w:r>
-        <w:rPr>
-          <w:rFonts w:ascii="Courier New" w:eastAsia="Times New Roman" w:hAnsi="Courier New" w:cs="Courier New"/>
-          <w:color w:val="ABB2BF"/>
-          <w:kern w:val="0"/>
-          <w:sz w:val="20"/>
-          <w:szCs w:val="20"/>
-          <w:lang w:val="en-US" w:eastAsia="ru-RU"/>
-          <w14:ligatures w14:val="none"/>
-        </w:rPr>
-        <w:br/>
-      </w:r>
-      <w:r>
-        <w:rPr>
-          <w:rFonts w:ascii="Courier New" w:eastAsia="Times New Roman" w:hAnsi="Courier New" w:cs="Courier New"/>
-          <w:color w:val="5C6370"/>
-          <w:kern w:val="0"/>
-          <w:sz w:val="20"/>
-          <w:szCs w:val="20"/>
-          <w:lang w:val="en-US" w:eastAsia="ru-RU"/>
-          <w14:ligatures w14:val="none"/>
-        </w:rPr>
-        <w:br/>
-      </w:r>
-      <w:r>
-        <w:rPr>
-          <w:rFonts w:ascii="Courier New" w:eastAsia="Times New Roman" w:hAnsi="Courier New" w:cs="Courier New"/>
-          <w:color w:val="ABB2BF"/>
-          <w:kern w:val="0"/>
-          <w:sz w:val="20"/>
-          <w:szCs w:val="20"/>
-          <w:lang w:val="en-US" w:eastAsia="ru-RU"/>
-          <w14:ligatures w14:val="none"/>
-        </w:rPr>
-        <w:t>generates(village, plains).</w:t>
-      </w:r>
-      <w:r>
-        <w:rPr>
-          <w:rFonts w:ascii="Courier New" w:eastAsia="Times New Roman" w:hAnsi="Courier New" w:cs="Courier New"/>
-          <w:color w:val="ABB2BF"/>
-          <w:kern w:val="0"/>
-          <w:sz w:val="20"/>
-          <w:szCs w:val="20"/>
-          <w:lang w:val="en-US" w:eastAsia="ru-RU"/>
-          <w14:ligatures w14:val="none"/>
-        </w:rPr>
-        <w:br/>
-        <w:t xml:space="preserve">generates(mansion, </w:t>
-      </w:r>
-      <w:proofErr w:type="spellStart"/>
-      <w:r>
-        <w:rPr>
-          <w:rFonts w:ascii="Courier New" w:eastAsia="Times New Roman" w:hAnsi="Courier New" w:cs="Courier New"/>
-          <w:color w:val="ABB2BF"/>
-          <w:kern w:val="0"/>
-          <w:sz w:val="20"/>
-          <w:szCs w:val="20"/>
-          <w:lang w:val="en-US" w:eastAsia="ru-RU"/>
-          <w14:ligatures w14:val="none"/>
-        </w:rPr>
-        <w:t>dark_forest</w:t>
-      </w:r>
-      <w:proofErr w:type="spellEnd"/>
-      <w:r>
-        <w:rPr>
-          <w:rFonts w:ascii="Courier New" w:eastAsia="Times New Roman" w:hAnsi="Courier New" w:cs="Courier New"/>
-          <w:color w:val="ABB2BF"/>
-          <w:kern w:val="0"/>
-          <w:sz w:val="20"/>
-          <w:szCs w:val="20"/>
-          <w:lang w:val="en-US" w:eastAsia="ru-RU"/>
-          <w14:ligatures w14:val="none"/>
-        </w:rPr>
-        <w:t>).</w:t>
-      </w:r>
-      <w:r>
-        <w:rPr>
-          <w:rFonts w:ascii="Courier New" w:eastAsia="Times New Roman" w:hAnsi="Courier New" w:cs="Courier New"/>
-          <w:color w:val="ABB2BF"/>
-          <w:kern w:val="0"/>
-          <w:sz w:val="20"/>
-          <w:szCs w:val="20"/>
-          <w:lang w:val="en-US" w:eastAsia="ru-RU"/>
-          <w14:ligatures w14:val="none"/>
-        </w:rPr>
-        <w:br/>
-        <w:t>generates(</w:t>
-      </w:r>
-      <w:proofErr w:type="spellStart"/>
-      <w:r>
-        <w:rPr>
-          <w:rFonts w:ascii="Courier New" w:eastAsia="Times New Roman" w:hAnsi="Courier New" w:cs="Courier New"/>
-          <w:color w:val="ABB2BF"/>
-          <w:kern w:val="0"/>
-          <w:sz w:val="20"/>
-          <w:szCs w:val="20"/>
-          <w:lang w:val="en-US" w:eastAsia="ru-RU"/>
-          <w14:ligatures w14:val="none"/>
-        </w:rPr>
-        <w:t>end_city</w:t>
-      </w:r>
-      <w:proofErr w:type="spellEnd"/>
-      <w:r>
-        <w:rPr>
-          <w:rFonts w:ascii="Courier New" w:eastAsia="Times New Roman" w:hAnsi="Courier New" w:cs="Courier New"/>
-          <w:color w:val="ABB2BF"/>
-          <w:kern w:val="0"/>
-          <w:sz w:val="20"/>
-          <w:szCs w:val="20"/>
-          <w:lang w:val="en-US" w:eastAsia="ru-RU"/>
-          <w14:ligatures w14:val="none"/>
-        </w:rPr>
-        <w:t xml:space="preserve">, </w:t>
-      </w:r>
-      <w:proofErr w:type="spellStart"/>
-      <w:r>
-        <w:rPr>
-          <w:rFonts w:ascii="Courier New" w:eastAsia="Times New Roman" w:hAnsi="Courier New" w:cs="Courier New"/>
-          <w:color w:val="ABB2BF"/>
-          <w:kern w:val="0"/>
-          <w:sz w:val="20"/>
-          <w:szCs w:val="20"/>
-          <w:lang w:val="en-US" w:eastAsia="ru-RU"/>
-          <w14:ligatures w14:val="none"/>
-        </w:rPr>
-        <w:t>end_highlands</w:t>
-      </w:r>
-      <w:proofErr w:type="spellEnd"/>
-      <w:r>
-        <w:rPr>
-          <w:rFonts w:ascii="Courier New" w:eastAsia="Times New Roman" w:hAnsi="Courier New" w:cs="Courier New"/>
-          <w:color w:val="ABB2BF"/>
-          <w:kern w:val="0"/>
-          <w:sz w:val="20"/>
-          <w:szCs w:val="20"/>
-          <w:lang w:val="en-US" w:eastAsia="ru-RU"/>
-          <w14:ligatures w14:val="none"/>
-        </w:rPr>
-        <w:t>).</w:t>
-      </w:r>
-      <w:r>
-        <w:rPr>
-          <w:rFonts w:ascii="Courier New" w:eastAsia="Times New Roman" w:hAnsi="Courier New" w:cs="Courier New"/>
-          <w:color w:val="ABB2BF"/>
-          <w:kern w:val="0"/>
-          <w:sz w:val="20"/>
-          <w:szCs w:val="20"/>
-          <w:lang w:val="en-US" w:eastAsia="ru-RU"/>
-          <w14:ligatures w14:val="none"/>
-        </w:rPr>
-        <w:br/>
-      </w:r>
-    </w:p>
-    <w:p>
-      <w:pPr>
-        <w:shd w:val="clear" w:color="auto" w:fill="282C34"/>
-        <w:tabs>
-          <w:tab w:val="left" w:pos="916"/>
-          <w:tab w:val="left" w:pos="1832"/>
-          <w:tab w:val="left" w:pos="2748"/>
-          <w:tab w:val="left" w:pos="3664"/>
-          <w:tab w:val="left" w:pos="4580"/>
-          <w:tab w:val="left" w:pos="5496"/>
-          <w:tab w:val="left" w:pos="6412"/>
-          <w:tab w:val="left" w:pos="7328"/>
-          <w:tab w:val="left" w:pos="8244"/>
-          <w:tab w:val="left" w:pos="9160"/>
-          <w:tab w:val="left" w:pos="10076"/>
-          <w:tab w:val="left" w:pos="10992"/>
-          <w:tab w:val="left" w:pos="11908"/>
-          <w:tab w:val="left" w:pos="12824"/>
-          <w:tab w:val="left" w:pos="13740"/>
-          <w:tab w:val="left" w:pos="14656"/>
-        </w:tabs>
-        <w:rPr>
-          <w:rFonts w:ascii="Courier New" w:eastAsia="Times New Roman" w:hAnsi="Courier New" w:cs="Courier New"/>
-          <w:color w:val="ABB2BF"/>
-          <w:kern w:val="0"/>
-          <w:sz w:val="20"/>
-          <w:szCs w:val="20"/>
-          <w:lang w:eastAsia="ru-RU"/>
-          <w14:ligatures w14:val="none"/>
-        </w:rPr>
-      </w:pPr>
-      <w:r>
-        <w:rPr>
-          <w:rFonts w:ascii="Courier New" w:eastAsia="Times New Roman" w:hAnsi="Courier New" w:cs="Courier New"/>
-          <w:color w:val="ABB2BF"/>
-          <w:kern w:val="0"/>
-          <w:sz w:val="20"/>
-          <w:szCs w:val="20"/>
-          <w:lang w:val="en-US" w:eastAsia="ru-RU"/>
-          <w14:ligatures w14:val="none"/>
-        </w:rPr>
-        <w:t>contains(village, carrot).</w:t>
-      </w:r>
-      <w:r>
-        <w:rPr>
-          <w:rFonts w:ascii="Courier New" w:eastAsia="Times New Roman" w:hAnsi="Courier New" w:cs="Courier New"/>
-          <w:color w:val="ABB2BF"/>
-          <w:kern w:val="0"/>
-          <w:sz w:val="20"/>
-          <w:szCs w:val="20"/>
-          <w:lang w:val="en-US" w:eastAsia="ru-RU"/>
-          <w14:ligatures w14:val="none"/>
-        </w:rPr>
-        <w:br/>
-        <w:t xml:space="preserve">contains(mansion, </w:t>
-      </w:r>
-      <w:proofErr w:type="spellStart"/>
-      <w:r>
-        <w:rPr>
-          <w:rFonts w:ascii="Courier New" w:eastAsia="Times New Roman" w:hAnsi="Courier New" w:cs="Courier New"/>
-          <w:color w:val="ABB2BF"/>
-          <w:kern w:val="0"/>
-          <w:sz w:val="20"/>
-          <w:szCs w:val="20"/>
-          <w:lang w:val="en-US" w:eastAsia="ru-RU"/>
-          <w14:ligatures w14:val="none"/>
-        </w:rPr>
-        <w:t>golden_helmet</w:t>
-      </w:r>
-      <w:proofErr w:type="spellEnd"/>
-      <w:r>
-        <w:rPr>
-          <w:rFonts w:ascii="Courier New" w:eastAsia="Times New Roman" w:hAnsi="Courier New" w:cs="Courier New"/>
-          <w:color w:val="ABB2BF"/>
-          <w:kern w:val="0"/>
-          <w:sz w:val="20"/>
-          <w:szCs w:val="20"/>
-          <w:lang w:val="en-US" w:eastAsia="ru-RU"/>
-          <w14:ligatures w14:val="none"/>
-        </w:rPr>
-        <w:t>).</w:t>
-      </w:r>
-      <w:r>
-        <w:rPr>
-          <w:rFonts w:ascii="Courier New" w:eastAsia="Times New Roman" w:hAnsi="Courier New" w:cs="Courier New"/>
-          <w:color w:val="ABB2BF"/>
-          <w:kern w:val="0"/>
-          <w:sz w:val="20"/>
-          <w:szCs w:val="20"/>
-          <w:lang w:val="en-US" w:eastAsia="ru-RU"/>
-          <w14:ligatures w14:val="none"/>
-        </w:rPr>
-        <w:br/>
-        <w:t>contains(</w:t>
-      </w:r>
-      <w:proofErr w:type="spellStart"/>
-      <w:r>
-        <w:rPr>
-          <w:rFonts w:ascii="Courier New" w:eastAsia="Times New Roman" w:hAnsi="Courier New" w:cs="Courier New"/>
-          <w:color w:val="ABB2BF"/>
-          <w:kern w:val="0"/>
-          <w:sz w:val="20"/>
-          <w:szCs w:val="20"/>
-          <w:lang w:val="en-US" w:eastAsia="ru-RU"/>
-          <w14:ligatures w14:val="none"/>
-        </w:rPr>
-        <w:t>end_city</w:t>
-      </w:r>
-      <w:proofErr w:type="spellEnd"/>
-      <w:r>
-        <w:rPr>
-          <w:rFonts w:ascii="Courier New" w:eastAsia="Times New Roman" w:hAnsi="Courier New" w:cs="Courier New"/>
-          <w:color w:val="ABB2BF"/>
-          <w:kern w:val="0"/>
-          <w:sz w:val="20"/>
-          <w:szCs w:val="20"/>
-          <w:lang w:val="en-US" w:eastAsia="ru-RU"/>
-          <w14:ligatures w14:val="none"/>
-        </w:rPr>
-        <w:t xml:space="preserve">, </w:t>
-      </w:r>
-      <w:proofErr w:type="spellStart"/>
-      <w:r>
-        <w:rPr>
-          <w:rFonts w:ascii="Courier New" w:eastAsia="Times New Roman" w:hAnsi="Courier New" w:cs="Courier New"/>
-          <w:color w:val="ABB2BF"/>
-          <w:kern w:val="0"/>
-          <w:sz w:val="20"/>
-          <w:szCs w:val="20"/>
-          <w:lang w:val="en-US" w:eastAsia="ru-RU"/>
-          <w14:ligatures w14:val="none"/>
-        </w:rPr>
-        <w:t>shulker_shell</w:t>
-      </w:r>
-      <w:proofErr w:type="spellEnd"/>
-      <w:r>
-        <w:rPr>
-          <w:rFonts w:ascii="Courier New" w:eastAsia="Times New Roman" w:hAnsi="Courier New" w:cs="Courier New"/>
-          <w:color w:val="ABB2BF"/>
-          <w:kern w:val="0"/>
-          <w:sz w:val="20"/>
-          <w:szCs w:val="20"/>
-          <w:lang w:val="en-US" w:eastAsia="ru-RU"/>
-          <w14:ligatures w14:val="none"/>
-        </w:rPr>
-        <w:t>).</w:t>
-      </w:r>
-      <w:r>
-        <w:rPr>
-          <w:rFonts w:ascii="Courier New" w:eastAsia="Times New Roman" w:hAnsi="Courier New" w:cs="Courier New"/>
-          <w:color w:val="ABB2BF"/>
-          <w:kern w:val="0"/>
-          <w:sz w:val="20"/>
-          <w:szCs w:val="20"/>
-          <w:lang w:val="en-US" w:eastAsia="ru-RU"/>
-          <w14:ligatures w14:val="none"/>
-        </w:rPr>
-        <w:br/>
-      </w:r>
-      <w:r>
-        <w:rPr>
-          <w:rFonts w:ascii="Courier New" w:eastAsia="Times New Roman" w:hAnsi="Courier New" w:cs="Courier New"/>
-          <w:color w:val="ABB2BF"/>
-          <w:kern w:val="0"/>
-          <w:sz w:val="20"/>
-          <w:szCs w:val="20"/>
-          <w:lang w:val="en-US" w:eastAsia="ru-RU"/>
-          <w14:ligatures w14:val="none"/>
-        </w:rPr>
-        <w:br/>
-      </w:r>
-      <w:r>
-        <w:rPr>
-          <w:rFonts w:ascii="Courier New" w:eastAsia="Times New Roman" w:hAnsi="Courier New" w:cs="Courier New"/>
-          <w:color w:val="ABB2BF"/>
-          <w:kern w:val="0"/>
-          <w:sz w:val="20"/>
-          <w:szCs w:val="20"/>
-          <w:lang w:val="en-US" w:eastAsia="ru-RU"/>
-          <w14:ligatures w14:val="none"/>
-        </w:rPr>
-        <w:br/>
-      </w:r>
-      <w:r>
-        <w:rPr>
-          <w:rFonts w:ascii="Courier New" w:eastAsia="Times New Roman" w:hAnsi="Courier New" w:cs="Courier New"/>
-          <w:color w:val="5C6370"/>
-          <w:kern w:val="0"/>
-          <w:sz w:val="20"/>
-          <w:szCs w:val="20"/>
-          <w:lang w:val="en-US" w:eastAsia="ru-RU"/>
-          <w14:ligatures w14:val="none"/>
-        </w:rPr>
-        <w:t>% =========================</w:t>
-      </w:r>
-      <w:r>
-        <w:rPr>
-          <w:rFonts w:ascii="Courier New" w:eastAsia="Times New Roman" w:hAnsi="Courier New" w:cs="Courier New"/>
-          <w:color w:val="5C6370"/>
-          <w:kern w:val="0"/>
-          <w:sz w:val="20"/>
-          <w:szCs w:val="20"/>
-          <w:lang w:val="en-US" w:eastAsia="ru-RU"/>
-          <w14:ligatures w14:val="none"/>
-        </w:rPr>
-        <w:br/>
-        <w:t xml:space="preserve">% </w:t>
-      </w:r>
-      <w:r>
-        <w:rPr>
-          <w:rFonts w:ascii="Courier New" w:eastAsia="Times New Roman" w:hAnsi="Courier New" w:cs="Courier New"/>
-          <w:color w:val="5C6370"/>
-          <w:kern w:val="0"/>
-          <w:sz w:val="20"/>
-          <w:szCs w:val="20"/>
-          <w:lang w:eastAsia="ru-RU"/>
-          <w14:ligatures w14:val="none"/>
-        </w:rPr>
-        <w:t>Правила</w:t>
-      </w:r>
-      <w:r>
-        <w:rPr>
-          <w:rFonts w:ascii="Courier New" w:eastAsia="Times New Roman" w:hAnsi="Courier New" w:cs="Courier New"/>
-          <w:color w:val="5C6370"/>
-          <w:kern w:val="0"/>
-          <w:sz w:val="20"/>
-          <w:szCs w:val="20"/>
-          <w:lang w:val="en-US" w:eastAsia="ru-RU"/>
-          <w14:ligatures w14:val="none"/>
-        </w:rPr>
-        <w:br/>
-        <w:t>% =========================</w:t>
-      </w:r>
-      <w:r>
-        <w:rPr>
-          <w:rFonts w:ascii="Courier New" w:eastAsia="Times New Roman" w:hAnsi="Courier New" w:cs="Courier New"/>
-          <w:color w:val="5C6370"/>
-          <w:kern w:val="0"/>
-          <w:sz w:val="20"/>
-          <w:szCs w:val="20"/>
-          <w:lang w:val="en-US" w:eastAsia="ru-RU"/>
-          <w14:ligatures w14:val="none"/>
-        </w:rPr>
-        <w:br/>
-      </w:r>
-      <w:r>
-        <w:rPr>
-          <w:rFonts w:ascii="Courier New" w:eastAsia="Times New Roman" w:hAnsi="Courier New" w:cs="Courier New"/>
-          <w:color w:val="5C6370"/>
-          <w:kern w:val="0"/>
-          <w:sz w:val="20"/>
-          <w:szCs w:val="20"/>
-          <w:lang w:val="en-US" w:eastAsia="ru-RU"/>
-          <w14:ligatures w14:val="none"/>
-        </w:rPr>
-        <w:br/>
-        <w:t xml:space="preserve">% </w:t>
-      </w:r>
-      <w:r>
-        <w:rPr>
-          <w:rFonts w:ascii="Courier New" w:eastAsia="Times New Roman" w:hAnsi="Courier New" w:cs="Courier New"/>
-          <w:color w:val="5C6370"/>
-          <w:kern w:val="0"/>
-          <w:sz w:val="20"/>
-          <w:szCs w:val="20"/>
-          <w:lang w:eastAsia="ru-RU"/>
-          <w14:ligatures w14:val="none"/>
-        </w:rPr>
-        <w:t>Моб</w:t>
-      </w:r>
-      <w:r>
-        <w:rPr>
-          <w:rFonts w:ascii="Courier New" w:eastAsia="Times New Roman" w:hAnsi="Courier New" w:cs="Courier New"/>
-          <w:color w:val="5C6370"/>
-          <w:kern w:val="0"/>
-          <w:sz w:val="20"/>
-          <w:szCs w:val="20"/>
-          <w:lang w:val="en-US" w:eastAsia="ru-RU"/>
-          <w14:ligatures w14:val="none"/>
-        </w:rPr>
-        <w:t xml:space="preserve"> </w:t>
-      </w:r>
-      <w:r>
-        <w:rPr>
-          <w:rFonts w:ascii="Courier New" w:eastAsia="Times New Roman" w:hAnsi="Courier New" w:cs="Courier New"/>
-          <w:color w:val="5C6370"/>
-          <w:kern w:val="0"/>
-          <w:sz w:val="20"/>
-          <w:szCs w:val="20"/>
-          <w:lang w:eastAsia="ru-RU"/>
-          <w14:ligatures w14:val="none"/>
-        </w:rPr>
-        <w:t>находится</w:t>
-      </w:r>
-      <w:r>
-        <w:rPr>
-          <w:rFonts w:ascii="Courier New" w:eastAsia="Times New Roman" w:hAnsi="Courier New" w:cs="Courier New"/>
-          <w:color w:val="5C6370"/>
-          <w:kern w:val="0"/>
-          <w:sz w:val="20"/>
-          <w:szCs w:val="20"/>
-          <w:lang w:val="en-US" w:eastAsia="ru-RU"/>
-          <w14:ligatures w14:val="none"/>
-        </w:rPr>
-        <w:t xml:space="preserve"> </w:t>
-      </w:r>
-      <w:r>
-        <w:rPr>
-          <w:rFonts w:ascii="Courier New" w:eastAsia="Times New Roman" w:hAnsi="Courier New" w:cs="Courier New"/>
-          <w:color w:val="5C6370"/>
-          <w:kern w:val="0"/>
-          <w:sz w:val="20"/>
-          <w:szCs w:val="20"/>
-          <w:lang w:eastAsia="ru-RU"/>
-          <w14:ligatures w14:val="none"/>
-        </w:rPr>
-        <w:t>в</w:t>
-      </w:r>
-      <w:r>
-        <w:rPr>
-          <w:rFonts w:ascii="Courier New" w:eastAsia="Times New Roman" w:hAnsi="Courier New" w:cs="Courier New"/>
-          <w:color w:val="5C6370"/>
-          <w:kern w:val="0"/>
-          <w:sz w:val="20"/>
-          <w:szCs w:val="20"/>
-          <w:lang w:val="en-US" w:eastAsia="ru-RU"/>
-          <w14:ligatures w14:val="none"/>
-        </w:rPr>
-        <w:t xml:space="preserve"> </w:t>
-      </w:r>
-      <w:proofErr w:type="spellStart"/>
-      <w:r>
-        <w:rPr>
-          <w:rFonts w:ascii="Courier New" w:eastAsia="Times New Roman" w:hAnsi="Courier New" w:cs="Courier New"/>
-          <w:color w:val="5C6370"/>
-          <w:kern w:val="0"/>
-          <w:sz w:val="20"/>
-          <w:szCs w:val="20"/>
-          <w:lang w:eastAsia="ru-RU"/>
-          <w14:ligatures w14:val="none"/>
-        </w:rPr>
-        <w:t>измерниии</w:t>
-      </w:r>
-      <w:proofErr w:type="spellEnd"/>
-      <w:r>
-        <w:rPr>
-          <w:rFonts w:ascii="Courier New" w:eastAsia="Times New Roman" w:hAnsi="Courier New" w:cs="Courier New"/>
-          <w:color w:val="5C6370"/>
-          <w:kern w:val="0"/>
-          <w:sz w:val="20"/>
-          <w:szCs w:val="20"/>
-          <w:lang w:val="en-US" w:eastAsia="ru-RU"/>
-          <w14:ligatures w14:val="none"/>
-        </w:rPr>
-        <w:t xml:space="preserve">, </w:t>
-      </w:r>
-      <w:r>
-        <w:rPr>
-          <w:rFonts w:ascii="Courier New" w:eastAsia="Times New Roman" w:hAnsi="Courier New" w:cs="Courier New"/>
-          <w:color w:val="5C6370"/>
-          <w:kern w:val="0"/>
-          <w:sz w:val="20"/>
-          <w:szCs w:val="20"/>
-          <w:lang w:eastAsia="ru-RU"/>
-          <w14:ligatures w14:val="none"/>
-        </w:rPr>
-        <w:t>содержащем</w:t>
-      </w:r>
-      <w:r>
-        <w:rPr>
-          <w:rFonts w:ascii="Courier New" w:eastAsia="Times New Roman" w:hAnsi="Courier New" w:cs="Courier New"/>
-          <w:color w:val="5C6370"/>
-          <w:kern w:val="0"/>
-          <w:sz w:val="20"/>
-          <w:szCs w:val="20"/>
-          <w:lang w:val="en-US" w:eastAsia="ru-RU"/>
-          <w14:ligatures w14:val="none"/>
-        </w:rPr>
-        <w:t xml:space="preserve"> </w:t>
-      </w:r>
-      <w:r>
-        <w:rPr>
-          <w:rFonts w:ascii="Courier New" w:eastAsia="Times New Roman" w:hAnsi="Courier New" w:cs="Courier New"/>
-          <w:color w:val="5C6370"/>
-          <w:kern w:val="0"/>
-          <w:sz w:val="20"/>
-          <w:szCs w:val="20"/>
-          <w:lang w:eastAsia="ru-RU"/>
-          <w14:ligatures w14:val="none"/>
-        </w:rPr>
-        <w:t>структуру</w:t>
-      </w:r>
-      <w:r>
-        <w:rPr>
-          <w:rFonts w:ascii="Courier New" w:eastAsia="Times New Roman" w:hAnsi="Courier New" w:cs="Courier New"/>
-          <w:color w:val="5C6370"/>
-          <w:kern w:val="0"/>
-          <w:sz w:val="20"/>
-          <w:szCs w:val="20"/>
-          <w:lang w:val="en-US" w:eastAsia="ru-RU"/>
-          <w14:ligatures w14:val="none"/>
-        </w:rPr>
-        <w:t xml:space="preserve"> </w:t>
-      </w:r>
-      <w:r>
-        <w:rPr>
-          <w:rFonts w:ascii="Courier New" w:eastAsia="Times New Roman" w:hAnsi="Courier New" w:cs="Courier New"/>
-          <w:color w:val="5C6370"/>
-          <w:kern w:val="0"/>
-          <w:sz w:val="20"/>
-          <w:szCs w:val="20"/>
-          <w:lang w:eastAsia="ru-RU"/>
-          <w14:ligatures w14:val="none"/>
-        </w:rPr>
-        <w:t>моба</w:t>
-      </w:r>
-      <w:r>
-        <w:rPr>
-          <w:rFonts w:ascii="Courier New" w:eastAsia="Times New Roman" w:hAnsi="Courier New" w:cs="Courier New"/>
-          <w:color w:val="5C6370"/>
-          <w:kern w:val="0"/>
-          <w:sz w:val="20"/>
-          <w:szCs w:val="20"/>
-          <w:lang w:val="en-US" w:eastAsia="ru-RU"/>
-          <w14:ligatures w14:val="none"/>
-        </w:rPr>
-        <w:br/>
-      </w:r>
-      <w:proofErr w:type="spellStart"/>
-      <w:r>
-        <w:rPr>
-          <w:rFonts w:ascii="Courier New" w:eastAsia="Times New Roman" w:hAnsi="Courier New" w:cs="Courier New"/>
-          <w:color w:val="ABB2BF"/>
-          <w:kern w:val="0"/>
-          <w:sz w:val="20"/>
-          <w:szCs w:val="20"/>
-          <w:lang w:val="en-US" w:eastAsia="ru-RU"/>
-          <w14:ligatures w14:val="none"/>
-        </w:rPr>
-        <w:t>mob_dimension</w:t>
-      </w:r>
-      <w:proofErr w:type="spellEnd"/>
-      <w:r>
-        <w:rPr>
-          <w:rFonts w:ascii="Courier New" w:eastAsia="Times New Roman" w:hAnsi="Courier New" w:cs="Courier New"/>
-          <w:color w:val="ABB2BF"/>
-          <w:kern w:val="0"/>
-          <w:sz w:val="20"/>
-          <w:szCs w:val="20"/>
-          <w:lang w:val="en-US" w:eastAsia="ru-RU"/>
-          <w14:ligatures w14:val="none"/>
-        </w:rPr>
-        <w:t>(</w:t>
-      </w:r>
-      <w:r>
-        <w:rPr>
-          <w:rFonts w:ascii="Courier New" w:eastAsia="Times New Roman" w:hAnsi="Courier New" w:cs="Courier New"/>
-          <w:color w:val="C678DD"/>
-          <w:kern w:val="0"/>
-          <w:sz w:val="20"/>
-          <w:szCs w:val="20"/>
-          <w:lang w:val="en-US" w:eastAsia="ru-RU"/>
-          <w14:ligatures w14:val="none"/>
-        </w:rPr>
-        <w:t>Mob</w:t>
-      </w:r>
-      <w:r>
-        <w:rPr>
-          <w:rFonts w:ascii="Courier New" w:eastAsia="Times New Roman" w:hAnsi="Courier New" w:cs="Courier New"/>
-          <w:color w:val="ABB2BF"/>
-          <w:kern w:val="0"/>
-          <w:sz w:val="20"/>
-          <w:szCs w:val="20"/>
-          <w:lang w:val="en-US" w:eastAsia="ru-RU"/>
-          <w14:ligatures w14:val="none"/>
-        </w:rPr>
-        <w:t xml:space="preserve">, </w:t>
-      </w:r>
-      <w:r>
-        <w:rPr>
-          <w:rFonts w:ascii="Courier New" w:eastAsia="Times New Roman" w:hAnsi="Courier New" w:cs="Courier New"/>
-          <w:color w:val="C678DD"/>
-          <w:kern w:val="0"/>
-          <w:sz w:val="20"/>
-          <w:szCs w:val="20"/>
-          <w:lang w:val="en-US" w:eastAsia="ru-RU"/>
-          <w14:ligatures w14:val="none"/>
-        </w:rPr>
-        <w:t>Dimension</w:t>
-      </w:r>
-      <w:r>
-        <w:rPr>
-          <w:rFonts w:ascii="Courier New" w:eastAsia="Times New Roman" w:hAnsi="Courier New" w:cs="Courier New"/>
-          <w:color w:val="ABB2BF"/>
-          <w:kern w:val="0"/>
-          <w:sz w:val="20"/>
-          <w:szCs w:val="20"/>
-          <w:lang w:val="en-US" w:eastAsia="ru-RU"/>
-          <w14:ligatures w14:val="none"/>
-        </w:rPr>
-        <w:t>) :-</w:t>
-      </w:r>
-      <w:r>
-        <w:rPr>
-          <w:rFonts w:ascii="Courier New" w:eastAsia="Times New Roman" w:hAnsi="Courier New" w:cs="Courier New"/>
-          <w:color w:val="ABB2BF"/>
-          <w:kern w:val="0"/>
-          <w:sz w:val="20"/>
-          <w:szCs w:val="20"/>
-          <w:lang w:val="en-US" w:eastAsia="ru-RU"/>
-          <w14:ligatures w14:val="none"/>
-        </w:rPr>
-        <w:br/>
-        <w:t xml:space="preserve">    spawns(</w:t>
-      </w:r>
-      <w:r>
-        <w:rPr>
-          <w:rFonts w:ascii="Courier New" w:eastAsia="Times New Roman" w:hAnsi="Courier New" w:cs="Courier New"/>
-          <w:color w:val="C678DD"/>
-          <w:kern w:val="0"/>
-          <w:sz w:val="20"/>
-          <w:szCs w:val="20"/>
-          <w:lang w:val="en-US" w:eastAsia="ru-RU"/>
-          <w14:ligatures w14:val="none"/>
-        </w:rPr>
-        <w:t>Mob</w:t>
-      </w:r>
-      <w:r>
-        <w:rPr>
-          <w:rFonts w:ascii="Courier New" w:eastAsia="Times New Roman" w:hAnsi="Courier New" w:cs="Courier New"/>
-          <w:color w:val="ABB2BF"/>
-          <w:kern w:val="0"/>
-          <w:sz w:val="20"/>
-          <w:szCs w:val="20"/>
-          <w:lang w:val="en-US" w:eastAsia="ru-RU"/>
-          <w14:ligatures w14:val="none"/>
-        </w:rPr>
-        <w:t xml:space="preserve">, </w:t>
-      </w:r>
-      <w:r>
-        <w:rPr>
-          <w:rFonts w:ascii="Courier New" w:eastAsia="Times New Roman" w:hAnsi="Courier New" w:cs="Courier New"/>
-          <w:color w:val="C678DD"/>
-          <w:kern w:val="0"/>
-          <w:sz w:val="20"/>
-          <w:szCs w:val="20"/>
-          <w:lang w:val="en-US" w:eastAsia="ru-RU"/>
-          <w14:ligatures w14:val="none"/>
-        </w:rPr>
-        <w:t>Biome</w:t>
-      </w:r>
-      <w:r>
-        <w:rPr>
-          <w:rFonts w:ascii="Courier New" w:eastAsia="Times New Roman" w:hAnsi="Courier New" w:cs="Courier New"/>
-          <w:color w:val="ABB2BF"/>
-          <w:kern w:val="0"/>
-          <w:sz w:val="20"/>
-          <w:szCs w:val="20"/>
-          <w:lang w:val="en-US" w:eastAsia="ru-RU"/>
-          <w14:ligatures w14:val="none"/>
-        </w:rPr>
-        <w:t>),</w:t>
-      </w:r>
-      <w:r>
-        <w:rPr>
-          <w:rFonts w:ascii="Courier New" w:eastAsia="Times New Roman" w:hAnsi="Courier New" w:cs="Courier New"/>
-          <w:color w:val="ABB2BF"/>
-          <w:kern w:val="0"/>
-          <w:sz w:val="20"/>
-          <w:szCs w:val="20"/>
-          <w:lang w:val="en-US" w:eastAsia="ru-RU"/>
-          <w14:ligatures w14:val="none"/>
-        </w:rPr>
-        <w:br/>
-        <w:t xml:space="preserve">    locates(</w:t>
-      </w:r>
-      <w:r>
-        <w:rPr>
-          <w:rFonts w:ascii="Courier New" w:eastAsia="Times New Roman" w:hAnsi="Courier New" w:cs="Courier New"/>
-          <w:color w:val="C678DD"/>
-          <w:kern w:val="0"/>
-          <w:sz w:val="20"/>
-          <w:szCs w:val="20"/>
-          <w:lang w:val="en-US" w:eastAsia="ru-RU"/>
-          <w14:ligatures w14:val="none"/>
-        </w:rPr>
-        <w:t>Biome</w:t>
-      </w:r>
-      <w:r>
-        <w:rPr>
-          <w:rFonts w:ascii="Courier New" w:eastAsia="Times New Roman" w:hAnsi="Courier New" w:cs="Courier New"/>
-          <w:color w:val="ABB2BF"/>
-          <w:kern w:val="0"/>
-          <w:sz w:val="20"/>
-          <w:szCs w:val="20"/>
-          <w:lang w:val="en-US" w:eastAsia="ru-RU"/>
-          <w14:ligatures w14:val="none"/>
-        </w:rPr>
-        <w:t xml:space="preserve">, </w:t>
-      </w:r>
-      <w:r>
-        <w:rPr>
-          <w:rFonts w:ascii="Courier New" w:eastAsia="Times New Roman" w:hAnsi="Courier New" w:cs="Courier New"/>
-          <w:color w:val="C678DD"/>
-          <w:kern w:val="0"/>
-          <w:sz w:val="20"/>
-          <w:szCs w:val="20"/>
-          <w:lang w:val="en-US" w:eastAsia="ru-RU"/>
-          <w14:ligatures w14:val="none"/>
-        </w:rPr>
-        <w:t>Dimension</w:t>
-      </w:r>
-      <w:r>
-        <w:rPr>
-          <w:rFonts w:ascii="Courier New" w:eastAsia="Times New Roman" w:hAnsi="Courier New" w:cs="Courier New"/>
-          <w:color w:val="ABB2BF"/>
-          <w:kern w:val="0"/>
-          <w:sz w:val="20"/>
-          <w:szCs w:val="20"/>
-          <w:lang w:val="en-US" w:eastAsia="ru-RU"/>
-          <w14:ligatures w14:val="none"/>
-        </w:rPr>
-        <w:t>).</w:t>
-      </w:r>
-      <w:r>
-        <w:rPr>
-          <w:rFonts w:ascii="Courier New" w:eastAsia="Times New Roman" w:hAnsi="Courier New" w:cs="Courier New"/>
-          <w:color w:val="ABB2BF"/>
-          <w:kern w:val="0"/>
-          <w:sz w:val="20"/>
-          <w:szCs w:val="20"/>
-          <w:lang w:val="en-US" w:eastAsia="ru-RU"/>
-          <w14:ligatures w14:val="none"/>
-        </w:rPr>
-        <w:br/>
-      </w:r>
-      <w:r>
-        <w:rPr>
-          <w:rFonts w:ascii="Courier New" w:eastAsia="Times New Roman" w:hAnsi="Courier New" w:cs="Courier New"/>
-          <w:color w:val="ABB2BF"/>
-          <w:kern w:val="0"/>
-          <w:sz w:val="20"/>
-          <w:szCs w:val="20"/>
-          <w:lang w:val="en-US" w:eastAsia="ru-RU"/>
-          <w14:ligatures w14:val="none"/>
-        </w:rPr>
-        <w:br/>
-      </w:r>
-      <w:r>
-        <w:rPr>
-          <w:rFonts w:ascii="Courier New" w:eastAsia="Times New Roman" w:hAnsi="Courier New" w:cs="Courier New"/>
-          <w:color w:val="5C6370"/>
-          <w:kern w:val="0"/>
-          <w:sz w:val="20"/>
-          <w:szCs w:val="20"/>
-          <w:lang w:val="en-US" w:eastAsia="ru-RU"/>
-          <w14:ligatures w14:val="none"/>
-        </w:rPr>
-        <w:t xml:space="preserve">% </w:t>
-      </w:r>
-      <w:r>
-        <w:rPr>
-          <w:rFonts w:ascii="Courier New" w:eastAsia="Times New Roman" w:hAnsi="Courier New" w:cs="Courier New"/>
-          <w:color w:val="5C6370"/>
-          <w:kern w:val="0"/>
-          <w:sz w:val="20"/>
-          <w:szCs w:val="20"/>
-          <w:lang w:eastAsia="ru-RU"/>
-          <w14:ligatures w14:val="none"/>
-        </w:rPr>
-        <w:t>Структура</w:t>
-      </w:r>
-      <w:r>
-        <w:rPr>
-          <w:rFonts w:ascii="Courier New" w:eastAsia="Times New Roman" w:hAnsi="Courier New" w:cs="Courier New"/>
-          <w:color w:val="5C6370"/>
-          <w:kern w:val="0"/>
-          <w:sz w:val="20"/>
-          <w:szCs w:val="20"/>
-          <w:lang w:val="en-US" w:eastAsia="ru-RU"/>
-          <w14:ligatures w14:val="none"/>
-        </w:rPr>
-        <w:t xml:space="preserve"> </w:t>
-      </w:r>
-      <w:r>
-        <w:rPr>
-          <w:rFonts w:ascii="Courier New" w:eastAsia="Times New Roman" w:hAnsi="Courier New" w:cs="Courier New"/>
-          <w:color w:val="5C6370"/>
-          <w:kern w:val="0"/>
-          <w:sz w:val="20"/>
-          <w:szCs w:val="20"/>
-          <w:lang w:eastAsia="ru-RU"/>
-          <w14:ligatures w14:val="none"/>
-        </w:rPr>
-        <w:t>находится</w:t>
-      </w:r>
-      <w:r>
-        <w:rPr>
-          <w:rFonts w:ascii="Courier New" w:eastAsia="Times New Roman" w:hAnsi="Courier New" w:cs="Courier New"/>
-          <w:color w:val="5C6370"/>
-          <w:kern w:val="0"/>
-          <w:sz w:val="20"/>
-          <w:szCs w:val="20"/>
-          <w:lang w:val="en-US" w:eastAsia="ru-RU"/>
-          <w14:ligatures w14:val="none"/>
-        </w:rPr>
-        <w:t xml:space="preserve"> </w:t>
-      </w:r>
-      <w:r>
-        <w:rPr>
-          <w:rFonts w:ascii="Courier New" w:eastAsia="Times New Roman" w:hAnsi="Courier New" w:cs="Courier New"/>
-          <w:color w:val="5C6370"/>
-          <w:kern w:val="0"/>
-          <w:sz w:val="20"/>
-          <w:szCs w:val="20"/>
-          <w:lang w:eastAsia="ru-RU"/>
-          <w14:ligatures w14:val="none"/>
-        </w:rPr>
-        <w:t>в</w:t>
-      </w:r>
-      <w:r>
-        <w:rPr>
-          <w:rFonts w:ascii="Courier New" w:eastAsia="Times New Roman" w:hAnsi="Courier New" w:cs="Courier New"/>
-          <w:color w:val="5C6370"/>
-          <w:kern w:val="0"/>
-          <w:sz w:val="20"/>
-          <w:szCs w:val="20"/>
-          <w:lang w:val="en-US" w:eastAsia="ru-RU"/>
-          <w14:ligatures w14:val="none"/>
-        </w:rPr>
-        <w:t xml:space="preserve"> </w:t>
-      </w:r>
-      <w:r>
-        <w:rPr>
-          <w:rFonts w:ascii="Courier New" w:eastAsia="Times New Roman" w:hAnsi="Courier New" w:cs="Courier New"/>
-          <w:color w:val="5C6370"/>
-          <w:kern w:val="0"/>
-          <w:sz w:val="20"/>
-          <w:szCs w:val="20"/>
-          <w:lang w:eastAsia="ru-RU"/>
-          <w14:ligatures w14:val="none"/>
-        </w:rPr>
-        <w:t>измерении</w:t>
-      </w:r>
-      <w:r>
-        <w:rPr>
-          <w:rFonts w:ascii="Courier New" w:eastAsia="Times New Roman" w:hAnsi="Courier New" w:cs="Courier New"/>
-          <w:color w:val="5C6370"/>
-          <w:kern w:val="0"/>
-          <w:sz w:val="20"/>
-          <w:szCs w:val="20"/>
-          <w:lang w:val="en-US" w:eastAsia="ru-RU"/>
-          <w14:ligatures w14:val="none"/>
-        </w:rPr>
-        <w:t xml:space="preserve">, </w:t>
-      </w:r>
-      <w:r>
-        <w:rPr>
-          <w:rFonts w:ascii="Courier New" w:eastAsia="Times New Roman" w:hAnsi="Courier New" w:cs="Courier New"/>
-          <w:color w:val="5C6370"/>
-          <w:kern w:val="0"/>
-          <w:sz w:val="20"/>
-          <w:szCs w:val="20"/>
-          <w:lang w:eastAsia="ru-RU"/>
-          <w14:ligatures w14:val="none"/>
-        </w:rPr>
-        <w:t>содержащем</w:t>
-      </w:r>
-      <w:r>
-        <w:rPr>
-          <w:rFonts w:ascii="Courier New" w:eastAsia="Times New Roman" w:hAnsi="Courier New" w:cs="Courier New"/>
-          <w:color w:val="5C6370"/>
-          <w:kern w:val="0"/>
-          <w:sz w:val="20"/>
-          <w:szCs w:val="20"/>
-          <w:lang w:val="en-US" w:eastAsia="ru-RU"/>
-          <w14:ligatures w14:val="none"/>
-        </w:rPr>
-        <w:t xml:space="preserve"> </w:t>
-      </w:r>
-      <w:r>
-        <w:rPr>
-          <w:rFonts w:ascii="Courier New" w:eastAsia="Times New Roman" w:hAnsi="Courier New" w:cs="Courier New"/>
-          <w:color w:val="5C6370"/>
-          <w:kern w:val="0"/>
-          <w:sz w:val="20"/>
-          <w:szCs w:val="20"/>
-          <w:lang w:eastAsia="ru-RU"/>
-          <w14:ligatures w14:val="none"/>
-        </w:rPr>
-        <w:t>биом</w:t>
-      </w:r>
-      <w:r>
-        <w:rPr>
-          <w:rFonts w:ascii="Courier New" w:eastAsia="Times New Roman" w:hAnsi="Courier New" w:cs="Courier New"/>
-          <w:color w:val="5C6370"/>
-          <w:kern w:val="0"/>
-          <w:sz w:val="20"/>
-          <w:szCs w:val="20"/>
-          <w:lang w:val="en-US" w:eastAsia="ru-RU"/>
-          <w14:ligatures w14:val="none"/>
-        </w:rPr>
-        <w:t xml:space="preserve"> </w:t>
-      </w:r>
-      <w:r>
-        <w:rPr>
-          <w:rFonts w:ascii="Courier New" w:eastAsia="Times New Roman" w:hAnsi="Courier New" w:cs="Courier New"/>
-          <w:color w:val="5C6370"/>
-          <w:kern w:val="0"/>
-          <w:sz w:val="20"/>
-          <w:szCs w:val="20"/>
-          <w:lang w:eastAsia="ru-RU"/>
-          <w14:ligatures w14:val="none"/>
-        </w:rPr>
-        <w:t>структуры</w:t>
-      </w:r>
-      <w:r>
-        <w:rPr>
-          <w:rFonts w:ascii="Courier New" w:eastAsia="Times New Roman" w:hAnsi="Courier New" w:cs="Courier New"/>
-          <w:color w:val="5C6370"/>
-          <w:kern w:val="0"/>
-          <w:sz w:val="20"/>
-          <w:szCs w:val="20"/>
-          <w:lang w:val="en-US" w:eastAsia="ru-RU"/>
-          <w14:ligatures w14:val="none"/>
-        </w:rPr>
-        <w:br/>
-      </w:r>
-      <w:proofErr w:type="spellStart"/>
-      <w:r>
-        <w:rPr>
-          <w:rFonts w:ascii="Courier New" w:eastAsia="Times New Roman" w:hAnsi="Courier New" w:cs="Courier New"/>
-          <w:color w:val="ABB2BF"/>
-          <w:kern w:val="0"/>
-          <w:sz w:val="20"/>
-          <w:szCs w:val="20"/>
-          <w:lang w:val="en-US" w:eastAsia="ru-RU"/>
-          <w14:ligatures w14:val="none"/>
-        </w:rPr>
-        <w:t>structure_dimension</w:t>
-      </w:r>
-      <w:proofErr w:type="spellEnd"/>
-      <w:r>
-        <w:rPr>
-          <w:rFonts w:ascii="Courier New" w:eastAsia="Times New Roman" w:hAnsi="Courier New" w:cs="Courier New"/>
-          <w:color w:val="ABB2BF"/>
-          <w:kern w:val="0"/>
-          <w:sz w:val="20"/>
-          <w:szCs w:val="20"/>
-          <w:lang w:val="en-US" w:eastAsia="ru-RU"/>
-          <w14:ligatures w14:val="none"/>
-        </w:rPr>
-        <w:t>(</w:t>
-      </w:r>
-      <w:r>
-        <w:rPr>
-          <w:rFonts w:ascii="Courier New" w:eastAsia="Times New Roman" w:hAnsi="Courier New" w:cs="Courier New"/>
-          <w:color w:val="C678DD"/>
-          <w:kern w:val="0"/>
-          <w:sz w:val="20"/>
-          <w:szCs w:val="20"/>
-          <w:lang w:val="en-US" w:eastAsia="ru-RU"/>
-          <w14:ligatures w14:val="none"/>
-        </w:rPr>
-        <w:t>Structure</w:t>
-      </w:r>
-      <w:r>
-        <w:rPr>
-          <w:rFonts w:ascii="Courier New" w:eastAsia="Times New Roman" w:hAnsi="Courier New" w:cs="Courier New"/>
-          <w:color w:val="ABB2BF"/>
-          <w:kern w:val="0"/>
-          <w:sz w:val="20"/>
-          <w:szCs w:val="20"/>
-          <w:lang w:val="en-US" w:eastAsia="ru-RU"/>
-          <w14:ligatures w14:val="none"/>
-        </w:rPr>
-        <w:t xml:space="preserve">, </w:t>
-      </w:r>
-      <w:r>
-        <w:rPr>
-          <w:rFonts w:ascii="Courier New" w:eastAsia="Times New Roman" w:hAnsi="Courier New" w:cs="Courier New"/>
-          <w:color w:val="C678DD"/>
-          <w:kern w:val="0"/>
-          <w:sz w:val="20"/>
-          <w:szCs w:val="20"/>
-          <w:lang w:val="en-US" w:eastAsia="ru-RU"/>
-          <w14:ligatures w14:val="none"/>
-        </w:rPr>
-        <w:t>Dimension</w:t>
-      </w:r>
-      <w:r>
-        <w:rPr>
-          <w:rFonts w:ascii="Courier New" w:eastAsia="Times New Roman" w:hAnsi="Courier New" w:cs="Courier New"/>
-          <w:color w:val="ABB2BF"/>
-          <w:kern w:val="0"/>
-          <w:sz w:val="20"/>
-          <w:szCs w:val="20"/>
-          <w:lang w:val="en-US" w:eastAsia="ru-RU"/>
-          <w14:ligatures w14:val="none"/>
-        </w:rPr>
-        <w:t>) :-</w:t>
-      </w:r>
-      <w:r>
-        <w:rPr>
-          <w:rFonts w:ascii="Courier New" w:eastAsia="Times New Roman" w:hAnsi="Courier New" w:cs="Courier New"/>
-          <w:color w:val="ABB2BF"/>
-          <w:kern w:val="0"/>
-          <w:sz w:val="20"/>
-          <w:szCs w:val="20"/>
-          <w:lang w:val="en-US" w:eastAsia="ru-RU"/>
-          <w14:ligatures w14:val="none"/>
-        </w:rPr>
-        <w:br/>
-        <w:t xml:space="preserve">    generates(</w:t>
-      </w:r>
-      <w:r>
-        <w:rPr>
-          <w:rFonts w:ascii="Courier New" w:eastAsia="Times New Roman" w:hAnsi="Courier New" w:cs="Courier New"/>
-          <w:color w:val="C678DD"/>
-          <w:kern w:val="0"/>
-          <w:sz w:val="20"/>
-          <w:szCs w:val="20"/>
-          <w:lang w:val="en-US" w:eastAsia="ru-RU"/>
-          <w14:ligatures w14:val="none"/>
-        </w:rPr>
-        <w:t>Structure</w:t>
-      </w:r>
-      <w:r>
-        <w:rPr>
-          <w:rFonts w:ascii="Courier New" w:eastAsia="Times New Roman" w:hAnsi="Courier New" w:cs="Courier New"/>
-          <w:color w:val="ABB2BF"/>
-          <w:kern w:val="0"/>
-          <w:sz w:val="20"/>
-          <w:szCs w:val="20"/>
-          <w:lang w:val="en-US" w:eastAsia="ru-RU"/>
-          <w14:ligatures w14:val="none"/>
-        </w:rPr>
-        <w:t xml:space="preserve">, </w:t>
-      </w:r>
-      <w:r>
-        <w:rPr>
-          <w:rFonts w:ascii="Courier New" w:eastAsia="Times New Roman" w:hAnsi="Courier New" w:cs="Courier New"/>
-          <w:color w:val="C678DD"/>
-          <w:kern w:val="0"/>
-          <w:sz w:val="20"/>
-          <w:szCs w:val="20"/>
-          <w:lang w:val="en-US" w:eastAsia="ru-RU"/>
-          <w14:ligatures w14:val="none"/>
-        </w:rPr>
-        <w:t>Biome</w:t>
-      </w:r>
-      <w:r>
-        <w:rPr>
-          <w:rFonts w:ascii="Courier New" w:eastAsia="Times New Roman" w:hAnsi="Courier New" w:cs="Courier New"/>
-          <w:color w:val="ABB2BF"/>
-          <w:kern w:val="0"/>
-          <w:sz w:val="20"/>
-          <w:szCs w:val="20"/>
-          <w:lang w:val="en-US" w:eastAsia="ru-RU"/>
-          <w14:ligatures w14:val="none"/>
-        </w:rPr>
-        <w:t>),</w:t>
-      </w:r>
-      <w:r>
-        <w:rPr>
-          <w:rFonts w:ascii="Courier New" w:eastAsia="Times New Roman" w:hAnsi="Courier New" w:cs="Courier New"/>
-          <w:color w:val="ABB2BF"/>
-          <w:kern w:val="0"/>
-          <w:sz w:val="20"/>
-          <w:szCs w:val="20"/>
-          <w:lang w:val="en-US" w:eastAsia="ru-RU"/>
-          <w14:ligatures w14:val="none"/>
-        </w:rPr>
-        <w:br/>
-        <w:t xml:space="preserve">    locates(</w:t>
-      </w:r>
-      <w:r>
-        <w:rPr>
-          <w:rFonts w:ascii="Courier New" w:eastAsia="Times New Roman" w:hAnsi="Courier New" w:cs="Courier New"/>
-          <w:color w:val="C678DD"/>
-          <w:kern w:val="0"/>
-          <w:sz w:val="20"/>
-          <w:szCs w:val="20"/>
-          <w:lang w:val="en-US" w:eastAsia="ru-RU"/>
-          <w14:ligatures w14:val="none"/>
-        </w:rPr>
-        <w:t>Biome</w:t>
-      </w:r>
-      <w:r>
-        <w:rPr>
-          <w:rFonts w:ascii="Courier New" w:eastAsia="Times New Roman" w:hAnsi="Courier New" w:cs="Courier New"/>
-          <w:color w:val="ABB2BF"/>
-          <w:kern w:val="0"/>
-          <w:sz w:val="20"/>
-          <w:szCs w:val="20"/>
-          <w:lang w:val="en-US" w:eastAsia="ru-RU"/>
-          <w14:ligatures w14:val="none"/>
-        </w:rPr>
-        <w:t xml:space="preserve">, </w:t>
-      </w:r>
-      <w:r>
-        <w:rPr>
-          <w:rFonts w:ascii="Courier New" w:eastAsia="Times New Roman" w:hAnsi="Courier New" w:cs="Courier New"/>
-          <w:color w:val="C678DD"/>
-          <w:kern w:val="0"/>
-          <w:sz w:val="20"/>
-          <w:szCs w:val="20"/>
-          <w:lang w:val="en-US" w:eastAsia="ru-RU"/>
-          <w14:ligatures w14:val="none"/>
-        </w:rPr>
-        <w:t>Dimension</w:t>
-      </w:r>
-      <w:r>
-        <w:rPr>
-          <w:rFonts w:ascii="Courier New" w:eastAsia="Times New Roman" w:hAnsi="Courier New" w:cs="Courier New"/>
-          <w:color w:val="ABB2BF"/>
-          <w:kern w:val="0"/>
-          <w:sz w:val="20"/>
-          <w:szCs w:val="20"/>
-          <w:lang w:val="en-US" w:eastAsia="ru-RU"/>
-          <w14:ligatures w14:val="none"/>
-        </w:rPr>
-        <w:t>).</w:t>
-      </w:r>
-      <w:r>
-        <w:rPr>
-          <w:rFonts w:ascii="Courier New" w:eastAsia="Times New Roman" w:hAnsi="Courier New" w:cs="Courier New"/>
-          <w:color w:val="ABB2BF"/>
-          <w:kern w:val="0"/>
-          <w:sz w:val="20"/>
-          <w:szCs w:val="20"/>
-          <w:lang w:val="en-US" w:eastAsia="ru-RU"/>
-          <w14:ligatures w14:val="none"/>
-        </w:rPr>
-        <w:br/>
-      </w:r>
-      <w:r>
-        <w:rPr>
-          <w:rFonts w:ascii="Courier New" w:eastAsia="Times New Roman" w:hAnsi="Courier New" w:cs="Courier New"/>
-          <w:color w:val="ABB2BF"/>
-          <w:kern w:val="0"/>
-          <w:sz w:val="20"/>
-          <w:szCs w:val="20"/>
-          <w:lang w:val="en-US" w:eastAsia="ru-RU"/>
-          <w14:ligatures w14:val="none"/>
-        </w:rPr>
-        <w:br/>
-      </w:r>
-      <w:r>
-        <w:rPr>
-          <w:rFonts w:ascii="Courier New" w:eastAsia="Times New Roman" w:hAnsi="Courier New" w:cs="Courier New"/>
-          <w:color w:val="5C6370"/>
-          <w:kern w:val="0"/>
-          <w:sz w:val="20"/>
-          <w:szCs w:val="20"/>
-          <w:lang w:val="en-US" w:eastAsia="ru-RU"/>
-          <w14:ligatures w14:val="none"/>
-        </w:rPr>
-        <w:t xml:space="preserve">% </w:t>
-      </w:r>
-      <w:r>
-        <w:rPr>
-          <w:rFonts w:ascii="Courier New" w:eastAsia="Times New Roman" w:hAnsi="Courier New" w:cs="Courier New"/>
-          <w:color w:val="5C6370"/>
-          <w:kern w:val="0"/>
-          <w:sz w:val="20"/>
-          <w:szCs w:val="20"/>
-          <w:lang w:eastAsia="ru-RU"/>
-          <w14:ligatures w14:val="none"/>
-        </w:rPr>
-        <w:t>Предмет</w:t>
-      </w:r>
-      <w:r>
-        <w:rPr>
-          <w:rFonts w:ascii="Courier New" w:eastAsia="Times New Roman" w:hAnsi="Courier New" w:cs="Courier New"/>
-          <w:color w:val="5C6370"/>
-          <w:kern w:val="0"/>
-          <w:sz w:val="20"/>
-          <w:szCs w:val="20"/>
-          <w:lang w:val="en-US" w:eastAsia="ru-RU"/>
-          <w14:ligatures w14:val="none"/>
-        </w:rPr>
-        <w:t xml:space="preserve"> </w:t>
-      </w:r>
-      <w:r>
-        <w:rPr>
-          <w:rFonts w:ascii="Courier New" w:eastAsia="Times New Roman" w:hAnsi="Courier New" w:cs="Courier New"/>
-          <w:color w:val="5C6370"/>
-          <w:kern w:val="0"/>
-          <w:sz w:val="20"/>
-          <w:szCs w:val="20"/>
-          <w:lang w:eastAsia="ru-RU"/>
-          <w14:ligatures w14:val="none"/>
-        </w:rPr>
-        <w:t>в</w:t>
-      </w:r>
-      <w:r>
-        <w:rPr>
-          <w:rFonts w:ascii="Courier New" w:eastAsia="Times New Roman" w:hAnsi="Courier New" w:cs="Courier New"/>
-          <w:color w:val="5C6370"/>
-          <w:kern w:val="0"/>
-          <w:sz w:val="20"/>
-          <w:szCs w:val="20"/>
-          <w:lang w:val="en-US" w:eastAsia="ru-RU"/>
-          <w14:ligatures w14:val="none"/>
-        </w:rPr>
-        <w:t xml:space="preserve"> </w:t>
-      </w:r>
-      <w:r>
-        <w:rPr>
-          <w:rFonts w:ascii="Courier New" w:eastAsia="Times New Roman" w:hAnsi="Courier New" w:cs="Courier New"/>
-          <w:color w:val="5C6370"/>
-          <w:kern w:val="0"/>
-          <w:sz w:val="20"/>
-          <w:szCs w:val="20"/>
-          <w:lang w:eastAsia="ru-RU"/>
-          <w14:ligatures w14:val="none"/>
-        </w:rPr>
-        <w:t>измерении</w:t>
-      </w:r>
-      <w:r>
-        <w:rPr>
-          <w:rFonts w:ascii="Courier New" w:eastAsia="Times New Roman" w:hAnsi="Courier New" w:cs="Courier New"/>
-          <w:color w:val="5C6370"/>
-          <w:kern w:val="0"/>
-          <w:sz w:val="20"/>
-          <w:szCs w:val="20"/>
-          <w:lang w:val="en-US" w:eastAsia="ru-RU"/>
-          <w14:ligatures w14:val="none"/>
-        </w:rPr>
-        <w:t xml:space="preserve">, </w:t>
-      </w:r>
-      <w:r>
-        <w:rPr>
-          <w:rFonts w:ascii="Courier New" w:eastAsia="Times New Roman" w:hAnsi="Courier New" w:cs="Courier New"/>
-          <w:color w:val="5C6370"/>
-          <w:kern w:val="0"/>
-          <w:sz w:val="20"/>
-          <w:szCs w:val="20"/>
-          <w:lang w:eastAsia="ru-RU"/>
-          <w14:ligatures w14:val="none"/>
-        </w:rPr>
-        <w:t>содержащем</w:t>
-      </w:r>
-      <w:r>
-        <w:rPr>
-          <w:rFonts w:ascii="Courier New" w:eastAsia="Times New Roman" w:hAnsi="Courier New" w:cs="Courier New"/>
-          <w:color w:val="5C6370"/>
-          <w:kern w:val="0"/>
-          <w:sz w:val="20"/>
-          <w:szCs w:val="20"/>
-          <w:lang w:val="en-US" w:eastAsia="ru-RU"/>
-          <w14:ligatures w14:val="none"/>
-        </w:rPr>
-        <w:t xml:space="preserve"> </w:t>
-      </w:r>
-      <w:r>
-        <w:rPr>
-          <w:rFonts w:ascii="Courier New" w:eastAsia="Times New Roman" w:hAnsi="Courier New" w:cs="Courier New"/>
-          <w:color w:val="5C6370"/>
-          <w:kern w:val="0"/>
-          <w:sz w:val="20"/>
-          <w:szCs w:val="20"/>
-          <w:lang w:eastAsia="ru-RU"/>
-          <w14:ligatures w14:val="none"/>
-        </w:rPr>
-        <w:t>структуру</w:t>
-      </w:r>
-      <w:r>
-        <w:rPr>
-          <w:rFonts w:ascii="Courier New" w:eastAsia="Times New Roman" w:hAnsi="Courier New" w:cs="Courier New"/>
-          <w:color w:val="5C6370"/>
-          <w:kern w:val="0"/>
-          <w:sz w:val="20"/>
-          <w:szCs w:val="20"/>
-          <w:lang w:val="en-US" w:eastAsia="ru-RU"/>
-          <w14:ligatures w14:val="none"/>
-        </w:rPr>
-        <w:t xml:space="preserve">, </w:t>
-      </w:r>
-      <w:r>
-        <w:rPr>
-          <w:rFonts w:ascii="Courier New" w:eastAsia="Times New Roman" w:hAnsi="Courier New" w:cs="Courier New"/>
-          <w:color w:val="5C6370"/>
-          <w:kern w:val="0"/>
-          <w:sz w:val="20"/>
-          <w:szCs w:val="20"/>
-          <w:lang w:eastAsia="ru-RU"/>
-          <w14:ligatures w14:val="none"/>
-        </w:rPr>
-        <w:t>где</w:t>
-      </w:r>
-      <w:r>
-        <w:rPr>
-          <w:rFonts w:ascii="Courier New" w:eastAsia="Times New Roman" w:hAnsi="Courier New" w:cs="Courier New"/>
-          <w:color w:val="5C6370"/>
-          <w:kern w:val="0"/>
-          <w:sz w:val="20"/>
-          <w:szCs w:val="20"/>
-          <w:lang w:val="en-US" w:eastAsia="ru-RU"/>
-          <w14:ligatures w14:val="none"/>
-        </w:rPr>
-        <w:t xml:space="preserve"> </w:t>
-      </w:r>
-      <w:r>
-        <w:rPr>
-          <w:rFonts w:ascii="Courier New" w:eastAsia="Times New Roman" w:hAnsi="Courier New" w:cs="Courier New"/>
-          <w:color w:val="5C6370"/>
-          <w:kern w:val="0"/>
-          <w:sz w:val="20"/>
-          <w:szCs w:val="20"/>
-          <w:lang w:eastAsia="ru-RU"/>
-          <w14:ligatures w14:val="none"/>
-        </w:rPr>
-        <w:t>можно</w:t>
-      </w:r>
-      <w:r>
-        <w:rPr>
-          <w:rFonts w:ascii="Courier New" w:eastAsia="Times New Roman" w:hAnsi="Courier New" w:cs="Courier New"/>
-          <w:color w:val="5C6370"/>
-          <w:kern w:val="0"/>
-          <w:sz w:val="20"/>
-          <w:szCs w:val="20"/>
-          <w:lang w:val="en-US" w:eastAsia="ru-RU"/>
-          <w14:ligatures w14:val="none"/>
-        </w:rPr>
-        <w:t xml:space="preserve"> </w:t>
-      </w:r>
-      <w:r>
-        <w:rPr>
-          <w:rFonts w:ascii="Courier New" w:eastAsia="Times New Roman" w:hAnsi="Courier New" w:cs="Courier New"/>
-          <w:color w:val="5C6370"/>
-          <w:kern w:val="0"/>
-          <w:sz w:val="20"/>
-          <w:szCs w:val="20"/>
-          <w:lang w:eastAsia="ru-RU"/>
-          <w14:ligatures w14:val="none"/>
-        </w:rPr>
-        <w:t>найти</w:t>
-      </w:r>
-      <w:r>
-        <w:rPr>
-          <w:rFonts w:ascii="Courier New" w:eastAsia="Times New Roman" w:hAnsi="Courier New" w:cs="Courier New"/>
-          <w:color w:val="5C6370"/>
-          <w:kern w:val="0"/>
-          <w:sz w:val="20"/>
-          <w:szCs w:val="20"/>
-          <w:lang w:val="en-US" w:eastAsia="ru-RU"/>
-          <w14:ligatures w14:val="none"/>
-        </w:rPr>
-        <w:t xml:space="preserve"> </w:t>
-      </w:r>
-      <w:r>
-        <w:rPr>
-          <w:rFonts w:ascii="Courier New" w:eastAsia="Times New Roman" w:hAnsi="Courier New" w:cs="Courier New"/>
-          <w:color w:val="5C6370"/>
-          <w:kern w:val="0"/>
-          <w:sz w:val="20"/>
-          <w:szCs w:val="20"/>
-          <w:lang w:eastAsia="ru-RU"/>
-          <w14:ligatures w14:val="none"/>
-        </w:rPr>
-        <w:t>предмет</w:t>
-      </w:r>
-      <w:r>
-        <w:rPr>
-          <w:rFonts w:ascii="Courier New" w:eastAsia="Times New Roman" w:hAnsi="Courier New" w:cs="Courier New"/>
-          <w:color w:val="5C6370"/>
-          <w:kern w:val="0"/>
-          <w:sz w:val="20"/>
-          <w:szCs w:val="20"/>
-          <w:lang w:val="en-US" w:eastAsia="ru-RU"/>
-          <w14:ligatures w14:val="none"/>
-        </w:rPr>
-        <w:t>.</w:t>
-      </w:r>
-      <w:r>
-        <w:rPr>
-          <w:rFonts w:ascii="Courier New" w:eastAsia="Times New Roman" w:hAnsi="Courier New" w:cs="Courier New"/>
-          <w:color w:val="5C6370"/>
-          <w:kern w:val="0"/>
-          <w:sz w:val="20"/>
-          <w:szCs w:val="20"/>
-          <w:lang w:val="en-US" w:eastAsia="ru-RU"/>
-          <w14:ligatures w14:val="none"/>
-        </w:rPr>
-        <w:br/>
-      </w:r>
-      <w:proofErr w:type="spellStart"/>
-      <w:r>
-        <w:rPr>
-          <w:rFonts w:ascii="Courier New" w:eastAsia="Times New Roman" w:hAnsi="Courier New" w:cs="Courier New"/>
-          <w:color w:val="ABB2BF"/>
-          <w:kern w:val="0"/>
-          <w:sz w:val="20"/>
-          <w:szCs w:val="20"/>
-          <w:lang w:val="en-US" w:eastAsia="ru-RU"/>
-          <w14:ligatures w14:val="none"/>
-        </w:rPr>
-        <w:t>item_dimension_from_structure</w:t>
-      </w:r>
-      <w:proofErr w:type="spellEnd"/>
-      <w:r>
-        <w:rPr>
-          <w:rFonts w:ascii="Courier New" w:eastAsia="Times New Roman" w:hAnsi="Courier New" w:cs="Courier New"/>
-          <w:color w:val="ABB2BF"/>
-          <w:kern w:val="0"/>
-          <w:sz w:val="20"/>
-          <w:szCs w:val="20"/>
-          <w:lang w:val="en-US" w:eastAsia="ru-RU"/>
-          <w14:ligatures w14:val="none"/>
-        </w:rPr>
-        <w:t>(</w:t>
-      </w:r>
-      <w:r>
-        <w:rPr>
-          <w:rFonts w:ascii="Courier New" w:eastAsia="Times New Roman" w:hAnsi="Courier New" w:cs="Courier New"/>
-          <w:color w:val="C678DD"/>
-          <w:kern w:val="0"/>
-          <w:sz w:val="20"/>
-          <w:szCs w:val="20"/>
-          <w:lang w:val="en-US" w:eastAsia="ru-RU"/>
-          <w14:ligatures w14:val="none"/>
-        </w:rPr>
-        <w:t>Item</w:t>
-      </w:r>
-      <w:r>
-        <w:rPr>
-          <w:rFonts w:ascii="Courier New" w:eastAsia="Times New Roman" w:hAnsi="Courier New" w:cs="Courier New"/>
-          <w:color w:val="ABB2BF"/>
-          <w:kern w:val="0"/>
-          <w:sz w:val="20"/>
-          <w:szCs w:val="20"/>
-          <w:lang w:val="en-US" w:eastAsia="ru-RU"/>
-          <w14:ligatures w14:val="none"/>
-        </w:rPr>
-        <w:t xml:space="preserve">, </w:t>
-      </w:r>
-      <w:r>
-        <w:rPr>
-          <w:rFonts w:ascii="Courier New" w:eastAsia="Times New Roman" w:hAnsi="Courier New" w:cs="Courier New"/>
-          <w:color w:val="C678DD"/>
-          <w:kern w:val="0"/>
-          <w:sz w:val="20"/>
-          <w:szCs w:val="20"/>
-          <w:lang w:val="en-US" w:eastAsia="ru-RU"/>
-          <w14:ligatures w14:val="none"/>
-        </w:rPr>
-        <w:t>Dimension</w:t>
-      </w:r>
-      <w:r>
-        <w:rPr>
-          <w:rFonts w:ascii="Courier New" w:eastAsia="Times New Roman" w:hAnsi="Courier New" w:cs="Courier New"/>
-          <w:color w:val="ABB2BF"/>
-          <w:kern w:val="0"/>
-          <w:sz w:val="20"/>
-          <w:szCs w:val="20"/>
-          <w:lang w:val="en-US" w:eastAsia="ru-RU"/>
-          <w14:ligatures w14:val="none"/>
-        </w:rPr>
-        <w:t>) :-</w:t>
-      </w:r>
-      <w:r>
-        <w:rPr>
-          <w:rFonts w:ascii="Courier New" w:eastAsia="Times New Roman" w:hAnsi="Courier New" w:cs="Courier New"/>
-          <w:color w:val="ABB2BF"/>
-          <w:kern w:val="0"/>
-          <w:sz w:val="20"/>
-          <w:szCs w:val="20"/>
-          <w:lang w:val="en-US" w:eastAsia="ru-RU"/>
-          <w14:ligatures w14:val="none"/>
-        </w:rPr>
-        <w:br/>
-        <w:t xml:space="preserve">    contains(</w:t>
-      </w:r>
-      <w:r>
-        <w:rPr>
-          <w:rFonts w:ascii="Courier New" w:eastAsia="Times New Roman" w:hAnsi="Courier New" w:cs="Courier New"/>
-          <w:color w:val="C678DD"/>
-          <w:kern w:val="0"/>
-          <w:sz w:val="20"/>
-          <w:szCs w:val="20"/>
-          <w:lang w:val="en-US" w:eastAsia="ru-RU"/>
-          <w14:ligatures w14:val="none"/>
-        </w:rPr>
-        <w:t>Structure</w:t>
-      </w:r>
-      <w:r>
-        <w:rPr>
-          <w:rFonts w:ascii="Courier New" w:eastAsia="Times New Roman" w:hAnsi="Courier New" w:cs="Courier New"/>
-          <w:color w:val="ABB2BF"/>
-          <w:kern w:val="0"/>
-          <w:sz w:val="20"/>
-          <w:szCs w:val="20"/>
-          <w:lang w:val="en-US" w:eastAsia="ru-RU"/>
-          <w14:ligatures w14:val="none"/>
-        </w:rPr>
-        <w:t xml:space="preserve">, </w:t>
-      </w:r>
-      <w:r>
-        <w:rPr>
-          <w:rFonts w:ascii="Courier New" w:eastAsia="Times New Roman" w:hAnsi="Courier New" w:cs="Courier New"/>
-          <w:color w:val="C678DD"/>
-          <w:kern w:val="0"/>
-          <w:sz w:val="20"/>
-          <w:szCs w:val="20"/>
-          <w:lang w:val="en-US" w:eastAsia="ru-RU"/>
-          <w14:ligatures w14:val="none"/>
-        </w:rPr>
-        <w:t>Item</w:t>
-      </w:r>
-      <w:r>
-        <w:rPr>
-          <w:rFonts w:ascii="Courier New" w:eastAsia="Times New Roman" w:hAnsi="Courier New" w:cs="Courier New"/>
-          <w:color w:val="ABB2BF"/>
-          <w:kern w:val="0"/>
-          <w:sz w:val="20"/>
-          <w:szCs w:val="20"/>
-          <w:lang w:val="en-US" w:eastAsia="ru-RU"/>
-          <w14:ligatures w14:val="none"/>
-        </w:rPr>
-        <w:t>),</w:t>
-      </w:r>
-      <w:r>
-        <w:rPr>
-          <w:rFonts w:ascii="Courier New" w:eastAsia="Times New Roman" w:hAnsi="Courier New" w:cs="Courier New"/>
-          <w:color w:val="ABB2BF"/>
-          <w:kern w:val="0"/>
-          <w:sz w:val="20"/>
-          <w:szCs w:val="20"/>
-          <w:lang w:val="en-US" w:eastAsia="ru-RU"/>
-          <w14:ligatures w14:val="none"/>
-        </w:rPr>
-        <w:br/>
-        <w:t xml:space="preserve">    </w:t>
-      </w:r>
-      <w:proofErr w:type="spellStart"/>
-      <w:r>
-        <w:rPr>
-          <w:rFonts w:ascii="Courier New" w:eastAsia="Times New Roman" w:hAnsi="Courier New" w:cs="Courier New"/>
-          <w:color w:val="ABB2BF"/>
-          <w:kern w:val="0"/>
-          <w:sz w:val="20"/>
-          <w:szCs w:val="20"/>
-          <w:lang w:val="en-US" w:eastAsia="ru-RU"/>
-          <w14:ligatures w14:val="none"/>
-        </w:rPr>
-        <w:t>structure_dimension</w:t>
-      </w:r>
-      <w:proofErr w:type="spellEnd"/>
-      <w:r>
-        <w:rPr>
-          <w:rFonts w:ascii="Courier New" w:eastAsia="Times New Roman" w:hAnsi="Courier New" w:cs="Courier New"/>
-          <w:color w:val="ABB2BF"/>
-          <w:kern w:val="0"/>
-          <w:sz w:val="20"/>
-          <w:szCs w:val="20"/>
-          <w:lang w:val="en-US" w:eastAsia="ru-RU"/>
-          <w14:ligatures w14:val="none"/>
-        </w:rPr>
-        <w:t>(</w:t>
-      </w:r>
-      <w:r>
-        <w:rPr>
-          <w:rFonts w:ascii="Courier New" w:eastAsia="Times New Roman" w:hAnsi="Courier New" w:cs="Courier New"/>
-          <w:color w:val="C678DD"/>
-          <w:kern w:val="0"/>
-          <w:sz w:val="20"/>
-          <w:szCs w:val="20"/>
-          <w:lang w:val="en-US" w:eastAsia="ru-RU"/>
-          <w14:ligatures w14:val="none"/>
-        </w:rPr>
-        <w:t>Structure</w:t>
-      </w:r>
-      <w:r>
-        <w:rPr>
-          <w:rFonts w:ascii="Courier New" w:eastAsia="Times New Roman" w:hAnsi="Courier New" w:cs="Courier New"/>
-          <w:color w:val="ABB2BF"/>
-          <w:kern w:val="0"/>
-          <w:sz w:val="20"/>
-          <w:szCs w:val="20"/>
-          <w:lang w:val="en-US" w:eastAsia="ru-RU"/>
-          <w14:ligatures w14:val="none"/>
-        </w:rPr>
-        <w:t xml:space="preserve">, </w:t>
-      </w:r>
-      <w:r>
-        <w:rPr>
-          <w:rFonts w:ascii="Courier New" w:eastAsia="Times New Roman" w:hAnsi="Courier New" w:cs="Courier New"/>
-          <w:color w:val="C678DD"/>
-          <w:kern w:val="0"/>
-          <w:sz w:val="20"/>
-          <w:szCs w:val="20"/>
-          <w:lang w:val="en-US" w:eastAsia="ru-RU"/>
-          <w14:ligatures w14:val="none"/>
-        </w:rPr>
-        <w:t>Dimension</w:t>
-      </w:r>
-      <w:r>
-        <w:rPr>
-          <w:rFonts w:ascii="Courier New" w:eastAsia="Times New Roman" w:hAnsi="Courier New" w:cs="Courier New"/>
-          <w:color w:val="ABB2BF"/>
-          <w:kern w:val="0"/>
-          <w:sz w:val="20"/>
-          <w:szCs w:val="20"/>
-          <w:lang w:val="en-US" w:eastAsia="ru-RU"/>
-          <w14:ligatures w14:val="none"/>
-        </w:rPr>
-        <w:t>).</w:t>
-      </w:r>
-      <w:r>
-        <w:rPr>
-          <w:rFonts w:ascii="Courier New" w:eastAsia="Times New Roman" w:hAnsi="Courier New" w:cs="Courier New"/>
-          <w:color w:val="ABB2BF"/>
-          <w:kern w:val="0"/>
-          <w:sz w:val="20"/>
-          <w:szCs w:val="20"/>
-          <w:lang w:val="en-US" w:eastAsia="ru-RU"/>
-          <w14:ligatures w14:val="none"/>
-        </w:rPr>
-        <w:br/>
-      </w:r>
-      <w:r>
-        <w:rPr>
-          <w:rFonts w:ascii="Courier New" w:eastAsia="Times New Roman" w:hAnsi="Courier New" w:cs="Courier New"/>
-          <w:color w:val="ABB2BF"/>
-          <w:kern w:val="0"/>
-          <w:sz w:val="20"/>
-          <w:szCs w:val="20"/>
-          <w:lang w:val="en-US" w:eastAsia="ru-RU"/>
-          <w14:ligatures w14:val="none"/>
-        </w:rPr>
-        <w:br/>
-      </w:r>
-      <w:r>
-        <w:rPr>
-          <w:rFonts w:ascii="Courier New" w:eastAsia="Times New Roman" w:hAnsi="Courier New" w:cs="Courier New"/>
-          <w:color w:val="5C6370"/>
-          <w:kern w:val="0"/>
-          <w:sz w:val="20"/>
-          <w:szCs w:val="20"/>
-          <w:lang w:val="en-US" w:eastAsia="ru-RU"/>
-          <w14:ligatures w14:val="none"/>
-        </w:rPr>
-        <w:t xml:space="preserve">% </w:t>
-      </w:r>
-      <w:r>
-        <w:rPr>
-          <w:rFonts w:ascii="Courier New" w:eastAsia="Times New Roman" w:hAnsi="Courier New" w:cs="Courier New"/>
-          <w:color w:val="5C6370"/>
-          <w:kern w:val="0"/>
-          <w:sz w:val="20"/>
-          <w:szCs w:val="20"/>
-          <w:lang w:eastAsia="ru-RU"/>
-          <w14:ligatures w14:val="none"/>
-        </w:rPr>
-        <w:t>Предмет</w:t>
-      </w:r>
-      <w:r>
-        <w:rPr>
-          <w:rFonts w:ascii="Courier New" w:eastAsia="Times New Roman" w:hAnsi="Courier New" w:cs="Courier New"/>
-          <w:color w:val="5C6370"/>
-          <w:kern w:val="0"/>
-          <w:sz w:val="20"/>
-          <w:szCs w:val="20"/>
-          <w:lang w:val="en-US" w:eastAsia="ru-RU"/>
-          <w14:ligatures w14:val="none"/>
-        </w:rPr>
-        <w:t xml:space="preserve"> </w:t>
-      </w:r>
-      <w:r>
-        <w:rPr>
-          <w:rFonts w:ascii="Courier New" w:eastAsia="Times New Roman" w:hAnsi="Courier New" w:cs="Courier New"/>
-          <w:color w:val="5C6370"/>
-          <w:kern w:val="0"/>
-          <w:sz w:val="20"/>
-          <w:szCs w:val="20"/>
-          <w:lang w:eastAsia="ru-RU"/>
-          <w14:ligatures w14:val="none"/>
-        </w:rPr>
-        <w:t>можно</w:t>
-      </w:r>
-      <w:r>
-        <w:rPr>
-          <w:rFonts w:ascii="Courier New" w:eastAsia="Times New Roman" w:hAnsi="Courier New" w:cs="Courier New"/>
-          <w:color w:val="5C6370"/>
-          <w:kern w:val="0"/>
-          <w:sz w:val="20"/>
-          <w:szCs w:val="20"/>
-          <w:lang w:val="en-US" w:eastAsia="ru-RU"/>
-          <w14:ligatures w14:val="none"/>
-        </w:rPr>
-        <w:t xml:space="preserve"> </w:t>
-      </w:r>
-      <w:r>
-        <w:rPr>
-          <w:rFonts w:ascii="Courier New" w:eastAsia="Times New Roman" w:hAnsi="Courier New" w:cs="Courier New"/>
-          <w:color w:val="5C6370"/>
-          <w:kern w:val="0"/>
-          <w:sz w:val="20"/>
-          <w:szCs w:val="20"/>
-          <w:lang w:eastAsia="ru-RU"/>
-          <w14:ligatures w14:val="none"/>
-        </w:rPr>
-        <w:t>найти</w:t>
-      </w:r>
-      <w:r>
-        <w:rPr>
-          <w:rFonts w:ascii="Courier New" w:eastAsia="Times New Roman" w:hAnsi="Courier New" w:cs="Courier New"/>
-          <w:color w:val="5C6370"/>
-          <w:kern w:val="0"/>
-          <w:sz w:val="20"/>
-          <w:szCs w:val="20"/>
-          <w:lang w:val="en-US" w:eastAsia="ru-RU"/>
-          <w14:ligatures w14:val="none"/>
-        </w:rPr>
-        <w:t xml:space="preserve"> </w:t>
-      </w:r>
-      <w:r>
-        <w:rPr>
-          <w:rFonts w:ascii="Courier New" w:eastAsia="Times New Roman" w:hAnsi="Courier New" w:cs="Courier New"/>
-          <w:color w:val="5C6370"/>
-          <w:kern w:val="0"/>
-          <w:sz w:val="20"/>
-          <w:szCs w:val="20"/>
-          <w:lang w:eastAsia="ru-RU"/>
-          <w14:ligatures w14:val="none"/>
-        </w:rPr>
-        <w:t>в</w:t>
-      </w:r>
-      <w:r>
-        <w:rPr>
-          <w:rFonts w:ascii="Courier New" w:eastAsia="Times New Roman" w:hAnsi="Courier New" w:cs="Courier New"/>
-          <w:color w:val="5C6370"/>
-          <w:kern w:val="0"/>
-          <w:sz w:val="20"/>
-          <w:szCs w:val="20"/>
-          <w:lang w:val="en-US" w:eastAsia="ru-RU"/>
-          <w14:ligatures w14:val="none"/>
-        </w:rPr>
-        <w:t xml:space="preserve"> </w:t>
-      </w:r>
-      <w:r>
-        <w:rPr>
-          <w:rFonts w:ascii="Courier New" w:eastAsia="Times New Roman" w:hAnsi="Courier New" w:cs="Courier New"/>
-          <w:color w:val="5C6370"/>
-          <w:kern w:val="0"/>
-          <w:sz w:val="20"/>
-          <w:szCs w:val="20"/>
-          <w:lang w:eastAsia="ru-RU"/>
-          <w14:ligatures w14:val="none"/>
-        </w:rPr>
-        <w:t>измерении</w:t>
-      </w:r>
-      <w:r>
-        <w:rPr>
-          <w:rFonts w:ascii="Courier New" w:eastAsia="Times New Roman" w:hAnsi="Courier New" w:cs="Courier New"/>
-          <w:color w:val="5C6370"/>
-          <w:kern w:val="0"/>
-          <w:sz w:val="20"/>
-          <w:szCs w:val="20"/>
-          <w:lang w:val="en-US" w:eastAsia="ru-RU"/>
-          <w14:ligatures w14:val="none"/>
-        </w:rPr>
-        <w:t xml:space="preserve">, </w:t>
-      </w:r>
-      <w:r>
-        <w:rPr>
-          <w:rFonts w:ascii="Courier New" w:eastAsia="Times New Roman" w:hAnsi="Courier New" w:cs="Courier New"/>
-          <w:color w:val="5C6370"/>
-          <w:kern w:val="0"/>
-          <w:sz w:val="20"/>
-          <w:szCs w:val="20"/>
-          <w:lang w:eastAsia="ru-RU"/>
-          <w14:ligatures w14:val="none"/>
-        </w:rPr>
-        <w:t>в</w:t>
-      </w:r>
-      <w:r>
-        <w:rPr>
-          <w:rFonts w:ascii="Courier New" w:eastAsia="Times New Roman" w:hAnsi="Courier New" w:cs="Courier New"/>
-          <w:color w:val="5C6370"/>
-          <w:kern w:val="0"/>
-          <w:sz w:val="20"/>
-          <w:szCs w:val="20"/>
-          <w:lang w:val="en-US" w:eastAsia="ru-RU"/>
-          <w14:ligatures w14:val="none"/>
-        </w:rPr>
-        <w:t xml:space="preserve"> </w:t>
-      </w:r>
-      <w:r>
-        <w:rPr>
-          <w:rFonts w:ascii="Courier New" w:eastAsia="Times New Roman" w:hAnsi="Courier New" w:cs="Courier New"/>
-          <w:color w:val="5C6370"/>
-          <w:kern w:val="0"/>
-          <w:sz w:val="20"/>
-          <w:szCs w:val="20"/>
-          <w:lang w:eastAsia="ru-RU"/>
-          <w14:ligatures w14:val="none"/>
-        </w:rPr>
-        <w:t>котором</w:t>
-      </w:r>
-      <w:r>
-        <w:rPr>
-          <w:rFonts w:ascii="Courier New" w:eastAsia="Times New Roman" w:hAnsi="Courier New" w:cs="Courier New"/>
-          <w:color w:val="5C6370"/>
-          <w:kern w:val="0"/>
-          <w:sz w:val="20"/>
-          <w:szCs w:val="20"/>
-          <w:lang w:val="en-US" w:eastAsia="ru-RU"/>
-          <w14:ligatures w14:val="none"/>
-        </w:rPr>
-        <w:t xml:space="preserve"> </w:t>
-      </w:r>
-      <w:r>
-        <w:rPr>
-          <w:rFonts w:ascii="Courier New" w:eastAsia="Times New Roman" w:hAnsi="Courier New" w:cs="Courier New"/>
-          <w:color w:val="5C6370"/>
-          <w:kern w:val="0"/>
-          <w:sz w:val="20"/>
-          <w:szCs w:val="20"/>
-          <w:lang w:eastAsia="ru-RU"/>
-          <w14:ligatures w14:val="none"/>
-        </w:rPr>
-        <w:t>появляется</w:t>
-      </w:r>
-      <w:r>
-        <w:rPr>
-          <w:rFonts w:ascii="Courier New" w:eastAsia="Times New Roman" w:hAnsi="Courier New" w:cs="Courier New"/>
-          <w:color w:val="5C6370"/>
-          <w:kern w:val="0"/>
-          <w:sz w:val="20"/>
-          <w:szCs w:val="20"/>
-          <w:lang w:val="en-US" w:eastAsia="ru-RU"/>
-          <w14:ligatures w14:val="none"/>
-        </w:rPr>
-        <w:t xml:space="preserve"> </w:t>
-      </w:r>
-      <w:r>
-        <w:rPr>
-          <w:rFonts w:ascii="Courier New" w:eastAsia="Times New Roman" w:hAnsi="Courier New" w:cs="Courier New"/>
-          <w:color w:val="5C6370"/>
-          <w:kern w:val="0"/>
-          <w:sz w:val="20"/>
-          <w:szCs w:val="20"/>
-          <w:lang w:eastAsia="ru-RU"/>
-          <w14:ligatures w14:val="none"/>
-        </w:rPr>
-        <w:t>моб</w:t>
-      </w:r>
-      <w:r>
-        <w:rPr>
-          <w:rFonts w:ascii="Courier New" w:eastAsia="Times New Roman" w:hAnsi="Courier New" w:cs="Courier New"/>
-          <w:color w:val="5C6370"/>
-          <w:kern w:val="0"/>
-          <w:sz w:val="20"/>
-          <w:szCs w:val="20"/>
-          <w:lang w:val="en-US" w:eastAsia="ru-RU"/>
-          <w14:ligatures w14:val="none"/>
-        </w:rPr>
-        <w:t xml:space="preserve">, </w:t>
-      </w:r>
-      <w:r>
-        <w:rPr>
-          <w:rFonts w:ascii="Courier New" w:eastAsia="Times New Roman" w:hAnsi="Courier New" w:cs="Courier New"/>
-          <w:color w:val="5C6370"/>
-          <w:kern w:val="0"/>
-          <w:sz w:val="20"/>
-          <w:szCs w:val="20"/>
-          <w:lang w:eastAsia="ru-RU"/>
-          <w14:ligatures w14:val="none"/>
-        </w:rPr>
-        <w:t>с</w:t>
-      </w:r>
-      <w:r>
-        <w:rPr>
-          <w:rFonts w:ascii="Courier New" w:eastAsia="Times New Roman" w:hAnsi="Courier New" w:cs="Courier New"/>
-          <w:color w:val="5C6370"/>
-          <w:kern w:val="0"/>
-          <w:sz w:val="20"/>
-          <w:szCs w:val="20"/>
-          <w:lang w:val="en-US" w:eastAsia="ru-RU"/>
-          <w14:ligatures w14:val="none"/>
-        </w:rPr>
-        <w:t xml:space="preserve"> </w:t>
-      </w:r>
-      <w:r>
-        <w:rPr>
-          <w:rFonts w:ascii="Courier New" w:eastAsia="Times New Roman" w:hAnsi="Courier New" w:cs="Courier New"/>
-          <w:color w:val="5C6370"/>
-          <w:kern w:val="0"/>
-          <w:sz w:val="20"/>
-          <w:szCs w:val="20"/>
-          <w:lang w:eastAsia="ru-RU"/>
-          <w14:ligatures w14:val="none"/>
-        </w:rPr>
-        <w:t>которого</w:t>
-      </w:r>
-      <w:r>
-        <w:rPr>
-          <w:rFonts w:ascii="Courier New" w:eastAsia="Times New Roman" w:hAnsi="Courier New" w:cs="Courier New"/>
-          <w:color w:val="5C6370"/>
-          <w:kern w:val="0"/>
-          <w:sz w:val="20"/>
-          <w:szCs w:val="20"/>
-          <w:lang w:val="en-US" w:eastAsia="ru-RU"/>
-          <w14:ligatures w14:val="none"/>
-        </w:rPr>
-        <w:t xml:space="preserve"> </w:t>
-      </w:r>
-      <w:r>
-        <w:rPr>
-          <w:rFonts w:ascii="Courier New" w:eastAsia="Times New Roman" w:hAnsi="Courier New" w:cs="Courier New"/>
-          <w:color w:val="5C6370"/>
-          <w:kern w:val="0"/>
-          <w:sz w:val="20"/>
-          <w:szCs w:val="20"/>
-          <w:lang w:eastAsia="ru-RU"/>
-          <w14:ligatures w14:val="none"/>
-        </w:rPr>
-        <w:t>выпадает</w:t>
-      </w:r>
-      <w:r>
-        <w:rPr>
-          <w:rFonts w:ascii="Courier New" w:eastAsia="Times New Roman" w:hAnsi="Courier New" w:cs="Courier New"/>
-          <w:color w:val="5C6370"/>
-          <w:kern w:val="0"/>
-          <w:sz w:val="20"/>
-          <w:szCs w:val="20"/>
-          <w:lang w:val="en-US" w:eastAsia="ru-RU"/>
-          <w14:ligatures w14:val="none"/>
-        </w:rPr>
-        <w:t xml:space="preserve"> </w:t>
-      </w:r>
-      <w:r>
-        <w:rPr>
-          <w:rFonts w:ascii="Courier New" w:eastAsia="Times New Roman" w:hAnsi="Courier New" w:cs="Courier New"/>
-          <w:color w:val="5C6370"/>
-          <w:kern w:val="0"/>
-          <w:sz w:val="20"/>
-          <w:szCs w:val="20"/>
-          <w:lang w:eastAsia="ru-RU"/>
-          <w14:ligatures w14:val="none"/>
-        </w:rPr>
-        <w:t>предмет</w:t>
-      </w:r>
-      <w:r>
-        <w:rPr>
-          <w:rFonts w:ascii="Courier New" w:eastAsia="Times New Roman" w:hAnsi="Courier New" w:cs="Courier New"/>
-          <w:color w:val="5C6370"/>
-          <w:kern w:val="0"/>
-          <w:sz w:val="20"/>
-          <w:szCs w:val="20"/>
-          <w:lang w:val="en-US" w:eastAsia="ru-RU"/>
-          <w14:ligatures w14:val="none"/>
-        </w:rPr>
-        <w:t>.</w:t>
-      </w:r>
-      <w:r>
-        <w:rPr>
-          <w:rFonts w:ascii="Courier New" w:eastAsia="Times New Roman" w:hAnsi="Courier New" w:cs="Courier New"/>
-          <w:color w:val="5C6370"/>
-          <w:kern w:val="0"/>
-          <w:sz w:val="20"/>
-          <w:szCs w:val="20"/>
-          <w:lang w:val="en-US" w:eastAsia="ru-RU"/>
-          <w14:ligatures w14:val="none"/>
-        </w:rPr>
-        <w:br/>
-      </w:r>
-      <w:proofErr w:type="spellStart"/>
-      <w:r>
-        <w:rPr>
-          <w:rFonts w:ascii="Courier New" w:eastAsia="Times New Roman" w:hAnsi="Courier New" w:cs="Courier New"/>
-          <w:color w:val="ABB2BF"/>
-          <w:kern w:val="0"/>
-          <w:sz w:val="20"/>
-          <w:szCs w:val="20"/>
-          <w:lang w:val="en-US" w:eastAsia="ru-RU"/>
-          <w14:ligatures w14:val="none"/>
-        </w:rPr>
-        <w:t>item_dimension_from_mob</w:t>
-      </w:r>
-      <w:proofErr w:type="spellEnd"/>
-      <w:r>
-        <w:rPr>
-          <w:rFonts w:ascii="Courier New" w:eastAsia="Times New Roman" w:hAnsi="Courier New" w:cs="Courier New"/>
-          <w:color w:val="ABB2BF"/>
-          <w:kern w:val="0"/>
-          <w:sz w:val="20"/>
-          <w:szCs w:val="20"/>
-          <w:lang w:val="en-US" w:eastAsia="ru-RU"/>
-          <w14:ligatures w14:val="none"/>
-        </w:rPr>
-        <w:t>(</w:t>
-      </w:r>
-      <w:r>
-        <w:rPr>
-          <w:rFonts w:ascii="Courier New" w:eastAsia="Times New Roman" w:hAnsi="Courier New" w:cs="Courier New"/>
-          <w:color w:val="C678DD"/>
-          <w:kern w:val="0"/>
-          <w:sz w:val="20"/>
-          <w:szCs w:val="20"/>
-          <w:lang w:val="en-US" w:eastAsia="ru-RU"/>
-          <w14:ligatures w14:val="none"/>
-        </w:rPr>
-        <w:t>Item</w:t>
-      </w:r>
-      <w:r>
-        <w:rPr>
-          <w:rFonts w:ascii="Courier New" w:eastAsia="Times New Roman" w:hAnsi="Courier New" w:cs="Courier New"/>
-          <w:color w:val="ABB2BF"/>
-          <w:kern w:val="0"/>
-          <w:sz w:val="20"/>
-          <w:szCs w:val="20"/>
-          <w:lang w:val="en-US" w:eastAsia="ru-RU"/>
-          <w14:ligatures w14:val="none"/>
-        </w:rPr>
-        <w:t xml:space="preserve">, </w:t>
-      </w:r>
-      <w:r>
-        <w:rPr>
-          <w:rFonts w:ascii="Courier New" w:eastAsia="Times New Roman" w:hAnsi="Courier New" w:cs="Courier New"/>
-          <w:color w:val="C678DD"/>
-          <w:kern w:val="0"/>
-          <w:sz w:val="20"/>
-          <w:szCs w:val="20"/>
-          <w:lang w:val="en-US" w:eastAsia="ru-RU"/>
-          <w14:ligatures w14:val="none"/>
-        </w:rPr>
-        <w:t>Dimension</w:t>
-      </w:r>
-      <w:r>
-        <w:rPr>
-          <w:rFonts w:ascii="Courier New" w:eastAsia="Times New Roman" w:hAnsi="Courier New" w:cs="Courier New"/>
-          <w:color w:val="ABB2BF"/>
-          <w:kern w:val="0"/>
-          <w:sz w:val="20"/>
-          <w:szCs w:val="20"/>
-          <w:lang w:val="en-US" w:eastAsia="ru-RU"/>
-          <w14:ligatures w14:val="none"/>
-        </w:rPr>
-        <w:t>) :-</w:t>
-      </w:r>
-      <w:r>
-        <w:rPr>
-          <w:rFonts w:ascii="Courier New" w:eastAsia="Times New Roman" w:hAnsi="Courier New" w:cs="Courier New"/>
-          <w:color w:val="ABB2BF"/>
-          <w:kern w:val="0"/>
-          <w:sz w:val="20"/>
-          <w:szCs w:val="20"/>
-          <w:lang w:val="en-US" w:eastAsia="ru-RU"/>
-          <w14:ligatures w14:val="none"/>
-        </w:rPr>
-        <w:br/>
-        <w:t xml:space="preserve">    drops(</w:t>
-      </w:r>
-      <w:r>
-        <w:rPr>
-          <w:rFonts w:ascii="Courier New" w:eastAsia="Times New Roman" w:hAnsi="Courier New" w:cs="Courier New"/>
-          <w:color w:val="C678DD"/>
-          <w:kern w:val="0"/>
-          <w:sz w:val="20"/>
-          <w:szCs w:val="20"/>
-          <w:lang w:val="en-US" w:eastAsia="ru-RU"/>
-          <w14:ligatures w14:val="none"/>
-        </w:rPr>
-        <w:t>Mob</w:t>
-      </w:r>
-      <w:r>
-        <w:rPr>
-          <w:rFonts w:ascii="Courier New" w:eastAsia="Times New Roman" w:hAnsi="Courier New" w:cs="Courier New"/>
-          <w:color w:val="ABB2BF"/>
-          <w:kern w:val="0"/>
-          <w:sz w:val="20"/>
-          <w:szCs w:val="20"/>
-          <w:lang w:val="en-US" w:eastAsia="ru-RU"/>
-          <w14:ligatures w14:val="none"/>
-        </w:rPr>
-        <w:t xml:space="preserve">, </w:t>
-      </w:r>
-      <w:r>
-        <w:rPr>
-          <w:rFonts w:ascii="Courier New" w:eastAsia="Times New Roman" w:hAnsi="Courier New" w:cs="Courier New"/>
-          <w:color w:val="C678DD"/>
-          <w:kern w:val="0"/>
-          <w:sz w:val="20"/>
-          <w:szCs w:val="20"/>
-          <w:lang w:val="en-US" w:eastAsia="ru-RU"/>
-          <w14:ligatures w14:val="none"/>
-        </w:rPr>
-        <w:t>Item</w:t>
-      </w:r>
-      <w:r>
-        <w:rPr>
-          <w:rFonts w:ascii="Courier New" w:eastAsia="Times New Roman" w:hAnsi="Courier New" w:cs="Courier New"/>
-          <w:color w:val="ABB2BF"/>
-          <w:kern w:val="0"/>
-          <w:sz w:val="20"/>
-          <w:szCs w:val="20"/>
-          <w:lang w:val="en-US" w:eastAsia="ru-RU"/>
-          <w14:ligatures w14:val="none"/>
-        </w:rPr>
-        <w:t>),</w:t>
-      </w:r>
-      <w:r>
-        <w:rPr>
-          <w:rFonts w:ascii="Courier New" w:eastAsia="Times New Roman" w:hAnsi="Courier New" w:cs="Courier New"/>
-          <w:color w:val="ABB2BF"/>
-          <w:kern w:val="0"/>
-          <w:sz w:val="20"/>
-          <w:szCs w:val="20"/>
-          <w:lang w:val="en-US" w:eastAsia="ru-RU"/>
-          <w14:ligatures w14:val="none"/>
-        </w:rPr>
-        <w:br/>
-        <w:t xml:space="preserve">    </w:t>
-      </w:r>
-      <w:proofErr w:type="spellStart"/>
-      <w:r>
-        <w:rPr>
-          <w:rFonts w:ascii="Courier New" w:eastAsia="Times New Roman" w:hAnsi="Courier New" w:cs="Courier New"/>
-          <w:color w:val="ABB2BF"/>
-          <w:kern w:val="0"/>
-          <w:sz w:val="20"/>
-          <w:szCs w:val="20"/>
-          <w:lang w:val="en-US" w:eastAsia="ru-RU"/>
-          <w14:ligatures w14:val="none"/>
-        </w:rPr>
-        <w:t>mob_dimension</w:t>
-      </w:r>
-      <w:proofErr w:type="spellEnd"/>
-      <w:r>
-        <w:rPr>
-          <w:rFonts w:ascii="Courier New" w:eastAsia="Times New Roman" w:hAnsi="Courier New" w:cs="Courier New"/>
-          <w:color w:val="ABB2BF"/>
-          <w:kern w:val="0"/>
-          <w:sz w:val="20"/>
-          <w:szCs w:val="20"/>
-          <w:lang w:val="en-US" w:eastAsia="ru-RU"/>
-          <w14:ligatures w14:val="none"/>
-        </w:rPr>
-        <w:t>(</w:t>
-      </w:r>
-      <w:r>
-        <w:rPr>
-          <w:rFonts w:ascii="Courier New" w:eastAsia="Times New Roman" w:hAnsi="Courier New" w:cs="Courier New"/>
-          <w:color w:val="C678DD"/>
-          <w:kern w:val="0"/>
-          <w:sz w:val="20"/>
-          <w:szCs w:val="20"/>
-          <w:lang w:val="en-US" w:eastAsia="ru-RU"/>
-          <w14:ligatures w14:val="none"/>
-        </w:rPr>
-        <w:t>Mob</w:t>
-      </w:r>
-      <w:r>
-        <w:rPr>
-          <w:rFonts w:ascii="Courier New" w:eastAsia="Times New Roman" w:hAnsi="Courier New" w:cs="Courier New"/>
-          <w:color w:val="ABB2BF"/>
-          <w:kern w:val="0"/>
-          <w:sz w:val="20"/>
-          <w:szCs w:val="20"/>
-          <w:lang w:val="en-US" w:eastAsia="ru-RU"/>
-          <w14:ligatures w14:val="none"/>
-        </w:rPr>
-        <w:t xml:space="preserve">, </w:t>
-      </w:r>
-      <w:r>
-        <w:rPr>
-          <w:rFonts w:ascii="Courier New" w:eastAsia="Times New Roman" w:hAnsi="Courier New" w:cs="Courier New"/>
-          <w:color w:val="C678DD"/>
-          <w:kern w:val="0"/>
-          <w:sz w:val="20"/>
-          <w:szCs w:val="20"/>
-          <w:lang w:val="en-US" w:eastAsia="ru-RU"/>
-          <w14:ligatures w14:val="none"/>
-        </w:rPr>
-        <w:t>Dimension</w:t>
-      </w:r>
-      <w:r>
-        <w:rPr>
-          <w:rFonts w:ascii="Courier New" w:eastAsia="Times New Roman" w:hAnsi="Courier New" w:cs="Courier New"/>
-          <w:color w:val="ABB2BF"/>
-          <w:kern w:val="0"/>
-          <w:sz w:val="20"/>
-          <w:szCs w:val="20"/>
-          <w:lang w:val="en-US" w:eastAsia="ru-RU"/>
-          <w14:ligatures w14:val="none"/>
-        </w:rPr>
-        <w:t>).</w:t>
-      </w:r>
-      <w:r>
-        <w:rPr>
-          <w:rFonts w:ascii="Courier New" w:eastAsia="Times New Roman" w:hAnsi="Courier New" w:cs="Courier New"/>
-          <w:color w:val="ABB2BF"/>
-          <w:kern w:val="0"/>
-          <w:sz w:val="20"/>
-          <w:szCs w:val="20"/>
-          <w:lang w:val="en-US" w:eastAsia="ru-RU"/>
-          <w14:ligatures w14:val="none"/>
-        </w:rPr>
-        <w:br/>
-      </w:r>
-      <w:r>
-        <w:rPr>
-          <w:rFonts w:ascii="Courier New" w:eastAsia="Times New Roman" w:hAnsi="Courier New" w:cs="Courier New"/>
-          <w:color w:val="ABB2BF"/>
-          <w:kern w:val="0"/>
-          <w:sz w:val="20"/>
-          <w:szCs w:val="20"/>
-          <w:lang w:val="en-US" w:eastAsia="ru-RU"/>
-          <w14:ligatures w14:val="none"/>
-        </w:rPr>
-        <w:br/>
-      </w:r>
-      <w:r>
-        <w:rPr>
-          <w:rFonts w:ascii="Courier New" w:eastAsia="Times New Roman" w:hAnsi="Courier New" w:cs="Courier New"/>
-          <w:color w:val="5C6370"/>
-          <w:kern w:val="0"/>
-          <w:sz w:val="20"/>
-          <w:szCs w:val="20"/>
-          <w:lang w:val="en-US" w:eastAsia="ru-RU"/>
-          <w14:ligatures w14:val="none"/>
-        </w:rPr>
-        <w:t xml:space="preserve">% </w:t>
-      </w:r>
-      <w:r>
-        <w:rPr>
-          <w:rFonts w:ascii="Courier New" w:eastAsia="Times New Roman" w:hAnsi="Courier New" w:cs="Courier New"/>
-          <w:color w:val="5C6370"/>
-          <w:kern w:val="0"/>
-          <w:sz w:val="20"/>
-          <w:szCs w:val="20"/>
-          <w:lang w:eastAsia="ru-RU"/>
-          <w14:ligatures w14:val="none"/>
-        </w:rPr>
-        <w:t>Предмет</w:t>
-      </w:r>
-      <w:r>
-        <w:rPr>
-          <w:rFonts w:ascii="Courier New" w:eastAsia="Times New Roman" w:hAnsi="Courier New" w:cs="Courier New"/>
-          <w:color w:val="5C6370"/>
-          <w:kern w:val="0"/>
-          <w:sz w:val="20"/>
-          <w:szCs w:val="20"/>
-          <w:lang w:val="en-US" w:eastAsia="ru-RU"/>
-          <w14:ligatures w14:val="none"/>
-        </w:rPr>
-        <w:t xml:space="preserve"> </w:t>
-      </w:r>
-      <w:r>
-        <w:rPr>
-          <w:rFonts w:ascii="Courier New" w:eastAsia="Times New Roman" w:hAnsi="Courier New" w:cs="Courier New"/>
-          <w:color w:val="5C6370"/>
-          <w:kern w:val="0"/>
-          <w:sz w:val="20"/>
-          <w:szCs w:val="20"/>
-          <w:lang w:eastAsia="ru-RU"/>
-          <w14:ligatures w14:val="none"/>
-        </w:rPr>
-        <w:t>можно</w:t>
-      </w:r>
-      <w:r>
-        <w:rPr>
-          <w:rFonts w:ascii="Courier New" w:eastAsia="Times New Roman" w:hAnsi="Courier New" w:cs="Courier New"/>
-          <w:color w:val="5C6370"/>
-          <w:kern w:val="0"/>
-          <w:sz w:val="20"/>
-          <w:szCs w:val="20"/>
-          <w:lang w:val="en-US" w:eastAsia="ru-RU"/>
-          <w14:ligatures w14:val="none"/>
-        </w:rPr>
-        <w:t xml:space="preserve"> </w:t>
-      </w:r>
-      <w:r>
-        <w:rPr>
-          <w:rFonts w:ascii="Courier New" w:eastAsia="Times New Roman" w:hAnsi="Courier New" w:cs="Courier New"/>
-          <w:color w:val="5C6370"/>
-          <w:kern w:val="0"/>
-          <w:sz w:val="20"/>
-          <w:szCs w:val="20"/>
-          <w:lang w:eastAsia="ru-RU"/>
-          <w14:ligatures w14:val="none"/>
-        </w:rPr>
-        <w:t>найти</w:t>
-      </w:r>
-      <w:r>
-        <w:rPr>
-          <w:rFonts w:ascii="Courier New" w:eastAsia="Times New Roman" w:hAnsi="Courier New" w:cs="Courier New"/>
-          <w:color w:val="5C6370"/>
-          <w:kern w:val="0"/>
-          <w:sz w:val="20"/>
-          <w:szCs w:val="20"/>
-          <w:lang w:val="en-US" w:eastAsia="ru-RU"/>
-          <w14:ligatures w14:val="none"/>
-        </w:rPr>
-        <w:t xml:space="preserve"> </w:t>
-      </w:r>
-      <w:r>
-        <w:rPr>
-          <w:rFonts w:ascii="Courier New" w:eastAsia="Times New Roman" w:hAnsi="Courier New" w:cs="Courier New"/>
-          <w:color w:val="5C6370"/>
-          <w:kern w:val="0"/>
-          <w:sz w:val="20"/>
-          <w:szCs w:val="20"/>
-          <w:lang w:eastAsia="ru-RU"/>
-          <w14:ligatures w14:val="none"/>
-        </w:rPr>
-        <w:t>в</w:t>
-      </w:r>
-      <w:r>
-        <w:rPr>
-          <w:rFonts w:ascii="Courier New" w:eastAsia="Times New Roman" w:hAnsi="Courier New" w:cs="Courier New"/>
-          <w:color w:val="5C6370"/>
-          <w:kern w:val="0"/>
-          <w:sz w:val="20"/>
-          <w:szCs w:val="20"/>
-          <w:lang w:val="en-US" w:eastAsia="ru-RU"/>
-          <w14:ligatures w14:val="none"/>
-        </w:rPr>
-        <w:t xml:space="preserve"> </w:t>
-      </w:r>
-      <w:r>
-        <w:rPr>
-          <w:rFonts w:ascii="Courier New" w:eastAsia="Times New Roman" w:hAnsi="Courier New" w:cs="Courier New"/>
-          <w:color w:val="5C6370"/>
-          <w:kern w:val="0"/>
-          <w:sz w:val="20"/>
-          <w:szCs w:val="20"/>
-          <w:lang w:eastAsia="ru-RU"/>
-          <w14:ligatures w14:val="none"/>
-        </w:rPr>
-        <w:t>измерении</w:t>
-      </w:r>
-      <w:r>
-        <w:rPr>
-          <w:rFonts w:ascii="Courier New" w:eastAsia="Times New Roman" w:hAnsi="Courier New" w:cs="Courier New"/>
-          <w:color w:val="5C6370"/>
-          <w:kern w:val="0"/>
-          <w:sz w:val="20"/>
-          <w:szCs w:val="20"/>
-          <w:lang w:val="en-US" w:eastAsia="ru-RU"/>
-          <w14:ligatures w14:val="none"/>
-        </w:rPr>
-        <w:t xml:space="preserve">, </w:t>
-      </w:r>
-      <w:r>
-        <w:rPr>
-          <w:rFonts w:ascii="Courier New" w:eastAsia="Times New Roman" w:hAnsi="Courier New" w:cs="Courier New"/>
-          <w:color w:val="5C6370"/>
-          <w:kern w:val="0"/>
-          <w:sz w:val="20"/>
-          <w:szCs w:val="20"/>
-          <w:lang w:eastAsia="ru-RU"/>
-          <w14:ligatures w14:val="none"/>
-        </w:rPr>
-        <w:t>если</w:t>
-      </w:r>
-      <w:r>
-        <w:rPr>
-          <w:rFonts w:ascii="Courier New" w:eastAsia="Times New Roman" w:hAnsi="Courier New" w:cs="Courier New"/>
-          <w:color w:val="5C6370"/>
-          <w:kern w:val="0"/>
-          <w:sz w:val="20"/>
-          <w:szCs w:val="20"/>
-          <w:lang w:val="en-US" w:eastAsia="ru-RU"/>
-          <w14:ligatures w14:val="none"/>
-        </w:rPr>
-        <w:t xml:space="preserve"> </w:t>
-      </w:r>
-      <w:r>
-        <w:rPr>
-          <w:rFonts w:ascii="Courier New" w:eastAsia="Times New Roman" w:hAnsi="Courier New" w:cs="Courier New"/>
-          <w:color w:val="5C6370"/>
-          <w:kern w:val="0"/>
-          <w:sz w:val="20"/>
-          <w:szCs w:val="20"/>
-          <w:lang w:eastAsia="ru-RU"/>
-          <w14:ligatures w14:val="none"/>
-        </w:rPr>
-        <w:t>он</w:t>
-      </w:r>
-      <w:r>
-        <w:rPr>
-          <w:rFonts w:ascii="Courier New" w:eastAsia="Times New Roman" w:hAnsi="Courier New" w:cs="Courier New"/>
-          <w:color w:val="5C6370"/>
-          <w:kern w:val="0"/>
-          <w:sz w:val="20"/>
-          <w:szCs w:val="20"/>
-          <w:lang w:val="en-US" w:eastAsia="ru-RU"/>
-          <w14:ligatures w14:val="none"/>
-        </w:rPr>
-        <w:t xml:space="preserve"> </w:t>
-      </w:r>
-      <w:r>
-        <w:rPr>
-          <w:rFonts w:ascii="Courier New" w:eastAsia="Times New Roman" w:hAnsi="Courier New" w:cs="Courier New"/>
-          <w:color w:val="5C6370"/>
-          <w:kern w:val="0"/>
-          <w:sz w:val="20"/>
-          <w:szCs w:val="20"/>
-          <w:lang w:eastAsia="ru-RU"/>
-          <w14:ligatures w14:val="none"/>
-        </w:rPr>
-        <w:t>выпадает</w:t>
-      </w:r>
-      <w:r>
-        <w:rPr>
-          <w:rFonts w:ascii="Courier New" w:eastAsia="Times New Roman" w:hAnsi="Courier New" w:cs="Courier New"/>
-          <w:color w:val="5C6370"/>
-          <w:kern w:val="0"/>
-          <w:sz w:val="20"/>
-          <w:szCs w:val="20"/>
-          <w:lang w:val="en-US" w:eastAsia="ru-RU"/>
-          <w14:ligatures w14:val="none"/>
-        </w:rPr>
-        <w:t xml:space="preserve"> </w:t>
-      </w:r>
-      <w:r>
-        <w:rPr>
-          <w:rFonts w:ascii="Courier New" w:eastAsia="Times New Roman" w:hAnsi="Courier New" w:cs="Courier New"/>
-          <w:color w:val="5C6370"/>
-          <w:kern w:val="0"/>
-          <w:sz w:val="20"/>
-          <w:szCs w:val="20"/>
-          <w:lang w:eastAsia="ru-RU"/>
-          <w14:ligatures w14:val="none"/>
-        </w:rPr>
-        <w:t>с</w:t>
-      </w:r>
-      <w:r>
-        <w:rPr>
-          <w:rFonts w:ascii="Courier New" w:eastAsia="Times New Roman" w:hAnsi="Courier New" w:cs="Courier New"/>
-          <w:color w:val="5C6370"/>
-          <w:kern w:val="0"/>
-          <w:sz w:val="20"/>
-          <w:szCs w:val="20"/>
-          <w:lang w:val="en-US" w:eastAsia="ru-RU"/>
-          <w14:ligatures w14:val="none"/>
-        </w:rPr>
-        <w:t xml:space="preserve"> </w:t>
-      </w:r>
-      <w:r>
-        <w:rPr>
-          <w:rFonts w:ascii="Courier New" w:eastAsia="Times New Roman" w:hAnsi="Courier New" w:cs="Courier New"/>
-          <w:color w:val="5C6370"/>
-          <w:kern w:val="0"/>
-          <w:sz w:val="20"/>
-          <w:szCs w:val="20"/>
-          <w:lang w:eastAsia="ru-RU"/>
-          <w14:ligatures w14:val="none"/>
-        </w:rPr>
-        <w:t>моба</w:t>
-      </w:r>
-      <w:r>
-        <w:rPr>
-          <w:rFonts w:ascii="Courier New" w:eastAsia="Times New Roman" w:hAnsi="Courier New" w:cs="Courier New"/>
-          <w:color w:val="5C6370"/>
-          <w:kern w:val="0"/>
-          <w:sz w:val="20"/>
-          <w:szCs w:val="20"/>
-          <w:lang w:val="en-US" w:eastAsia="ru-RU"/>
-          <w14:ligatures w14:val="none"/>
-        </w:rPr>
-        <w:t xml:space="preserve"> </w:t>
-      </w:r>
-      <w:r>
-        <w:rPr>
-          <w:rFonts w:ascii="Courier New" w:eastAsia="Times New Roman" w:hAnsi="Courier New" w:cs="Courier New"/>
-          <w:color w:val="5C6370"/>
-          <w:kern w:val="0"/>
-          <w:sz w:val="20"/>
-          <w:szCs w:val="20"/>
-          <w:lang w:eastAsia="ru-RU"/>
-          <w14:ligatures w14:val="none"/>
-        </w:rPr>
-        <w:t>этого</w:t>
-      </w:r>
-      <w:r>
-        <w:rPr>
-          <w:rFonts w:ascii="Courier New" w:eastAsia="Times New Roman" w:hAnsi="Courier New" w:cs="Courier New"/>
-          <w:color w:val="5C6370"/>
-          <w:kern w:val="0"/>
-          <w:sz w:val="20"/>
-          <w:szCs w:val="20"/>
-          <w:lang w:val="en-US" w:eastAsia="ru-RU"/>
-          <w14:ligatures w14:val="none"/>
-        </w:rPr>
-        <w:t xml:space="preserve"> </w:t>
-      </w:r>
-      <w:r>
-        <w:rPr>
-          <w:rFonts w:ascii="Courier New" w:eastAsia="Times New Roman" w:hAnsi="Courier New" w:cs="Courier New"/>
-          <w:color w:val="5C6370"/>
-          <w:kern w:val="0"/>
-          <w:sz w:val="20"/>
-          <w:szCs w:val="20"/>
-          <w:lang w:eastAsia="ru-RU"/>
-          <w14:ligatures w14:val="none"/>
-        </w:rPr>
-        <w:t>измерения</w:t>
-      </w:r>
-      <w:r>
-        <w:rPr>
-          <w:rFonts w:ascii="Courier New" w:eastAsia="Times New Roman" w:hAnsi="Courier New" w:cs="Courier New"/>
-          <w:color w:val="5C6370"/>
-          <w:kern w:val="0"/>
-          <w:sz w:val="20"/>
-          <w:szCs w:val="20"/>
-          <w:lang w:val="en-US" w:eastAsia="ru-RU"/>
-          <w14:ligatures w14:val="none"/>
-        </w:rPr>
-        <w:t xml:space="preserve"> </w:t>
-      </w:r>
-      <w:r>
-        <w:rPr>
-          <w:rFonts w:ascii="Courier New" w:eastAsia="Times New Roman" w:hAnsi="Courier New" w:cs="Courier New"/>
-          <w:color w:val="5C6370"/>
-          <w:kern w:val="0"/>
-          <w:sz w:val="20"/>
-          <w:szCs w:val="20"/>
-          <w:lang w:eastAsia="ru-RU"/>
-          <w14:ligatures w14:val="none"/>
-        </w:rPr>
-        <w:t>или</w:t>
-      </w:r>
-      <w:r>
-        <w:rPr>
-          <w:rFonts w:ascii="Courier New" w:eastAsia="Times New Roman" w:hAnsi="Courier New" w:cs="Courier New"/>
-          <w:color w:val="5C6370"/>
-          <w:kern w:val="0"/>
-          <w:sz w:val="20"/>
-          <w:szCs w:val="20"/>
-          <w:lang w:val="en-US" w:eastAsia="ru-RU"/>
-          <w14:ligatures w14:val="none"/>
-        </w:rPr>
-        <w:t xml:space="preserve"> </w:t>
-      </w:r>
-      <w:r>
-        <w:rPr>
-          <w:rFonts w:ascii="Courier New" w:eastAsia="Times New Roman" w:hAnsi="Courier New" w:cs="Courier New"/>
-          <w:color w:val="5C6370"/>
-          <w:kern w:val="0"/>
-          <w:sz w:val="20"/>
-          <w:szCs w:val="20"/>
-          <w:lang w:eastAsia="ru-RU"/>
-          <w14:ligatures w14:val="none"/>
-        </w:rPr>
-        <w:t>может</w:t>
-      </w:r>
-      <w:r>
-        <w:rPr>
-          <w:rFonts w:ascii="Courier New" w:eastAsia="Times New Roman" w:hAnsi="Courier New" w:cs="Courier New"/>
-          <w:color w:val="5C6370"/>
-          <w:kern w:val="0"/>
-          <w:sz w:val="20"/>
-          <w:szCs w:val="20"/>
-          <w:lang w:val="en-US" w:eastAsia="ru-RU"/>
-          <w14:ligatures w14:val="none"/>
-        </w:rPr>
-        <w:t xml:space="preserve"> </w:t>
-      </w:r>
-      <w:r>
-        <w:rPr>
-          <w:rFonts w:ascii="Courier New" w:eastAsia="Times New Roman" w:hAnsi="Courier New" w:cs="Courier New"/>
-          <w:color w:val="5C6370"/>
-          <w:kern w:val="0"/>
-          <w:sz w:val="20"/>
-          <w:szCs w:val="20"/>
-          <w:lang w:eastAsia="ru-RU"/>
-          <w14:ligatures w14:val="none"/>
-        </w:rPr>
-        <w:t>быть</w:t>
-      </w:r>
-      <w:r>
-        <w:rPr>
-          <w:rFonts w:ascii="Courier New" w:eastAsia="Times New Roman" w:hAnsi="Courier New" w:cs="Courier New"/>
-          <w:color w:val="5C6370"/>
-          <w:kern w:val="0"/>
-          <w:sz w:val="20"/>
-          <w:szCs w:val="20"/>
-          <w:lang w:val="en-US" w:eastAsia="ru-RU"/>
-          <w14:ligatures w14:val="none"/>
-        </w:rPr>
-        <w:t xml:space="preserve"> </w:t>
-      </w:r>
-      <w:r>
-        <w:rPr>
-          <w:rFonts w:ascii="Courier New" w:eastAsia="Times New Roman" w:hAnsi="Courier New" w:cs="Courier New"/>
-          <w:color w:val="5C6370"/>
-          <w:kern w:val="0"/>
-          <w:sz w:val="20"/>
-          <w:szCs w:val="20"/>
-          <w:lang w:eastAsia="ru-RU"/>
-          <w14:ligatures w14:val="none"/>
-        </w:rPr>
-        <w:t>найден</w:t>
-      </w:r>
-      <w:r>
-        <w:rPr>
-          <w:rFonts w:ascii="Courier New" w:eastAsia="Times New Roman" w:hAnsi="Courier New" w:cs="Courier New"/>
-          <w:color w:val="5C6370"/>
-          <w:kern w:val="0"/>
-          <w:sz w:val="20"/>
-          <w:szCs w:val="20"/>
-          <w:lang w:val="en-US" w:eastAsia="ru-RU"/>
-          <w14:ligatures w14:val="none"/>
-        </w:rPr>
-        <w:t xml:space="preserve"> </w:t>
-      </w:r>
-      <w:r>
-        <w:rPr>
-          <w:rFonts w:ascii="Courier New" w:eastAsia="Times New Roman" w:hAnsi="Courier New" w:cs="Courier New"/>
-          <w:color w:val="5C6370"/>
-          <w:kern w:val="0"/>
-          <w:sz w:val="20"/>
-          <w:szCs w:val="20"/>
-          <w:lang w:eastAsia="ru-RU"/>
-          <w14:ligatures w14:val="none"/>
-        </w:rPr>
-        <w:t>в</w:t>
-      </w:r>
-      <w:r>
-        <w:rPr>
-          <w:rFonts w:ascii="Courier New" w:eastAsia="Times New Roman" w:hAnsi="Courier New" w:cs="Courier New"/>
-          <w:color w:val="5C6370"/>
-          <w:kern w:val="0"/>
-          <w:sz w:val="20"/>
-          <w:szCs w:val="20"/>
-          <w:lang w:val="en-US" w:eastAsia="ru-RU"/>
-          <w14:ligatures w14:val="none"/>
-        </w:rPr>
-        <w:t xml:space="preserve"> </w:t>
-      </w:r>
-      <w:r>
-        <w:rPr>
-          <w:rFonts w:ascii="Courier New" w:eastAsia="Times New Roman" w:hAnsi="Courier New" w:cs="Courier New"/>
-          <w:color w:val="5C6370"/>
-          <w:kern w:val="0"/>
-          <w:sz w:val="20"/>
-          <w:szCs w:val="20"/>
-          <w:lang w:eastAsia="ru-RU"/>
-          <w14:ligatures w14:val="none"/>
-        </w:rPr>
-        <w:t>структуре</w:t>
-      </w:r>
-      <w:r>
-        <w:rPr>
-          <w:rFonts w:ascii="Courier New" w:eastAsia="Times New Roman" w:hAnsi="Courier New" w:cs="Courier New"/>
-          <w:color w:val="5C6370"/>
-          <w:kern w:val="0"/>
-          <w:sz w:val="20"/>
-          <w:szCs w:val="20"/>
-          <w:lang w:val="en-US" w:eastAsia="ru-RU"/>
-          <w14:ligatures w14:val="none"/>
-        </w:rPr>
-        <w:t xml:space="preserve"> </w:t>
-      </w:r>
-      <w:r>
-        <w:rPr>
-          <w:rFonts w:ascii="Courier New" w:eastAsia="Times New Roman" w:hAnsi="Courier New" w:cs="Courier New"/>
-          <w:color w:val="5C6370"/>
-          <w:kern w:val="0"/>
-          <w:sz w:val="20"/>
-          <w:szCs w:val="20"/>
-          <w:lang w:eastAsia="ru-RU"/>
-          <w14:ligatures w14:val="none"/>
-        </w:rPr>
-        <w:t>этого</w:t>
-      </w:r>
-      <w:r>
-        <w:rPr>
-          <w:rFonts w:ascii="Courier New" w:eastAsia="Times New Roman" w:hAnsi="Courier New" w:cs="Courier New"/>
-          <w:color w:val="5C6370"/>
-          <w:kern w:val="0"/>
-          <w:sz w:val="20"/>
-          <w:szCs w:val="20"/>
-          <w:lang w:val="en-US" w:eastAsia="ru-RU"/>
-          <w14:ligatures w14:val="none"/>
-        </w:rPr>
-        <w:t xml:space="preserve"> </w:t>
-      </w:r>
-      <w:r>
-        <w:rPr>
-          <w:rFonts w:ascii="Courier New" w:eastAsia="Times New Roman" w:hAnsi="Courier New" w:cs="Courier New"/>
-          <w:color w:val="5C6370"/>
-          <w:kern w:val="0"/>
-          <w:sz w:val="20"/>
-          <w:szCs w:val="20"/>
-          <w:lang w:eastAsia="ru-RU"/>
-          <w14:ligatures w14:val="none"/>
-        </w:rPr>
-        <w:t>измерения</w:t>
-      </w:r>
-      <w:r>
-        <w:rPr>
-          <w:rFonts w:ascii="Courier New" w:eastAsia="Times New Roman" w:hAnsi="Courier New" w:cs="Courier New"/>
-          <w:color w:val="5C6370"/>
-          <w:kern w:val="0"/>
-          <w:sz w:val="20"/>
-          <w:szCs w:val="20"/>
-          <w:lang w:val="en-US" w:eastAsia="ru-RU"/>
-          <w14:ligatures w14:val="none"/>
-        </w:rPr>
-        <w:br/>
-      </w:r>
-      <w:proofErr w:type="spellStart"/>
-      <w:r>
-        <w:rPr>
-          <w:rFonts w:ascii="Courier New" w:eastAsia="Times New Roman" w:hAnsi="Courier New" w:cs="Courier New"/>
-          <w:color w:val="ABB2BF"/>
-          <w:kern w:val="0"/>
-          <w:sz w:val="20"/>
-          <w:szCs w:val="20"/>
-          <w:lang w:val="en-US" w:eastAsia="ru-RU"/>
-          <w14:ligatures w14:val="none"/>
-        </w:rPr>
-        <w:lastRenderedPageBreak/>
-        <w:t>available_item_in_dimension</w:t>
-      </w:r>
-      <w:proofErr w:type="spellEnd"/>
-      <w:r>
-        <w:rPr>
-          <w:rFonts w:ascii="Courier New" w:eastAsia="Times New Roman" w:hAnsi="Courier New" w:cs="Courier New"/>
-          <w:color w:val="ABB2BF"/>
-          <w:kern w:val="0"/>
-          <w:sz w:val="20"/>
-          <w:szCs w:val="20"/>
-          <w:lang w:val="en-US" w:eastAsia="ru-RU"/>
-          <w14:ligatures w14:val="none"/>
-        </w:rPr>
-        <w:t>(</w:t>
-      </w:r>
-      <w:r>
-        <w:rPr>
-          <w:rFonts w:ascii="Courier New" w:eastAsia="Times New Roman" w:hAnsi="Courier New" w:cs="Courier New"/>
-          <w:color w:val="C678DD"/>
-          <w:kern w:val="0"/>
-          <w:sz w:val="20"/>
-          <w:szCs w:val="20"/>
-          <w:lang w:val="en-US" w:eastAsia="ru-RU"/>
-          <w14:ligatures w14:val="none"/>
-        </w:rPr>
-        <w:t>Item</w:t>
-      </w:r>
-      <w:r>
-        <w:rPr>
-          <w:rFonts w:ascii="Courier New" w:eastAsia="Times New Roman" w:hAnsi="Courier New" w:cs="Courier New"/>
-          <w:color w:val="ABB2BF"/>
-          <w:kern w:val="0"/>
-          <w:sz w:val="20"/>
-          <w:szCs w:val="20"/>
-          <w:lang w:val="en-US" w:eastAsia="ru-RU"/>
-          <w14:ligatures w14:val="none"/>
-        </w:rPr>
-        <w:t xml:space="preserve">, </w:t>
-      </w:r>
-      <w:r>
-        <w:rPr>
-          <w:rFonts w:ascii="Courier New" w:eastAsia="Times New Roman" w:hAnsi="Courier New" w:cs="Courier New"/>
-          <w:color w:val="C678DD"/>
-          <w:kern w:val="0"/>
-          <w:sz w:val="20"/>
-          <w:szCs w:val="20"/>
-          <w:lang w:val="en-US" w:eastAsia="ru-RU"/>
-          <w14:ligatures w14:val="none"/>
-        </w:rPr>
-        <w:t>Dimension</w:t>
-      </w:r>
-      <w:r>
-        <w:rPr>
-          <w:rFonts w:ascii="Courier New" w:eastAsia="Times New Roman" w:hAnsi="Courier New" w:cs="Courier New"/>
-          <w:color w:val="ABB2BF"/>
-          <w:kern w:val="0"/>
-          <w:sz w:val="20"/>
-          <w:szCs w:val="20"/>
-          <w:lang w:val="en-US" w:eastAsia="ru-RU"/>
-          <w14:ligatures w14:val="none"/>
-        </w:rPr>
-        <w:t>) :-</w:t>
-      </w:r>
-      <w:r>
-        <w:rPr>
-          <w:rFonts w:ascii="Courier New" w:eastAsia="Times New Roman" w:hAnsi="Courier New" w:cs="Courier New"/>
-          <w:color w:val="ABB2BF"/>
-          <w:kern w:val="0"/>
-          <w:sz w:val="20"/>
-          <w:szCs w:val="20"/>
-          <w:lang w:val="en-US" w:eastAsia="ru-RU"/>
-          <w14:ligatures w14:val="none"/>
-        </w:rPr>
-        <w:br/>
-        <w:t xml:space="preserve">    </w:t>
-      </w:r>
-      <w:proofErr w:type="spellStart"/>
-      <w:r>
-        <w:rPr>
-          <w:rFonts w:ascii="Courier New" w:eastAsia="Times New Roman" w:hAnsi="Courier New" w:cs="Courier New"/>
-          <w:color w:val="ABB2BF"/>
-          <w:kern w:val="0"/>
-          <w:sz w:val="20"/>
-          <w:szCs w:val="20"/>
-          <w:lang w:val="en-US" w:eastAsia="ru-RU"/>
-          <w14:ligatures w14:val="none"/>
-        </w:rPr>
-        <w:t>item_dimension_from_mob</w:t>
-      </w:r>
-      <w:proofErr w:type="spellEnd"/>
-      <w:r>
-        <w:rPr>
-          <w:rFonts w:ascii="Courier New" w:eastAsia="Times New Roman" w:hAnsi="Courier New" w:cs="Courier New"/>
-          <w:color w:val="ABB2BF"/>
-          <w:kern w:val="0"/>
-          <w:sz w:val="20"/>
-          <w:szCs w:val="20"/>
-          <w:lang w:val="en-US" w:eastAsia="ru-RU"/>
-          <w14:ligatures w14:val="none"/>
-        </w:rPr>
-        <w:t>(</w:t>
-      </w:r>
-      <w:r>
-        <w:rPr>
-          <w:rFonts w:ascii="Courier New" w:eastAsia="Times New Roman" w:hAnsi="Courier New" w:cs="Courier New"/>
-          <w:color w:val="C678DD"/>
-          <w:kern w:val="0"/>
-          <w:sz w:val="20"/>
-          <w:szCs w:val="20"/>
-          <w:lang w:val="en-US" w:eastAsia="ru-RU"/>
-          <w14:ligatures w14:val="none"/>
-        </w:rPr>
-        <w:t>Item</w:t>
-      </w:r>
-      <w:r>
-        <w:rPr>
-          <w:rFonts w:ascii="Courier New" w:eastAsia="Times New Roman" w:hAnsi="Courier New" w:cs="Courier New"/>
-          <w:color w:val="ABB2BF"/>
-          <w:kern w:val="0"/>
-          <w:sz w:val="20"/>
-          <w:szCs w:val="20"/>
-          <w:lang w:val="en-US" w:eastAsia="ru-RU"/>
-          <w14:ligatures w14:val="none"/>
-        </w:rPr>
-        <w:t xml:space="preserve">, </w:t>
-      </w:r>
-      <w:r>
-        <w:rPr>
-          <w:rFonts w:ascii="Courier New" w:eastAsia="Times New Roman" w:hAnsi="Courier New" w:cs="Courier New"/>
-          <w:color w:val="C678DD"/>
-          <w:kern w:val="0"/>
-          <w:sz w:val="20"/>
-          <w:szCs w:val="20"/>
-          <w:lang w:val="en-US" w:eastAsia="ru-RU"/>
-          <w14:ligatures w14:val="none"/>
-        </w:rPr>
-        <w:t>Dimension</w:t>
-      </w:r>
-      <w:r>
-        <w:rPr>
-          <w:rFonts w:ascii="Courier New" w:eastAsia="Times New Roman" w:hAnsi="Courier New" w:cs="Courier New"/>
-          <w:color w:val="ABB2BF"/>
-          <w:kern w:val="0"/>
-          <w:sz w:val="20"/>
-          <w:szCs w:val="20"/>
-          <w:lang w:val="en-US" w:eastAsia="ru-RU"/>
-          <w14:ligatures w14:val="none"/>
-        </w:rPr>
-        <w:t>);</w:t>
-      </w:r>
-      <w:r>
-        <w:rPr>
-          <w:rFonts w:ascii="Courier New" w:eastAsia="Times New Roman" w:hAnsi="Courier New" w:cs="Courier New"/>
-          <w:color w:val="ABB2BF"/>
-          <w:kern w:val="0"/>
-          <w:sz w:val="20"/>
-          <w:szCs w:val="20"/>
-          <w:lang w:val="en-US" w:eastAsia="ru-RU"/>
-          <w14:ligatures w14:val="none"/>
-        </w:rPr>
-        <w:br/>
-        <w:t xml:space="preserve">    </w:t>
-      </w:r>
-      <w:proofErr w:type="spellStart"/>
-      <w:r>
-        <w:rPr>
-          <w:rFonts w:ascii="Courier New" w:eastAsia="Times New Roman" w:hAnsi="Courier New" w:cs="Courier New"/>
-          <w:color w:val="ABB2BF"/>
-          <w:kern w:val="0"/>
-          <w:sz w:val="20"/>
-          <w:szCs w:val="20"/>
-          <w:lang w:val="en-US" w:eastAsia="ru-RU"/>
-          <w14:ligatures w14:val="none"/>
-        </w:rPr>
-        <w:t>item_dimension_from_structure</w:t>
-      </w:r>
-      <w:proofErr w:type="spellEnd"/>
-      <w:r>
-        <w:rPr>
-          <w:rFonts w:ascii="Courier New" w:eastAsia="Times New Roman" w:hAnsi="Courier New" w:cs="Courier New"/>
-          <w:color w:val="ABB2BF"/>
-          <w:kern w:val="0"/>
-          <w:sz w:val="20"/>
-          <w:szCs w:val="20"/>
-          <w:lang w:val="en-US" w:eastAsia="ru-RU"/>
-          <w14:ligatures w14:val="none"/>
-        </w:rPr>
-        <w:t>(</w:t>
-      </w:r>
-      <w:r>
-        <w:rPr>
-          <w:rFonts w:ascii="Courier New" w:eastAsia="Times New Roman" w:hAnsi="Courier New" w:cs="Courier New"/>
-          <w:color w:val="C678DD"/>
-          <w:kern w:val="0"/>
-          <w:sz w:val="20"/>
-          <w:szCs w:val="20"/>
-          <w:lang w:val="en-US" w:eastAsia="ru-RU"/>
-          <w14:ligatures w14:val="none"/>
-        </w:rPr>
-        <w:t>Item</w:t>
-      </w:r>
-      <w:r>
-        <w:rPr>
-          <w:rFonts w:ascii="Courier New" w:eastAsia="Times New Roman" w:hAnsi="Courier New" w:cs="Courier New"/>
-          <w:color w:val="ABB2BF"/>
-          <w:kern w:val="0"/>
-          <w:sz w:val="20"/>
-          <w:szCs w:val="20"/>
-          <w:lang w:val="en-US" w:eastAsia="ru-RU"/>
-          <w14:ligatures w14:val="none"/>
-        </w:rPr>
-        <w:t xml:space="preserve">, </w:t>
-      </w:r>
-      <w:r>
-        <w:rPr>
-          <w:rFonts w:ascii="Courier New" w:eastAsia="Times New Roman" w:hAnsi="Courier New" w:cs="Courier New"/>
-          <w:color w:val="C678DD"/>
-          <w:kern w:val="0"/>
-          <w:sz w:val="20"/>
-          <w:szCs w:val="20"/>
-          <w:lang w:val="en-US" w:eastAsia="ru-RU"/>
-          <w14:ligatures w14:val="none"/>
-        </w:rPr>
-        <w:t>Dimension</w:t>
-      </w:r>
-      <w:r>
-        <w:rPr>
-          <w:rFonts w:ascii="Courier New" w:eastAsia="Times New Roman" w:hAnsi="Courier New" w:cs="Courier New"/>
-          <w:color w:val="ABB2BF"/>
-          <w:kern w:val="0"/>
-          <w:sz w:val="20"/>
-          <w:szCs w:val="20"/>
-          <w:lang w:val="en-US" w:eastAsia="ru-RU"/>
-          <w14:ligatures w14:val="none"/>
-        </w:rPr>
-        <w:t>).</w:t>
-      </w:r>
-      <w:r>
-        <w:rPr>
-          <w:rFonts w:ascii="Courier New" w:eastAsia="Times New Roman" w:hAnsi="Courier New" w:cs="Courier New"/>
-          <w:color w:val="ABB2BF"/>
-          <w:kern w:val="0"/>
-          <w:sz w:val="20"/>
-          <w:szCs w:val="20"/>
-          <w:lang w:val="en-US" w:eastAsia="ru-RU"/>
-          <w14:ligatures w14:val="none"/>
-        </w:rPr>
-        <w:br/>
-      </w:r>
-      <w:r>
-        <w:rPr>
-          <w:rFonts w:ascii="Courier New" w:eastAsia="Times New Roman" w:hAnsi="Courier New" w:cs="Courier New"/>
-          <w:color w:val="ABB2BF"/>
-          <w:kern w:val="0"/>
-          <w:sz w:val="20"/>
-          <w:szCs w:val="20"/>
-          <w:lang w:val="en-US" w:eastAsia="ru-RU"/>
-          <w14:ligatures w14:val="none"/>
-        </w:rPr>
-        <w:br/>
-      </w:r>
-      <w:r>
-        <w:rPr>
-          <w:rFonts w:ascii="Courier New" w:eastAsia="Times New Roman" w:hAnsi="Courier New" w:cs="Courier New"/>
-          <w:color w:val="5C6370"/>
-          <w:kern w:val="0"/>
-          <w:sz w:val="20"/>
-          <w:szCs w:val="20"/>
-          <w:lang w:val="en-US" w:eastAsia="ru-RU"/>
-          <w14:ligatures w14:val="none"/>
-        </w:rPr>
-        <w:t xml:space="preserve">% </w:t>
-      </w:r>
-      <w:r>
-        <w:rPr>
-          <w:rFonts w:ascii="Courier New" w:eastAsia="Times New Roman" w:hAnsi="Courier New" w:cs="Courier New"/>
-          <w:color w:val="5C6370"/>
-          <w:kern w:val="0"/>
-          <w:sz w:val="20"/>
-          <w:szCs w:val="20"/>
-          <w:lang w:eastAsia="ru-RU"/>
-          <w14:ligatures w14:val="none"/>
-        </w:rPr>
-        <w:t>Агрессивные</w:t>
-      </w:r>
-      <w:r>
-        <w:rPr>
-          <w:rFonts w:ascii="Courier New" w:eastAsia="Times New Roman" w:hAnsi="Courier New" w:cs="Courier New"/>
-          <w:color w:val="5C6370"/>
-          <w:kern w:val="0"/>
-          <w:sz w:val="20"/>
-          <w:szCs w:val="20"/>
-          <w:lang w:val="en-US" w:eastAsia="ru-RU"/>
-          <w14:ligatures w14:val="none"/>
-        </w:rPr>
-        <w:t xml:space="preserve"> </w:t>
-      </w:r>
-      <w:r>
-        <w:rPr>
-          <w:rFonts w:ascii="Courier New" w:eastAsia="Times New Roman" w:hAnsi="Courier New" w:cs="Courier New"/>
-          <w:color w:val="5C6370"/>
-          <w:kern w:val="0"/>
-          <w:sz w:val="20"/>
-          <w:szCs w:val="20"/>
-          <w:lang w:eastAsia="ru-RU"/>
-          <w14:ligatures w14:val="none"/>
-        </w:rPr>
-        <w:t>и</w:t>
-      </w:r>
-      <w:r>
-        <w:rPr>
-          <w:rFonts w:ascii="Courier New" w:eastAsia="Times New Roman" w:hAnsi="Courier New" w:cs="Courier New"/>
-          <w:color w:val="5C6370"/>
-          <w:kern w:val="0"/>
-          <w:sz w:val="20"/>
-          <w:szCs w:val="20"/>
-          <w:lang w:val="en-US" w:eastAsia="ru-RU"/>
-          <w14:ligatures w14:val="none"/>
-        </w:rPr>
-        <w:t xml:space="preserve"> </w:t>
-      </w:r>
-      <w:r>
-        <w:rPr>
-          <w:rFonts w:ascii="Courier New" w:eastAsia="Times New Roman" w:hAnsi="Courier New" w:cs="Courier New"/>
-          <w:color w:val="5C6370"/>
-          <w:kern w:val="0"/>
-          <w:sz w:val="20"/>
-          <w:szCs w:val="20"/>
-          <w:lang w:eastAsia="ru-RU"/>
-          <w14:ligatures w14:val="none"/>
-        </w:rPr>
-        <w:t>нейтральные</w:t>
-      </w:r>
-      <w:r>
-        <w:rPr>
-          <w:rFonts w:ascii="Courier New" w:eastAsia="Times New Roman" w:hAnsi="Courier New" w:cs="Courier New"/>
-          <w:color w:val="5C6370"/>
-          <w:kern w:val="0"/>
-          <w:sz w:val="20"/>
-          <w:szCs w:val="20"/>
-          <w:lang w:val="en-US" w:eastAsia="ru-RU"/>
-          <w14:ligatures w14:val="none"/>
-        </w:rPr>
-        <w:t xml:space="preserve"> </w:t>
-      </w:r>
-      <w:r>
-        <w:rPr>
-          <w:rFonts w:ascii="Courier New" w:eastAsia="Times New Roman" w:hAnsi="Courier New" w:cs="Courier New"/>
-          <w:color w:val="5C6370"/>
-          <w:kern w:val="0"/>
-          <w:sz w:val="20"/>
-          <w:szCs w:val="20"/>
-          <w:lang w:eastAsia="ru-RU"/>
-          <w14:ligatures w14:val="none"/>
-        </w:rPr>
-        <w:t>мобы</w:t>
-      </w:r>
-      <w:r>
-        <w:rPr>
-          <w:rFonts w:ascii="Courier New" w:eastAsia="Times New Roman" w:hAnsi="Courier New" w:cs="Courier New"/>
-          <w:color w:val="5C6370"/>
-          <w:kern w:val="0"/>
-          <w:sz w:val="20"/>
-          <w:szCs w:val="20"/>
-          <w:lang w:val="en-US" w:eastAsia="ru-RU"/>
-          <w14:ligatures w14:val="none"/>
-        </w:rPr>
-        <w:t xml:space="preserve"> </w:t>
-      </w:r>
-      <w:r>
-        <w:rPr>
-          <w:rFonts w:ascii="Courier New" w:eastAsia="Times New Roman" w:hAnsi="Courier New" w:cs="Courier New"/>
-          <w:color w:val="5C6370"/>
-          <w:kern w:val="0"/>
-          <w:sz w:val="20"/>
-          <w:szCs w:val="20"/>
-          <w:lang w:eastAsia="ru-RU"/>
-          <w14:ligatures w14:val="none"/>
-        </w:rPr>
-        <w:t>могут</w:t>
-      </w:r>
-      <w:r>
-        <w:rPr>
-          <w:rFonts w:ascii="Courier New" w:eastAsia="Times New Roman" w:hAnsi="Courier New" w:cs="Courier New"/>
-          <w:color w:val="5C6370"/>
-          <w:kern w:val="0"/>
-          <w:sz w:val="20"/>
-          <w:szCs w:val="20"/>
-          <w:lang w:val="en-US" w:eastAsia="ru-RU"/>
-          <w14:ligatures w14:val="none"/>
-        </w:rPr>
-        <w:t xml:space="preserve"> </w:t>
-      </w:r>
-      <w:r>
-        <w:rPr>
-          <w:rFonts w:ascii="Courier New" w:eastAsia="Times New Roman" w:hAnsi="Courier New" w:cs="Courier New"/>
-          <w:color w:val="5C6370"/>
-          <w:kern w:val="0"/>
-          <w:sz w:val="20"/>
-          <w:szCs w:val="20"/>
-          <w:lang w:eastAsia="ru-RU"/>
-          <w14:ligatures w14:val="none"/>
-        </w:rPr>
-        <w:t>быть</w:t>
-      </w:r>
-      <w:r>
-        <w:rPr>
-          <w:rFonts w:ascii="Courier New" w:eastAsia="Times New Roman" w:hAnsi="Courier New" w:cs="Courier New"/>
-          <w:color w:val="5C6370"/>
-          <w:kern w:val="0"/>
-          <w:sz w:val="20"/>
-          <w:szCs w:val="20"/>
-          <w:lang w:val="en-US" w:eastAsia="ru-RU"/>
-          <w14:ligatures w14:val="none"/>
-        </w:rPr>
-        <w:t xml:space="preserve"> </w:t>
-      </w:r>
-      <w:r>
-        <w:rPr>
-          <w:rFonts w:ascii="Courier New" w:eastAsia="Times New Roman" w:hAnsi="Courier New" w:cs="Courier New"/>
-          <w:color w:val="5C6370"/>
-          <w:kern w:val="0"/>
-          <w:sz w:val="20"/>
-          <w:szCs w:val="20"/>
-          <w:lang w:eastAsia="ru-RU"/>
-          <w14:ligatures w14:val="none"/>
-        </w:rPr>
-        <w:t>враждебны</w:t>
-      </w:r>
-      <w:r>
-        <w:rPr>
-          <w:rFonts w:ascii="Courier New" w:eastAsia="Times New Roman" w:hAnsi="Courier New" w:cs="Courier New"/>
-          <w:color w:val="5C6370"/>
-          <w:kern w:val="0"/>
-          <w:sz w:val="20"/>
-          <w:szCs w:val="20"/>
-          <w:lang w:val="en-US" w:eastAsia="ru-RU"/>
-          <w14:ligatures w14:val="none"/>
-        </w:rPr>
-        <w:t>.</w:t>
-      </w:r>
-      <w:r>
-        <w:rPr>
-          <w:rFonts w:ascii="Courier New" w:eastAsia="Times New Roman" w:hAnsi="Courier New" w:cs="Courier New"/>
-          <w:color w:val="5C6370"/>
-          <w:kern w:val="0"/>
-          <w:sz w:val="20"/>
-          <w:szCs w:val="20"/>
-          <w:lang w:val="en-US" w:eastAsia="ru-RU"/>
-          <w14:ligatures w14:val="none"/>
-        </w:rPr>
-        <w:br/>
-      </w:r>
-      <w:proofErr w:type="spellStart"/>
-      <w:r>
-        <w:rPr>
-          <w:rFonts w:ascii="Courier New" w:eastAsia="Times New Roman" w:hAnsi="Courier New" w:cs="Courier New"/>
-          <w:color w:val="ABB2BF"/>
-          <w:kern w:val="0"/>
-          <w:sz w:val="20"/>
-          <w:szCs w:val="20"/>
-          <w:lang w:val="en-US" w:eastAsia="ru-RU"/>
-          <w14:ligatures w14:val="none"/>
-        </w:rPr>
-        <w:t>hostile_mob</w:t>
-      </w:r>
-      <w:proofErr w:type="spellEnd"/>
-      <w:r>
-        <w:rPr>
-          <w:rFonts w:ascii="Courier New" w:eastAsia="Times New Roman" w:hAnsi="Courier New" w:cs="Courier New"/>
-          <w:color w:val="ABB2BF"/>
-          <w:kern w:val="0"/>
-          <w:sz w:val="20"/>
-          <w:szCs w:val="20"/>
-          <w:lang w:val="en-US" w:eastAsia="ru-RU"/>
-          <w14:ligatures w14:val="none"/>
-        </w:rPr>
-        <w:t>(</w:t>
-      </w:r>
-      <w:r>
-        <w:rPr>
-          <w:rFonts w:ascii="Courier New" w:eastAsia="Times New Roman" w:hAnsi="Courier New" w:cs="Courier New"/>
-          <w:color w:val="C678DD"/>
-          <w:kern w:val="0"/>
-          <w:sz w:val="20"/>
-          <w:szCs w:val="20"/>
-          <w:lang w:val="en-US" w:eastAsia="ru-RU"/>
-          <w14:ligatures w14:val="none"/>
-        </w:rPr>
-        <w:t>Mob</w:t>
-      </w:r>
-      <w:r>
-        <w:rPr>
-          <w:rFonts w:ascii="Courier New" w:eastAsia="Times New Roman" w:hAnsi="Courier New" w:cs="Courier New"/>
-          <w:color w:val="ABB2BF"/>
-          <w:kern w:val="0"/>
-          <w:sz w:val="20"/>
-          <w:szCs w:val="20"/>
-          <w:lang w:val="en-US" w:eastAsia="ru-RU"/>
-          <w14:ligatures w14:val="none"/>
-        </w:rPr>
-        <w:t>) :-</w:t>
-      </w:r>
-      <w:r>
-        <w:rPr>
-          <w:rFonts w:ascii="Courier New" w:eastAsia="Times New Roman" w:hAnsi="Courier New" w:cs="Courier New"/>
-          <w:color w:val="ABB2BF"/>
-          <w:kern w:val="0"/>
-          <w:sz w:val="20"/>
-          <w:szCs w:val="20"/>
-          <w:lang w:val="en-US" w:eastAsia="ru-RU"/>
-          <w14:ligatures w14:val="none"/>
-        </w:rPr>
-        <w:br/>
-        <w:t xml:space="preserve">    aggressive(</w:t>
-      </w:r>
-      <w:r>
-        <w:rPr>
-          <w:rFonts w:ascii="Courier New" w:eastAsia="Times New Roman" w:hAnsi="Courier New" w:cs="Courier New"/>
-          <w:color w:val="C678DD"/>
-          <w:kern w:val="0"/>
-          <w:sz w:val="20"/>
-          <w:szCs w:val="20"/>
-          <w:lang w:val="en-US" w:eastAsia="ru-RU"/>
-          <w14:ligatures w14:val="none"/>
-        </w:rPr>
-        <w:t>Mob</w:t>
-      </w:r>
-      <w:r>
-        <w:rPr>
-          <w:rFonts w:ascii="Courier New" w:eastAsia="Times New Roman" w:hAnsi="Courier New" w:cs="Courier New"/>
-          <w:color w:val="ABB2BF"/>
-          <w:kern w:val="0"/>
-          <w:sz w:val="20"/>
-          <w:szCs w:val="20"/>
-          <w:lang w:val="en-US" w:eastAsia="ru-RU"/>
-          <w14:ligatures w14:val="none"/>
-        </w:rPr>
-        <w:t>);</w:t>
-      </w:r>
-      <w:r>
-        <w:rPr>
-          <w:rFonts w:ascii="Courier New" w:eastAsia="Times New Roman" w:hAnsi="Courier New" w:cs="Courier New"/>
-          <w:color w:val="ABB2BF"/>
-          <w:kern w:val="0"/>
-          <w:sz w:val="20"/>
-          <w:szCs w:val="20"/>
-          <w:lang w:val="en-US" w:eastAsia="ru-RU"/>
-          <w14:ligatures w14:val="none"/>
-        </w:rPr>
-        <w:br/>
-        <w:t xml:space="preserve">    neutral(</w:t>
-      </w:r>
-      <w:r>
-        <w:rPr>
-          <w:rFonts w:ascii="Courier New" w:eastAsia="Times New Roman" w:hAnsi="Courier New" w:cs="Courier New"/>
-          <w:color w:val="C678DD"/>
-          <w:kern w:val="0"/>
-          <w:sz w:val="20"/>
-          <w:szCs w:val="20"/>
-          <w:lang w:val="en-US" w:eastAsia="ru-RU"/>
-          <w14:ligatures w14:val="none"/>
-        </w:rPr>
-        <w:t>Mob</w:t>
-      </w:r>
-      <w:r>
-        <w:rPr>
-          <w:rFonts w:ascii="Courier New" w:eastAsia="Times New Roman" w:hAnsi="Courier New" w:cs="Courier New"/>
-          <w:color w:val="ABB2BF"/>
-          <w:kern w:val="0"/>
-          <w:sz w:val="20"/>
-          <w:szCs w:val="20"/>
-          <w:lang w:val="en-US" w:eastAsia="ru-RU"/>
-          <w14:ligatures w14:val="none"/>
-        </w:rPr>
-        <w:t>).</w:t>
-      </w:r>
-      <w:r>
-        <w:rPr>
-          <w:rFonts w:ascii="Courier New" w:eastAsia="Times New Roman" w:hAnsi="Courier New" w:cs="Courier New"/>
-          <w:color w:val="ABB2BF"/>
-          <w:kern w:val="0"/>
-          <w:sz w:val="20"/>
-          <w:szCs w:val="20"/>
-          <w:lang w:val="en-US" w:eastAsia="ru-RU"/>
-          <w14:ligatures w14:val="none"/>
-        </w:rPr>
-        <w:br/>
-      </w:r>
-      <w:r>
-        <w:rPr>
-          <w:rFonts w:ascii="Courier New" w:eastAsia="Times New Roman" w:hAnsi="Courier New" w:cs="Courier New"/>
-          <w:color w:val="ABB2BF"/>
-          <w:kern w:val="0"/>
-          <w:sz w:val="20"/>
-          <w:szCs w:val="20"/>
-          <w:lang w:val="en-US" w:eastAsia="ru-RU"/>
-          <w14:ligatures w14:val="none"/>
-        </w:rPr>
-        <w:br/>
-      </w:r>
-      <w:r>
-        <w:rPr>
-          <w:rFonts w:ascii="Courier New" w:eastAsia="Times New Roman" w:hAnsi="Courier New" w:cs="Courier New"/>
-          <w:color w:val="5C6370"/>
-          <w:kern w:val="0"/>
-          <w:sz w:val="20"/>
-          <w:szCs w:val="20"/>
-          <w:lang w:eastAsia="ru-RU"/>
-          <w14:ligatures w14:val="none"/>
-        </w:rPr>
-        <w:t xml:space="preserve">% </w:t>
-      </w:r>
-      <w:r>
-        <w:rPr>
-          <w:rFonts w:ascii="Courier New" w:eastAsia="Times New Roman" w:hAnsi="Courier New" w:cs="Courier New"/>
-          <w:color w:val="5C6370"/>
-          <w:kern w:val="0"/>
-          <w:sz w:val="20"/>
-          <w:szCs w:val="20"/>
-          <w:lang w:eastAsia="ru-RU"/>
-          <w14:ligatures w14:val="none"/>
-        </w:rPr>
-        <w:t xml:space="preserve">Пассивный моб </w:t>
-      </w:r>
-      <w:r>
-        <w:rPr>
-          <w:rFonts w:ascii="Courier New" w:eastAsia="Times New Roman" w:hAnsi="Courier New" w:cs="Courier New"/>
-          <w:color w:val="5C6370"/>
-          <w:kern w:val="0"/>
-          <w:sz w:val="20"/>
-          <w:szCs w:val="20"/>
-          <w:lang w:eastAsia="ru-RU"/>
-          <w14:ligatures w14:val="none"/>
-        </w:rPr>
-        <w:t xml:space="preserve">или невраждебный моб </w:t>
-      </w:r>
-      <w:r>
-        <w:rPr>
-          <w:rFonts w:ascii="Courier New" w:eastAsia="Times New Roman" w:hAnsi="Courier New" w:cs="Courier New"/>
-          <w:color w:val="5C6370"/>
-          <w:kern w:val="0"/>
-          <w:sz w:val="20"/>
-          <w:szCs w:val="20"/>
-          <w:lang w:eastAsia="ru-RU"/>
-          <w14:ligatures w14:val="none"/>
-        </w:rPr>
-        <w:t>не является вражде</w:t>
-      </w:r>
-      <w:r>
-        <w:rPr>
-          <w:rFonts w:ascii="Courier New" w:eastAsia="Times New Roman" w:hAnsi="Courier New" w:cs="Courier New"/>
-          <w:color w:val="5C6370"/>
-          <w:kern w:val="0"/>
-          <w:sz w:val="20"/>
-          <w:szCs w:val="20"/>
-          <w:lang w:eastAsia="ru-RU"/>
-          <w14:ligatures w14:val="none"/>
-        </w:rPr>
-        <w:t>бным</w:t>
-      </w:r>
-      <w:r>
-        <w:rPr>
-          <w:rFonts w:ascii="Courier New" w:eastAsia="Times New Roman" w:hAnsi="Courier New" w:cs="Courier New"/>
-          <w:color w:val="5C6370"/>
-          <w:kern w:val="0"/>
-          <w:sz w:val="20"/>
-          <w:szCs w:val="20"/>
-          <w:lang w:eastAsia="ru-RU"/>
-          <w14:ligatures w14:val="none"/>
-        </w:rPr>
-        <w:t>.</w:t>
-      </w:r>
-      <w:r>
-        <w:rPr>
-          <w:rFonts w:ascii="Courier New" w:eastAsia="Times New Roman" w:hAnsi="Courier New" w:cs="Courier New"/>
-          <w:color w:val="5C6370"/>
-          <w:kern w:val="0"/>
-          <w:sz w:val="20"/>
-          <w:szCs w:val="20"/>
-          <w:lang w:eastAsia="ru-RU"/>
-          <w14:ligatures w14:val="none"/>
-        </w:rPr>
-        <w:br/>
-      </w:r>
-      <w:r>
-        <w:rPr>
-          <w:rFonts w:ascii="Courier New" w:eastAsia="Times New Roman" w:hAnsi="Courier New" w:cs="Courier New"/>
-          <w:color w:val="ABB2BF"/>
-          <w:kern w:val="0"/>
-          <w:sz w:val="20"/>
-          <w:szCs w:val="20"/>
-          <w:lang w:val="en-US" w:eastAsia="ru-RU"/>
-          <w14:ligatures w14:val="none"/>
-        </w:rPr>
-        <w:t>non</w:t>
-      </w:r>
-      <w:r>
-        <w:rPr>
-          <w:rFonts w:ascii="Courier New" w:eastAsia="Times New Roman" w:hAnsi="Courier New" w:cs="Courier New"/>
-          <w:color w:val="ABB2BF"/>
-          <w:kern w:val="0"/>
-          <w:sz w:val="20"/>
-          <w:szCs w:val="20"/>
-          <w:lang w:eastAsia="ru-RU"/>
-          <w14:ligatures w14:val="none"/>
-        </w:rPr>
-        <w:t>_</w:t>
-      </w:r>
-      <w:r>
-        <w:rPr>
-          <w:rFonts w:ascii="Courier New" w:eastAsia="Times New Roman" w:hAnsi="Courier New" w:cs="Courier New"/>
-          <w:color w:val="ABB2BF"/>
-          <w:kern w:val="0"/>
-          <w:sz w:val="20"/>
-          <w:szCs w:val="20"/>
-          <w:lang w:val="en-US" w:eastAsia="ru-RU"/>
-          <w14:ligatures w14:val="none"/>
-        </w:rPr>
-        <w:t>hostile</w:t>
-      </w:r>
-      <w:r>
-        <w:rPr>
-          <w:rFonts w:ascii="Courier New" w:eastAsia="Times New Roman" w:hAnsi="Courier New" w:cs="Courier New"/>
-          <w:color w:val="ABB2BF"/>
-          <w:kern w:val="0"/>
-          <w:sz w:val="20"/>
-          <w:szCs w:val="20"/>
-          <w:lang w:eastAsia="ru-RU"/>
-          <w14:ligatures w14:val="none"/>
-        </w:rPr>
-        <w:t>_</w:t>
-      </w:r>
-      <w:r>
-        <w:rPr>
-          <w:rFonts w:ascii="Courier New" w:eastAsia="Times New Roman" w:hAnsi="Courier New" w:cs="Courier New"/>
-          <w:color w:val="ABB2BF"/>
-          <w:kern w:val="0"/>
-          <w:sz w:val="20"/>
-          <w:szCs w:val="20"/>
-          <w:lang w:val="en-US" w:eastAsia="ru-RU"/>
-          <w14:ligatures w14:val="none"/>
-        </w:rPr>
-        <w:t>mob</w:t>
-      </w:r>
-      <w:r>
-        <w:rPr>
-          <w:rFonts w:ascii="Courier New" w:eastAsia="Times New Roman" w:hAnsi="Courier New" w:cs="Courier New"/>
-          <w:color w:val="ABB2BF"/>
-          <w:kern w:val="0"/>
-          <w:sz w:val="20"/>
-          <w:szCs w:val="20"/>
-          <w:lang w:eastAsia="ru-RU"/>
-          <w14:ligatures w14:val="none"/>
-        </w:rPr>
-        <w:t>(</w:t>
-      </w:r>
-      <w:r>
-        <w:rPr>
-          <w:rFonts w:ascii="Courier New" w:eastAsia="Times New Roman" w:hAnsi="Courier New" w:cs="Courier New"/>
-          <w:color w:val="C678DD"/>
-          <w:kern w:val="0"/>
-          <w:sz w:val="20"/>
-          <w:szCs w:val="20"/>
-          <w:lang w:val="en-US" w:eastAsia="ru-RU"/>
-          <w14:ligatures w14:val="none"/>
-        </w:rPr>
-        <w:t>Mob</w:t>
-      </w:r>
-      <w:r>
-        <w:rPr>
-          <w:rFonts w:ascii="Courier New" w:eastAsia="Times New Roman" w:hAnsi="Courier New" w:cs="Courier New"/>
-          <w:color w:val="ABB2BF"/>
-          <w:kern w:val="0"/>
-          <w:sz w:val="20"/>
-          <w:szCs w:val="20"/>
-          <w:lang w:eastAsia="ru-RU"/>
-          <w14:ligatures w14:val="none"/>
-        </w:rPr>
-        <w:t>) :-</w:t>
-      </w:r>
-      <w:r>
-        <w:rPr>
-          <w:rFonts w:ascii="Courier New" w:eastAsia="Times New Roman" w:hAnsi="Courier New" w:cs="Courier New"/>
-          <w:color w:val="ABB2BF"/>
-          <w:kern w:val="0"/>
-          <w:sz w:val="20"/>
-          <w:szCs w:val="20"/>
-          <w:lang w:eastAsia="ru-RU"/>
-          <w14:ligatures w14:val="none"/>
-        </w:rPr>
-        <w:br/>
-      </w:r>
-    </w:p>
-    <w:p>
-      <w:pPr>
-        <w:shd w:val="clear" w:color="auto" w:fill="282C34"/>
-        <w:tabs>
-          <w:tab w:val="left" w:pos="916"/>
-          <w:tab w:val="left" w:pos="1832"/>
-          <w:tab w:val="left" w:pos="2748"/>
-          <w:tab w:val="left" w:pos="3664"/>
-          <w:tab w:val="left" w:pos="4580"/>
-          <w:tab w:val="left" w:pos="5496"/>
-          <w:tab w:val="left" w:pos="6412"/>
-          <w:tab w:val="left" w:pos="7328"/>
-          <w:tab w:val="left" w:pos="8244"/>
-          <w:tab w:val="left" w:pos="9160"/>
-          <w:tab w:val="left" w:pos="10076"/>
-          <w:tab w:val="left" w:pos="10992"/>
-          <w:tab w:val="left" w:pos="11908"/>
-          <w:tab w:val="left" w:pos="12824"/>
-          <w:tab w:val="left" w:pos="13740"/>
-          <w:tab w:val="left" w:pos="14656"/>
-        </w:tabs>
-        <w:rPr>
-          <w:rFonts w:ascii="Courier New" w:eastAsia="Times New Roman" w:hAnsi="Courier New" w:cs="Courier New"/>
-          <w:color w:val="ABB2BF"/>
-          <w:kern w:val="0"/>
-          <w:sz w:val="20"/>
-          <w:szCs w:val="20"/>
-          <w:lang w:val="en-US" w:eastAsia="ru-RU"/>
-          <w14:ligatures w14:val="none"/>
-        </w:rPr>
-      </w:pPr>
-      <w:r>
-        <w:rPr>
-          <w:rFonts w:ascii="Courier New" w:eastAsia="Times New Roman" w:hAnsi="Courier New" w:cs="Courier New"/>
-          <w:color w:val="ABB2BF"/>
-          <w:kern w:val="0"/>
-          <w:sz w:val="20"/>
-          <w:szCs w:val="20"/>
-          <w:lang w:eastAsia="ru-RU"/>
-          <w14:ligatures w14:val="none"/>
-        </w:rPr>
-        <w:t xml:space="preserve">    </w:t>
-      </w:r>
-      <w:proofErr w:type="gramStart"/>
-      <w:r>
-        <w:rPr>
-          <w:rFonts w:ascii="Courier New" w:eastAsia="Times New Roman" w:hAnsi="Courier New" w:cs="Courier New"/>
-          <w:color w:val="ABB2BF"/>
-          <w:kern w:val="0"/>
-          <w:sz w:val="20"/>
-          <w:szCs w:val="20"/>
-          <w:lang w:val="en-US" w:eastAsia="ru-RU"/>
-          <w14:ligatures w14:val="none"/>
-        </w:rPr>
-        <w:t>passive(</w:t>
-      </w:r>
-      <w:proofErr w:type="gramEnd"/>
-      <w:r>
-        <w:rPr>
-          <w:rFonts w:ascii="Courier New" w:eastAsia="Times New Roman" w:hAnsi="Courier New" w:cs="Courier New"/>
-          <w:color w:val="C678DD"/>
-          <w:kern w:val="0"/>
-          <w:sz w:val="20"/>
-          <w:szCs w:val="20"/>
-          <w:lang w:val="en-US" w:eastAsia="ru-RU"/>
-          <w14:ligatures w14:val="none"/>
-        </w:rPr>
-        <w:t>Mob</w:t>
-      </w:r>
-      <w:r>
-        <w:rPr>
-          <w:rFonts w:ascii="Courier New" w:eastAsia="Times New Roman" w:hAnsi="Courier New" w:cs="Courier New"/>
-          <w:color w:val="ABB2BF"/>
-          <w:kern w:val="0"/>
-          <w:sz w:val="20"/>
-          <w:szCs w:val="20"/>
-          <w:lang w:val="en-US" w:eastAsia="ru-RU"/>
-          <w14:ligatures w14:val="none"/>
-        </w:rPr>
-        <w:t>),</w:t>
-      </w:r>
-      <w:r>
-        <w:rPr>
-          <w:rFonts w:ascii="Courier New" w:eastAsia="Times New Roman" w:hAnsi="Courier New" w:cs="Courier New"/>
-          <w:color w:val="ABB2BF"/>
-          <w:kern w:val="0"/>
-          <w:sz w:val="20"/>
-          <w:szCs w:val="20"/>
-          <w:lang w:val="en-US" w:eastAsia="ru-RU"/>
-          <w14:ligatures w14:val="none"/>
-        </w:rPr>
-        <w:br/>
-        <w:t xml:space="preserve">    \+ </w:t>
-      </w:r>
-      <w:proofErr w:type="spellStart"/>
-      <w:r>
-        <w:rPr>
-          <w:rFonts w:ascii="Courier New" w:eastAsia="Times New Roman" w:hAnsi="Courier New" w:cs="Courier New"/>
-          <w:color w:val="ABB2BF"/>
-          <w:kern w:val="0"/>
-          <w:sz w:val="20"/>
-          <w:szCs w:val="20"/>
-          <w:lang w:val="en-US" w:eastAsia="ru-RU"/>
-          <w14:ligatures w14:val="none"/>
-        </w:rPr>
-        <w:t>hostile_</w:t>
-      </w:r>
-      <w:proofErr w:type="gramStart"/>
-      <w:r>
-        <w:rPr>
-          <w:rFonts w:ascii="Courier New" w:eastAsia="Times New Roman" w:hAnsi="Courier New" w:cs="Courier New"/>
-          <w:color w:val="ABB2BF"/>
-          <w:kern w:val="0"/>
-          <w:sz w:val="20"/>
-          <w:szCs w:val="20"/>
-          <w:lang w:val="en-US" w:eastAsia="ru-RU"/>
-          <w14:ligatures w14:val="none"/>
-        </w:rPr>
-        <w:t>mob</w:t>
-      </w:r>
-      <w:proofErr w:type="spellEnd"/>
-      <w:r>
-        <w:rPr>
-          <w:rFonts w:ascii="Courier New" w:eastAsia="Times New Roman" w:hAnsi="Courier New" w:cs="Courier New"/>
-          <w:color w:val="ABB2BF"/>
-          <w:kern w:val="0"/>
-          <w:sz w:val="20"/>
-          <w:szCs w:val="20"/>
-          <w:lang w:val="en-US" w:eastAsia="ru-RU"/>
-          <w14:ligatures w14:val="none"/>
-        </w:rPr>
-        <w:t>(</w:t>
-      </w:r>
-      <w:proofErr w:type="gramEnd"/>
-      <w:r>
-        <w:rPr>
-          <w:rFonts w:ascii="Courier New" w:eastAsia="Times New Roman" w:hAnsi="Courier New" w:cs="Courier New"/>
-          <w:color w:val="C678DD"/>
-          <w:kern w:val="0"/>
-          <w:sz w:val="20"/>
-          <w:szCs w:val="20"/>
-          <w:lang w:val="en-US" w:eastAsia="ru-RU"/>
-          <w14:ligatures w14:val="none"/>
-        </w:rPr>
-        <w:t>Mob</w:t>
-      </w:r>
-      <w:r>
-        <w:rPr>
-          <w:rFonts w:ascii="Courier New" w:eastAsia="Times New Roman" w:hAnsi="Courier New" w:cs="Courier New"/>
-          <w:color w:val="ABB2BF"/>
-          <w:kern w:val="0"/>
-          <w:sz w:val="20"/>
-          <w:szCs w:val="20"/>
-          <w:lang w:val="en-US" w:eastAsia="ru-RU"/>
-          <w14:ligatures w14:val="none"/>
-        </w:rPr>
-        <w:t>).</w:t>
-      </w:r>
-    </w:p>
-    <w:p>
-      <w:pPr>
-        <w:shd w:val="clear" w:color="auto" w:fill="282C34"/>
-        <w:tabs>
-          <w:tab w:val="left" w:pos="916"/>
-          <w:tab w:val="left" w:pos="1832"/>
-          <w:tab w:val="left" w:pos="2748"/>
-          <w:tab w:val="left" w:pos="3664"/>
-          <w:tab w:val="left" w:pos="4580"/>
-          <w:tab w:val="left" w:pos="5496"/>
-          <w:tab w:val="left" w:pos="6412"/>
-          <w:tab w:val="left" w:pos="7328"/>
-          <w:tab w:val="left" w:pos="8244"/>
-          <w:tab w:val="left" w:pos="9160"/>
-          <w:tab w:val="left" w:pos="10076"/>
-          <w:tab w:val="left" w:pos="10992"/>
-          <w:tab w:val="left" w:pos="11908"/>
-          <w:tab w:val="left" w:pos="12824"/>
-          <w:tab w:val="left" w:pos="13740"/>
-          <w:tab w:val="left" w:pos="14656"/>
-        </w:tabs>
-        <w:rPr>
-          <w:rFonts w:ascii="Courier New" w:eastAsia="Times New Roman" w:hAnsi="Courier New" w:cs="Courier New"/>
-          <w:color w:val="ABB2BF"/>
-          <w:kern w:val="0"/>
-          <w:sz w:val="20"/>
-          <w:szCs w:val="20"/>
-          <w:lang w:eastAsia="ru-RU"/>
-          <w14:ligatures w14:val="none"/>
-        </w:rPr>
-      </w:pPr>
     </w:p>
     <w:p>
       <w:pPr>
@@ -8324,7 +5223,7 @@
           <w:rFonts w:ascii="Segoe UI" w:hAnsi="Segoe UI" w:cs="Segoe UI"/>
           <w:b/>
           <w:bCs/>
-          <w:lang w:eastAsia="ru-RU"/>
+          <w:lang w:val="en-US" w:eastAsia="ru-RU"/>
         </w:rPr>
       </w:pPr>
     </w:p>
@@ -9369,56 +6268,6 @@
     </w:p>
     <w:p>
       <w:pPr>
-        <w:rPr>
-          <w:rFonts w:ascii="Segoe UI" w:hAnsi="Segoe UI" w:cs="Segoe UI"/>
-          <w:b/>
-          <w:bCs/>
-          <w:lang w:val="en-US" w:eastAsia="ru-RU"/>
-        </w:rPr>
-      </w:pPr>
-    </w:p>
-    <w:p>
-      <w:pPr>
-        <w:rPr>
-          <w:rFonts w:ascii="Segoe UI" w:hAnsi="Segoe UI" w:cs="Segoe UI"/>
-          <w:b/>
-          <w:bCs/>
-          <w:lang w:val="en-US" w:eastAsia="ru-RU"/>
-        </w:rPr>
-      </w:pPr>
-    </w:p>
-    <w:p>
-      <w:pPr>
-        <w:rPr>
-          <w:rFonts w:ascii="Segoe UI" w:hAnsi="Segoe UI" w:cs="Segoe UI"/>
-          <w:b/>
-          <w:bCs/>
-          <w:lang w:val="en-US" w:eastAsia="ru-RU"/>
-        </w:rPr>
-      </w:pPr>
-    </w:p>
-    <w:p>
-      <w:pPr>
-        <w:rPr>
-          <w:rFonts w:ascii="Segoe UI" w:hAnsi="Segoe UI" w:cs="Segoe UI"/>
-          <w:b/>
-          <w:bCs/>
-          <w:lang w:val="en-US" w:eastAsia="ru-RU"/>
-        </w:rPr>
-      </w:pPr>
-    </w:p>
-    <w:p>
-      <w:pPr>
-        <w:rPr>
-          <w:rFonts w:ascii="Segoe UI" w:hAnsi="Segoe UI" w:cs="Segoe UI"/>
-          <w:b/>
-          <w:bCs/>
-          <w:lang w:val="en-US" w:eastAsia="ru-RU"/>
-        </w:rPr>
-      </w:pPr>
-    </w:p>
-    <w:p>
-      <w:pPr>
         <w:spacing w:line="360" w:lineRule="auto"/>
         <w:rPr>
           <w:rFonts w:eastAsia="Times New Roman" w:cs="Segoe UI"/>
@@ -10046,6 +6895,66 @@
     </w:p>
     <w:p>
       <w:pPr>
+        <w:numPr>
+          <w:ilvl w:val="0"/>
+          <w:numId w:val="10"/>
+        </w:numPr>
+        <w:spacing w:before="100" w:beforeAutospacing="1" w:after="100" w:afterAutospacing="1"/>
+        <w:rPr>
+          <w:rFonts w:ascii="Century Gothic" w:eastAsia="Times New Roman" w:hAnsi="Century Gothic" w:cs="Times New Roman"/>
+          <w:kern w:val="0"/>
+          <w:sz w:val="28"/>
+          <w:szCs w:val="28"/>
+          <w:lang w:eastAsia="ru-RU"/>
+          <w14:ligatures w14:val="none"/>
+        </w:rPr>
+      </w:pPr>
+      <w:proofErr w:type="spellStart"/>
+      <w:r>
+        <w:rPr>
+          <w:rFonts w:ascii="Century Gothic" w:eastAsia="Times New Roman" w:hAnsi="Century Gothic" w:cs="Courier New"/>
+          <w:kern w:val="0"/>
+          <w:sz w:val="21"/>
+          <w:szCs w:val="21"/>
+          <w:lang w:val="en-US" w:eastAsia="ru-RU"/>
+          <w14:ligatures w14:val="none"/>
+        </w:rPr>
+        <w:t>DroppedItem</w:t>
+      </w:r>
+      <w:proofErr w:type="spellEnd"/>
+    </w:p>
+    <w:p>
+      <w:pPr>
+        <w:numPr>
+          <w:ilvl w:val="0"/>
+          <w:numId w:val="10"/>
+        </w:numPr>
+        <w:spacing w:before="100" w:beforeAutospacing="1" w:after="100" w:afterAutospacing="1"/>
+        <w:rPr>
+          <w:rFonts w:ascii="Century Gothic" w:eastAsia="Times New Roman" w:hAnsi="Century Gothic" w:cs="Times New Roman"/>
+          <w:kern w:val="0"/>
+          <w:sz w:val="28"/>
+          <w:szCs w:val="28"/>
+          <w:lang w:eastAsia="ru-RU"/>
+          <w14:ligatures w14:val="none"/>
+        </w:rPr>
+      </w:pPr>
+      <w:proofErr w:type="spellStart"/>
+      <w:r>
+        <w:rPr>
+          <w:rFonts w:ascii="Century Gothic" w:eastAsia="Times New Roman" w:hAnsi="Century Gothic" w:cs="Times New Roman"/>
+          <w:kern w:val="0"/>
+          <w:sz w:val="21"/>
+          <w:szCs w:val="21"/>
+          <w:lang w:val="en-US" w:eastAsia="ru-RU"/>
+          <w14:ligatures w14:val="none"/>
+        </w:rPr>
+        <w:t>CraftedItem</w:t>
+      </w:r>
+      <w:proofErr w:type="spellEnd"/>
+    </w:p>
+    <w:p>
+      <w:pPr>
         <w:spacing w:before="100" w:beforeAutospacing="1"/>
         <w:rPr>
           <w:rFonts w:eastAsia="Times New Roman" w:cs="Times New Roman"/>
@@ -10516,6 +7425,28 @@
       <w:proofErr w:type="spellEnd"/>
       <w:r>
         <w:rPr>
+          <w:rFonts w:ascii="Century Gothic" w:eastAsia="Times New Roman" w:hAnsi="Century Gothic" w:cs="Courier New"/>
+          <w:kern w:val="0"/>
+          <w:sz w:val="21"/>
+          <w:szCs w:val="21"/>
+          <w:lang w:eastAsia="ru-RU"/>
+          <w14:ligatures w14:val="none"/>
+        </w:rPr>
+        <w:t xml:space="preserve">, </w:t>
+      </w:r>
+      <w:r>
+        <w:rPr>
+          <w:rFonts w:ascii="Century Gothic" w:eastAsia="Times New Roman" w:hAnsi="Century Gothic" w:cs="Courier New"/>
+          <w:kern w:val="0"/>
+          <w:sz w:val="21"/>
+          <w:szCs w:val="21"/>
+          <w:lang w:eastAsia="ru-RU"/>
+          <w14:ligatures w14:val="none"/>
+        </w:rPr>
+        <w:t>например</w:t>
+      </w:r>
+      <w:r>
+        <w:rPr>
           <w:rFonts w:eastAsia="Times New Roman" w:cs="Times New Roman"/>
           <w:kern w:val="0"/>
           <w:lang w:eastAsia="ru-RU"/>
@@ -11116,18 +8047,15 @@
           <w:rFonts w:eastAsia="Times New Roman" w:cs="Times New Roman"/>
           <w:b/>
           <w:bCs/>
-          <w:kern w:val="0"/>
-          <w:sz w:val="27"/>
-          <w:szCs w:val="27"/>
-          <w:lang w:eastAsia="ru-RU"/>
-          <w14:ligatures w14:val="none"/>
-        </w:rPr>
-      </w:pPr>
-    </w:p>
-    <w:p>
-      <w:pPr>
-        <w:spacing w:before="100" w:beforeAutospacing="1" w:after="100" w:afterAutospacing="1"/>
-        <w:outlineLvl w:val="2"/>
+          <w:color w:val="000000" w:themeColor="text1"/>
+          <w:kern w:val="0"/>
+          <w:sz w:val="28"/>
+          <w:szCs w:val="28"/>
+          <w:lang w:val="en-US" w:eastAsia="ru-RU"/>
+          <w14:ligatures w14:val="none"/>
+        </w:rPr>
+      </w:pPr>
+      <w:r>
         <w:rPr>
           <w:rFonts w:eastAsia="Times New Roman" w:cs="Times New Roman"/>
           <w:b/>
@@ -11136,10 +8064,12 @@
           <w:kern w:val="0"/>
           <w:sz w:val="28"/>
           <w:szCs w:val="28"/>
-          <w:lang w:val="en-US" w:eastAsia="ru-RU"/>
-          <w14:ligatures w14:val="none"/>
-        </w:rPr>
-      </w:pPr>
+          <w:lang w:eastAsia="ru-RU"/>
+          <w14:ligatures w14:val="none"/>
+        </w:rPr>
+        <w:lastRenderedPageBreak/>
+        <w:t>Минимальный</w:t>
+      </w:r>
       <w:r>
         <w:rPr>
           <w:rFonts w:eastAsia="Times New Roman" w:cs="Times New Roman"/>
@@ -11149,11 +8079,10 @@
           <w:kern w:val="0"/>
           <w:sz w:val="28"/>
           <w:szCs w:val="28"/>
-          <w:lang w:eastAsia="ru-RU"/>
-          <w14:ligatures w14:val="none"/>
-        </w:rPr>
-        <w:lastRenderedPageBreak/>
-        <w:t>Минимальный</w:t>
+          <w:lang w:val="en-US" w:eastAsia="ru-RU"/>
+          <w14:ligatures w14:val="none"/>
+        </w:rPr>
+        <w:t xml:space="preserve"> </w:t>
       </w:r>
       <w:r>
         <w:rPr>
@@ -11164,20 +8093,6 @@
           <w:kern w:val="0"/>
           <w:sz w:val="28"/>
           <w:szCs w:val="28"/>
-          <w:lang w:val="en-US" w:eastAsia="ru-RU"/>
-          <w14:ligatures w14:val="none"/>
-        </w:rPr>
-        <w:t xml:space="preserve"> </w:t>
-      </w:r>
-      <w:r>
-        <w:rPr>
-          <w:rFonts w:eastAsia="Times New Roman" w:cs="Times New Roman"/>
-          <w:b/>
-          <w:bCs/>
-          <w:color w:val="000000" w:themeColor="text1"/>
-          <w:kern w:val="0"/>
-          <w:sz w:val="28"/>
-          <w:szCs w:val="28"/>
           <w:lang w:eastAsia="ru-RU"/>
           <w14:ligatures w14:val="none"/>
         </w:rPr>
@@ -11241,10 +8156,10 @@
           <w:noProof/>
         </w:rPr>
         <w:drawing>
-          <wp:inline distT="0" distB="0" distL="0" distR="0" wp14:anchorId="026A0619" wp14:editId="2E908F11">
-            <wp:extent cx="2456953" cy="2104974"/>
-            <wp:effectExtent l="0" t="0" r="0" b="3810"/>
-            <wp:docPr id="1767258983" name="Рисунок 7"/>
+          <wp:inline distT="0" distB="0" distL="0" distR="0" wp14:anchorId="3339334D" wp14:editId="2E6B56D5">
+            <wp:extent cx="2981740" cy="2216993"/>
+            <wp:effectExtent l="0" t="0" r="3175" b="5715"/>
+            <wp:docPr id="1256078699" name="Рисунок 1"/>
             <wp:cNvGraphicFramePr>
               <a:graphicFrameLocks xmlns:a="http://schemas.openxmlformats.org/drawingml/2006/main" noChangeAspect="1"/>
             </wp:cNvGraphicFramePr>
@@ -11252,7 +8167,7 @@
               <a:graphicData uri="http://schemas.openxmlformats.org/drawingml/2006/picture">
                 <pic:pic xmlns:pic="http://schemas.openxmlformats.org/drawingml/2006/picture">
                   <pic:nvPicPr>
-                    <pic:cNvPr id="1767258983" name="Рисунок 1767258983"/>
+                    <pic:cNvPr id="1256078699" name="Рисунок 1256078699"/>
                     <pic:cNvPicPr/>
                   </pic:nvPicPr>
                   <pic:blipFill>
@@ -11270,7 +8185,7 @@
                   <pic:spPr>
                     <a:xfrm>
                       <a:off x="0" y="0"/>
-                      <a:ext cx="2472180" cy="2118020"/>
+                      <a:ext cx="3006331" cy="2235277"/>
                     </a:xfrm>
                     <a:prstGeom prst="rect">
                       <a:avLst/>
@@ -11944,7 +8859,7 @@
           <w:lang w:val="en-US" w:eastAsia="ru-RU"/>
         </w:rPr>
         <w:drawing>
-          <wp:inline distT="0" distB="0" distL="0" distR="0" wp14:anchorId="71978DFD" wp14:editId="6536BD3F">
+          <wp:inline distT="0" distB="0" distL="0" distR="0" wp14:anchorId="71978DFD" wp14:editId="4F669B94">
             <wp:extent cx="5940425" cy="815975"/>
             <wp:effectExtent l="0" t="0" r="3175" b="0"/>
             <wp:docPr id="714638752" name="Рисунок 3"/>
@@ -12138,7 +9053,7 @@
           <w:noProof/>
         </w:rPr>
         <w:drawing>
-          <wp:inline distT="0" distB="0" distL="0" distR="0" wp14:anchorId="405B6212" wp14:editId="1A41B12D">
+          <wp:inline distT="0" distB="0" distL="0" distR="0" wp14:anchorId="405B6212" wp14:editId="069CFB70">
             <wp:extent cx="5940425" cy="1318260"/>
             <wp:effectExtent l="0" t="0" r="3175" b="2540"/>
             <wp:docPr id="1306704056" name="Рисунок 4"/>
@@ -12266,16 +9181,13 @@
       </w:r>
       <w:r>
         <w:rPr>
-          <w:rFonts w:eastAsia="Times New Roman" w:cs="Times New Roman"/>
           <w:noProof/>
-          <w:kern w:val="0"/>
-          <w:lang w:val="en-US" w:eastAsia="ru-RU"/>
         </w:rPr>
         <w:drawing>
-          <wp:inline distT="0" distB="0" distL="0" distR="0" wp14:anchorId="4AA7364A" wp14:editId="08288DDC">
-            <wp:extent cx="5940425" cy="1911985"/>
-            <wp:effectExtent l="0" t="0" r="3175" b="5715"/>
-            <wp:docPr id="105086565" name="Рисунок 6"/>
+          <wp:inline distT="0" distB="0" distL="0" distR="0" wp14:anchorId="7B1B7EB5" wp14:editId="7026411D">
+            <wp:extent cx="5940425" cy="1281430"/>
+            <wp:effectExtent l="0" t="0" r="3175" b="1270"/>
+            <wp:docPr id="1501378412" name="Рисунок 2"/>
             <wp:cNvGraphicFramePr>
               <a:graphicFrameLocks xmlns:a="http://schemas.openxmlformats.org/drawingml/2006/main" noChangeAspect="1"/>
             </wp:cNvGraphicFramePr>
@@ -12283,7 +9195,7 @@
               <a:graphicData uri="http://schemas.openxmlformats.org/drawingml/2006/picture">
                 <pic:pic xmlns:pic="http://schemas.openxmlformats.org/drawingml/2006/picture">
                   <pic:nvPicPr>
-                    <pic:cNvPr id="105086565" name="Рисунок 105086565"/>
+                    <pic:cNvPr id="1501378412" name="Рисунок 1501378412"/>
                     <pic:cNvPicPr/>
                   </pic:nvPicPr>
                   <pic:blipFill>
@@ -12301,7 +9213,7 @@
                   <pic:spPr>
                     <a:xfrm>
                       <a:off x="0" y="0"/>
-                      <a:ext cx="5940425" cy="1911985"/>
+                      <a:ext cx="5940425" cy="1281430"/>
                     </a:xfrm>
                     <a:prstGeom prst="rect">
                       <a:avLst/>
@@ -12488,7 +9400,7 @@
         <w:t xml:space="preserve"> </w:t>
       </w:r>
       <w:r>
-        <w:t>также заданы попарно несовместимыми.</w:t>
+        <w:t>также заданы несовместимыми.</w:t>
       </w:r>
     </w:p>
     <w:p>
@@ -12810,7 +9722,7 @@
         <w:rPr>
           <w:rFonts w:eastAsia="Times New Roman" w:cs="Times New Roman"/>
           <w:kern w:val="0"/>
-          <w:lang w:val="en-US" w:eastAsia="ru-RU"/>
+          <w:lang w:eastAsia="ru-RU"/>
           <w14:ligatures w14:val="none"/>
         </w:rPr>
         <w:t xml:space="preserve"> </w:t>
@@ -12824,9 +9736,19 @@
           <w:lang w:val="en-US" w:eastAsia="ru-RU"/>
           <w14:ligatures w14:val="none"/>
         </w:rPr>
-        <w:t xml:space="preserve">sheep drops </w:t>
-      </w:r>
-      <w:proofErr w:type="spellStart"/>
+        <w:t>sheep</w:t>
+      </w:r>
+      <w:r>
+        <w:rPr>
+          <w:rFonts w:ascii="Century Gothic" w:eastAsia="Times New Roman" w:hAnsi="Century Gothic" w:cs="Courier New"/>
+          <w:kern w:val="0"/>
+          <w:sz w:val="21"/>
+          <w:szCs w:val="21"/>
+          <w:lang w:eastAsia="ru-RU"/>
+          <w14:ligatures w14:val="none"/>
+        </w:rPr>
+        <w:t xml:space="preserve"> </w:t>
+      </w:r>
       <w:r>
         <w:rPr>
           <w:rFonts w:ascii="Century Gothic" w:eastAsia="Times New Roman" w:hAnsi="Century Gothic" w:cs="Courier New"/>
@@ -12836,9 +9758,19 @@
           <w:lang w:val="en-US" w:eastAsia="ru-RU"/>
           <w14:ligatures w14:val="none"/>
         </w:rPr>
-        <w:t>raw_mutton</w:t>
-      </w:r>
-      <w:proofErr w:type="spellEnd"/>
+        <w:t>drops</w:t>
+      </w:r>
+      <w:r>
+        <w:rPr>
+          <w:rFonts w:ascii="Century Gothic" w:eastAsia="Times New Roman" w:hAnsi="Century Gothic" w:cs="Courier New"/>
+          <w:kern w:val="0"/>
+          <w:sz w:val="21"/>
+          <w:szCs w:val="21"/>
+          <w:lang w:eastAsia="ru-RU"/>
+          <w14:ligatures w14:val="none"/>
+        </w:rPr>
+        <w:t xml:space="preserve"> </w:t>
+      </w:r>
       <w:r>
         <w:rPr>
           <w:rFonts w:ascii="Century Gothic" w:eastAsia="Times New Roman" w:hAnsi="Century Gothic" w:cs="Courier New"/>
@@ -12846,6 +9778,39 @@
           <w:sz w:val="21"/>
           <w:szCs w:val="21"/>
           <w:lang w:val="en-US" w:eastAsia="ru-RU"/>
+          <w14:ligatures w14:val="none"/>
+        </w:rPr>
+        <w:t>raw</w:t>
+      </w:r>
+      <w:r>
+        <w:rPr>
+          <w:rFonts w:ascii="Century Gothic" w:eastAsia="Times New Roman" w:hAnsi="Century Gothic" w:cs="Courier New"/>
+          <w:kern w:val="0"/>
+          <w:sz w:val="21"/>
+          <w:szCs w:val="21"/>
+          <w:lang w:eastAsia="ru-RU"/>
+          <w14:ligatures w14:val="none"/>
+        </w:rPr>
+        <w:t>_</w:t>
+      </w:r>
+      <w:r>
+        <w:rPr>
+          <w:rFonts w:ascii="Century Gothic" w:eastAsia="Times New Roman" w:hAnsi="Century Gothic" w:cs="Courier New"/>
+          <w:kern w:val="0"/>
+          <w:sz w:val="21"/>
+          <w:szCs w:val="21"/>
+          <w:lang w:val="en-US" w:eastAsia="ru-RU"/>
+          <w14:ligatures w14:val="none"/>
+        </w:rPr>
+        <w:t>mutton</w:t>
+      </w:r>
+      <w:r>
+        <w:rPr>
+          <w:rFonts w:ascii="Century Gothic" w:eastAsia="Times New Roman" w:hAnsi="Century Gothic" w:cs="Courier New"/>
+          <w:kern w:val="0"/>
+          <w:sz w:val="21"/>
+          <w:szCs w:val="21"/>
+          <w:lang w:eastAsia="ru-RU"/>
           <w14:ligatures w14:val="none"/>
         </w:rPr>
         <w:t xml:space="preserve"> </w:t>
@@ -13028,7 +9993,7 @@
         <w:rPr>
           <w:rFonts w:eastAsia="Times New Roman" w:cs="Times New Roman"/>
           <w:kern w:val="0"/>
-          <w:lang w:eastAsia="ru-RU"/>
+          <w:lang w:val="en-US" w:eastAsia="ru-RU"/>
           <w14:ligatures w14:val="none"/>
         </w:rPr>
       </w:pPr>
@@ -13230,10 +10195,7 @@
         <w:spacing w:after="240"/>
       </w:pPr>
       <w:r>
-        <w:t>Результат проверки показал, что с</w:t>
-      </w:r>
-      <w:r>
-        <w:t xml:space="preserve">писок несогласованных именованных классов пуст. После классификации </w:t>
+        <w:t xml:space="preserve">Результат проверки показал, что список несогласованных именованных классов пуст. После классификации </w:t>
       </w:r>
       <w:proofErr w:type="spellStart"/>
       <w:r>
@@ -13375,6 +10337,38 @@
         <w:rPr>
           <w:rFonts w:eastAsia="Times New Roman" w:cs="Times New Roman"/>
           <w:kern w:val="0"/>
+          <w:lang w:eastAsia="ru-RU"/>
+          <w14:ligatures w14:val="none"/>
+        </w:rPr>
+      </w:pPr>
+    </w:p>
+    <w:p>
+      <w:pPr>
+        <w:spacing w:before="100" w:beforeAutospacing="1" w:after="100" w:afterAutospacing="1"/>
+        <w:outlineLvl w:val="2"/>
+        <w:rPr>
+          <w:rFonts w:eastAsia="Times New Roman" w:cs="Times New Roman"/>
+          <w:b/>
+          <w:bCs/>
+          <w:kern w:val="0"/>
+          <w:sz w:val="27"/>
+          <w:szCs w:val="27"/>
+          <w:lang w:eastAsia="ru-RU"/>
+          <w14:ligatures w14:val="none"/>
+        </w:rPr>
+      </w:pPr>
+    </w:p>
+    <w:p>
+      <w:pPr>
+        <w:spacing w:before="100" w:beforeAutospacing="1" w:after="100" w:afterAutospacing="1"/>
+        <w:outlineLvl w:val="2"/>
+        <w:rPr>
+          <w:rFonts w:eastAsia="Times New Roman" w:cs="Times New Roman"/>
+          <w:b/>
+          <w:bCs/>
+          <w:kern w:val="0"/>
+          <w:sz w:val="27"/>
+          <w:szCs w:val="27"/>
           <w:lang w:eastAsia="ru-RU"/>
           <w14:ligatures w14:val="none"/>
         </w:rPr>
@@ -13773,8 +10767,9 @@
                 <w:szCs w:val="21"/>
                 <w:lang w:val="en-US"/>
               </w:rPr>
-              <w:t>:</w:t>
-            </w:r>
+              <w:t>:Mob</w:t>
+            </w:r>
+            <w:proofErr w:type="gramEnd"/>
             <w:r>
               <w:rPr>
                 <w:rFonts w:ascii="Century Gothic" w:hAnsi="Century Gothic"/>
@@ -13782,9 +10777,9 @@
                 <w:szCs w:val="21"/>
                 <w:lang w:val="en-US"/>
               </w:rPr>
-              <w:t>Mob</w:t>
-            </w:r>
-            <w:proofErr w:type="gramEnd"/>
+              <w:t xml:space="preserve"> and </w:t>
+            </w:r>
+            <w:proofErr w:type="gramStart"/>
             <w:r>
               <w:rPr>
                 <w:rFonts w:ascii="Century Gothic" w:hAnsi="Century Gothic"/>
@@ -13792,26 +10787,7 @@
                 <w:szCs w:val="21"/>
                 <w:lang w:val="en-US"/>
               </w:rPr>
-              <w:t xml:space="preserve"> and </w:t>
-            </w:r>
-            <w:proofErr w:type="gramStart"/>
-            <w:r>
-              <w:rPr>
-                <w:rFonts w:ascii="Century Gothic" w:hAnsi="Century Gothic"/>
-                <w:sz w:val="21"/>
-                <w:szCs w:val="21"/>
-                <w:lang w:val="en-US"/>
-              </w:rPr>
-              <w:t>(</w:t>
-            </w:r>
-            <w:r>
-              <w:rPr>
-                <w:rFonts w:ascii="Century Gothic" w:hAnsi="Century Gothic"/>
-                <w:sz w:val="21"/>
-                <w:szCs w:val="21"/>
-                <w:lang w:val="en-US"/>
-              </w:rPr>
-              <w:t>:</w:t>
+              <w:t>(:</w:t>
             </w:r>
             <w:proofErr w:type="spellStart"/>
             <w:r>
@@ -13943,8 +10919,9 @@
                 <w:szCs w:val="21"/>
                 <w:lang w:val="en-US"/>
               </w:rPr>
-              <w:t>:</w:t>
-            </w:r>
+              <w:t>:Biome</w:t>
+            </w:r>
+            <w:proofErr w:type="gramEnd"/>
             <w:r>
               <w:rPr>
                 <w:rFonts w:ascii="Century Gothic" w:hAnsi="Century Gothic"/>
@@ -13952,9 +10929,9 @@
                 <w:szCs w:val="21"/>
                 <w:lang w:val="en-US"/>
               </w:rPr>
-              <w:t>Biome</w:t>
-            </w:r>
-            <w:proofErr w:type="gramEnd"/>
+              <w:t xml:space="preserve"> and </w:t>
+            </w:r>
+            <w:proofErr w:type="gramStart"/>
             <w:r>
               <w:rPr>
                 <w:rFonts w:ascii="Century Gothic" w:hAnsi="Century Gothic"/>
@@ -13962,26 +10939,7 @@
                 <w:szCs w:val="21"/>
                 <w:lang w:val="en-US"/>
               </w:rPr>
-              <w:t xml:space="preserve"> and </w:t>
-            </w:r>
-            <w:proofErr w:type="gramStart"/>
-            <w:r>
-              <w:rPr>
-                <w:rFonts w:ascii="Century Gothic" w:hAnsi="Century Gothic"/>
-                <w:sz w:val="21"/>
-                <w:szCs w:val="21"/>
-                <w:lang w:val="en-US"/>
-              </w:rPr>
-              <w:t>(</w:t>
-            </w:r>
-            <w:r>
-              <w:rPr>
-                <w:rFonts w:ascii="Century Gothic" w:hAnsi="Century Gothic"/>
-                <w:sz w:val="21"/>
-                <w:szCs w:val="21"/>
-                <w:lang w:val="en-US"/>
-              </w:rPr>
-              <w:t>:</w:t>
+              <w:t>(:</w:t>
             </w:r>
             <w:proofErr w:type="spellStart"/>
             <w:r>
@@ -14087,8 +11045,9 @@
                 <w:szCs w:val="21"/>
                 <w:lang w:val="en-US"/>
               </w:rPr>
-              <w:t>:</w:t>
-            </w:r>
+              <w:t>:Item</w:t>
+            </w:r>
+            <w:proofErr w:type="gramEnd"/>
             <w:r>
               <w:rPr>
                 <w:rFonts w:ascii="Century Gothic" w:hAnsi="Century Gothic"/>
@@ -14096,7 +11055,17 @@
                 <w:szCs w:val="21"/>
                 <w:lang w:val="en-US"/>
               </w:rPr>
-              <w:t>Item</w:t>
+              <w:t xml:space="preserve"> and (</w:t>
+            </w:r>
+            <w:proofErr w:type="gramStart"/>
+            <w:r>
+              <w:rPr>
+                <w:rFonts w:ascii="Century Gothic" w:hAnsi="Century Gothic"/>
+                <w:sz w:val="21"/>
+                <w:szCs w:val="21"/>
+                <w:lang w:val="en-US"/>
+              </w:rPr>
+              <w:t>inverse :contains</w:t>
             </w:r>
             <w:proofErr w:type="gramEnd"/>
             <w:r>
@@ -14106,7 +11075,7 @@
                 <w:szCs w:val="21"/>
                 <w:lang w:val="en-US"/>
               </w:rPr>
-              <w:t xml:space="preserve"> and (</w:t>
+              <w:t xml:space="preserve"> </w:t>
             </w:r>
             <w:proofErr w:type="gramStart"/>
             <w:r>
@@ -14116,63 +11085,7 @@
                 <w:szCs w:val="21"/>
                 <w:lang w:val="en-US"/>
               </w:rPr>
-              <w:t xml:space="preserve">inverse </w:t>
-            </w:r>
-            <w:r>
-              <w:rPr>
-                <w:rFonts w:ascii="Century Gothic" w:hAnsi="Century Gothic"/>
-                <w:sz w:val="21"/>
-                <w:szCs w:val="21"/>
-                <w:lang w:val="en-US"/>
-              </w:rPr>
-              <w:t>:</w:t>
-            </w:r>
-            <w:r>
-              <w:rPr>
-                <w:rFonts w:ascii="Century Gothic" w:hAnsi="Century Gothic"/>
-                <w:sz w:val="21"/>
-                <w:szCs w:val="21"/>
-                <w:lang w:val="en-US"/>
-              </w:rPr>
-              <w:t>contains</w:t>
-            </w:r>
-            <w:proofErr w:type="gramEnd"/>
-            <w:r>
-              <w:rPr>
-                <w:rFonts w:ascii="Century Gothic" w:hAnsi="Century Gothic"/>
-                <w:sz w:val="21"/>
-                <w:szCs w:val="21"/>
-                <w:lang w:val="en-US"/>
-              </w:rPr>
-              <w:t xml:space="preserve"> </w:t>
-            </w:r>
-            <w:proofErr w:type="gramStart"/>
-            <w:r>
-              <w:rPr>
-                <w:rFonts w:ascii="Century Gothic" w:hAnsi="Century Gothic"/>
-                <w:sz w:val="21"/>
-                <w:szCs w:val="21"/>
-                <w:lang w:val="en-US"/>
-              </w:rPr>
-              <w:t xml:space="preserve">some </w:t>
-            </w:r>
-            <w:r>
-              <w:rPr>
-                <w:rFonts w:ascii="Century Gothic" w:hAnsi="Century Gothic"/>
-                <w:sz w:val="21"/>
-                <w:szCs w:val="21"/>
-                <w:lang w:val="en-US"/>
-              </w:rPr>
-              <w:t>:</w:t>
-            </w:r>
-            <w:r>
-              <w:rPr>
-                <w:rFonts w:ascii="Century Gothic" w:hAnsi="Century Gothic"/>
-                <w:sz w:val="21"/>
-                <w:szCs w:val="21"/>
-                <w:lang w:val="en-US"/>
-              </w:rPr>
-              <w:t>Structure</w:t>
+              <w:t>some :Structure</w:t>
             </w:r>
             <w:proofErr w:type="gramEnd"/>
             <w:r>
@@ -14293,8 +11206,9 @@
                 <w:szCs w:val="21"/>
                 <w:lang w:val="en-US"/>
               </w:rPr>
-              <w:t>:</w:t>
-            </w:r>
+              <w:t>:Structure</w:t>
+            </w:r>
+            <w:proofErr w:type="gramEnd"/>
             <w:r>
               <w:rPr>
                 <w:rFonts w:ascii="Century Gothic" w:hAnsi="Century Gothic"/>
@@ -14302,9 +11216,9 @@
                 <w:szCs w:val="21"/>
                 <w:lang w:val="en-US"/>
               </w:rPr>
-              <w:t>Structure</w:t>
-            </w:r>
-            <w:proofErr w:type="gramEnd"/>
+              <w:t xml:space="preserve"> and </w:t>
+            </w:r>
+            <w:proofErr w:type="gramStart"/>
             <w:r>
               <w:rPr>
                 <w:rFonts w:ascii="Century Gothic" w:hAnsi="Century Gothic"/>
@@ -14312,26 +11226,7 @@
                 <w:szCs w:val="21"/>
                 <w:lang w:val="en-US"/>
               </w:rPr>
-              <w:t xml:space="preserve"> and </w:t>
-            </w:r>
-            <w:proofErr w:type="gramStart"/>
-            <w:r>
-              <w:rPr>
-                <w:rFonts w:ascii="Century Gothic" w:hAnsi="Century Gothic"/>
-                <w:sz w:val="21"/>
-                <w:szCs w:val="21"/>
-                <w:lang w:val="en-US"/>
-              </w:rPr>
-              <w:t>(</w:t>
-            </w:r>
-            <w:r>
-              <w:rPr>
-                <w:rFonts w:ascii="Century Gothic" w:hAnsi="Century Gothic"/>
-                <w:sz w:val="21"/>
-                <w:szCs w:val="21"/>
-                <w:lang w:val="en-US"/>
-              </w:rPr>
-              <w:t>:</w:t>
+              <w:t>(:</w:t>
             </w:r>
             <w:proofErr w:type="spellStart"/>
             <w:r>
@@ -14362,16 +11257,7 @@
                 <w:szCs w:val="21"/>
                 <w:lang w:val="en-US"/>
               </w:rPr>
-              <w:t>(</w:t>
-            </w:r>
-            <w:r>
-              <w:rPr>
-                <w:rFonts w:ascii="Century Gothic" w:hAnsi="Century Gothic"/>
-                <w:sz w:val="21"/>
-                <w:szCs w:val="21"/>
-                <w:lang w:val="en-US"/>
-              </w:rPr>
-              <w:t>:</w:t>
+              <w:t>(:</w:t>
             </w:r>
             <w:proofErr w:type="spellStart"/>
             <w:r>
@@ -14402,25 +11288,7 @@
                 <w:szCs w:val="21"/>
                 <w:lang w:val="en-US"/>
               </w:rPr>
-              <w:t xml:space="preserve">value </w:t>
-            </w:r>
-            <w:r>
-              <w:rPr>
-                <w:rFonts w:ascii="Century Gothic" w:hAnsi="Century Gothic"/>
-                <w:sz w:val="21"/>
-                <w:szCs w:val="21"/>
-                <w:lang w:val="en-US"/>
-              </w:rPr>
-              <w:t>:</w:t>
-            </w:r>
-            <w:r>
-              <w:rPr>
-                <w:rFonts w:ascii="Century Gothic" w:hAnsi="Century Gothic"/>
-                <w:sz w:val="21"/>
-                <w:szCs w:val="21"/>
-                <w:lang w:val="en-US"/>
-              </w:rPr>
-              <w:t>overworld</w:t>
+              <w:t>value :overworld</w:t>
             </w:r>
             <w:proofErr w:type="gramEnd"/>
             <w:r>
@@ -16502,90 +13370,8 @@
                 <w14:ligatures w14:val="none"/>
               </w:rPr>
             </w:pPr>
-            <w:proofErr w:type="spellStart"/>
-            <w:r>
-              <w:rPr>
-                <w:rFonts w:ascii="Century Gothic" w:eastAsia="Times New Roman" w:hAnsi="Century Gothic" w:cs="Courier New"/>
-                <w:kern w:val="0"/>
-                <w:sz w:val="21"/>
-                <w:szCs w:val="21"/>
-                <w:lang w:eastAsia="ru-RU"/>
-                <w14:ligatures w14:val="none"/>
-              </w:rPr>
-              <w:t>stack_</w:t>
-            </w:r>
-            <w:proofErr w:type="gramStart"/>
-            <w:r>
-              <w:rPr>
-                <w:rFonts w:ascii="Century Gothic" w:eastAsia="Times New Roman" w:hAnsi="Century Gothic" w:cs="Courier New"/>
-                <w:kern w:val="0"/>
-                <w:sz w:val="21"/>
-                <w:szCs w:val="21"/>
-                <w:lang w:eastAsia="ru-RU"/>
-                <w14:ligatures w14:val="none"/>
-              </w:rPr>
-              <w:t>size</w:t>
-            </w:r>
-            <w:proofErr w:type="spellEnd"/>
-            <w:r>
-              <w:rPr>
-                <w:rFonts w:ascii="Century Gothic" w:eastAsia="Times New Roman" w:hAnsi="Century Gothic" w:cs="Courier New"/>
-                <w:kern w:val="0"/>
-                <w:sz w:val="21"/>
-                <w:szCs w:val="21"/>
-                <w:lang w:eastAsia="ru-RU"/>
-                <w14:ligatures w14:val="none"/>
-              </w:rPr>
-              <w:t>(</w:t>
-            </w:r>
-            <w:proofErr w:type="spellStart"/>
-            <w:proofErr w:type="gramEnd"/>
-            <w:r>
-              <w:rPr>
-                <w:rFonts w:ascii="Century Gothic" w:eastAsia="Times New Roman" w:hAnsi="Century Gothic" w:cs="Courier New"/>
-                <w:kern w:val="0"/>
-                <w:sz w:val="21"/>
-                <w:szCs w:val="21"/>
-                <w:lang w:eastAsia="ru-RU"/>
-                <w14:ligatures w14:val="none"/>
-              </w:rPr>
-              <w:t>Item</w:t>
-            </w:r>
-            <w:proofErr w:type="spellEnd"/>
-            <w:r>
-              <w:rPr>
-                <w:rFonts w:ascii="Century Gothic" w:eastAsia="Times New Roman" w:hAnsi="Century Gothic" w:cs="Courier New"/>
-                <w:kern w:val="0"/>
-                <w:sz w:val="21"/>
-                <w:szCs w:val="21"/>
-                <w:lang w:eastAsia="ru-RU"/>
-                <w14:ligatures w14:val="none"/>
-              </w:rPr>
-              <w:t xml:space="preserve">, </w:t>
-            </w:r>
-            <w:proofErr w:type="spellStart"/>
-            <w:r>
-              <w:rPr>
-                <w:rFonts w:ascii="Century Gothic" w:eastAsia="Times New Roman" w:hAnsi="Century Gothic" w:cs="Courier New"/>
-                <w:kern w:val="0"/>
-                <w:sz w:val="21"/>
-                <w:szCs w:val="21"/>
-                <w:lang w:eastAsia="ru-RU"/>
-                <w14:ligatures w14:val="none"/>
-              </w:rPr>
-              <w:t>Count</w:t>
-            </w:r>
-            <w:proofErr w:type="spellEnd"/>
-            <w:r>
-              <w:rPr>
-                <w:rFonts w:ascii="Century Gothic" w:eastAsia="Times New Roman" w:hAnsi="Century Gothic" w:cs="Courier New"/>
-                <w:kern w:val="0"/>
-                <w:sz w:val="21"/>
-                <w:szCs w:val="21"/>
-                <w:lang w:eastAsia="ru-RU"/>
-                <w14:ligatures w14:val="none"/>
-              </w:rPr>
-              <w:t>)</w:t>
+            <w:r>
+              <w:t>stack_size(Item, Count)</w:t>
             </w:r>
           </w:p>
         </w:tc>
@@ -16671,51 +13457,8 @@
               </w:rPr>
             </w:pPr>
             <w:r>
-              <w:rPr>
-                <w:rFonts w:ascii="Century Gothic" w:hAnsi="Century Gothic"/>
-                <w:sz w:val="21"/>
-                <w:szCs w:val="21"/>
-              </w:rPr>
-              <w:t xml:space="preserve">  </w:t>
-            </w:r>
-            <w:proofErr w:type="spellStart"/>
-            <w:r>
-              <w:rPr>
-                <w:rFonts w:ascii="Century Gothic" w:hAnsi="Century Gothic"/>
-                <w:sz w:val="21"/>
-                <w:szCs w:val="21"/>
-              </w:rPr>
-              <w:t>Item</w:t>
-            </w:r>
-            <w:proofErr w:type="spellEnd"/>
-            <w:r>
-              <w:rPr>
-                <w:rFonts w:ascii="Century Gothic" w:hAnsi="Century Gothic"/>
-                <w:sz w:val="21"/>
-                <w:szCs w:val="21"/>
-              </w:rPr>
-              <w:t xml:space="preserve"> -&gt; </w:t>
-            </w:r>
-            <w:r>
-              <w:rPr>
-                <w:rFonts w:ascii="Century Gothic" w:hAnsi="Century Gothic"/>
-                <w:sz w:val="21"/>
-                <w:szCs w:val="21"/>
-              </w:rPr>
-              <w:t xml:space="preserve">  </w:t>
-            </w:r>
-            <w:proofErr w:type="spellStart"/>
-            <w:proofErr w:type="gramStart"/>
-            <w:r>
-              <w:rPr>
-                <w:rFonts w:ascii="Century Gothic" w:hAnsi="Century Gothic"/>
-                <w:sz w:val="21"/>
-                <w:szCs w:val="21"/>
-              </w:rPr>
-              <w:t>xsd:nonNegativeInteger</w:t>
-            </w:r>
-            <w:proofErr w:type="spellEnd"/>
-            <w:proofErr w:type="gramEnd"/>
+              <w:t xml:space="preserve">  Item -&gt; xsd:nonNegativeInteger</w:t>
+            </w:r>
           </w:p>
         </w:tc>
       </w:tr>

--- a/lab1/report.docx
+++ b/lab1/report.docx
@@ -2314,7 +2314,6 @@
           <w14:ligatures w14:val="none"/>
         </w:rPr>
       </w:pPr>
-      <w:proofErr w:type="gramStart"/>
       <w:r>
         <w:rPr>
           <w:rFonts w:ascii="Century Gothic" w:eastAsia="Times New Roman" w:hAnsi="Century Gothic" w:cs="Times New Roman"/>
@@ -2337,7 +2336,6 @@
         </w:rPr>
         <w:t>(</w:t>
       </w:r>
-      <w:proofErr w:type="gramEnd"/>
       <w:r>
         <w:rPr>
           <w:rFonts w:ascii="Century Gothic" w:eastAsia="Times New Roman" w:hAnsi="Century Gothic" w:cs="Times New Roman"/>
@@ -2423,7 +2421,6 @@
           <w14:ligatures w14:val="none"/>
         </w:rPr>
       </w:pPr>
-      <w:proofErr w:type="gramStart"/>
       <w:r>
         <w:rPr>
           <w:rFonts w:ascii="Century Gothic" w:eastAsia="Times New Roman" w:hAnsi="Century Gothic" w:cs="Times New Roman"/>
@@ -2446,7 +2443,6 @@
         </w:rPr>
         <w:t>(</w:t>
       </w:r>
-      <w:proofErr w:type="gramEnd"/>
       <w:r>
         <w:rPr>
           <w:rFonts w:ascii="Century Gothic" w:eastAsia="Times New Roman" w:hAnsi="Century Gothic" w:cs="Times New Roman"/>
@@ -2532,7 +2528,6 @@
           <w14:ligatures w14:val="none"/>
         </w:rPr>
       </w:pPr>
-      <w:proofErr w:type="gramStart"/>
       <w:r>
         <w:rPr>
           <w:rFonts w:ascii="Century Gothic" w:eastAsia="Times New Roman" w:hAnsi="Century Gothic" w:cs="Times New Roman"/>
@@ -2555,7 +2550,6 @@
         </w:rPr>
         <w:t>(</w:t>
       </w:r>
-      <w:proofErr w:type="gramEnd"/>
       <w:r>
         <w:rPr>
           <w:rFonts w:ascii="Century Gothic" w:eastAsia="Times New Roman" w:hAnsi="Century Gothic" w:cs="Times New Roman"/>
@@ -2628,7 +2622,6 @@
           <w14:ligatures w14:val="none"/>
         </w:rPr>
       </w:pPr>
-      <w:proofErr w:type="gramStart"/>
       <w:r>
         <w:rPr>
           <w:rFonts w:ascii="Century Gothic" w:eastAsia="Times New Roman" w:hAnsi="Century Gothic" w:cs="Times New Roman"/>
@@ -2651,7 +2644,6 @@
         </w:rPr>
         <w:t>(</w:t>
       </w:r>
-      <w:proofErr w:type="gramEnd"/>
       <w:r>
         <w:rPr>
           <w:rFonts w:ascii="Century Gothic" w:eastAsia="Times New Roman" w:hAnsi="Century Gothic" w:cs="Times New Roman"/>
@@ -2739,7 +2731,6 @@
           <w14:ligatures w14:val="none"/>
         </w:rPr>
       </w:pPr>
-      <w:proofErr w:type="gramStart"/>
       <w:r>
         <w:rPr>
           <w:rFonts w:ascii="Century Gothic" w:eastAsia="Times New Roman" w:hAnsi="Century Gothic" w:cs="Times New Roman"/>
@@ -2762,7 +2753,6 @@
         </w:rPr>
         <w:t>(</w:t>
       </w:r>
-      <w:proofErr w:type="gramEnd"/>
       <w:r>
         <w:rPr>
           <w:rFonts w:ascii="Century Gothic" w:eastAsia="Times New Roman" w:hAnsi="Century Gothic" w:cs="Times New Roman"/>
@@ -5421,7 +5411,6 @@
               </w:rPr>
             </w:pPr>
             <w:proofErr w:type="spellStart"/>
-            <w:proofErr w:type="gramStart"/>
             <w:r>
               <w:rPr>
                 <w:rStyle w:val="VerbatimChar"/>
@@ -5436,7 +5425,6 @@
               <w:t>(</w:t>
             </w:r>
             <w:proofErr w:type="spellStart"/>
-            <w:proofErr w:type="gramEnd"/>
             <w:r>
               <w:rPr>
                 <w:rStyle w:val="VerbatimChar"/>
@@ -5486,19 +5474,11 @@
               <w:t>[</w:t>
             </w:r>
             <w:proofErr w:type="spellStart"/>
-            <w:proofErr w:type="gramStart"/>
             <w:r>
               <w:rPr>
                 <w:rStyle w:val="VerbatimChar"/>
               </w:rPr>
-              <w:t>sheep,pig</w:t>
-            </w:r>
-            <w:proofErr w:type="gramEnd"/>
-            <w:r>
-              <w:rPr>
-                <w:rStyle w:val="VerbatimChar"/>
-              </w:rPr>
-              <w:t>,chicken</w:t>
+              <w:t>sheep,pig,chicken</w:t>
             </w:r>
             <w:proofErr w:type="spellEnd"/>
             <w:r>
@@ -5527,37 +5507,12 @@
                 <w:lang w:val="en-US" w:eastAsia="ru-RU"/>
               </w:rPr>
             </w:pPr>
-            <w:proofErr w:type="gramStart"/>
             <w:r>
               <w:rPr>
                 <w:rStyle w:val="VerbatimChar"/>
                 <w:lang w:val="en-US"/>
               </w:rPr>
-              <w:t>drops(</w:t>
-            </w:r>
-            <w:proofErr w:type="gramEnd"/>
-            <w:r>
-              <w:rPr>
-                <w:rStyle w:val="VerbatimChar"/>
-                <w:lang w:val="en-US"/>
-              </w:rPr>
-              <w:t xml:space="preserve">sheep, Item), </w:t>
-            </w:r>
-            <w:proofErr w:type="gramStart"/>
-            <w:r>
-              <w:rPr>
-                <w:rStyle w:val="VerbatimChar"/>
-                <w:lang w:val="en-US"/>
-              </w:rPr>
-              <w:t>dropped(</w:t>
-            </w:r>
-            <w:proofErr w:type="gramEnd"/>
-            <w:r>
-              <w:rPr>
-                <w:rStyle w:val="VerbatimChar"/>
-                <w:lang w:val="en-US"/>
-              </w:rPr>
-              <w:t>Item).</w:t>
+              <w:t>drops(sheep, Item), dropped(Item).</w:t>
             </w:r>
           </w:p>
         </w:tc>
@@ -5585,21 +5540,7 @@
               <w:rPr>
                 <w:rStyle w:val="VerbatimChar"/>
               </w:rPr>
-              <w:t>raw_</w:t>
-            </w:r>
-            <w:proofErr w:type="gramStart"/>
-            <w:r>
-              <w:rPr>
-                <w:rStyle w:val="VerbatimChar"/>
-              </w:rPr>
-              <w:t>mutton,white</w:t>
-            </w:r>
-            <w:proofErr w:type="gramEnd"/>
-            <w:r>
-              <w:rPr>
-                <w:rStyle w:val="VerbatimChar"/>
-              </w:rPr>
-              <w:t>_wool</w:t>
+              <w:t>raw_mutton,white_wool</w:t>
             </w:r>
             <w:proofErr w:type="spellEnd"/>
             <w:r>
@@ -5633,24 +5574,16 @@
               <w:rPr>
                 <w:rStyle w:val="VerbatimChar"/>
               </w:rPr>
-              <w:t>hostile_</w:t>
-            </w:r>
-            <w:proofErr w:type="gramStart"/>
+              <w:t>hostile_mob</w:t>
+            </w:r>
+            <w:proofErr w:type="spellEnd"/>
             <w:r>
               <w:rPr>
                 <w:rStyle w:val="VerbatimChar"/>
               </w:rPr>
-              <w:t>mob</w:t>
-            </w:r>
-            <w:proofErr w:type="spellEnd"/>
-            <w:r>
-              <w:rPr>
-                <w:rStyle w:val="VerbatimChar"/>
-              </w:rPr>
               <w:t>(</w:t>
             </w:r>
             <w:proofErr w:type="spellStart"/>
-            <w:proofErr w:type="gramEnd"/>
             <w:r>
               <w:rPr>
                 <w:rStyle w:val="VerbatimChar"/>
@@ -5686,19 +5619,11 @@
               <w:t>[</w:t>
             </w:r>
             <w:proofErr w:type="spellStart"/>
-            <w:proofErr w:type="gramStart"/>
             <w:r>
               <w:rPr>
                 <w:rStyle w:val="VerbatimChar"/>
               </w:rPr>
-              <w:t>zombie,skeleton</w:t>
-            </w:r>
-            <w:proofErr w:type="gramEnd"/>
-            <w:r>
-              <w:rPr>
-                <w:rStyle w:val="VerbatimChar"/>
-              </w:rPr>
-              <w:t>,zombie_piglin</w:t>
+              <w:t>zombie,skeleton,zombie_piglin</w:t>
             </w:r>
             <w:proofErr w:type="spellEnd"/>
             <w:r>
@@ -5732,24 +5657,16 @@
               <w:rPr>
                 <w:rStyle w:val="VerbatimChar"/>
               </w:rPr>
-              <w:t>non_hostile_</w:t>
-            </w:r>
-            <w:proofErr w:type="gramStart"/>
+              <w:t>non_hostile_mob</w:t>
+            </w:r>
+            <w:proofErr w:type="spellEnd"/>
             <w:r>
               <w:rPr>
                 <w:rStyle w:val="VerbatimChar"/>
               </w:rPr>
-              <w:t>mob</w:t>
-            </w:r>
-            <w:proofErr w:type="spellEnd"/>
-            <w:r>
-              <w:rPr>
-                <w:rStyle w:val="VerbatimChar"/>
-              </w:rPr>
               <w:t>(</w:t>
             </w:r>
             <w:proofErr w:type="spellStart"/>
-            <w:proofErr w:type="gramEnd"/>
             <w:r>
               <w:rPr>
                 <w:rStyle w:val="VerbatimChar"/>
@@ -5785,29 +5702,13 @@
               <w:t>[</w:t>
             </w:r>
             <w:proofErr w:type="spellStart"/>
-            <w:proofErr w:type="gramStart"/>
             <w:r>
               <w:rPr>
                 <w:rStyle w:val="VerbatimChar"/>
               </w:rPr>
-              <w:t>sheep,pig</w:t>
-            </w:r>
-            <w:proofErr w:type="gramEnd"/>
-            <w:r>
-              <w:rPr>
-                <w:rStyle w:val="VerbatimChar"/>
-              </w:rPr>
-              <w:t>,</w:t>
-            </w:r>
-            <w:proofErr w:type="gramStart"/>
-            <w:r>
-              <w:rPr>
-                <w:rStyle w:val="VerbatimChar"/>
-              </w:rPr>
-              <w:t>chicken,villager</w:t>
+              <w:t>sheep,pig,chicken,villager</w:t>
             </w:r>
             <w:proofErr w:type="spellEnd"/>
-            <w:proofErr w:type="gramEnd"/>
             <w:r>
               <w:rPr>
                 <w:rStyle w:val="VerbatimChar"/>
@@ -5839,24 +5740,16 @@
               <w:rPr>
                 <w:rStyle w:val="VerbatimChar"/>
               </w:rPr>
-              <w:t>mob_</w:t>
-            </w:r>
-            <w:proofErr w:type="gramStart"/>
+              <w:t>mob_dimension</w:t>
+            </w:r>
+            <w:proofErr w:type="spellEnd"/>
             <w:r>
               <w:rPr>
                 <w:rStyle w:val="VerbatimChar"/>
               </w:rPr>
-              <w:t>dimension</w:t>
-            </w:r>
-            <w:proofErr w:type="spellEnd"/>
-            <w:r>
-              <w:rPr>
-                <w:rStyle w:val="VerbatimChar"/>
-              </w:rPr>
               <w:t>(</w:t>
             </w:r>
             <w:proofErr w:type="spellStart"/>
-            <w:proofErr w:type="gramEnd"/>
             <w:r>
               <w:rPr>
                 <w:rStyle w:val="VerbatimChar"/>
@@ -5907,7 +5800,6 @@
               <w:t>[sheep-</w:t>
             </w:r>
             <w:proofErr w:type="spellStart"/>
-            <w:proofErr w:type="gramStart"/>
             <w:r>
               <w:rPr>
                 <w:rStyle w:val="VerbatimChar"/>
@@ -5916,7 +5808,6 @@
               <w:t>overworld,pig</w:t>
             </w:r>
             <w:proofErr w:type="spellEnd"/>
-            <w:proofErr w:type="gramEnd"/>
             <w:r>
               <w:rPr>
                 <w:rStyle w:val="VerbatimChar"/>
@@ -5925,7 +5816,6 @@
               <w:t>-</w:t>
             </w:r>
             <w:proofErr w:type="spellStart"/>
-            <w:proofErr w:type="gramStart"/>
             <w:r>
               <w:rPr>
                 <w:rStyle w:val="VerbatimChar"/>
@@ -5934,7 +5824,6 @@
               <w:t>overworld,chicken</w:t>
             </w:r>
             <w:proofErr w:type="spellEnd"/>
-            <w:proofErr w:type="gramEnd"/>
             <w:r>
               <w:rPr>
                 <w:rStyle w:val="VerbatimChar"/>
@@ -5968,26 +5857,17 @@
                 <w:rStyle w:val="VerbatimChar"/>
                 <w:lang w:val="en-US"/>
               </w:rPr>
-              <w:t>item_dimension_from_</w:t>
-            </w:r>
-            <w:proofErr w:type="gramStart"/>
+              <w:t>item_dimension_from_structure</w:t>
+            </w:r>
+            <w:proofErr w:type="spellEnd"/>
             <w:r>
               <w:rPr>
                 <w:rStyle w:val="VerbatimChar"/>
                 <w:lang w:val="en-US"/>
               </w:rPr>
-              <w:t>structure</w:t>
-            </w:r>
-            <w:proofErr w:type="spellEnd"/>
-            <w:r>
-              <w:rPr>
-                <w:rStyle w:val="VerbatimChar"/>
-                <w:lang w:val="en-US"/>
-              </w:rPr>
               <w:t>(</w:t>
             </w:r>
             <w:proofErr w:type="spellStart"/>
-            <w:proofErr w:type="gramEnd"/>
             <w:r>
               <w:rPr>
                 <w:rStyle w:val="VerbatimChar"/>
@@ -6062,31 +5942,15 @@
                 <w:rStyle w:val="VerbatimChar"/>
                 <w:lang w:val="en-US"/>
               </w:rPr>
-              <w:t>available_item_in_</w:t>
-            </w:r>
-            <w:proofErr w:type="gramStart"/>
+              <w:t>available_item_in_dimension</w:t>
+            </w:r>
+            <w:proofErr w:type="spellEnd"/>
             <w:r>
               <w:rPr>
                 <w:rStyle w:val="VerbatimChar"/>
                 <w:lang w:val="en-US"/>
               </w:rPr>
-              <w:t>dimension</w:t>
-            </w:r>
-            <w:proofErr w:type="spellEnd"/>
-            <w:r>
-              <w:rPr>
-                <w:rStyle w:val="VerbatimChar"/>
-                <w:lang w:val="en-US"/>
-              </w:rPr>
-              <w:t>(</w:t>
-            </w:r>
-            <w:proofErr w:type="gramEnd"/>
-            <w:r>
-              <w:rPr>
-                <w:rStyle w:val="VerbatimChar"/>
-                <w:lang w:val="en-US"/>
-              </w:rPr>
-              <w:t>Item, overworld).</w:t>
+              <w:t>(Item, overworld).</w:t>
             </w:r>
           </w:p>
         </w:tc>
@@ -6114,55 +5978,7 @@
                 <w:rStyle w:val="VerbatimChar"/>
                 <w:lang w:val="en-US"/>
               </w:rPr>
-              <w:t>raw_</w:t>
-            </w:r>
-            <w:proofErr w:type="gramStart"/>
-            <w:r>
-              <w:rPr>
-                <w:rStyle w:val="VerbatimChar"/>
-                <w:lang w:val="en-US"/>
-              </w:rPr>
-              <w:t>mutton,white</w:t>
-            </w:r>
-            <w:proofErr w:type="gramEnd"/>
-            <w:r>
-              <w:rPr>
-                <w:rStyle w:val="VerbatimChar"/>
-                <w:lang w:val="en-US"/>
-              </w:rPr>
-              <w:t>_</w:t>
-            </w:r>
-            <w:proofErr w:type="gramStart"/>
-            <w:r>
-              <w:rPr>
-                <w:rStyle w:val="VerbatimChar"/>
-                <w:lang w:val="en-US"/>
-              </w:rPr>
-              <w:t>wool,raw</w:t>
-            </w:r>
-            <w:proofErr w:type="gramEnd"/>
-            <w:r>
-              <w:rPr>
-                <w:rStyle w:val="VerbatimChar"/>
-                <w:lang w:val="en-US"/>
-              </w:rPr>
-              <w:t>_</w:t>
-            </w:r>
-            <w:proofErr w:type="gramStart"/>
-            <w:r>
-              <w:rPr>
-                <w:rStyle w:val="VerbatimChar"/>
-                <w:lang w:val="en-US"/>
-              </w:rPr>
-              <w:t>chicken,carrot</w:t>
-            </w:r>
-            <w:proofErr w:type="gramEnd"/>
-            <w:r>
-              <w:rPr>
-                <w:rStyle w:val="VerbatimChar"/>
-                <w:lang w:val="en-US"/>
-              </w:rPr>
-              <w:t>,golden_helmet</w:t>
+              <w:t>raw_mutton,white_wool,raw_chicken,carrot,golden_helmet</w:t>
             </w:r>
             <w:proofErr w:type="spellEnd"/>
             <w:r>
@@ -7408,7 +7224,34 @@
           <w:lang w:eastAsia="ru-RU"/>
           <w14:ligatures w14:val="none"/>
         </w:rPr>
-        <w:t xml:space="preserve">А бинарные предикаты превращаются в </w:t>
+        <w:t>А бинарные предикаты</w:t>
+      </w:r>
+      <w:r>
+        <w:rPr>
+          <w:rFonts w:eastAsia="Times New Roman" w:cs="Times New Roman"/>
+          <w:kern w:val="0"/>
+          <w:lang w:eastAsia="ru-RU"/>
+          <w14:ligatures w14:val="none"/>
+        </w:rPr>
+        <w:t xml:space="preserve">, </w:t>
+      </w:r>
+      <w:r>
+        <w:t>связывающие сущности</w:t>
+      </w:r>
+      <w:r>
+        <w:rPr>
+          <w:lang w:val="en-US"/>
+        </w:rPr>
+        <w:t>,</w:t>
+      </w:r>
+      <w:r>
+        <w:rPr>
+          <w:rFonts w:eastAsia="Times New Roman" w:cs="Times New Roman"/>
+          <w:kern w:val="0"/>
+          <w:lang w:eastAsia="ru-RU"/>
+          <w14:ligatures w14:val="none"/>
+        </w:rPr>
+        <w:t xml:space="preserve"> превращаются в </w:t>
       </w:r>
       <w:proofErr w:type="spellStart"/>
       <w:r>
@@ -7436,10 +7279,8 @@
       </w:r>
       <w:r>
         <w:rPr>
-          <w:rFonts w:ascii="Century Gothic" w:eastAsia="Times New Roman" w:hAnsi="Century Gothic" w:cs="Courier New"/>
-          <w:kern w:val="0"/>
-          <w:sz w:val="21"/>
-          <w:szCs w:val="21"/>
+          <w:rFonts w:eastAsia="Times New Roman" w:cs="Courier New"/>
+          <w:kern w:val="0"/>
           <w:lang w:eastAsia="ru-RU"/>
           <w14:ligatures w14:val="none"/>
         </w:rPr>
@@ -7470,7 +7311,6 @@
         </w:rPr>
       </w:pPr>
       <w:proofErr w:type="spellStart"/>
-      <w:proofErr w:type="gramStart"/>
       <w:r>
         <w:rPr>
           <w:rFonts w:ascii="Century Gothic" w:eastAsia="Times New Roman" w:hAnsi="Century Gothic" w:cs="Courier New"/>
@@ -7495,7 +7335,6 @@
         <w:t>(</w:t>
       </w:r>
       <w:proofErr w:type="spellStart"/>
-      <w:proofErr w:type="gramEnd"/>
       <w:r>
         <w:rPr>
           <w:rFonts w:ascii="Century Gothic" w:eastAsia="Times New Roman" w:hAnsi="Century Gothic" w:cs="Courier New"/>
@@ -7592,7 +7431,6 @@
         </w:rPr>
       </w:pPr>
       <w:proofErr w:type="spellStart"/>
-      <w:proofErr w:type="gramStart"/>
       <w:r>
         <w:rPr>
           <w:rFonts w:ascii="Century Gothic" w:eastAsia="Times New Roman" w:hAnsi="Century Gothic" w:cs="Courier New"/>
@@ -7617,7 +7455,6 @@
         <w:t>(</w:t>
       </w:r>
       <w:proofErr w:type="spellStart"/>
-      <w:proofErr w:type="gramEnd"/>
       <w:r>
         <w:rPr>
           <w:rFonts w:ascii="Century Gothic" w:eastAsia="Times New Roman" w:hAnsi="Century Gothic" w:cs="Courier New"/>
@@ -7714,7 +7551,6 @@
         </w:rPr>
       </w:pPr>
       <w:proofErr w:type="spellStart"/>
-      <w:proofErr w:type="gramStart"/>
       <w:r>
         <w:rPr>
           <w:rFonts w:ascii="Century Gothic" w:eastAsia="Times New Roman" w:hAnsi="Century Gothic" w:cs="Courier New"/>
@@ -7739,7 +7575,6 @@
         <w:t>(</w:t>
       </w:r>
       <w:proofErr w:type="spellStart"/>
-      <w:proofErr w:type="gramEnd"/>
       <w:r>
         <w:rPr>
           <w:rFonts w:ascii="Century Gothic" w:eastAsia="Times New Roman" w:hAnsi="Century Gothic" w:cs="Courier New"/>
@@ -7836,7 +7671,6 @@
         </w:rPr>
       </w:pPr>
       <w:proofErr w:type="spellStart"/>
-      <w:proofErr w:type="gramStart"/>
       <w:r>
         <w:rPr>
           <w:rFonts w:ascii="Century Gothic" w:eastAsia="Times New Roman" w:hAnsi="Century Gothic" w:cs="Courier New"/>
@@ -7861,7 +7695,6 @@
         <w:t>(</w:t>
       </w:r>
       <w:proofErr w:type="spellStart"/>
-      <w:proofErr w:type="gramEnd"/>
       <w:r>
         <w:rPr>
           <w:rFonts w:ascii="Century Gothic" w:eastAsia="Times New Roman" w:hAnsi="Century Gothic" w:cs="Courier New"/>
@@ -8986,14 +8819,14 @@
         <w:rPr>
           <w:lang w:val="en-US"/>
         </w:rPr>
-        <w:t xml:space="preserve">domain Item, range Non Negative </w:t>
+        <w:t xml:space="preserve">domain Item, range </w:t>
       </w:r>
       <w:proofErr w:type="spellStart"/>
       <w:r>
         <w:rPr>
           <w:lang w:val="en-US"/>
         </w:rPr>
-        <w:t>Interger</w:t>
+        <w:t>nonNegativeInteger</w:t>
       </w:r>
       <w:proofErr w:type="spellEnd"/>
     </w:p>
@@ -10524,7 +10357,6 @@
                 <w:szCs w:val="21"/>
               </w:rPr>
             </w:pPr>
-            <w:proofErr w:type="gramStart"/>
             <w:r>
               <w:rPr>
                 <w:rFonts w:ascii="Century Gothic" w:hAnsi="Century Gothic"/>
@@ -10544,7 +10376,6 @@
               <w:t>PassiveMob</w:t>
             </w:r>
             <w:proofErr w:type="spellEnd"/>
-            <w:proofErr w:type="gramEnd"/>
           </w:p>
         </w:tc>
         <w:tc>
@@ -10655,7 +10486,6 @@
                 <w:szCs w:val="21"/>
               </w:rPr>
             </w:pPr>
-            <w:proofErr w:type="gramStart"/>
             <w:r>
               <w:rPr>
                 <w:rFonts w:ascii="Century Gothic" w:hAnsi="Century Gothic"/>
@@ -10675,7 +10505,6 @@
               <w:t>AggressiveMob</w:t>
             </w:r>
             <w:proofErr w:type="spellEnd"/>
-            <w:proofErr w:type="gramEnd"/>
           </w:p>
         </w:tc>
         <w:tc>
@@ -10759,7 +10588,6 @@
                 <w:lang w:val="en-US"/>
               </w:rPr>
             </w:pPr>
-            <w:proofErr w:type="gramStart"/>
             <w:r>
               <w:rPr>
                 <w:rFonts w:ascii="Century Gothic" w:hAnsi="Century Gothic"/>
@@ -10767,9 +10595,9 @@
                 <w:szCs w:val="21"/>
                 <w:lang w:val="en-US"/>
               </w:rPr>
-              <w:t>:Mob</w:t>
-            </w:r>
-            <w:proofErr w:type="gramEnd"/>
+              <w:t>:Mob and (:</w:t>
+            </w:r>
+            <w:proofErr w:type="spellStart"/>
             <w:r>
               <w:rPr>
                 <w:rFonts w:ascii="Century Gothic" w:hAnsi="Century Gothic"/>
@@ -10777,30 +10605,9 @@
                 <w:szCs w:val="21"/>
                 <w:lang w:val="en-US"/>
               </w:rPr>
-              <w:t xml:space="preserve"> and </w:t>
-            </w:r>
-            <w:proofErr w:type="gramStart"/>
-            <w:r>
-              <w:rPr>
-                <w:rFonts w:ascii="Century Gothic" w:hAnsi="Century Gothic"/>
-                <w:sz w:val="21"/>
-                <w:szCs w:val="21"/>
-                <w:lang w:val="en-US"/>
-              </w:rPr>
-              <w:t>(:</w:t>
-            </w:r>
-            <w:proofErr w:type="spellStart"/>
-            <w:r>
-              <w:rPr>
-                <w:rFonts w:ascii="Century Gothic" w:hAnsi="Century Gothic"/>
-                <w:sz w:val="21"/>
-                <w:szCs w:val="21"/>
-                <w:lang w:val="en-US"/>
-              </w:rPr>
               <w:t>spawnsIn</w:t>
             </w:r>
             <w:proofErr w:type="spellEnd"/>
-            <w:proofErr w:type="gramEnd"/>
             <w:r>
               <w:rPr>
                 <w:rFonts w:ascii="Century Gothic" w:hAnsi="Century Gothic"/>
@@ -10911,7 +10718,6 @@
                 <w:lang w:val="en-US"/>
               </w:rPr>
             </w:pPr>
-            <w:proofErr w:type="gramStart"/>
             <w:r>
               <w:rPr>
                 <w:rFonts w:ascii="Century Gothic" w:hAnsi="Century Gothic"/>
@@ -10919,9 +10725,9 @@
                 <w:szCs w:val="21"/>
                 <w:lang w:val="en-US"/>
               </w:rPr>
-              <w:t>:Biome</w:t>
-            </w:r>
-            <w:proofErr w:type="gramEnd"/>
+              <w:t>:Biome and (:</w:t>
+            </w:r>
+            <w:proofErr w:type="spellStart"/>
             <w:r>
               <w:rPr>
                 <w:rFonts w:ascii="Century Gothic" w:hAnsi="Century Gothic"/>
@@ -10929,30 +10735,9 @@
                 <w:szCs w:val="21"/>
                 <w:lang w:val="en-US"/>
               </w:rPr>
-              <w:t xml:space="preserve"> and </w:t>
-            </w:r>
-            <w:proofErr w:type="gramStart"/>
-            <w:r>
-              <w:rPr>
-                <w:rFonts w:ascii="Century Gothic" w:hAnsi="Century Gothic"/>
-                <w:sz w:val="21"/>
-                <w:szCs w:val="21"/>
-                <w:lang w:val="en-US"/>
-              </w:rPr>
-              <w:t>(:</w:t>
-            </w:r>
-            <w:proofErr w:type="spellStart"/>
-            <w:r>
-              <w:rPr>
-                <w:rFonts w:ascii="Century Gothic" w:hAnsi="Century Gothic"/>
-                <w:sz w:val="21"/>
-                <w:szCs w:val="21"/>
-                <w:lang w:val="en-US"/>
-              </w:rPr>
               <w:t>locatedIn</w:t>
             </w:r>
             <w:proofErr w:type="spellEnd"/>
-            <w:proofErr w:type="gramEnd"/>
             <w:r>
               <w:rPr>
                 <w:rFonts w:ascii="Century Gothic" w:hAnsi="Century Gothic"/>
@@ -11037,7 +10822,6 @@
                 <w:lang w:val="en-US"/>
               </w:rPr>
             </w:pPr>
-            <w:proofErr w:type="gramStart"/>
             <w:r>
               <w:rPr>
                 <w:rFonts w:ascii="Century Gothic" w:hAnsi="Century Gothic"/>
@@ -11045,57 +10829,7 @@
                 <w:szCs w:val="21"/>
                 <w:lang w:val="en-US"/>
               </w:rPr>
-              <w:t>:Item</w:t>
-            </w:r>
-            <w:proofErr w:type="gramEnd"/>
-            <w:r>
-              <w:rPr>
-                <w:rFonts w:ascii="Century Gothic" w:hAnsi="Century Gothic"/>
-                <w:sz w:val="21"/>
-                <w:szCs w:val="21"/>
-                <w:lang w:val="en-US"/>
-              </w:rPr>
-              <w:t xml:space="preserve"> and (</w:t>
-            </w:r>
-            <w:proofErr w:type="gramStart"/>
-            <w:r>
-              <w:rPr>
-                <w:rFonts w:ascii="Century Gothic" w:hAnsi="Century Gothic"/>
-                <w:sz w:val="21"/>
-                <w:szCs w:val="21"/>
-                <w:lang w:val="en-US"/>
-              </w:rPr>
-              <w:t>inverse :contains</w:t>
-            </w:r>
-            <w:proofErr w:type="gramEnd"/>
-            <w:r>
-              <w:rPr>
-                <w:rFonts w:ascii="Century Gothic" w:hAnsi="Century Gothic"/>
-                <w:sz w:val="21"/>
-                <w:szCs w:val="21"/>
-                <w:lang w:val="en-US"/>
-              </w:rPr>
-              <w:t xml:space="preserve"> </w:t>
-            </w:r>
-            <w:proofErr w:type="gramStart"/>
-            <w:r>
-              <w:rPr>
-                <w:rFonts w:ascii="Century Gothic" w:hAnsi="Century Gothic"/>
-                <w:sz w:val="21"/>
-                <w:szCs w:val="21"/>
-                <w:lang w:val="en-US"/>
-              </w:rPr>
-              <w:t>some :Structure</w:t>
-            </w:r>
-            <w:proofErr w:type="gramEnd"/>
-            <w:r>
-              <w:rPr>
-                <w:rFonts w:ascii="Century Gothic" w:hAnsi="Century Gothic"/>
-                <w:sz w:val="21"/>
-                <w:szCs w:val="21"/>
-                <w:lang w:val="en-US"/>
-              </w:rPr>
-              <w:t>)</w:t>
+              <w:t>:Item and (inverse :contains some :Structure)</w:t>
             </w:r>
           </w:p>
         </w:tc>
@@ -11198,7 +10932,6 @@
                 <w:lang w:val="en-US"/>
               </w:rPr>
             </w:pPr>
-            <w:proofErr w:type="gramStart"/>
             <w:r>
               <w:rPr>
                 <w:rFonts w:ascii="Century Gothic" w:hAnsi="Century Gothic"/>
@@ -11206,9 +10939,9 @@
                 <w:szCs w:val="21"/>
                 <w:lang w:val="en-US"/>
               </w:rPr>
-              <w:t>:Structure</w:t>
-            </w:r>
-            <w:proofErr w:type="gramEnd"/>
+              <w:t>:Structure and (:</w:t>
+            </w:r>
+            <w:proofErr w:type="spellStart"/>
             <w:r>
               <w:rPr>
                 <w:rFonts w:ascii="Century Gothic" w:hAnsi="Century Gothic"/>
@@ -11216,9 +10949,9 @@
                 <w:szCs w:val="21"/>
                 <w:lang w:val="en-US"/>
               </w:rPr>
-              <w:t xml:space="preserve"> and </w:t>
-            </w:r>
-            <w:proofErr w:type="gramStart"/>
+              <w:t>generatesIn</w:t>
+            </w:r>
+            <w:proofErr w:type="spellEnd"/>
             <w:r>
               <w:rPr>
                 <w:rFonts w:ascii="Century Gothic" w:hAnsi="Century Gothic"/>
@@ -11226,7 +10959,7 @@
                 <w:szCs w:val="21"/>
                 <w:lang w:val="en-US"/>
               </w:rPr>
-              <w:t>(:</w:t>
+              <w:t xml:space="preserve"> some (:</w:t>
             </w:r>
             <w:proofErr w:type="spellStart"/>
             <w:r>
@@ -11236,10 +10969,9 @@
                 <w:szCs w:val="21"/>
                 <w:lang w:val="en-US"/>
               </w:rPr>
-              <w:t>generatesIn</w:t>
+              <w:t>locatedIn</w:t>
             </w:r>
             <w:proofErr w:type="spellEnd"/>
-            <w:proofErr w:type="gramEnd"/>
             <w:r>
               <w:rPr>
                 <w:rFonts w:ascii="Century Gothic" w:hAnsi="Century Gothic"/>
@@ -11247,58 +10979,7 @@
                 <w:szCs w:val="21"/>
                 <w:lang w:val="en-US"/>
               </w:rPr>
-              <w:t xml:space="preserve"> some </w:t>
-            </w:r>
-            <w:proofErr w:type="gramStart"/>
-            <w:r>
-              <w:rPr>
-                <w:rFonts w:ascii="Century Gothic" w:hAnsi="Century Gothic"/>
-                <w:sz w:val="21"/>
-                <w:szCs w:val="21"/>
-                <w:lang w:val="en-US"/>
-              </w:rPr>
-              <w:t>(:</w:t>
-            </w:r>
-            <w:proofErr w:type="spellStart"/>
-            <w:r>
-              <w:rPr>
-                <w:rFonts w:ascii="Century Gothic" w:hAnsi="Century Gothic"/>
-                <w:sz w:val="21"/>
-                <w:szCs w:val="21"/>
-                <w:lang w:val="en-US"/>
-              </w:rPr>
-              <w:t>locatedIn</w:t>
-            </w:r>
-            <w:proofErr w:type="spellEnd"/>
-            <w:proofErr w:type="gramEnd"/>
-            <w:r>
-              <w:rPr>
-                <w:rFonts w:ascii="Century Gothic" w:hAnsi="Century Gothic"/>
-                <w:sz w:val="21"/>
-                <w:szCs w:val="21"/>
-                <w:lang w:val="en-US"/>
-              </w:rPr>
-              <w:t xml:space="preserve"> </w:t>
-            </w:r>
-            <w:proofErr w:type="gramStart"/>
-            <w:r>
-              <w:rPr>
-                <w:rFonts w:ascii="Century Gothic" w:hAnsi="Century Gothic"/>
-                <w:sz w:val="21"/>
-                <w:szCs w:val="21"/>
-                <w:lang w:val="en-US"/>
-              </w:rPr>
-              <w:t>value :overworld</w:t>
-            </w:r>
-            <w:proofErr w:type="gramEnd"/>
-            <w:r>
-              <w:rPr>
-                <w:rFonts w:ascii="Century Gothic" w:hAnsi="Century Gothic"/>
-                <w:sz w:val="21"/>
-                <w:szCs w:val="21"/>
-                <w:lang w:val="en-US"/>
-              </w:rPr>
-              <w:t>))</w:t>
+              <w:t xml:space="preserve"> value :overworld))</w:t>
             </w:r>
           </w:p>
         </w:tc>
@@ -11561,7 +11242,7 @@
           <w:kern w:val="0"/>
           <w:sz w:val="27"/>
           <w:szCs w:val="27"/>
-          <w:lang w:eastAsia="ru-RU"/>
+          <w:lang w:val="en-US" w:eastAsia="ru-RU"/>
           <w14:ligatures w14:val="none"/>
         </w:rPr>
       </w:pPr>
@@ -11907,7 +11588,6 @@
               <w:t xml:space="preserve"> </w:t>
             </w:r>
             <w:proofErr w:type="spellStart"/>
-            <w:proofErr w:type="gramStart"/>
             <w:r>
               <w:rPr>
                 <w:rFonts w:ascii="Century Gothic" w:eastAsia="Times New Roman" w:hAnsi="Century Gothic" w:cs="Courier New"/>
@@ -11920,7 +11600,6 @@
               <w:t>rdf:type</w:t>
             </w:r>
             <w:proofErr w:type="spellEnd"/>
-            <w:proofErr w:type="gramEnd"/>
             <w:r>
               <w:rPr>
                 <w:rFonts w:ascii="Century Gothic" w:eastAsia="Times New Roman" w:hAnsi="Century Gothic" w:cs="Courier New"/>
@@ -12119,7 +11798,6 @@
               <w:t xml:space="preserve"> </w:t>
             </w:r>
             <w:proofErr w:type="spellStart"/>
-            <w:proofErr w:type="gramStart"/>
             <w:r>
               <w:rPr>
                 <w:rFonts w:ascii="Century Gothic" w:eastAsia="Times New Roman" w:hAnsi="Century Gothic" w:cs="Courier New"/>
@@ -12132,7 +11810,6 @@
               <w:t>rdf:type</w:t>
             </w:r>
             <w:proofErr w:type="spellEnd"/>
-            <w:proofErr w:type="gramEnd"/>
             <w:r>
               <w:rPr>
                 <w:rFonts w:ascii="Century Gothic" w:eastAsia="Times New Roman" w:hAnsi="Century Gothic" w:cs="Courier New"/>
@@ -12331,7 +12008,6 @@
               <w:t xml:space="preserve"> </w:t>
             </w:r>
             <w:proofErr w:type="spellStart"/>
-            <w:proofErr w:type="gramStart"/>
             <w:r>
               <w:rPr>
                 <w:rFonts w:ascii="Century Gothic" w:eastAsia="Times New Roman" w:hAnsi="Century Gothic" w:cs="Courier New"/>
@@ -12344,7 +12020,6 @@
               <w:t>rdf:type</w:t>
             </w:r>
             <w:proofErr w:type="spellEnd"/>
-            <w:proofErr w:type="gramEnd"/>
             <w:r>
               <w:rPr>
                 <w:rFonts w:ascii="Century Gothic" w:eastAsia="Times New Roman" w:hAnsi="Century Gothic" w:cs="Courier New"/>
@@ -12428,7 +12103,6 @@
               <w:t xml:space="preserve">  </w:t>
             </w:r>
             <w:proofErr w:type="spellStart"/>
-            <w:proofErr w:type="gramStart"/>
             <w:r>
               <w:rPr>
                 <w:rFonts w:ascii="Century Gothic" w:eastAsia="Times New Roman" w:hAnsi="Century Gothic" w:cs="Courier New"/>
@@ -12453,7 +12127,6 @@
               <w:t>(</w:t>
             </w:r>
             <w:proofErr w:type="spellStart"/>
-            <w:proofErr w:type="gramEnd"/>
             <w:r>
               <w:rPr>
                 <w:rFonts w:ascii="Century Gothic" w:eastAsia="Times New Roman" w:hAnsi="Century Gothic" w:cs="Courier New"/>
@@ -12672,7 +12345,6 @@
               </w:rPr>
             </w:pPr>
             <w:proofErr w:type="spellStart"/>
-            <w:proofErr w:type="gramStart"/>
             <w:r>
               <w:rPr>
                 <w:rFonts w:ascii="Century Gothic" w:eastAsia="Times New Roman" w:hAnsi="Century Gothic" w:cs="Courier New"/>
@@ -12697,7 +12369,6 @@
               <w:t>(</w:t>
             </w:r>
             <w:proofErr w:type="spellStart"/>
-            <w:proofErr w:type="gramEnd"/>
             <w:r>
               <w:rPr>
                 <w:rFonts w:ascii="Century Gothic" w:eastAsia="Times New Roman" w:hAnsi="Century Gothic" w:cs="Courier New"/>
@@ -12905,7 +12576,6 @@
               </w:rPr>
             </w:pPr>
             <w:proofErr w:type="spellStart"/>
-            <w:proofErr w:type="gramStart"/>
             <w:r>
               <w:rPr>
                 <w:rFonts w:ascii="Century Gothic" w:eastAsia="Times New Roman" w:hAnsi="Century Gothic" w:cs="Courier New"/>
@@ -12930,7 +12600,6 @@
               <w:t>(</w:t>
             </w:r>
             <w:proofErr w:type="spellStart"/>
-            <w:proofErr w:type="gramEnd"/>
             <w:r>
               <w:rPr>
                 <w:rFonts w:ascii="Century Gothic" w:eastAsia="Times New Roman" w:hAnsi="Century Gothic" w:cs="Courier New"/>
@@ -13138,7 +12807,6 @@
               </w:rPr>
             </w:pPr>
             <w:proofErr w:type="spellStart"/>
-            <w:proofErr w:type="gramStart"/>
             <w:r>
               <w:rPr>
                 <w:rFonts w:ascii="Century Gothic" w:eastAsia="Times New Roman" w:hAnsi="Century Gothic" w:cs="Courier New"/>
@@ -13163,7 +12831,6 @@
               <w:t>(</w:t>
             </w:r>
             <w:proofErr w:type="spellStart"/>
-            <w:proofErr w:type="gramEnd"/>
             <w:r>
               <w:rPr>
                 <w:rFonts w:ascii="Century Gothic" w:eastAsia="Times New Roman" w:hAnsi="Century Gothic" w:cs="Courier New"/>
@@ -13547,7 +13214,6 @@
               <w:t xml:space="preserve"> </w:t>
             </w:r>
             <w:proofErr w:type="spellStart"/>
-            <w:proofErr w:type="gramStart"/>
             <w:r>
               <w:rPr>
                 <w:rFonts w:ascii="Century Gothic" w:hAnsi="Century Gothic"/>
@@ -13557,7 +13223,6 @@
               <w:t>rdf:type</w:t>
             </w:r>
             <w:proofErr w:type="spellEnd"/>
-            <w:proofErr w:type="gramEnd"/>
             <w:r>
               <w:rPr>
                 <w:rFonts w:ascii="Century Gothic" w:hAnsi="Century Gothic"/>
@@ -13674,7 +13339,6 @@
               <w:t xml:space="preserve"> </w:t>
             </w:r>
             <w:proofErr w:type="spellStart"/>
-            <w:proofErr w:type="gramStart"/>
             <w:r>
               <w:rPr>
                 <w:rFonts w:ascii="Century Gothic" w:hAnsi="Century Gothic"/>
@@ -13684,7 +13348,6 @@
               <w:t>rdf:type</w:t>
             </w:r>
             <w:proofErr w:type="spellEnd"/>
-            <w:proofErr w:type="gramEnd"/>
             <w:r>
               <w:rPr>
                 <w:rFonts w:ascii="Century Gothic" w:hAnsi="Century Gothic"/>

--- a/lab1/report.docx
+++ b/lab1/report.docx
@@ -2314,6 +2314,7 @@
           <w14:ligatures w14:val="none"/>
         </w:rPr>
       </w:pPr>
+      <w:proofErr w:type="gramStart"/>
       <w:r>
         <w:rPr>
           <w:rFonts w:ascii="Century Gothic" w:eastAsia="Times New Roman" w:hAnsi="Century Gothic" w:cs="Times New Roman"/>
@@ -2336,6 +2337,7 @@
         </w:rPr>
         <w:t>(</w:t>
       </w:r>
+      <w:proofErr w:type="gramEnd"/>
       <w:r>
         <w:rPr>
           <w:rFonts w:ascii="Century Gothic" w:eastAsia="Times New Roman" w:hAnsi="Century Gothic" w:cs="Times New Roman"/>
@@ -2421,6 +2423,7 @@
           <w14:ligatures w14:val="none"/>
         </w:rPr>
       </w:pPr>
+      <w:proofErr w:type="gramStart"/>
       <w:r>
         <w:rPr>
           <w:rFonts w:ascii="Century Gothic" w:eastAsia="Times New Roman" w:hAnsi="Century Gothic" w:cs="Times New Roman"/>
@@ -2443,6 +2446,7 @@
         </w:rPr>
         <w:t>(</w:t>
       </w:r>
+      <w:proofErr w:type="gramEnd"/>
       <w:r>
         <w:rPr>
           <w:rFonts w:ascii="Century Gothic" w:eastAsia="Times New Roman" w:hAnsi="Century Gothic" w:cs="Times New Roman"/>
@@ -2528,6 +2532,7 @@
           <w14:ligatures w14:val="none"/>
         </w:rPr>
       </w:pPr>
+      <w:proofErr w:type="gramStart"/>
       <w:r>
         <w:rPr>
           <w:rFonts w:ascii="Century Gothic" w:eastAsia="Times New Roman" w:hAnsi="Century Gothic" w:cs="Times New Roman"/>
@@ -2550,6 +2555,7 @@
         </w:rPr>
         <w:t>(</w:t>
       </w:r>
+      <w:proofErr w:type="gramEnd"/>
       <w:r>
         <w:rPr>
           <w:rFonts w:ascii="Century Gothic" w:eastAsia="Times New Roman" w:hAnsi="Century Gothic" w:cs="Times New Roman"/>
@@ -2622,6 +2628,7 @@
           <w14:ligatures w14:val="none"/>
         </w:rPr>
       </w:pPr>
+      <w:proofErr w:type="gramStart"/>
       <w:r>
         <w:rPr>
           <w:rFonts w:ascii="Century Gothic" w:eastAsia="Times New Roman" w:hAnsi="Century Gothic" w:cs="Times New Roman"/>
@@ -2644,6 +2651,7 @@
         </w:rPr>
         <w:t>(</w:t>
       </w:r>
+      <w:proofErr w:type="gramEnd"/>
       <w:r>
         <w:rPr>
           <w:rFonts w:ascii="Century Gothic" w:eastAsia="Times New Roman" w:hAnsi="Century Gothic" w:cs="Times New Roman"/>
@@ -2731,6 +2739,7 @@
           <w14:ligatures w14:val="none"/>
         </w:rPr>
       </w:pPr>
+      <w:proofErr w:type="gramStart"/>
       <w:r>
         <w:rPr>
           <w:rFonts w:ascii="Century Gothic" w:eastAsia="Times New Roman" w:hAnsi="Century Gothic" w:cs="Times New Roman"/>
@@ -2753,6 +2762,7 @@
         </w:rPr>
         <w:t>(</w:t>
       </w:r>
+      <w:proofErr w:type="gramEnd"/>
       <w:r>
         <w:rPr>
           <w:rFonts w:ascii="Century Gothic" w:eastAsia="Times New Roman" w:hAnsi="Century Gothic" w:cs="Times New Roman"/>
@@ -5411,6 +5421,7 @@
               </w:rPr>
             </w:pPr>
             <w:proofErr w:type="spellStart"/>
+            <w:proofErr w:type="gramStart"/>
             <w:r>
               <w:rPr>
                 <w:rStyle w:val="VerbatimChar"/>
@@ -5425,6 +5436,7 @@
               <w:t>(</w:t>
             </w:r>
             <w:proofErr w:type="spellStart"/>
+            <w:proofErr w:type="gramEnd"/>
             <w:r>
               <w:rPr>
                 <w:rStyle w:val="VerbatimChar"/>
@@ -5474,11 +5486,19 @@
               <w:t>[</w:t>
             </w:r>
             <w:proofErr w:type="spellStart"/>
+            <w:proofErr w:type="gramStart"/>
             <w:r>
               <w:rPr>
                 <w:rStyle w:val="VerbatimChar"/>
               </w:rPr>
-              <w:t>sheep,pig,chicken</w:t>
+              <w:t>sheep,pig</w:t>
+            </w:r>
+            <w:proofErr w:type="gramEnd"/>
+            <w:r>
+              <w:rPr>
+                <w:rStyle w:val="VerbatimChar"/>
+              </w:rPr>
+              <w:t>,chicken</w:t>
             </w:r>
             <w:proofErr w:type="spellEnd"/>
             <w:r>
@@ -5507,12 +5527,37 @@
                 <w:lang w:val="en-US" w:eastAsia="ru-RU"/>
               </w:rPr>
             </w:pPr>
+            <w:proofErr w:type="gramStart"/>
             <w:r>
               <w:rPr>
                 <w:rStyle w:val="VerbatimChar"/>
                 <w:lang w:val="en-US"/>
               </w:rPr>
-              <w:t>drops(sheep, Item), dropped(Item).</w:t>
+              <w:t>drops(</w:t>
+            </w:r>
+            <w:proofErr w:type="gramEnd"/>
+            <w:r>
+              <w:rPr>
+                <w:rStyle w:val="VerbatimChar"/>
+                <w:lang w:val="en-US"/>
+              </w:rPr>
+              <w:t xml:space="preserve">sheep, Item), </w:t>
+            </w:r>
+            <w:proofErr w:type="gramStart"/>
+            <w:r>
+              <w:rPr>
+                <w:rStyle w:val="VerbatimChar"/>
+                <w:lang w:val="en-US"/>
+              </w:rPr>
+              <w:t>dropped(</w:t>
+            </w:r>
+            <w:proofErr w:type="gramEnd"/>
+            <w:r>
+              <w:rPr>
+                <w:rStyle w:val="VerbatimChar"/>
+                <w:lang w:val="en-US"/>
+              </w:rPr>
+              <w:t>Item).</w:t>
             </w:r>
           </w:p>
         </w:tc>
@@ -5540,7 +5585,21 @@
               <w:rPr>
                 <w:rStyle w:val="VerbatimChar"/>
               </w:rPr>
-              <w:t>raw_mutton,white_wool</w:t>
+              <w:t>raw_</w:t>
+            </w:r>
+            <w:proofErr w:type="gramStart"/>
+            <w:r>
+              <w:rPr>
+                <w:rStyle w:val="VerbatimChar"/>
+              </w:rPr>
+              <w:t>mutton,white</w:t>
+            </w:r>
+            <w:proofErr w:type="gramEnd"/>
+            <w:r>
+              <w:rPr>
+                <w:rStyle w:val="VerbatimChar"/>
+              </w:rPr>
+              <w:t>_wool</w:t>
             </w:r>
             <w:proofErr w:type="spellEnd"/>
             <w:r>
@@ -5574,7 +5633,14 @@
               <w:rPr>
                 <w:rStyle w:val="VerbatimChar"/>
               </w:rPr>
-              <w:t>hostile_mob</w:t>
+              <w:t>hostile_</w:t>
+            </w:r>
+            <w:proofErr w:type="gramStart"/>
+            <w:r>
+              <w:rPr>
+                <w:rStyle w:val="VerbatimChar"/>
+              </w:rPr>
+              <w:t>mob</w:t>
             </w:r>
             <w:proofErr w:type="spellEnd"/>
             <w:r>
@@ -5584,6 +5650,7 @@
               <w:t>(</w:t>
             </w:r>
             <w:proofErr w:type="spellStart"/>
+            <w:proofErr w:type="gramEnd"/>
             <w:r>
               <w:rPr>
                 <w:rStyle w:val="VerbatimChar"/>
@@ -5619,11 +5686,19 @@
               <w:t>[</w:t>
             </w:r>
             <w:proofErr w:type="spellStart"/>
+            <w:proofErr w:type="gramStart"/>
             <w:r>
               <w:rPr>
                 <w:rStyle w:val="VerbatimChar"/>
               </w:rPr>
-              <w:t>zombie,skeleton,zombie_piglin</w:t>
+              <w:t>zombie,skeleton</w:t>
+            </w:r>
+            <w:proofErr w:type="gramEnd"/>
+            <w:r>
+              <w:rPr>
+                <w:rStyle w:val="VerbatimChar"/>
+              </w:rPr>
+              <w:t>,zombie_piglin</w:t>
             </w:r>
             <w:proofErr w:type="spellEnd"/>
             <w:r>
@@ -5657,7 +5732,14 @@
               <w:rPr>
                 <w:rStyle w:val="VerbatimChar"/>
               </w:rPr>
-              <w:t>non_hostile_mob</w:t>
+              <w:t>non_hostile_</w:t>
+            </w:r>
+            <w:proofErr w:type="gramStart"/>
+            <w:r>
+              <w:rPr>
+                <w:rStyle w:val="VerbatimChar"/>
+              </w:rPr>
+              <w:t>mob</w:t>
             </w:r>
             <w:proofErr w:type="spellEnd"/>
             <w:r>
@@ -5667,6 +5749,7 @@
               <w:t>(</w:t>
             </w:r>
             <w:proofErr w:type="spellStart"/>
+            <w:proofErr w:type="gramEnd"/>
             <w:r>
               <w:rPr>
                 <w:rStyle w:val="VerbatimChar"/>
@@ -5702,13 +5785,29 @@
               <w:t>[</w:t>
             </w:r>
             <w:proofErr w:type="spellStart"/>
+            <w:proofErr w:type="gramStart"/>
             <w:r>
               <w:rPr>
                 <w:rStyle w:val="VerbatimChar"/>
               </w:rPr>
-              <w:t>sheep,pig,chicken,villager</w:t>
+              <w:t>sheep,pig</w:t>
+            </w:r>
+            <w:proofErr w:type="gramEnd"/>
+            <w:r>
+              <w:rPr>
+                <w:rStyle w:val="VerbatimChar"/>
+              </w:rPr>
+              <w:t>,</w:t>
+            </w:r>
+            <w:proofErr w:type="gramStart"/>
+            <w:r>
+              <w:rPr>
+                <w:rStyle w:val="VerbatimChar"/>
+              </w:rPr>
+              <w:t>chicken,villager</w:t>
             </w:r>
             <w:proofErr w:type="spellEnd"/>
+            <w:proofErr w:type="gramEnd"/>
             <w:r>
               <w:rPr>
                 <w:rStyle w:val="VerbatimChar"/>
@@ -5740,7 +5839,14 @@
               <w:rPr>
                 <w:rStyle w:val="VerbatimChar"/>
               </w:rPr>
-              <w:t>mob_dimension</w:t>
+              <w:t>mob_</w:t>
+            </w:r>
+            <w:proofErr w:type="gramStart"/>
+            <w:r>
+              <w:rPr>
+                <w:rStyle w:val="VerbatimChar"/>
+              </w:rPr>
+              <w:t>dimension</w:t>
             </w:r>
             <w:proofErr w:type="spellEnd"/>
             <w:r>
@@ -5750,6 +5856,7 @@
               <w:t>(</w:t>
             </w:r>
             <w:proofErr w:type="spellStart"/>
+            <w:proofErr w:type="gramEnd"/>
             <w:r>
               <w:rPr>
                 <w:rStyle w:val="VerbatimChar"/>
@@ -5800,6 +5907,7 @@
               <w:t>[sheep-</w:t>
             </w:r>
             <w:proofErr w:type="spellStart"/>
+            <w:proofErr w:type="gramStart"/>
             <w:r>
               <w:rPr>
                 <w:rStyle w:val="VerbatimChar"/>
@@ -5808,6 +5916,7 @@
               <w:t>overworld,pig</w:t>
             </w:r>
             <w:proofErr w:type="spellEnd"/>
+            <w:proofErr w:type="gramEnd"/>
             <w:r>
               <w:rPr>
                 <w:rStyle w:val="VerbatimChar"/>
@@ -5816,6 +5925,7 @@
               <w:t>-</w:t>
             </w:r>
             <w:proofErr w:type="spellStart"/>
+            <w:proofErr w:type="gramStart"/>
             <w:r>
               <w:rPr>
                 <w:rStyle w:val="VerbatimChar"/>
@@ -5824,6 +5934,7 @@
               <w:t>overworld,chicken</w:t>
             </w:r>
             <w:proofErr w:type="spellEnd"/>
+            <w:proofErr w:type="gramEnd"/>
             <w:r>
               <w:rPr>
                 <w:rStyle w:val="VerbatimChar"/>
@@ -5857,17 +5968,26 @@
                 <w:rStyle w:val="VerbatimChar"/>
                 <w:lang w:val="en-US"/>
               </w:rPr>
-              <w:t>item_dimension_from_structure</w:t>
-            </w:r>
-            <w:proofErr w:type="spellEnd"/>
+              <w:t>item_dimension_from_</w:t>
+            </w:r>
+            <w:proofErr w:type="gramStart"/>
             <w:r>
               <w:rPr>
                 <w:rStyle w:val="VerbatimChar"/>
                 <w:lang w:val="en-US"/>
               </w:rPr>
+              <w:t>structure</w:t>
+            </w:r>
+            <w:proofErr w:type="spellEnd"/>
+            <w:r>
+              <w:rPr>
+                <w:rStyle w:val="VerbatimChar"/>
+                <w:lang w:val="en-US"/>
+              </w:rPr>
               <w:t>(</w:t>
             </w:r>
             <w:proofErr w:type="spellStart"/>
+            <w:proofErr w:type="gramEnd"/>
             <w:r>
               <w:rPr>
                 <w:rStyle w:val="VerbatimChar"/>
@@ -5942,15 +6062,31 @@
                 <w:rStyle w:val="VerbatimChar"/>
                 <w:lang w:val="en-US"/>
               </w:rPr>
-              <w:t>available_item_in_dimension</w:t>
-            </w:r>
-            <w:proofErr w:type="spellEnd"/>
+              <w:t>available_item_in_</w:t>
+            </w:r>
+            <w:proofErr w:type="gramStart"/>
             <w:r>
               <w:rPr>
                 <w:rStyle w:val="VerbatimChar"/>
                 <w:lang w:val="en-US"/>
               </w:rPr>
-              <w:t>(Item, overworld).</w:t>
+              <w:t>dimension</w:t>
+            </w:r>
+            <w:proofErr w:type="spellEnd"/>
+            <w:r>
+              <w:rPr>
+                <w:rStyle w:val="VerbatimChar"/>
+                <w:lang w:val="en-US"/>
+              </w:rPr>
+              <w:t>(</w:t>
+            </w:r>
+            <w:proofErr w:type="gramEnd"/>
+            <w:r>
+              <w:rPr>
+                <w:rStyle w:val="VerbatimChar"/>
+                <w:lang w:val="en-US"/>
+              </w:rPr>
+              <w:t>Item, overworld).</w:t>
             </w:r>
           </w:p>
         </w:tc>
@@ -5978,7 +6114,55 @@
                 <w:rStyle w:val="VerbatimChar"/>
                 <w:lang w:val="en-US"/>
               </w:rPr>
-              <w:t>raw_mutton,white_wool,raw_chicken,carrot,golden_helmet</w:t>
+              <w:t>raw_</w:t>
+            </w:r>
+            <w:proofErr w:type="gramStart"/>
+            <w:r>
+              <w:rPr>
+                <w:rStyle w:val="VerbatimChar"/>
+                <w:lang w:val="en-US"/>
+              </w:rPr>
+              <w:t>mutton,white</w:t>
+            </w:r>
+            <w:proofErr w:type="gramEnd"/>
+            <w:r>
+              <w:rPr>
+                <w:rStyle w:val="VerbatimChar"/>
+                <w:lang w:val="en-US"/>
+              </w:rPr>
+              <w:t>_</w:t>
+            </w:r>
+            <w:proofErr w:type="gramStart"/>
+            <w:r>
+              <w:rPr>
+                <w:rStyle w:val="VerbatimChar"/>
+                <w:lang w:val="en-US"/>
+              </w:rPr>
+              <w:t>wool,raw</w:t>
+            </w:r>
+            <w:proofErr w:type="gramEnd"/>
+            <w:r>
+              <w:rPr>
+                <w:rStyle w:val="VerbatimChar"/>
+                <w:lang w:val="en-US"/>
+              </w:rPr>
+              <w:t>_</w:t>
+            </w:r>
+            <w:proofErr w:type="gramStart"/>
+            <w:r>
+              <w:rPr>
+                <w:rStyle w:val="VerbatimChar"/>
+                <w:lang w:val="en-US"/>
+              </w:rPr>
+              <w:t>chicken,carrot</w:t>
+            </w:r>
+            <w:proofErr w:type="gramEnd"/>
+            <w:r>
+              <w:rPr>
+                <w:rStyle w:val="VerbatimChar"/>
+                <w:lang w:val="en-US"/>
+              </w:rPr>
+              <w:t>,golden_helmet</w:t>
             </w:r>
             <w:proofErr w:type="spellEnd"/>
             <w:r>
@@ -7239,9 +7423,6 @@
         <w:t>связывающие сущности</w:t>
       </w:r>
       <w:r>
-        <w:rPr>
-          <w:lang w:val="en-US"/>
-        </w:rPr>
         <w:t>,</w:t>
       </w:r>
       <w:r>
@@ -7311,6 +7492,7 @@
         </w:rPr>
       </w:pPr>
       <w:proofErr w:type="spellStart"/>
+      <w:proofErr w:type="gramStart"/>
       <w:r>
         <w:rPr>
           <w:rFonts w:ascii="Century Gothic" w:eastAsia="Times New Roman" w:hAnsi="Century Gothic" w:cs="Courier New"/>
@@ -7335,6 +7517,7 @@
         <w:t>(</w:t>
       </w:r>
       <w:proofErr w:type="spellStart"/>
+      <w:proofErr w:type="gramEnd"/>
       <w:r>
         <w:rPr>
           <w:rFonts w:ascii="Century Gothic" w:eastAsia="Times New Roman" w:hAnsi="Century Gothic" w:cs="Courier New"/>
@@ -7431,6 +7614,7 @@
         </w:rPr>
       </w:pPr>
       <w:proofErr w:type="spellStart"/>
+      <w:proofErr w:type="gramStart"/>
       <w:r>
         <w:rPr>
           <w:rFonts w:ascii="Century Gothic" w:eastAsia="Times New Roman" w:hAnsi="Century Gothic" w:cs="Courier New"/>
@@ -7455,6 +7639,7 @@
         <w:t>(</w:t>
       </w:r>
       <w:proofErr w:type="spellStart"/>
+      <w:proofErr w:type="gramEnd"/>
       <w:r>
         <w:rPr>
           <w:rFonts w:ascii="Century Gothic" w:eastAsia="Times New Roman" w:hAnsi="Century Gothic" w:cs="Courier New"/>
@@ -7551,6 +7736,7 @@
         </w:rPr>
       </w:pPr>
       <w:proofErr w:type="spellStart"/>
+      <w:proofErr w:type="gramStart"/>
       <w:r>
         <w:rPr>
           <w:rFonts w:ascii="Century Gothic" w:eastAsia="Times New Roman" w:hAnsi="Century Gothic" w:cs="Courier New"/>
@@ -7575,6 +7761,7 @@
         <w:t>(</w:t>
       </w:r>
       <w:proofErr w:type="spellStart"/>
+      <w:proofErr w:type="gramEnd"/>
       <w:r>
         <w:rPr>
           <w:rFonts w:ascii="Century Gothic" w:eastAsia="Times New Roman" w:hAnsi="Century Gothic" w:cs="Courier New"/>
@@ -7671,6 +7858,7 @@
         </w:rPr>
       </w:pPr>
       <w:proofErr w:type="spellStart"/>
+      <w:proofErr w:type="gramStart"/>
       <w:r>
         <w:rPr>
           <w:rFonts w:ascii="Century Gothic" w:eastAsia="Times New Roman" w:hAnsi="Century Gothic" w:cs="Courier New"/>
@@ -7695,6 +7883,7 @@
         <w:t>(</w:t>
       </w:r>
       <w:proofErr w:type="spellStart"/>
+      <w:proofErr w:type="gramEnd"/>
       <w:r>
         <w:rPr>
           <w:rFonts w:ascii="Century Gothic" w:eastAsia="Times New Roman" w:hAnsi="Century Gothic" w:cs="Courier New"/>
@@ -7884,7 +8073,7 @@
           <w:kern w:val="0"/>
           <w:sz w:val="28"/>
           <w:szCs w:val="28"/>
-          <w:lang w:val="en-US" w:eastAsia="ru-RU"/>
+          <w:lang w:eastAsia="ru-RU"/>
           <w14:ligatures w14:val="none"/>
         </w:rPr>
       </w:pPr>
@@ -10357,6 +10546,7 @@
                 <w:szCs w:val="21"/>
               </w:rPr>
             </w:pPr>
+            <w:proofErr w:type="gramStart"/>
             <w:r>
               <w:rPr>
                 <w:rFonts w:ascii="Century Gothic" w:hAnsi="Century Gothic"/>
@@ -10376,6 +10566,7 @@
               <w:t>PassiveMob</w:t>
             </w:r>
             <w:proofErr w:type="spellEnd"/>
+            <w:proofErr w:type="gramEnd"/>
           </w:p>
         </w:tc>
         <w:tc>
@@ -10486,6 +10677,7 @@
                 <w:szCs w:val="21"/>
               </w:rPr>
             </w:pPr>
+            <w:proofErr w:type="gramStart"/>
             <w:r>
               <w:rPr>
                 <w:rFonts w:ascii="Century Gothic" w:hAnsi="Century Gothic"/>
@@ -10505,6 +10697,7 @@
               <w:t>AggressiveMob</w:t>
             </w:r>
             <w:proofErr w:type="spellEnd"/>
+            <w:proofErr w:type="gramEnd"/>
           </w:p>
         </w:tc>
         <w:tc>
@@ -10588,6 +10781,7 @@
                 <w:lang w:val="en-US"/>
               </w:rPr>
             </w:pPr>
+            <w:proofErr w:type="gramStart"/>
             <w:r>
               <w:rPr>
                 <w:rFonts w:ascii="Century Gothic" w:hAnsi="Century Gothic"/>
@@ -10595,7 +10789,27 @@
                 <w:szCs w:val="21"/>
                 <w:lang w:val="en-US"/>
               </w:rPr>
-              <w:t>:Mob and (:</w:t>
+              <w:t>:Mob</w:t>
+            </w:r>
+            <w:proofErr w:type="gramEnd"/>
+            <w:r>
+              <w:rPr>
+                <w:rFonts w:ascii="Century Gothic" w:hAnsi="Century Gothic"/>
+                <w:sz w:val="21"/>
+                <w:szCs w:val="21"/>
+                <w:lang w:val="en-US"/>
+              </w:rPr>
+              <w:t xml:space="preserve"> and </w:t>
+            </w:r>
+            <w:proofErr w:type="gramStart"/>
+            <w:r>
+              <w:rPr>
+                <w:rFonts w:ascii="Century Gothic" w:hAnsi="Century Gothic"/>
+                <w:sz w:val="21"/>
+                <w:szCs w:val="21"/>
+                <w:lang w:val="en-US"/>
+              </w:rPr>
+              <w:t>(:</w:t>
             </w:r>
             <w:proofErr w:type="spellStart"/>
             <w:r>
@@ -10608,6 +10822,7 @@
               <w:t>spawnsIn</w:t>
             </w:r>
             <w:proofErr w:type="spellEnd"/>
+            <w:proofErr w:type="gramEnd"/>
             <w:r>
               <w:rPr>
                 <w:rFonts w:ascii="Century Gothic" w:hAnsi="Century Gothic"/>
@@ -10718,6 +10933,7 @@
                 <w:lang w:val="en-US"/>
               </w:rPr>
             </w:pPr>
+            <w:proofErr w:type="gramStart"/>
             <w:r>
               <w:rPr>
                 <w:rFonts w:ascii="Century Gothic" w:hAnsi="Century Gothic"/>
@@ -10725,7 +10941,27 @@
                 <w:szCs w:val="21"/>
                 <w:lang w:val="en-US"/>
               </w:rPr>
-              <w:t>:Biome and (:</w:t>
+              <w:t>:Biome</w:t>
+            </w:r>
+            <w:proofErr w:type="gramEnd"/>
+            <w:r>
+              <w:rPr>
+                <w:rFonts w:ascii="Century Gothic" w:hAnsi="Century Gothic"/>
+                <w:sz w:val="21"/>
+                <w:szCs w:val="21"/>
+                <w:lang w:val="en-US"/>
+              </w:rPr>
+              <w:t xml:space="preserve"> and </w:t>
+            </w:r>
+            <w:proofErr w:type="gramStart"/>
+            <w:r>
+              <w:rPr>
+                <w:rFonts w:ascii="Century Gothic" w:hAnsi="Century Gothic"/>
+                <w:sz w:val="21"/>
+                <w:szCs w:val="21"/>
+                <w:lang w:val="en-US"/>
+              </w:rPr>
+              <w:t>(:</w:t>
             </w:r>
             <w:proofErr w:type="spellStart"/>
             <w:r>
@@ -10738,6 +10974,7 @@
               <w:t>locatedIn</w:t>
             </w:r>
             <w:proofErr w:type="spellEnd"/>
+            <w:proofErr w:type="gramEnd"/>
             <w:r>
               <w:rPr>
                 <w:rFonts w:ascii="Century Gothic" w:hAnsi="Century Gothic"/>
@@ -10822,6 +11059,7 @@
                 <w:lang w:val="en-US"/>
               </w:rPr>
             </w:pPr>
+            <w:proofErr w:type="gramStart"/>
             <w:r>
               <w:rPr>
                 <w:rFonts w:ascii="Century Gothic" w:hAnsi="Century Gothic"/>
@@ -10829,7 +11067,57 @@
                 <w:szCs w:val="21"/>
                 <w:lang w:val="en-US"/>
               </w:rPr>
-              <w:t>:Item and (inverse :contains some :Structure)</w:t>
+              <w:t>:Item</w:t>
+            </w:r>
+            <w:proofErr w:type="gramEnd"/>
+            <w:r>
+              <w:rPr>
+                <w:rFonts w:ascii="Century Gothic" w:hAnsi="Century Gothic"/>
+                <w:sz w:val="21"/>
+                <w:szCs w:val="21"/>
+                <w:lang w:val="en-US"/>
+              </w:rPr>
+              <w:t xml:space="preserve"> and (</w:t>
+            </w:r>
+            <w:proofErr w:type="gramStart"/>
+            <w:r>
+              <w:rPr>
+                <w:rFonts w:ascii="Century Gothic" w:hAnsi="Century Gothic"/>
+                <w:sz w:val="21"/>
+                <w:szCs w:val="21"/>
+                <w:lang w:val="en-US"/>
+              </w:rPr>
+              <w:t>inverse :contains</w:t>
+            </w:r>
+            <w:proofErr w:type="gramEnd"/>
+            <w:r>
+              <w:rPr>
+                <w:rFonts w:ascii="Century Gothic" w:hAnsi="Century Gothic"/>
+                <w:sz w:val="21"/>
+                <w:szCs w:val="21"/>
+                <w:lang w:val="en-US"/>
+              </w:rPr>
+              <w:t xml:space="preserve"> </w:t>
+            </w:r>
+            <w:proofErr w:type="gramStart"/>
+            <w:r>
+              <w:rPr>
+                <w:rFonts w:ascii="Century Gothic" w:hAnsi="Century Gothic"/>
+                <w:sz w:val="21"/>
+                <w:szCs w:val="21"/>
+                <w:lang w:val="en-US"/>
+              </w:rPr>
+              <w:t>some :Structure</w:t>
+            </w:r>
+            <w:proofErr w:type="gramEnd"/>
+            <w:r>
+              <w:rPr>
+                <w:rFonts w:ascii="Century Gothic" w:hAnsi="Century Gothic"/>
+                <w:sz w:val="21"/>
+                <w:szCs w:val="21"/>
+                <w:lang w:val="en-US"/>
+              </w:rPr>
+              <w:t>)</w:t>
             </w:r>
           </w:p>
         </w:tc>
@@ -10932,6 +11220,7 @@
                 <w:lang w:val="en-US"/>
               </w:rPr>
             </w:pPr>
+            <w:proofErr w:type="gramStart"/>
             <w:r>
               <w:rPr>
                 <w:rFonts w:ascii="Century Gothic" w:hAnsi="Century Gothic"/>
@@ -10939,7 +11228,27 @@
                 <w:szCs w:val="21"/>
                 <w:lang w:val="en-US"/>
               </w:rPr>
-              <w:t>:Structure and (:</w:t>
+              <w:t>:Structure</w:t>
+            </w:r>
+            <w:proofErr w:type="gramEnd"/>
+            <w:r>
+              <w:rPr>
+                <w:rFonts w:ascii="Century Gothic" w:hAnsi="Century Gothic"/>
+                <w:sz w:val="21"/>
+                <w:szCs w:val="21"/>
+                <w:lang w:val="en-US"/>
+              </w:rPr>
+              <w:t xml:space="preserve"> and </w:t>
+            </w:r>
+            <w:proofErr w:type="gramStart"/>
+            <w:r>
+              <w:rPr>
+                <w:rFonts w:ascii="Century Gothic" w:hAnsi="Century Gothic"/>
+                <w:sz w:val="21"/>
+                <w:szCs w:val="21"/>
+                <w:lang w:val="en-US"/>
+              </w:rPr>
+              <w:t>(:</w:t>
             </w:r>
             <w:proofErr w:type="spellStart"/>
             <w:r>
@@ -10952,6 +11261,7 @@
               <w:t>generatesIn</w:t>
             </w:r>
             <w:proofErr w:type="spellEnd"/>
+            <w:proofErr w:type="gramEnd"/>
             <w:r>
               <w:rPr>
                 <w:rFonts w:ascii="Century Gothic" w:hAnsi="Century Gothic"/>
@@ -10959,7 +11269,17 @@
                 <w:szCs w:val="21"/>
                 <w:lang w:val="en-US"/>
               </w:rPr>
-              <w:t xml:space="preserve"> some (:</w:t>
+              <w:t xml:space="preserve"> some </w:t>
+            </w:r>
+            <w:proofErr w:type="gramStart"/>
+            <w:r>
+              <w:rPr>
+                <w:rFonts w:ascii="Century Gothic" w:hAnsi="Century Gothic"/>
+                <w:sz w:val="21"/>
+                <w:szCs w:val="21"/>
+                <w:lang w:val="en-US"/>
+              </w:rPr>
+              <w:t>(:</w:t>
             </w:r>
             <w:proofErr w:type="spellStart"/>
             <w:r>
@@ -10972,6 +11292,7 @@
               <w:t>locatedIn</w:t>
             </w:r>
             <w:proofErr w:type="spellEnd"/>
+            <w:proofErr w:type="gramEnd"/>
             <w:r>
               <w:rPr>
                 <w:rFonts w:ascii="Century Gothic" w:hAnsi="Century Gothic"/>
@@ -10979,7 +11300,27 @@
                 <w:szCs w:val="21"/>
                 <w:lang w:val="en-US"/>
               </w:rPr>
-              <w:t xml:space="preserve"> value :overworld))</w:t>
+              <w:t xml:space="preserve"> </w:t>
+            </w:r>
+            <w:proofErr w:type="gramStart"/>
+            <w:r>
+              <w:rPr>
+                <w:rFonts w:ascii="Century Gothic" w:hAnsi="Century Gothic"/>
+                <w:sz w:val="21"/>
+                <w:szCs w:val="21"/>
+                <w:lang w:val="en-US"/>
+              </w:rPr>
+              <w:t>value :overworld</w:t>
+            </w:r>
+            <w:proofErr w:type="gramEnd"/>
+            <w:r>
+              <w:rPr>
+                <w:rFonts w:ascii="Century Gothic" w:hAnsi="Century Gothic"/>
+                <w:sz w:val="21"/>
+                <w:szCs w:val="21"/>
+                <w:lang w:val="en-US"/>
+              </w:rPr>
+              <w:t>))</w:t>
             </w:r>
           </w:p>
         </w:tc>
@@ -11588,6 +11929,7 @@
               <w:t xml:space="preserve"> </w:t>
             </w:r>
             <w:proofErr w:type="spellStart"/>
+            <w:proofErr w:type="gramStart"/>
             <w:r>
               <w:rPr>
                 <w:rFonts w:ascii="Century Gothic" w:eastAsia="Times New Roman" w:hAnsi="Century Gothic" w:cs="Courier New"/>
@@ -11600,6 +11942,7 @@
               <w:t>rdf:type</w:t>
             </w:r>
             <w:proofErr w:type="spellEnd"/>
+            <w:proofErr w:type="gramEnd"/>
             <w:r>
               <w:rPr>
                 <w:rFonts w:ascii="Century Gothic" w:eastAsia="Times New Roman" w:hAnsi="Century Gothic" w:cs="Courier New"/>
@@ -11798,6 +12141,7 @@
               <w:t xml:space="preserve"> </w:t>
             </w:r>
             <w:proofErr w:type="spellStart"/>
+            <w:proofErr w:type="gramStart"/>
             <w:r>
               <w:rPr>
                 <w:rFonts w:ascii="Century Gothic" w:eastAsia="Times New Roman" w:hAnsi="Century Gothic" w:cs="Courier New"/>
@@ -11810,6 +12154,7 @@
               <w:t>rdf:type</w:t>
             </w:r>
             <w:proofErr w:type="spellEnd"/>
+            <w:proofErr w:type="gramEnd"/>
             <w:r>
               <w:rPr>
                 <w:rFonts w:ascii="Century Gothic" w:eastAsia="Times New Roman" w:hAnsi="Century Gothic" w:cs="Courier New"/>
@@ -12008,6 +12353,7 @@
               <w:t xml:space="preserve"> </w:t>
             </w:r>
             <w:proofErr w:type="spellStart"/>
+            <w:proofErr w:type="gramStart"/>
             <w:r>
               <w:rPr>
                 <w:rFonts w:ascii="Century Gothic" w:eastAsia="Times New Roman" w:hAnsi="Century Gothic" w:cs="Courier New"/>
@@ -12020,6 +12366,7 @@
               <w:t>rdf:type</w:t>
             </w:r>
             <w:proofErr w:type="spellEnd"/>
+            <w:proofErr w:type="gramEnd"/>
             <w:r>
               <w:rPr>
                 <w:rFonts w:ascii="Century Gothic" w:eastAsia="Times New Roman" w:hAnsi="Century Gothic" w:cs="Courier New"/>
@@ -12103,6 +12450,7 @@
               <w:t xml:space="preserve">  </w:t>
             </w:r>
             <w:proofErr w:type="spellStart"/>
+            <w:proofErr w:type="gramStart"/>
             <w:r>
               <w:rPr>
                 <w:rFonts w:ascii="Century Gothic" w:eastAsia="Times New Roman" w:hAnsi="Century Gothic" w:cs="Courier New"/>
@@ -12127,6 +12475,7 @@
               <w:t>(</w:t>
             </w:r>
             <w:proofErr w:type="spellStart"/>
+            <w:proofErr w:type="gramEnd"/>
             <w:r>
               <w:rPr>
                 <w:rFonts w:ascii="Century Gothic" w:eastAsia="Times New Roman" w:hAnsi="Century Gothic" w:cs="Courier New"/>
@@ -12345,6 +12694,7 @@
               </w:rPr>
             </w:pPr>
             <w:proofErr w:type="spellStart"/>
+            <w:proofErr w:type="gramStart"/>
             <w:r>
               <w:rPr>
                 <w:rFonts w:ascii="Century Gothic" w:eastAsia="Times New Roman" w:hAnsi="Century Gothic" w:cs="Courier New"/>
@@ -12369,6 +12719,7 @@
               <w:t>(</w:t>
             </w:r>
             <w:proofErr w:type="spellStart"/>
+            <w:proofErr w:type="gramEnd"/>
             <w:r>
               <w:rPr>
                 <w:rFonts w:ascii="Century Gothic" w:eastAsia="Times New Roman" w:hAnsi="Century Gothic" w:cs="Courier New"/>
@@ -12576,6 +12927,7 @@
               </w:rPr>
             </w:pPr>
             <w:proofErr w:type="spellStart"/>
+            <w:proofErr w:type="gramStart"/>
             <w:r>
               <w:rPr>
                 <w:rFonts w:ascii="Century Gothic" w:eastAsia="Times New Roman" w:hAnsi="Century Gothic" w:cs="Courier New"/>
@@ -12600,6 +12952,7 @@
               <w:t>(</w:t>
             </w:r>
             <w:proofErr w:type="spellStart"/>
+            <w:proofErr w:type="gramEnd"/>
             <w:r>
               <w:rPr>
                 <w:rFonts w:ascii="Century Gothic" w:eastAsia="Times New Roman" w:hAnsi="Century Gothic" w:cs="Courier New"/>
@@ -12807,6 +13160,7 @@
               </w:rPr>
             </w:pPr>
             <w:proofErr w:type="spellStart"/>
+            <w:proofErr w:type="gramStart"/>
             <w:r>
               <w:rPr>
                 <w:rFonts w:ascii="Century Gothic" w:eastAsia="Times New Roman" w:hAnsi="Century Gothic" w:cs="Courier New"/>
@@ -12831,6 +13185,7 @@
               <w:t>(</w:t>
             </w:r>
             <w:proofErr w:type="spellStart"/>
+            <w:proofErr w:type="gramEnd"/>
             <w:r>
               <w:rPr>
                 <w:rFonts w:ascii="Century Gothic" w:eastAsia="Times New Roman" w:hAnsi="Century Gothic" w:cs="Courier New"/>
@@ -13214,6 +13569,7 @@
               <w:t xml:space="preserve"> </w:t>
             </w:r>
             <w:proofErr w:type="spellStart"/>
+            <w:proofErr w:type="gramStart"/>
             <w:r>
               <w:rPr>
                 <w:rFonts w:ascii="Century Gothic" w:hAnsi="Century Gothic"/>
@@ -13223,6 +13579,7 @@
               <w:t>rdf:type</w:t>
             </w:r>
             <w:proofErr w:type="spellEnd"/>
+            <w:proofErr w:type="gramEnd"/>
             <w:r>
               <w:rPr>
                 <w:rFonts w:ascii="Century Gothic" w:hAnsi="Century Gothic"/>
@@ -13339,6 +13696,7 @@
               <w:t xml:space="preserve"> </w:t>
             </w:r>
             <w:proofErr w:type="spellStart"/>
+            <w:proofErr w:type="gramStart"/>
             <w:r>
               <w:rPr>
                 <w:rFonts w:ascii="Century Gothic" w:hAnsi="Century Gothic"/>
@@ -13348,6 +13706,7 @@
               <w:t>rdf:type</w:t>
             </w:r>
             <w:proofErr w:type="spellEnd"/>
+            <w:proofErr w:type="gramEnd"/>
             <w:r>
               <w:rPr>
                 <w:rFonts w:ascii="Century Gothic" w:hAnsi="Century Gothic"/>
@@ -13448,13 +13807,90 @@
     </w:p>
     <w:p>
       <w:pPr>
+        <w:keepNext/>
+      </w:pPr>
+      <w:r>
         <w:rPr>
           <w:rFonts w:ascii="Segoe UI" w:hAnsi="Segoe UI" w:cs="Segoe UI"/>
           <w:b/>
           <w:bCs/>
-          <w:lang w:eastAsia="ru-RU"/>
-        </w:rPr>
-      </w:pPr>
+          <w:noProof/>
+          <w:lang w:eastAsia="ru-RU"/>
+        </w:rPr>
+        <w:lastRenderedPageBreak/>
+        <w:drawing>
+          <wp:inline distT="0" distB="0" distL="0" distR="0" wp14:anchorId="37BE8FE6" wp14:editId="64826118">
+            <wp:extent cx="6314498" cy="7360727"/>
+            <wp:effectExtent l="0" t="0" r="0" b="5715"/>
+            <wp:docPr id="334988218" name="Рисунок 3"/>
+            <wp:cNvGraphicFramePr>
+              <a:graphicFrameLocks xmlns:a="http://schemas.openxmlformats.org/drawingml/2006/main" noChangeAspect="1"/>
+            </wp:cNvGraphicFramePr>
+            <a:graphic xmlns:a="http://schemas.openxmlformats.org/drawingml/2006/main">
+              <a:graphicData uri="http://schemas.openxmlformats.org/drawingml/2006/picture">
+                <pic:pic xmlns:pic="http://schemas.openxmlformats.org/drawingml/2006/picture">
+                  <pic:nvPicPr>
+                    <pic:cNvPr id="334988218" name="Рисунок 334988218"/>
+                    <pic:cNvPicPr/>
+                  </pic:nvPicPr>
+                  <pic:blipFill>
+                    <a:blip r:embed="rId12">
+                      <a:extLst>
+                        <a:ext uri="{28A0092B-C50C-407E-A947-70E740481C1C}">
+                          <a14:useLocalDpi xmlns:a14="http://schemas.microsoft.com/office/drawing/2010/main" val="0"/>
+                        </a:ext>
+                      </a:extLst>
+                    </a:blip>
+                    <a:stretch>
+                      <a:fillRect/>
+                    </a:stretch>
+                  </pic:blipFill>
+                  <pic:spPr>
+                    <a:xfrm>
+                      <a:off x="0" y="0"/>
+                      <a:ext cx="6342326" cy="7393166"/>
+                    </a:xfrm>
+                    <a:prstGeom prst="rect">
+                      <a:avLst/>
+                    </a:prstGeom>
+                  </pic:spPr>
+                </pic:pic>
+              </a:graphicData>
+            </a:graphic>
+          </wp:inline>
+        </w:drawing>
+      </w:r>
+    </w:p>
+    <w:p>
+      <w:pPr>
+        <w:pStyle w:val="ad"/>
+        <w:rPr>
+          <w:rFonts w:ascii="Segoe UI" w:hAnsi="Segoe UI" w:cs="Segoe UI"/>
+          <w:b/>
+          <w:bCs/>
+          <w:lang w:eastAsia="ru-RU"/>
+        </w:rPr>
+      </w:pPr>
+      <w:r>
+        <w:t xml:space="preserve">Рис. </w:t>
+      </w:r>
+      <w:fldSimple w:instr=" SEQ Рис. \* ARABIC ">
+        <w:r>
+          <w:rPr>
+            <w:noProof/>
+          </w:rPr>
+          <w:t>6</w:t>
+        </w:r>
+      </w:fldSimple>
+      <w:r>
+        <w:rPr>
+          <w:lang w:val="en-US"/>
+        </w:rPr>
+        <w:t xml:space="preserve"> - </w:t>
+      </w:r>
+      <w:r>
+        <w:t>Онтологический граф</w:t>
+      </w:r>
     </w:p>
     <w:sectPr>
       <w:pgSz w:w="11906" w:h="16838"/>
